--- a/swh/docx/025.content.docx
+++ b/swh/docx/025.content.docx
@@ -150,26 +150,6 @@
           <w:lang w:val="sw_KE" w:bidi="sw_KE"/>
         </w:rPr>
         <w:t>Y</w:t>
-      </w:r>
-      <w:r>
-        <w:rPr>
-          <w:lang w:val="sw_KE" w:bidi="sw_KE"/>
-        </w:rPr>
-      </w:r>
-    </w:p>
-    <w:p>
-      <w:pPr/>
-      <w:r>
-        <w:rPr>
-          <w:lang w:val="sw_KE" w:bidi="sw_KE"/>
-        </w:rPr>
-      </w:r>
-      <w:r>
-        <w:rPr>
-          <w:i/>
-          <w:lang w:val="sw_KE" w:bidi="sw_KE"/>
-        </w:rPr>
-        <w:t>Yerusalemu, Yesu na Shetani, Yote Ni "Mvuke"</w:t>
       </w:r>
       <w:r>
         <w:rPr>

--- a/swh/docx/025.content.docx
+++ b/swh/docx/025.content.docx
@@ -19,7 +19,7 @@
         <w:rPr>
           <w:lang w:val="sw_KE" w:bidi="sw_KE"/>
         </w:rPr>
-        <w:t>Resource: Study Notes - Themes (Tyndale)</w:t>
+        <w:t>Resource: Tyndale Open Study Notes</w:t>
       </w:r>
       <w:r>
         <w:rPr>
@@ -112,7 +112,7 @@
         <w:rPr>
           <w:lang w:val="sw_KE" w:bidi="sw_KE"/>
         </w:rPr>
-        <w:t>Study Notes - Themes (Tyndale)</w:t>
+        <w:t>Tyndale Open Study Notes</w:t>
       </w:r>
     </w:p>
     <w:p>

--- a/swh/docx/025.content.docx
+++ b/swh/docx/025.content.docx
@@ -149,7 +149,7 @@
         <w:rPr>
           <w:lang w:val="sw_KE" w:bidi="sw_KE"/>
         </w:rPr>
-        <w:t>Y</w:t>
+        <w:t>Z</w:t>
       </w:r>
       <w:r>
         <w:rPr>
@@ -212,7 +212,7 @@
         <w:rPr>
           <w:lang w:val="sw_KE" w:bidi="sw_KE"/>
         </w:rPr>
-        <w:t>Yerusalemu</w:t>
+        <w:t>Zaburi ya Mateso</w:t>
       </w:r>
       <w:r>
         <w:rPr>
@@ -231,115 +231,7 @@
         <w:rPr>
           <w:lang w:val="sw_KE" w:bidi="sw_KE"/>
         </w:rPr>
-        <w:t>Yerusalemu ulikuwa mji wenye shughuli nyingi mapema kama miaka mia nne kabla ya wakati wa Mfalme Daudi. Waisraeli hawakuwahi kuiteka kikamilifu waliposhinda Kanaani au wakati wa Waamuzi (</w:t>
-      </w:r>
-      <w:hyperlink r:id="rId13">
-        <w:r>
-          <w:rPr>
-            <w:lang w:val="sw_KE" w:bidi="sw_KE"/>
-          </w:rPr>
-          <w:rPr>
-            <w:color w:val="0000EE"/>
-            <w:u w:val="single"/>
-          </w:rPr>
-          <w:t>Yoshua 15:63</w:t>
-        </w:r>
-      </w:hyperlink>
-      <w:r>
-        <w:rPr>
-          <w:lang w:val="sw_KE" w:bidi="sw_KE"/>
-        </w:rPr>
-        <w:t xml:space="preserve">; </w:t>
-      </w:r>
-      <w:hyperlink r:id="rId14">
-        <w:r>
-          <w:rPr>
-            <w:lang w:val="sw_KE" w:bidi="sw_KE"/>
-          </w:rPr>
-          <w:rPr>
-            <w:color w:val="0000EE"/>
-            <w:u w:val="single"/>
-          </w:rPr>
-          <w:t>Waamuzi 1:8</w:t>
-        </w:r>
-      </w:hyperlink>
-      <w:r>
-        <w:rPr>
-          <w:lang w:val="sw_KE" w:bidi="sw_KE"/>
-        </w:rPr>
-        <w:t xml:space="preserve">, </w:t>
-      </w:r>
-      <w:hyperlink r:id="rId15">
-        <w:r>
-          <w:rPr>
-            <w:lang w:val="sw_KE" w:bidi="sw_KE"/>
-          </w:rPr>
-          <w:rPr>
-            <w:color w:val="0000EE"/>
-            <w:u w:val="single"/>
-          </w:rPr>
-          <w:t>21</w:t>
-        </w:r>
-      </w:hyperlink>
-      <w:r>
-        <w:rPr>
-          <w:lang w:val="sw_KE" w:bidi="sw_KE"/>
-        </w:rPr>
-        <w:t>). Israeli iliunda uhusiano wa amani na eneo huru la Wayebusi (</w:t>
-      </w:r>
-      <w:hyperlink r:id="rId16">
-        <w:r>
-          <w:rPr>
-            <w:lang w:val="sw_KE" w:bidi="sw_KE"/>
-          </w:rPr>
-          <w:rPr>
-            <w:color w:val="0000EE"/>
-            <w:u w:val="single"/>
-          </w:rPr>
-          <w:t>Waamuzi 19:10–12</w:t>
-        </w:r>
-      </w:hyperlink>
-      <w:r>
-        <w:rPr>
-          <w:lang w:val="sw_KE" w:bidi="sw_KE"/>
-        </w:rPr>
-        <w:t>). Yerusalemu ilikuwa ngumu sana kuiteka kiasi kwamba Agano la Kale linataja wavamizi watatu tu waliofanikiwa: Daudi, Yehoashi, na Nebukadneza wa Babuloni (</w:t>
-      </w:r>
-      <w:hyperlink r:id="rId17">
-        <w:r>
-          <w:rPr>
-            <w:lang w:val="sw_KE" w:bidi="sw_KE"/>
-          </w:rPr>
-          <w:rPr>
-            <w:color w:val="0000EE"/>
-            <w:u w:val="single"/>
-          </w:rPr>
-          <w:t>2 Wafalme 14:11–14</w:t>
-        </w:r>
-      </w:hyperlink>
-      <w:r>
-        <w:rPr>
-          <w:lang w:val="sw_KE" w:bidi="sw_KE"/>
-        </w:rPr>
-        <w:t xml:space="preserve">; </w:t>
-      </w:r>
-      <w:hyperlink r:id="rId18">
-        <w:r>
-          <w:rPr>
-            <w:lang w:val="sw_KE" w:bidi="sw_KE"/>
-          </w:rPr>
-          <w:rPr>
-            <w:color w:val="0000EE"/>
-            <w:u w:val="single"/>
-          </w:rPr>
-          <w:t>2 Wafalme 25:1–10</w:t>
-        </w:r>
-      </w:hyperlink>
-      <w:r>
-        <w:rPr>
-          <w:lang w:val="sw_KE" w:bidi="sw_KE"/>
-        </w:rPr>
-        <w:t>).</w:t>
+        <w:t>Zaburi nne za mateso (Zaburi 16, 22, 40, na 69) zinaelezea dhiki kali inayompata mtumishi wa Mungu. Pia zinajulikana kama "Zaburi za Mateso."</w:t>
       </w:r>
     </w:p>
     <w:p>
@@ -349,59 +241,41 @@
           <w:lang w:val="sw_KE" w:bidi="sw_KE"/>
         </w:rPr>
       </w:r>
-      <w:r>
-        <w:rPr>
-          <w:lang w:val="sw_KE" w:bidi="sw_KE"/>
-        </w:rPr>
-        <w:t xml:space="preserve">Mfalme Daudi aliteka Yerusalemu, labda kupitia handaki la maji (tazama </w:t>
-      </w:r>
-      <w:r>
-        <w:rPr>
-          <w:lang w:val="sw_KE" w:bidi="sw_KE"/>
-        </w:rPr>
-        <w:t>maelezo ya somo kwenye 5:8</w:t>
-      </w:r>
-      <w:r>
-        <w:rPr>
-          <w:lang w:val="sw_KE" w:bidi="sw_KE"/>
-        </w:rPr>
-        <w:t xml:space="preserve">). Aliifanya Yerusalemu kuwa mji mkuu wa kisiasa wa Israeli, na baadaye ikawa mji mkuu wa kiroho. </w:t>
-      </w:r>
-      <w:hyperlink r:id="rId19">
-        <w:r>
-          <w:rPr>
-            <w:lang w:val="sw_KE" w:bidi="sw_KE"/>
-          </w:rPr>
-          <w:rPr>
-            <w:color w:val="0000EE"/>
-            <w:u w:val="single"/>
-          </w:rPr>
-          <w:t>Zaburi 48</w:t>
-        </w:r>
-      </w:hyperlink>
-      <w:r>
-        <w:rPr>
-          <w:lang w:val="sw_KE" w:bidi="sw_KE"/>
-        </w:rPr>
-        <w:t xml:space="preserve"> inatoa maelezo mazuri na yenye nguvu ya Yerusalemu kama ngome. Ilikuwa na minara, kuta (ngome), na sehemu za juu zinazoweza kutetewa kwa urahisi (ngome) kwenye eneo lenye miamba. Hii ingeweza kuwapotosha wale waliokuwa wakiishi hapo kwa hisia ya uongo ya usalama au hata ibada ya sanamu. </w:t>
-      </w:r>
-      <w:hyperlink r:id="rId20">
-        <w:r>
-          <w:rPr>
-            <w:lang w:val="sw_KE" w:bidi="sw_KE"/>
-          </w:rPr>
-          <w:rPr>
-            <w:color w:val="0000EE"/>
-            <w:u w:val="single"/>
-          </w:rPr>
-          <w:t>Zaburi 48:1–3</w:t>
-        </w:r>
-      </w:hyperlink>
-      <w:r>
-        <w:rPr>
-          <w:lang w:val="sw_KE" w:bidi="sw_KE"/>
-        </w:rPr>
-        <w:t xml:space="preserve"> inawakumbusha wasomaji kwamba mandhari ya Yerusalemu haikufanya iwe salama, bali ni kwa sababu Mungu alikuwa hapo.</w:t>
+      <w:hyperlink r:id="rId13">
+        <w:r>
+          <w:rPr>
+            <w:lang w:val="sw_KE" w:bidi="sw_KE"/>
+          </w:rPr>
+          <w:rPr>
+            <w:color w:val="0000EE"/>
+            <w:u w:val="single"/>
+          </w:rPr>
+          <w:t>Zaburi 22</w:t>
+        </w:r>
+      </w:hyperlink>
+      <w:r>
+        <w:rPr>
+          <w:lang w:val="sw_KE" w:bidi="sw_KE"/>
+        </w:rPr>
+        <w:t xml:space="preserve"> inatumia lugha yenye nguvu sana kuhusu mateso katika Zaburi. Katika zaburi hii, mtumishi wa Mungu anateseka ingawa yeye ni mwenye haki. Hakuna kutajwa kwa dhambi yoyote, hivyo mateso ya mwandishi wa zaburi yanaonekana kuwa hayana haki kabisa. Licha ya kutendewa vibaya sana, hakuna sala ya kulipiza kisasi (tazama </w:t>
+      </w:r>
+      <w:hyperlink r:id="rId14">
+        <w:r>
+          <w:rPr>
+            <w:lang w:val="sw_KE" w:bidi="sw_KE"/>
+          </w:rPr>
+          <w:rPr>
+            <w:color w:val="0000EE"/>
+            <w:u w:val="single"/>
+          </w:rPr>
+          <w:t>Zaburi 137</w:t>
+        </w:r>
+      </w:hyperlink>
+      <w:r>
+        <w:rPr>
+          <w:lang w:val="sw_KE" w:bidi="sw_KE"/>
+        </w:rPr>
+        <w:t>).</w:t>
       </w:r>
     </w:p>
     <w:p>
@@ -415,18 +289,18 @@
         <w:rPr>
           <w:lang w:val="sw_KE" w:bidi="sw_KE"/>
         </w:rPr>
-        <w:t xml:space="preserve">Agano la Kale na Agano Jipya yote yanaita Yerusalemu "mji mtakatifu" (tazama </w:t>
-      </w:r>
-      <w:hyperlink r:id="rId21">
-        <w:r>
-          <w:rPr>
-            <w:lang w:val="sw_KE" w:bidi="sw_KE"/>
-          </w:rPr>
-          <w:rPr>
-            <w:color w:val="0000EE"/>
-            <w:u w:val="single"/>
-          </w:rPr>
-          <w:t>Nehemia 11:1</w:t>
+        <w:t xml:space="preserve">Zaburi hii ina uhusiano muhimu na kifo cha Yesu msalabani (kwa mfano, </w:t>
+      </w:r>
+      <w:hyperlink r:id="rId15">
+        <w:r>
+          <w:rPr>
+            <w:lang w:val="sw_KE" w:bidi="sw_KE"/>
+          </w:rPr>
+          <w:rPr>
+            <w:color w:val="0000EE"/>
+            <w:u w:val="single"/>
+          </w:rPr>
+          <w:t>Zaburi 22:6–8</w:t>
         </w:r>
       </w:hyperlink>
       <w:r>
@@ -435,113 +309,95 @@
         </w:rPr>
         <w:t xml:space="preserve">, </w:t>
       </w:r>
-      <w:hyperlink r:id="rId22">
-        <w:r>
-          <w:rPr>
-            <w:lang w:val="sw_KE" w:bidi="sw_KE"/>
-          </w:rPr>
-          <w:rPr>
-            <w:color w:val="0000EE"/>
-            <w:u w:val="single"/>
-          </w:rPr>
-          <w:t>18</w:t>
-        </w:r>
-      </w:hyperlink>
-      <w:r>
-        <w:rPr>
-          <w:lang w:val="sw_KE" w:bidi="sw_KE"/>
-        </w:rPr>
-        <w:t xml:space="preserve">; </w:t>
-      </w:r>
-      <w:hyperlink r:id="rId23">
-        <w:r>
-          <w:rPr>
-            <w:lang w:val="sw_KE" w:bidi="sw_KE"/>
-          </w:rPr>
-          <w:rPr>
-            <w:color w:val="0000EE"/>
-            <w:u w:val="single"/>
-          </w:rPr>
-          <w:t>Isaya 52:1</w:t>
-        </w:r>
-      </w:hyperlink>
-      <w:r>
-        <w:rPr>
-          <w:lang w:val="sw_KE" w:bidi="sw_KE"/>
-        </w:rPr>
-        <w:t xml:space="preserve">; </w:t>
-      </w:r>
-      <w:hyperlink r:id="rId24">
-        <w:r>
-          <w:rPr>
-            <w:lang w:val="sw_KE" w:bidi="sw_KE"/>
-          </w:rPr>
-          <w:rPr>
-            <w:color w:val="0000EE"/>
-            <w:u w:val="single"/>
-          </w:rPr>
-          <w:t>Danieli 9:24</w:t>
-        </w:r>
-      </w:hyperlink>
-      <w:r>
-        <w:rPr>
-          <w:lang w:val="sw_KE" w:bidi="sw_KE"/>
-        </w:rPr>
-        <w:t xml:space="preserve">; </w:t>
-      </w:r>
-      <w:hyperlink r:id="rId25">
-        <w:r>
-          <w:rPr>
-            <w:lang w:val="sw_KE" w:bidi="sw_KE"/>
-          </w:rPr>
-          <w:rPr>
-            <w:color w:val="0000EE"/>
-            <w:u w:val="single"/>
-          </w:rPr>
-          <w:t>Mathayo 4:5</w:t>
-        </w:r>
-      </w:hyperlink>
-      <w:r>
-        <w:rPr>
-          <w:lang w:val="sw_KE" w:bidi="sw_KE"/>
-        </w:rPr>
-        <w:t xml:space="preserve">; </w:t>
-      </w:r>
-      <w:hyperlink r:id="rId26">
-        <w:r>
-          <w:rPr>
-            <w:lang w:val="sw_KE" w:bidi="sw_KE"/>
-          </w:rPr>
-          <w:rPr>
-            <w:color w:val="0000EE"/>
-            <w:u w:val="single"/>
-          </w:rPr>
-          <w:t>27:53</w:t>
-        </w:r>
-      </w:hyperlink>
-      <w:r>
-        <w:rPr>
-          <w:lang w:val="sw_KE" w:bidi="sw_KE"/>
-        </w:rPr>
-        <w:t xml:space="preserve">; </w:t>
-      </w:r>
-      <w:hyperlink r:id="rId27">
-        <w:r>
-          <w:rPr>
-            <w:lang w:val="sw_KE" w:bidi="sw_KE"/>
-          </w:rPr>
-          <w:rPr>
-            <w:color w:val="0000EE"/>
-            <w:u w:val="single"/>
-          </w:rPr>
-          <w:t>Ufunuo 21:2</w:t>
-        </w:r>
-      </w:hyperlink>
-      <w:r>
-        <w:rPr>
-          <w:lang w:val="sw_KE" w:bidi="sw_KE"/>
-        </w:rPr>
-        <w:t>). Ni mji pekee unaotajwa kwa namna hii katika Biblia. Kwa nini mji huu unachukuliwa kuwa mtakatifu? Hakika si kwa sababu ya utakatifu wa watu wake. Kwa kweli, Wababeli waliuharibu mji huo mwaka 586 Kabla ya Kristo (KK) kwa sababu watu wake hawakuwa watakatifu.</w:t>
+      <w:hyperlink r:id="rId16">
+        <w:r>
+          <w:rPr>
+            <w:lang w:val="sw_KE" w:bidi="sw_KE"/>
+          </w:rPr>
+          <w:rPr>
+            <w:color w:val="0000EE"/>
+            <w:u w:val="single"/>
+          </w:rPr>
+          <w:t>14–18</w:t>
+        </w:r>
+      </w:hyperlink>
+      <w:r>
+        <w:rPr>
+          <w:lang w:val="sw_KE" w:bidi="sw_KE"/>
+        </w:rPr>
+        <w:t xml:space="preserve">). Kwa kweli, Yesu alinukuu sehemu ya </w:t>
+      </w:r>
+      <w:hyperlink r:id="rId13">
+        <w:r>
+          <w:rPr>
+            <w:lang w:val="sw_KE" w:bidi="sw_KE"/>
+          </w:rPr>
+          <w:rPr>
+            <w:color w:val="0000EE"/>
+            <w:u w:val="single"/>
+          </w:rPr>
+          <w:t>Zaburi 22</w:t>
+        </w:r>
+      </w:hyperlink>
+      <w:r>
+        <w:rPr>
+          <w:lang w:val="sw_KE" w:bidi="sw_KE"/>
+        </w:rPr>
+        <w:t xml:space="preserve"> alipokuwa akining'inia msalabani (</w:t>
+      </w:r>
+      <w:hyperlink r:id="rId17">
+        <w:r>
+          <w:rPr>
+            <w:lang w:val="sw_KE" w:bidi="sw_KE"/>
+          </w:rPr>
+          <w:rPr>
+            <w:color w:val="0000EE"/>
+            <w:u w:val="single"/>
+          </w:rPr>
+          <w:t>22:1</w:t>
+        </w:r>
+      </w:hyperlink>
+      <w:r>
+        <w:rPr>
+          <w:lang w:val="sw_KE" w:bidi="sw_KE"/>
+        </w:rPr>
+        <w:t xml:space="preserve">; tazama </w:t>
+      </w:r>
+      <w:hyperlink r:id="rId18">
+        <w:r>
+          <w:rPr>
+            <w:lang w:val="sw_KE" w:bidi="sw_KE"/>
+          </w:rPr>
+          <w:rPr>
+            <w:color w:val="0000EE"/>
+            <w:u w:val="single"/>
+          </w:rPr>
+          <w:t>Mathayo 27:46</w:t>
+        </w:r>
+      </w:hyperlink>
+      <w:r>
+        <w:rPr>
+          <w:lang w:val="sw_KE" w:bidi="sw_KE"/>
+        </w:rPr>
+        <w:t>). Kristo asiye na dhambi hata aliwaombea wale waliomuua (</w:t>
+      </w:r>
+      <w:hyperlink r:id="rId19">
+        <w:r>
+          <w:rPr>
+            <w:lang w:val="sw_KE" w:bidi="sw_KE"/>
+          </w:rPr>
+          <w:rPr>
+            <w:color w:val="0000EE"/>
+            <w:u w:val="single"/>
+          </w:rPr>
+          <w:t>Luka 23:34</w:t>
+        </w:r>
+      </w:hyperlink>
+      <w:r>
+        <w:rPr>
+          <w:lang w:val="sw_KE" w:bidi="sw_KE"/>
+        </w:rPr>
+        <w:t>).</w:t>
       </w:r>
     </w:p>
     <w:p>
@@ -555,7 +411,151 @@
         <w:rPr>
           <w:lang w:val="sw_KE" w:bidi="sw_KE"/>
         </w:rPr>
-        <w:t>Pia haikuwa takatifu kwa sababu ilikuwa mji mkuu wa Israeli kwa karne nyingi. Yerusalemu ulikuwa mji mtakatifu kwa sababu Mungu aliuchagua (</w:t>
+        <w:t xml:space="preserve">Zaburi nyingine za mateso pia zilihusishwa na Yesu. </w:t>
+      </w:r>
+      <w:hyperlink r:id="rId20">
+        <w:r>
+          <w:rPr>
+            <w:lang w:val="sw_KE" w:bidi="sw_KE"/>
+          </w:rPr>
+          <w:rPr>
+            <w:color w:val="0000EE"/>
+            <w:u w:val="single"/>
+          </w:rPr>
+          <w:t>Zaburi 16:10</w:t>
+        </w:r>
+      </w:hyperlink>
+      <w:r>
+        <w:rPr>
+          <w:lang w:val="sw_KE" w:bidi="sw_KE"/>
+        </w:rPr>
+        <w:t xml:space="preserve"> inatabiri ushindi wa Yesu dhidi ya kifo (tazama </w:t>
+      </w:r>
+      <w:hyperlink r:id="rId21">
+        <w:r>
+          <w:rPr>
+            <w:lang w:val="sw_KE" w:bidi="sw_KE"/>
+          </w:rPr>
+          <w:rPr>
+            <w:color w:val="0000EE"/>
+            <w:u w:val="single"/>
+          </w:rPr>
+          <w:t>Matendo 2:24–31</w:t>
+        </w:r>
+      </w:hyperlink>
+      <w:r>
+        <w:rPr>
+          <w:lang w:val="sw_KE" w:bidi="sw_KE"/>
+        </w:rPr>
+        <w:t xml:space="preserve">). </w:t>
+      </w:r>
+      <w:hyperlink r:id="rId22">
+        <w:r>
+          <w:rPr>
+            <w:lang w:val="sw_KE" w:bidi="sw_KE"/>
+          </w:rPr>
+          <w:rPr>
+            <w:color w:val="0000EE"/>
+            <w:u w:val="single"/>
+          </w:rPr>
+          <w:t>Zaburi 40:6–8</w:t>
+        </w:r>
+      </w:hyperlink>
+      <w:r>
+        <w:rPr>
+          <w:lang w:val="sw_KE" w:bidi="sw_KE"/>
+        </w:rPr>
+        <w:t xml:space="preserve"> inapendekeza kazi isiyo na ubinafsi ya Yesu ya ukombozi (</w:t>
+      </w:r>
+      <w:hyperlink r:id="rId23">
+        <w:r>
+          <w:rPr>
+            <w:lang w:val="sw_KE" w:bidi="sw_KE"/>
+          </w:rPr>
+          <w:rPr>
+            <w:color w:val="0000EE"/>
+            <w:u w:val="single"/>
+          </w:rPr>
+          <w:t>Waebrania 10:5–10</w:t>
+        </w:r>
+      </w:hyperlink>
+      <w:r>
+        <w:rPr>
+          <w:lang w:val="sw_KE" w:bidi="sw_KE"/>
+        </w:rPr>
+        <w:t xml:space="preserve">). </w:t>
+      </w:r>
+      <w:hyperlink r:id="rId24">
+        <w:r>
+          <w:rPr>
+            <w:lang w:val="sw_KE" w:bidi="sw_KE"/>
+          </w:rPr>
+          <w:rPr>
+            <w:color w:val="0000EE"/>
+            <w:u w:val="single"/>
+          </w:rPr>
+          <w:t>Zaburi 69</w:t>
+        </w:r>
+      </w:hyperlink>
+      <w:r>
+        <w:rPr>
+          <w:lang w:val="sw_KE" w:bidi="sw_KE"/>
+        </w:rPr>
+        <w:t xml:space="preserve"> inazungumzia upweke unaotokana na kujitolea kwa ajili ya Mungu (</w:t>
+      </w:r>
+      <w:hyperlink r:id="rId25">
+        <w:r>
+          <w:rPr>
+            <w:lang w:val="sw_KE" w:bidi="sw_KE"/>
+          </w:rPr>
+          <w:rPr>
+            <w:color w:val="0000EE"/>
+            <w:u w:val="single"/>
+          </w:rPr>
+          <w:t>69:8–9</w:t>
+        </w:r>
+      </w:hyperlink>
+      <w:r>
+        <w:rPr>
+          <w:lang w:val="sw_KE" w:bidi="sw_KE"/>
+        </w:rPr>
+        <w:t>). Pia inatabiri jukumu la mwanafunzi Yuda katika kazi ya Mungu kupitia Kristo (</w:t>
+      </w:r>
+      <w:hyperlink r:id="rId26">
+        <w:r>
+          <w:rPr>
+            <w:lang w:val="sw_KE" w:bidi="sw_KE"/>
+          </w:rPr>
+          <w:rPr>
+            <w:color w:val="0000EE"/>
+            <w:u w:val="single"/>
+          </w:rPr>
+          <w:t>69:25–26</w:t>
+        </w:r>
+      </w:hyperlink>
+      <w:r>
+        <w:rPr>
+          <w:lang w:val="sw_KE" w:bidi="sw_KE"/>
+        </w:rPr>
+        <w:t xml:space="preserve">; tazama </w:t>
+      </w:r>
+      <w:hyperlink r:id="rId27">
+        <w:r>
+          <w:rPr>
+            <w:lang w:val="sw_KE" w:bidi="sw_KE"/>
+          </w:rPr>
+          <w:rPr>
+            <w:color w:val="0000EE"/>
+            <w:u w:val="single"/>
+          </w:rPr>
+          <w:t>Zaburi 109:8</w:t>
+        </w:r>
+      </w:hyperlink>
+      <w:r>
+        <w:rPr>
+          <w:lang w:val="sw_KE" w:bidi="sw_KE"/>
+        </w:rPr>
+        <w:t xml:space="preserve">; </w:t>
       </w:r>
       <w:hyperlink r:id="rId28">
         <w:r>
@@ -566,14 +566,14 @@
             <w:color w:val="0000EE"/>
             <w:u w:val="single"/>
           </w:rPr>
-          <w:t>1 Wafalme 8:44</w:t>
-        </w:r>
-      </w:hyperlink>
-      <w:r>
-        <w:rPr>
-          <w:lang w:val="sw_KE" w:bidi="sw_KE"/>
-        </w:rPr>
-        <w:t xml:space="preserve">, </w:t>
+          <w:t>Isaya 53:10</w:t>
+        </w:r>
+      </w:hyperlink>
+      <w:r>
+        <w:rPr>
+          <w:lang w:val="sw_KE" w:bidi="sw_KE"/>
+        </w:rPr>
+        <w:t xml:space="preserve">; </w:t>
       </w:r>
       <w:hyperlink r:id="rId29">
         <w:r>
@@ -584,169 +584,7 @@
             <w:color w:val="0000EE"/>
             <w:u w:val="single"/>
           </w:rPr>
-          <w:t>48</w:t>
-        </w:r>
-      </w:hyperlink>
-      <w:r>
-        <w:rPr>
-          <w:lang w:val="sw_KE" w:bidi="sw_KE"/>
-        </w:rPr>
-        <w:t xml:space="preserve">; </w:t>
-      </w:r>
-      <w:hyperlink r:id="rId30">
-        <w:r>
-          <w:rPr>
-            <w:lang w:val="sw_KE" w:bidi="sw_KE"/>
-          </w:rPr>
-          <w:rPr>
-            <w:color w:val="0000EE"/>
-            <w:u w:val="single"/>
-          </w:rPr>
-          <w:t>11:13</w:t>
-        </w:r>
-      </w:hyperlink>
-      <w:r>
-        <w:rPr>
-          <w:lang w:val="sw_KE" w:bidi="sw_KE"/>
-        </w:rPr>
-        <w:t xml:space="preserve">, </w:t>
-      </w:r>
-      <w:hyperlink r:id="rId31">
-        <w:r>
-          <w:rPr>
-            <w:lang w:val="sw_KE" w:bidi="sw_KE"/>
-          </w:rPr>
-          <w:rPr>
-            <w:color w:val="0000EE"/>
-            <w:u w:val="single"/>
-          </w:rPr>
-          <w:t>32</w:t>
-        </w:r>
-      </w:hyperlink>
-      <w:r>
-        <w:rPr>
-          <w:lang w:val="sw_KE" w:bidi="sw_KE"/>
-        </w:rPr>
-        <w:t xml:space="preserve">, </w:t>
-      </w:r>
-      <w:hyperlink r:id="rId32">
-        <w:r>
-          <w:rPr>
-            <w:lang w:val="sw_KE" w:bidi="sw_KE"/>
-          </w:rPr>
-          <w:rPr>
-            <w:color w:val="0000EE"/>
-            <w:u w:val="single"/>
-          </w:rPr>
-          <w:t>36</w:t>
-        </w:r>
-      </w:hyperlink>
-      <w:r>
-        <w:rPr>
-          <w:lang w:val="sw_KE" w:bidi="sw_KE"/>
-        </w:rPr>
-        <w:t xml:space="preserve">; </w:t>
-      </w:r>
-      <w:hyperlink r:id="rId33">
-        <w:r>
-          <w:rPr>
-            <w:lang w:val="sw_KE" w:bidi="sw_KE"/>
-          </w:rPr>
-          <w:rPr>
-            <w:color w:val="0000EE"/>
-            <w:u w:val="single"/>
-          </w:rPr>
-          <w:t>2 Mambo ya Nyakati 6:5</w:t>
-        </w:r>
-      </w:hyperlink>
-      <w:r>
-        <w:rPr>
-          <w:lang w:val="sw_KE" w:bidi="sw_KE"/>
-        </w:rPr>
-        <w:t xml:space="preserve">, </w:t>
-      </w:r>
-      <w:hyperlink r:id="rId34">
-        <w:r>
-          <w:rPr>
-            <w:lang w:val="sw_KE" w:bidi="sw_KE"/>
-          </w:rPr>
-          <w:rPr>
-            <w:color w:val="0000EE"/>
-            <w:u w:val="single"/>
-          </w:rPr>
-          <w:t>34</w:t>
-        </w:r>
-      </w:hyperlink>
-      <w:r>
-        <w:rPr>
-          <w:lang w:val="sw_KE" w:bidi="sw_KE"/>
-        </w:rPr>
-        <w:t xml:space="preserve">). Kwa kuwa aliuchagua, aliweka utukufu wake na jina lake pale (tazama </w:t>
-      </w:r>
-      <w:hyperlink r:id="rId35">
-        <w:r>
-          <w:rPr>
-            <w:lang w:val="sw_KE" w:bidi="sw_KE"/>
-          </w:rPr>
-          <w:rPr>
-            <w:color w:val="0000EE"/>
-            <w:u w:val="single"/>
-          </w:rPr>
-          <w:t>1 Wafalme 14:21</w:t>
-        </w:r>
-      </w:hyperlink>
-      <w:r>
-        <w:rPr>
-          <w:lang w:val="sw_KE" w:bidi="sw_KE"/>
-        </w:rPr>
-        <w:t xml:space="preserve">; </w:t>
-      </w:r>
-      <w:hyperlink r:id="rId36">
-        <w:r>
-          <w:rPr>
-            <w:lang w:val="sw_KE" w:bidi="sw_KE"/>
-          </w:rPr>
-          <w:rPr>
-            <w:color w:val="0000EE"/>
-            <w:u w:val="single"/>
-          </w:rPr>
-          <w:t>2 Mambo ya Nyakati 12:13</w:t>
-        </w:r>
-      </w:hyperlink>
-      <w:r>
-        <w:rPr>
-          <w:lang w:val="sw_KE" w:bidi="sw_KE"/>
-        </w:rPr>
-        <w:t xml:space="preserve">; </w:t>
-      </w:r>
-      <w:hyperlink r:id="rId37">
-        <w:r>
-          <w:rPr>
-            <w:lang w:val="sw_KE" w:bidi="sw_KE"/>
-          </w:rPr>
-          <w:rPr>
-            <w:color w:val="0000EE"/>
-            <w:u w:val="single"/>
-          </w:rPr>
-          <w:t>Ezekieli 8–10</w:t>
-        </w:r>
-      </w:hyperlink>
-      <w:r>
-        <w:rPr>
-          <w:lang w:val="sw_KE" w:bidi="sw_KE"/>
-        </w:rPr>
-        <w:t xml:space="preserve">; </w:t>
-      </w:r>
-      <w:hyperlink r:id="rId38">
-        <w:r>
-          <w:rPr>
-            <w:lang w:val="sw_KE" w:bidi="sw_KE"/>
-          </w:rPr>
-          <w:rPr>
-            <w:color w:val="0000EE"/>
-            <w:u w:val="single"/>
-          </w:rPr>
-          <w:t>43:1–27</w:t>
+          <w:t>Matendo 1:20</w:t>
         </w:r>
       </w:hyperlink>
       <w:r>
@@ -765,63 +603,10 @@
       </w:r>
       <w:r>
         <w:rPr>
-          <w:lang w:val="sw_KE" w:bidi="sw_KE"/>
-        </w:rPr>
-        <w:t xml:space="preserve">Kwenye injili na kitabu cha Matendo, Yerusalemu ilibaki kuwa muhimu sana. Herode Mkuu alikuwa mfalme wa Yudea kuanzia 37–4 KK. Alipanua mji wa Yerusalemu na kuongoza miradi mikubwa ya ujenzi, ikiwa ni pamoja na hekalu. Ilikuwa bado ni kitovu cha maisha ya kiroho ya Israeli (tazama, kwa mfano, </w:t>
-      </w:r>
-      <w:hyperlink r:id="rId39">
-        <w:r>
-          <w:rPr>
-            <w:lang w:val="sw_KE" w:bidi="sw_KE"/>
-          </w:rPr>
-          <w:rPr>
-            <w:color w:val="0000EE"/>
-            <w:u w:val="single"/>
-          </w:rPr>
-          <w:t>Matendo 2:46</w:t>
-        </w:r>
-      </w:hyperlink>
-      <w:r>
-        <w:rPr>
-          <w:lang w:val="sw_KE" w:bidi="sw_KE"/>
-        </w:rPr>
-        <w:t xml:space="preserve">; </w:t>
-      </w:r>
-      <w:hyperlink r:id="rId40">
-        <w:r>
-          <w:rPr>
-            <w:lang w:val="sw_KE" w:bidi="sw_KE"/>
-          </w:rPr>
-          <w:rPr>
-            <w:color w:val="0000EE"/>
-            <w:u w:val="single"/>
-          </w:rPr>
-          <w:t>3:1–26</w:t>
-        </w:r>
-      </w:hyperlink>
-      <w:r>
-        <w:rPr>
-          <w:lang w:val="sw_KE" w:bidi="sw_KE"/>
-        </w:rPr>
-        <w:t xml:space="preserve">; </w:t>
-      </w:r>
-      <w:hyperlink r:id="rId41">
-        <w:r>
-          <w:rPr>
-            <w:lang w:val="sw_KE" w:bidi="sw_KE"/>
-          </w:rPr>
-          <w:rPr>
-            <w:color w:val="0000EE"/>
-            <w:u w:val="single"/>
-          </w:rPr>
-          <w:t>5:12</w:t>
-        </w:r>
-      </w:hyperlink>
-      <w:r>
-        <w:rPr>
-          <w:lang w:val="sw_KE" w:bidi="sw_KE"/>
-        </w:rPr>
-        <w:t>). Matukio mengi katika maisha ya Yesu na wafuasi wake yalitokea Yerusalemu.</w:t>
+          <w:u w:val="single"/>
+          <w:lang w:val="sw_KE" w:bidi="sw_KE"/>
+        </w:rPr>
+        <w:t>Sehemu za Kujifunza Zaidi</w:t>
       </w:r>
     </w:p>
     <w:p>
@@ -831,65 +616,207 @@
           <w:lang w:val="sw_KE" w:bidi="sw_KE"/>
         </w:rPr>
       </w:r>
-      <w:r>
-        <w:rPr>
-          <w:lang w:val="sw_KE" w:bidi="sw_KE"/>
-        </w:rPr>
-        <w:t xml:space="preserve">Yesu alizungumza kwa ukali kuhusu Yerusalemu (tazama </w:t>
-      </w:r>
-      <w:hyperlink r:id="rId42">
-        <w:r>
-          <w:rPr>
-            <w:lang w:val="sw_KE" w:bidi="sw_KE"/>
-          </w:rPr>
-          <w:rPr>
-            <w:color w:val="0000EE"/>
-            <w:u w:val="single"/>
-          </w:rPr>
-          <w:t>Mathayo 23:37–39</w:t>
-        </w:r>
-      </w:hyperlink>
-      <w:r>
-        <w:rPr>
-          <w:lang w:val="sw_KE" w:bidi="sw_KE"/>
-        </w:rPr>
-        <w:t xml:space="preserve">). Alikuwa mkali hasa kwa viongozi wake. Hatimaye walimuua huko Yerusalemu. Yesu alionya kwamba Mungu angehukumu mji huo (tazama </w:t>
-      </w:r>
-      <w:hyperlink r:id="rId43">
-        <w:r>
-          <w:rPr>
-            <w:lang w:val="sw_KE" w:bidi="sw_KE"/>
-          </w:rPr>
-          <w:rPr>
-            <w:color w:val="0000EE"/>
-            <w:u w:val="single"/>
-          </w:rPr>
-          <w:t>Marko 13:1–2</w:t>
-        </w:r>
-      </w:hyperlink>
-      <w:r>
-        <w:rPr>
-          <w:lang w:val="sw_KE" w:bidi="sw_KE"/>
-        </w:rPr>
-        <w:t xml:space="preserve">; </w:t>
-      </w:r>
-      <w:hyperlink r:id="rId44">
-        <w:r>
-          <w:rPr>
-            <w:lang w:val="sw_KE" w:bidi="sw_KE"/>
-          </w:rPr>
-          <w:rPr>
-            <w:color w:val="0000EE"/>
-            <w:u w:val="single"/>
-          </w:rPr>
-          <w:t>Luka 21:20–24</w:t>
-        </w:r>
-      </w:hyperlink>
-      <w:r>
-        <w:rPr>
-          <w:lang w:val="sw_KE" w:bidi="sw_KE"/>
-        </w:rPr>
-        <w:t>). Maneno yake yalitimia wakati Warumi walipoharibu Yerusalemu mnamo mwaka wa 70 Baada ya Kristo (BK).</w:t>
+      <w:hyperlink r:id="rId30">
+        <w:r>
+          <w:rPr>
+            <w:lang w:val="sw_KE" w:bidi="sw_KE"/>
+          </w:rPr>
+          <w:rPr>
+            <w:color w:val="0000EE"/>
+            <w:u w:val="single"/>
+          </w:rPr>
+          <w:t>Zaburi 16</w:t>
+        </w:r>
+      </w:hyperlink>
+      <w:r>
+        <w:rPr>
+          <w:lang w:val="sw_KE" w:bidi="sw_KE"/>
+        </w:rPr>
+        <w:t xml:space="preserve">; </w:t>
+      </w:r>
+      <w:hyperlink r:id="rId13">
+        <w:r>
+          <w:rPr>
+            <w:lang w:val="sw_KE" w:bidi="sw_KE"/>
+          </w:rPr>
+          <w:rPr>
+            <w:color w:val="0000EE"/>
+            <w:u w:val="single"/>
+          </w:rPr>
+          <w:t>22</w:t>
+        </w:r>
+      </w:hyperlink>
+      <w:r>
+        <w:rPr>
+          <w:lang w:val="sw_KE" w:bidi="sw_KE"/>
+        </w:rPr>
+        <w:t xml:space="preserve">; </w:t>
+      </w:r>
+      <w:hyperlink r:id="rId31">
+        <w:r>
+          <w:rPr>
+            <w:lang w:val="sw_KE" w:bidi="sw_KE"/>
+          </w:rPr>
+          <w:rPr>
+            <w:color w:val="0000EE"/>
+            <w:u w:val="single"/>
+          </w:rPr>
+          <w:t>40</w:t>
+        </w:r>
+      </w:hyperlink>
+      <w:r>
+        <w:rPr>
+          <w:lang w:val="sw_KE" w:bidi="sw_KE"/>
+        </w:rPr>
+        <w:t xml:space="preserve">; </w:t>
+      </w:r>
+      <w:hyperlink r:id="rId24">
+        <w:r>
+          <w:rPr>
+            <w:lang w:val="sw_KE" w:bidi="sw_KE"/>
+          </w:rPr>
+          <w:rPr>
+            <w:color w:val="0000EE"/>
+            <w:u w:val="single"/>
+          </w:rPr>
+          <w:t>69</w:t>
+        </w:r>
+      </w:hyperlink>
+      <w:r>
+        <w:rPr>
+          <w:lang w:val="sw_KE" w:bidi="sw_KE"/>
+        </w:rPr>
+        <w:t xml:space="preserve">; </w:t>
+      </w:r>
+      <w:hyperlink r:id="rId32">
+        <w:r>
+          <w:rPr>
+            <w:lang w:val="sw_KE" w:bidi="sw_KE"/>
+          </w:rPr>
+          <w:rPr>
+            <w:color w:val="0000EE"/>
+            <w:u w:val="single"/>
+          </w:rPr>
+          <w:t>102</w:t>
+        </w:r>
+      </w:hyperlink>
+      <w:r>
+        <w:rPr>
+          <w:lang w:val="sw_KE" w:bidi="sw_KE"/>
+        </w:rPr>
+        <w:t xml:space="preserve">; </w:t>
+      </w:r>
+      <w:hyperlink r:id="rId33">
+        <w:r>
+          <w:rPr>
+            <w:lang w:val="sw_KE" w:bidi="sw_KE"/>
+          </w:rPr>
+          <w:rPr>
+            <w:color w:val="0000EE"/>
+            <w:u w:val="single"/>
+          </w:rPr>
+          <w:t>109</w:t>
+        </w:r>
+      </w:hyperlink>
+      <w:r>
+        <w:rPr>
+          <w:lang w:val="sw_KE" w:bidi="sw_KE"/>
+        </w:rPr>
+        <w:t xml:space="preserve">; </w:t>
+      </w:r>
+      <w:hyperlink r:id="rId34">
+        <w:r>
+          <w:rPr>
+            <w:lang w:val="sw_KE" w:bidi="sw_KE"/>
+          </w:rPr>
+          <w:rPr>
+            <w:color w:val="0000EE"/>
+            <w:u w:val="single"/>
+          </w:rPr>
+          <w:t>Isaya 42:1–9</w:t>
+        </w:r>
+      </w:hyperlink>
+      <w:r>
+        <w:rPr>
+          <w:lang w:val="sw_KE" w:bidi="sw_KE"/>
+        </w:rPr>
+        <w:t xml:space="preserve">; </w:t>
+      </w:r>
+      <w:hyperlink r:id="rId35">
+        <w:r>
+          <w:rPr>
+            <w:lang w:val="sw_KE" w:bidi="sw_KE"/>
+          </w:rPr>
+          <w:rPr>
+            <w:color w:val="0000EE"/>
+            <w:u w:val="single"/>
+          </w:rPr>
+          <w:t>52:13–53:12</w:t>
+        </w:r>
+      </w:hyperlink>
+      <w:r>
+        <w:rPr>
+          <w:lang w:val="sw_KE" w:bidi="sw_KE"/>
+        </w:rPr>
+        <w:t xml:space="preserve">; </w:t>
+      </w:r>
+      <w:hyperlink r:id="rId18">
+        <w:r>
+          <w:rPr>
+            <w:lang w:val="sw_KE" w:bidi="sw_KE"/>
+          </w:rPr>
+          <w:rPr>
+            <w:color w:val="0000EE"/>
+            <w:u w:val="single"/>
+          </w:rPr>
+          <w:t>Mathayo 27:46</w:t>
+        </w:r>
+      </w:hyperlink>
+      <w:r>
+        <w:rPr>
+          <w:lang w:val="sw_KE" w:bidi="sw_KE"/>
+        </w:rPr>
+        <w:t xml:space="preserve">; </w:t>
+      </w:r>
+      <w:hyperlink r:id="rId19">
+        <w:r>
+          <w:rPr>
+            <w:lang w:val="sw_KE" w:bidi="sw_KE"/>
+          </w:rPr>
+          <w:rPr>
+            <w:color w:val="0000EE"/>
+            <w:u w:val="single"/>
+          </w:rPr>
+          <w:t>Luka 23:34</w:t>
+        </w:r>
+      </w:hyperlink>
+      <w:r>
+        <w:rPr>
+          <w:lang w:val="sw_KE" w:bidi="sw_KE"/>
+        </w:rPr>
+        <w:t xml:space="preserve">; </w:t>
+      </w:r>
+      <w:hyperlink r:id="rId23">
+        <w:r>
+          <w:rPr>
+            <w:lang w:val="sw_KE" w:bidi="sw_KE"/>
+          </w:rPr>
+          <w:rPr>
+            <w:color w:val="0000EE"/>
+            <w:u w:val="single"/>
+          </w:rPr>
+          <w:t>Waebrania 10:5–10</w:t>
+        </w:r>
+      </w:hyperlink>
+      <w:r>
+        <w:rPr>
+          <w:lang w:val="sw_KE" w:bidi="sw_KE"/>
+        </w:rPr>
+      </w:r>
+      <w:r>
+        <w:rPr>
+          <w:lang w:val="sw_KE" w:bidi="sw_KE"/>
+        </w:rPr>
       </w:r>
     </w:p>
     <w:p>
@@ -899,101 +826,21 @@
           <w:lang w:val="sw_KE" w:bidi="sw_KE"/>
         </w:rPr>
       </w:r>
-      <w:r>
-        <w:rPr>
-          <w:lang w:val="sw_KE" w:bidi="sw_KE"/>
-        </w:rPr>
-        <w:t>Agano Jipya pia linaanzisha "Yerusalemu Mpya," mji wa mbinguni ulioundwa na watu watakatifu wa Mungu (</w:t>
-      </w:r>
-      <w:hyperlink r:id="rId45">
-        <w:r>
-          <w:rPr>
-            <w:lang w:val="sw_KE" w:bidi="sw_KE"/>
-          </w:rPr>
-          <w:rPr>
-            <w:color w:val="0000EE"/>
-            <w:u w:val="single"/>
-          </w:rPr>
-          <w:t>Waebrania 11:10</w:t>
-        </w:r>
-      </w:hyperlink>
-      <w:r>
-        <w:rPr>
-          <w:lang w:val="sw_KE" w:bidi="sw_KE"/>
-        </w:rPr>
-        <w:t xml:space="preserve">; </w:t>
-      </w:r>
-      <w:hyperlink r:id="rId46">
-        <w:r>
-          <w:rPr>
-            <w:lang w:val="sw_KE" w:bidi="sw_KE"/>
-          </w:rPr>
-          <w:rPr>
-            <w:color w:val="0000EE"/>
-            <w:u w:val="single"/>
-          </w:rPr>
-          <w:t>Ufunuo 3:12</w:t>
-        </w:r>
-      </w:hyperlink>
-      <w:r>
-        <w:rPr>
-          <w:lang w:val="sw_KE" w:bidi="sw_KE"/>
-        </w:rPr>
-        <w:t xml:space="preserve">; </w:t>
-      </w:r>
-      <w:hyperlink r:id="rId27">
-        <w:r>
-          <w:rPr>
-            <w:lang w:val="sw_KE" w:bidi="sw_KE"/>
-          </w:rPr>
-          <w:rPr>
-            <w:color w:val="0000EE"/>
-            <w:u w:val="single"/>
-          </w:rPr>
-          <w:t>21:2</w:t>
-        </w:r>
-      </w:hyperlink>
-      <w:r>
-        <w:rPr>
-          <w:lang w:val="sw_KE" w:bidi="sw_KE"/>
-        </w:rPr>
-        <w:t xml:space="preserve">). Yerusalemu ya duniani ilikuwa mahali ambapo Mungu na utawala wake walikuwepo kwa sehemu kupitia Mfalme Daudi na warithi wake. Yerusalemu Mpya inawakilisha serikali ya Yesu Kristo, mrithi wa mwisho wa kifalme wa Daudi. Yerusalemu Mpya pia inawakilisha uwepo wa milele wa Yesu na watu wake (linganisha </w:t>
-      </w:r>
-      <w:hyperlink r:id="rId47">
-        <w:r>
-          <w:rPr>
-            <w:lang w:val="sw_KE" w:bidi="sw_KE"/>
-          </w:rPr>
-          <w:rPr>
-            <w:color w:val="0000EE"/>
-            <w:u w:val="single"/>
-          </w:rPr>
-          <w:t>Yohana 1:14</w:t>
-        </w:r>
-      </w:hyperlink>
-      <w:r>
-        <w:rPr>
-          <w:lang w:val="sw_KE" w:bidi="sw_KE"/>
-        </w:rPr>
-        <w:t xml:space="preserve">; </w:t>
-      </w:r>
-      <w:hyperlink r:id="rId48">
-        <w:r>
-          <w:rPr>
-            <w:lang w:val="sw_KE" w:bidi="sw_KE"/>
-          </w:rPr>
-          <w:rPr>
-            <w:color w:val="0000EE"/>
-            <w:u w:val="single"/>
-          </w:rPr>
-          <w:t>Ufunuo 21:3</w:t>
-        </w:r>
-      </w:hyperlink>
-      <w:r>
-        <w:rPr>
-          <w:lang w:val="sw_KE" w:bidi="sw_KE"/>
-        </w:rPr>
-        <w:t>).</w:t>
+    </w:p>
+    <w:p>
+      <w:pPr>
+        <w:pStyle w:val="Heading2"/>
+      </w:pPr>
+      <w:r>
+        <w:rPr>
+          <w:lang w:val="sw_KE" w:bidi="sw_KE"/>
+        </w:rPr>
+        <w:t>Zaburi za Hekima</w:t>
+      </w:r>
+      <w:r>
+        <w:rPr>
+          <w:lang w:val="sw_KE" w:bidi="sw_KE"/>
+        </w:rPr>
       </w:r>
     </w:p>
     <w:p>
@@ -1005,10 +852,531 @@
       </w:r>
       <w:r>
         <w:rPr>
-          <w:u w:val="single"/>
-          <w:lang w:val="sw_KE" w:bidi="sw_KE"/>
-        </w:rPr>
-        <w:t>Sehemu za Kujifunza Zaidi</w:t>
+          <w:lang w:val="sw_KE" w:bidi="sw_KE"/>
+        </w:rPr>
+        <w:t xml:space="preserve">Watu wengine huita Zaburi fulani "Zaburi za hekima" kwa sababu zinasisitiza umuhimu wa hekima. Zinawaongoza wasomaji jinsi ya kushughulikia maswali, masuala, na mashaka ya maisha (tazama </w:t>
+      </w:r>
+      <w:hyperlink r:id="rId36">
+        <w:r>
+          <w:rPr>
+            <w:lang w:val="sw_KE" w:bidi="sw_KE"/>
+          </w:rPr>
+          <w:rPr>
+            <w:color w:val="0000EE"/>
+            <w:u w:val="single"/>
+          </w:rPr>
+          <w:t>Zaburi 1</w:t>
+        </w:r>
+      </w:hyperlink>
+      <w:r>
+        <w:rPr>
+          <w:lang w:val="sw_KE" w:bidi="sw_KE"/>
+        </w:rPr>
+        <w:t xml:space="preserve">; </w:t>
+      </w:r>
+      <w:hyperlink r:id="rId37">
+        <w:r>
+          <w:rPr>
+            <w:lang w:val="sw_KE" w:bidi="sw_KE"/>
+          </w:rPr>
+          <w:rPr>
+            <w:color w:val="0000EE"/>
+            <w:u w:val="single"/>
+          </w:rPr>
+          <w:t>14</w:t>
+        </w:r>
+      </w:hyperlink>
+      <w:r>
+        <w:rPr>
+          <w:lang w:val="sw_KE" w:bidi="sw_KE"/>
+        </w:rPr>
+        <w:t xml:space="preserve">; </w:t>
+      </w:r>
+      <w:hyperlink r:id="rId38">
+        <w:r>
+          <w:rPr>
+            <w:lang w:val="sw_KE" w:bidi="sw_KE"/>
+          </w:rPr>
+          <w:rPr>
+            <w:color w:val="0000EE"/>
+            <w:u w:val="single"/>
+          </w:rPr>
+          <w:t>25</w:t>
+        </w:r>
+      </w:hyperlink>
+      <w:r>
+        <w:rPr>
+          <w:lang w:val="sw_KE" w:bidi="sw_KE"/>
+        </w:rPr>
+        <w:t xml:space="preserve">; </w:t>
+      </w:r>
+      <w:hyperlink r:id="rId39">
+        <w:r>
+          <w:rPr>
+            <w:lang w:val="sw_KE" w:bidi="sw_KE"/>
+          </w:rPr>
+          <w:rPr>
+            <w:color w:val="0000EE"/>
+            <w:u w:val="single"/>
+          </w:rPr>
+          <w:t>34</w:t>
+        </w:r>
+      </w:hyperlink>
+      <w:r>
+        <w:rPr>
+          <w:lang w:val="sw_KE" w:bidi="sw_KE"/>
+        </w:rPr>
+        <w:t xml:space="preserve">; </w:t>
+      </w:r>
+      <w:hyperlink r:id="rId40">
+        <w:r>
+          <w:rPr>
+            <w:lang w:val="sw_KE" w:bidi="sw_KE"/>
+          </w:rPr>
+          <w:rPr>
+            <w:color w:val="0000EE"/>
+            <w:u w:val="single"/>
+          </w:rPr>
+          <w:t>37</w:t>
+        </w:r>
+      </w:hyperlink>
+      <w:r>
+        <w:rPr>
+          <w:lang w:val="sw_KE" w:bidi="sw_KE"/>
+        </w:rPr>
+        <w:t xml:space="preserve">; </w:t>
+      </w:r>
+      <w:hyperlink r:id="rId41">
+        <w:r>
+          <w:rPr>
+            <w:lang w:val="sw_KE" w:bidi="sw_KE"/>
+          </w:rPr>
+          <w:rPr>
+            <w:color w:val="0000EE"/>
+            <w:u w:val="single"/>
+          </w:rPr>
+          <w:t>39</w:t>
+        </w:r>
+      </w:hyperlink>
+      <w:r>
+        <w:rPr>
+          <w:lang w:val="sw_KE" w:bidi="sw_KE"/>
+        </w:rPr>
+        <w:t xml:space="preserve">; </w:t>
+      </w:r>
+      <w:hyperlink r:id="rId42">
+        <w:r>
+          <w:rPr>
+            <w:lang w:val="sw_KE" w:bidi="sw_KE"/>
+          </w:rPr>
+          <w:rPr>
+            <w:color w:val="0000EE"/>
+            <w:u w:val="single"/>
+          </w:rPr>
+          <w:t>49</w:t>
+        </w:r>
+      </w:hyperlink>
+      <w:r>
+        <w:rPr>
+          <w:lang w:val="sw_KE" w:bidi="sw_KE"/>
+        </w:rPr>
+        <w:t xml:space="preserve">; </w:t>
+      </w:r>
+      <w:hyperlink r:id="rId43">
+        <w:r>
+          <w:rPr>
+            <w:lang w:val="sw_KE" w:bidi="sw_KE"/>
+          </w:rPr>
+          <w:rPr>
+            <w:color w:val="0000EE"/>
+            <w:u w:val="single"/>
+          </w:rPr>
+          <w:t>73</w:t>
+        </w:r>
+      </w:hyperlink>
+      <w:r>
+        <w:rPr>
+          <w:lang w:val="sw_KE" w:bidi="sw_KE"/>
+        </w:rPr>
+        <w:t xml:space="preserve">; </w:t>
+      </w:r>
+      <w:hyperlink r:id="rId44">
+        <w:r>
+          <w:rPr>
+            <w:lang w:val="sw_KE" w:bidi="sw_KE"/>
+          </w:rPr>
+          <w:rPr>
+            <w:color w:val="0000EE"/>
+            <w:u w:val="single"/>
+          </w:rPr>
+          <w:t>78</w:t>
+        </w:r>
+      </w:hyperlink>
+      <w:r>
+        <w:rPr>
+          <w:lang w:val="sw_KE" w:bidi="sw_KE"/>
+        </w:rPr>
+        <w:t xml:space="preserve">; </w:t>
+      </w:r>
+      <w:hyperlink r:id="rId45">
+        <w:r>
+          <w:rPr>
+            <w:lang w:val="sw_KE" w:bidi="sw_KE"/>
+          </w:rPr>
+          <w:rPr>
+            <w:color w:val="0000EE"/>
+            <w:u w:val="single"/>
+          </w:rPr>
+          <w:t>90</w:t>
+        </w:r>
+      </w:hyperlink>
+      <w:r>
+        <w:rPr>
+          <w:lang w:val="sw_KE" w:bidi="sw_KE"/>
+        </w:rPr>
+        <w:t xml:space="preserve">; </w:t>
+      </w:r>
+      <w:hyperlink r:id="rId46">
+        <w:r>
+          <w:rPr>
+            <w:lang w:val="sw_KE" w:bidi="sw_KE"/>
+          </w:rPr>
+          <w:rPr>
+            <w:color w:val="0000EE"/>
+            <w:u w:val="single"/>
+          </w:rPr>
+          <w:t>91</w:t>
+        </w:r>
+      </w:hyperlink>
+      <w:r>
+        <w:rPr>
+          <w:lang w:val="sw_KE" w:bidi="sw_KE"/>
+        </w:rPr>
+        <w:t xml:space="preserve">; </w:t>
+      </w:r>
+      <w:hyperlink r:id="rId47">
+        <w:r>
+          <w:rPr>
+            <w:lang w:val="sw_KE" w:bidi="sw_KE"/>
+          </w:rPr>
+          <w:rPr>
+            <w:color w:val="0000EE"/>
+            <w:u w:val="single"/>
+          </w:rPr>
+          <w:t>111</w:t>
+        </w:r>
+      </w:hyperlink>
+      <w:r>
+        <w:rPr>
+          <w:lang w:val="sw_KE" w:bidi="sw_KE"/>
+        </w:rPr>
+        <w:t xml:space="preserve">; </w:t>
+      </w:r>
+      <w:hyperlink r:id="rId48">
+        <w:r>
+          <w:rPr>
+            <w:lang w:val="sw_KE" w:bidi="sw_KE"/>
+          </w:rPr>
+          <w:rPr>
+            <w:color w:val="0000EE"/>
+            <w:u w:val="single"/>
+          </w:rPr>
+          <w:t>112</w:t>
+        </w:r>
+      </w:hyperlink>
+      <w:r>
+        <w:rPr>
+          <w:lang w:val="sw_KE" w:bidi="sw_KE"/>
+        </w:rPr>
+        <w:t xml:space="preserve">; </w:t>
+      </w:r>
+      <w:hyperlink r:id="rId49">
+        <w:r>
+          <w:rPr>
+            <w:lang w:val="sw_KE" w:bidi="sw_KE"/>
+          </w:rPr>
+          <w:rPr>
+            <w:color w:val="0000EE"/>
+            <w:u w:val="single"/>
+          </w:rPr>
+          <w:t>127</w:t>
+        </w:r>
+      </w:hyperlink>
+      <w:r>
+        <w:rPr>
+          <w:lang w:val="sw_KE" w:bidi="sw_KE"/>
+        </w:rPr>
+        <w:t xml:space="preserve">; </w:t>
+      </w:r>
+      <w:hyperlink r:id="rId50">
+        <w:r>
+          <w:rPr>
+            <w:lang w:val="sw_KE" w:bidi="sw_KE"/>
+          </w:rPr>
+          <w:rPr>
+            <w:color w:val="0000EE"/>
+            <w:u w:val="single"/>
+          </w:rPr>
+          <w:t>128</w:t>
+        </w:r>
+      </w:hyperlink>
+      <w:r>
+        <w:rPr>
+          <w:lang w:val="sw_KE" w:bidi="sw_KE"/>
+        </w:rPr>
+        <w:t xml:space="preserve">; </w:t>
+      </w:r>
+      <w:hyperlink r:id="rId51">
+        <w:r>
+          <w:rPr>
+            <w:lang w:val="sw_KE" w:bidi="sw_KE"/>
+          </w:rPr>
+          <w:rPr>
+            <w:color w:val="0000EE"/>
+            <w:u w:val="single"/>
+          </w:rPr>
+          <w:t>131</w:t>
+        </w:r>
+      </w:hyperlink>
+      <w:r>
+        <w:rPr>
+          <w:lang w:val="sw_KE" w:bidi="sw_KE"/>
+        </w:rPr>
+        <w:t xml:space="preserve">; </w:t>
+      </w:r>
+      <w:hyperlink r:id="rId52">
+        <w:r>
+          <w:rPr>
+            <w:lang w:val="sw_KE" w:bidi="sw_KE"/>
+          </w:rPr>
+          <w:rPr>
+            <w:color w:val="0000EE"/>
+            <w:u w:val="single"/>
+          </w:rPr>
+          <w:t>133</w:t>
+        </w:r>
+      </w:hyperlink>
+      <w:r>
+        <w:rPr>
+          <w:lang w:val="sw_KE" w:bidi="sw_KE"/>
+        </w:rPr>
+        <w:t xml:space="preserve">; </w:t>
+      </w:r>
+      <w:hyperlink r:id="rId53">
+        <w:r>
+          <w:rPr>
+            <w:lang w:val="sw_KE" w:bidi="sw_KE"/>
+          </w:rPr>
+          <w:rPr>
+            <w:color w:val="0000EE"/>
+            <w:u w:val="single"/>
+          </w:rPr>
+          <w:t>139</w:t>
+        </w:r>
+      </w:hyperlink>
+      <w:r>
+        <w:rPr>
+          <w:lang w:val="sw_KE" w:bidi="sw_KE"/>
+        </w:rPr>
+        <w:t xml:space="preserve">). Zaburi nyingine nyingi zinajumuisha mafundisho ya hekima (tazama </w:t>
+      </w:r>
+      <w:hyperlink r:id="rId54">
+        <w:r>
+          <w:rPr>
+            <w:lang w:val="sw_KE" w:bidi="sw_KE"/>
+          </w:rPr>
+          <w:rPr>
+            <w:color w:val="0000EE"/>
+            <w:u w:val="single"/>
+          </w:rPr>
+          <w:t>18</w:t>
+        </w:r>
+      </w:hyperlink>
+      <w:r>
+        <w:rPr>
+          <w:lang w:val="sw_KE" w:bidi="sw_KE"/>
+        </w:rPr>
+        <w:t xml:space="preserve">; </w:t>
+      </w:r>
+      <w:hyperlink r:id="rId55">
+        <w:r>
+          <w:rPr>
+            <w:lang w:val="sw_KE" w:bidi="sw_KE"/>
+          </w:rPr>
+          <w:rPr>
+            <w:color w:val="0000EE"/>
+            <w:u w:val="single"/>
+          </w:rPr>
+          <w:t>27</w:t>
+        </w:r>
+      </w:hyperlink>
+      <w:r>
+        <w:rPr>
+          <w:lang w:val="sw_KE" w:bidi="sw_KE"/>
+        </w:rPr>
+        <w:t xml:space="preserve">; </w:t>
+      </w:r>
+      <w:hyperlink r:id="rId56">
+        <w:r>
+          <w:rPr>
+            <w:lang w:val="sw_KE" w:bidi="sw_KE"/>
+          </w:rPr>
+          <w:rPr>
+            <w:color w:val="0000EE"/>
+            <w:u w:val="single"/>
+          </w:rPr>
+          <w:t>31</w:t>
+        </w:r>
+      </w:hyperlink>
+      <w:r>
+        <w:rPr>
+          <w:lang w:val="sw_KE" w:bidi="sw_KE"/>
+        </w:rPr>
+        <w:t xml:space="preserve">; </w:t>
+      </w:r>
+      <w:hyperlink r:id="rId57">
+        <w:r>
+          <w:rPr>
+            <w:lang w:val="sw_KE" w:bidi="sw_KE"/>
+          </w:rPr>
+          <w:rPr>
+            <w:color w:val="0000EE"/>
+            <w:u w:val="single"/>
+          </w:rPr>
+          <w:t>32</w:t>
+        </w:r>
+      </w:hyperlink>
+      <w:r>
+        <w:rPr>
+          <w:lang w:val="sw_KE" w:bidi="sw_KE"/>
+        </w:rPr>
+        <w:t xml:space="preserve">; </w:t>
+      </w:r>
+      <w:hyperlink r:id="rId31">
+        <w:r>
+          <w:rPr>
+            <w:lang w:val="sw_KE" w:bidi="sw_KE"/>
+          </w:rPr>
+          <w:rPr>
+            <w:color w:val="0000EE"/>
+            <w:u w:val="single"/>
+          </w:rPr>
+          <w:t>40</w:t>
+        </w:r>
+      </w:hyperlink>
+      <w:r>
+        <w:rPr>
+          <w:lang w:val="sw_KE" w:bidi="sw_KE"/>
+        </w:rPr>
+        <w:t xml:space="preserve">; </w:t>
+      </w:r>
+      <w:hyperlink r:id="rId58">
+        <w:r>
+          <w:rPr>
+            <w:lang w:val="sw_KE" w:bidi="sw_KE"/>
+          </w:rPr>
+          <w:rPr>
+            <w:color w:val="0000EE"/>
+            <w:u w:val="single"/>
+          </w:rPr>
+          <w:t>62</w:t>
+        </w:r>
+      </w:hyperlink>
+      <w:r>
+        <w:rPr>
+          <w:lang w:val="sw_KE" w:bidi="sw_KE"/>
+        </w:rPr>
+        <w:t xml:space="preserve">; </w:t>
+      </w:r>
+      <w:hyperlink r:id="rId59">
+        <w:r>
+          <w:rPr>
+            <w:lang w:val="sw_KE" w:bidi="sw_KE"/>
+          </w:rPr>
+          <w:rPr>
+            <w:color w:val="0000EE"/>
+            <w:u w:val="single"/>
+          </w:rPr>
+          <w:t>92</w:t>
+        </w:r>
+      </w:hyperlink>
+      <w:r>
+        <w:rPr>
+          <w:lang w:val="sw_KE" w:bidi="sw_KE"/>
+        </w:rPr>
+        <w:t xml:space="preserve">; </w:t>
+      </w:r>
+      <w:hyperlink r:id="rId60">
+        <w:r>
+          <w:rPr>
+            <w:lang w:val="sw_KE" w:bidi="sw_KE"/>
+          </w:rPr>
+          <w:rPr>
+            <w:color w:val="0000EE"/>
+            <w:u w:val="single"/>
+          </w:rPr>
+          <w:t>94</w:t>
+        </w:r>
+      </w:hyperlink>
+      <w:r>
+        <w:rPr>
+          <w:lang w:val="sw_KE" w:bidi="sw_KE"/>
+        </w:rPr>
+        <w:t xml:space="preserve">; </w:t>
+      </w:r>
+      <w:hyperlink r:id="rId61">
+        <w:r>
+          <w:rPr>
+            <w:lang w:val="sw_KE" w:bidi="sw_KE"/>
+          </w:rPr>
+          <w:rPr>
+            <w:color w:val="0000EE"/>
+            <w:u w:val="single"/>
+          </w:rPr>
+          <w:t>107</w:t>
+        </w:r>
+      </w:hyperlink>
+      <w:r>
+        <w:rPr>
+          <w:lang w:val="sw_KE" w:bidi="sw_KE"/>
+        </w:rPr>
+        <w:t xml:space="preserve">; </w:t>
+      </w:r>
+      <w:hyperlink r:id="rId62">
+        <w:r>
+          <w:rPr>
+            <w:lang w:val="sw_KE" w:bidi="sw_KE"/>
+          </w:rPr>
+          <w:rPr>
+            <w:color w:val="0000EE"/>
+            <w:u w:val="single"/>
+          </w:rPr>
+          <w:t>144</w:t>
+        </w:r>
+      </w:hyperlink>
+      <w:r>
+        <w:rPr>
+          <w:lang w:val="sw_KE" w:bidi="sw_KE"/>
+        </w:rPr>
+        <w:t xml:space="preserve">; </w:t>
+      </w:r>
+      <w:hyperlink r:id="rId63">
+        <w:r>
+          <w:rPr>
+            <w:lang w:val="sw_KE" w:bidi="sw_KE"/>
+          </w:rPr>
+          <w:rPr>
+            <w:color w:val="0000EE"/>
+            <w:u w:val="single"/>
+          </w:rPr>
+          <w:t>146</w:t>
+        </w:r>
+      </w:hyperlink>
+      <w:r>
+        <w:rPr>
+          <w:lang w:val="sw_KE" w:bidi="sw_KE"/>
+        </w:rPr>
+        <w:t>).</w:t>
       </w:r>
     </w:p>
     <w:p>
@@ -1018,387 +1386,65 @@
           <w:lang w:val="sw_KE" w:bidi="sw_KE"/>
         </w:rPr>
       </w:r>
-      <w:hyperlink r:id="rId13">
-        <w:r>
-          <w:rPr>
-            <w:lang w:val="sw_KE" w:bidi="sw_KE"/>
-          </w:rPr>
-          <w:rPr>
-            <w:color w:val="0000EE"/>
-            <w:u w:val="single"/>
-          </w:rPr>
-          <w:t>Yoshua 15:63</w:t>
-        </w:r>
-      </w:hyperlink>
-      <w:r>
-        <w:rPr>
-          <w:lang w:val="sw_KE" w:bidi="sw_KE"/>
-        </w:rPr>
-        <w:t xml:space="preserve">; </w:t>
-      </w:r>
-      <w:hyperlink r:id="rId14">
-        <w:r>
-          <w:rPr>
-            <w:lang w:val="sw_KE" w:bidi="sw_KE"/>
-          </w:rPr>
-          <w:rPr>
-            <w:color w:val="0000EE"/>
-            <w:u w:val="single"/>
-          </w:rPr>
-          <w:t>Waamuzi 1:8</w:t>
-        </w:r>
-      </w:hyperlink>
-      <w:r>
-        <w:rPr>
-          <w:lang w:val="sw_KE" w:bidi="sw_KE"/>
-        </w:rPr>
-        <w:t xml:space="preserve">, </w:t>
-      </w:r>
-      <w:hyperlink r:id="rId15">
-        <w:r>
-          <w:rPr>
-            <w:lang w:val="sw_KE" w:bidi="sw_KE"/>
-          </w:rPr>
-          <w:rPr>
-            <w:color w:val="0000EE"/>
-            <w:u w:val="single"/>
-          </w:rPr>
-          <w:t>21</w:t>
-        </w:r>
-      </w:hyperlink>
-      <w:r>
-        <w:rPr>
-          <w:lang w:val="sw_KE" w:bidi="sw_KE"/>
-        </w:rPr>
-        <w:t xml:space="preserve">; </w:t>
-      </w:r>
-      <w:hyperlink r:id="rId49">
-        <w:r>
-          <w:rPr>
-            <w:lang w:val="sw_KE" w:bidi="sw_KE"/>
-          </w:rPr>
-          <w:rPr>
-            <w:color w:val="0000EE"/>
-            <w:u w:val="single"/>
-          </w:rPr>
-          <w:t>2 Samweli 5:6–9</w:t>
-        </w:r>
-      </w:hyperlink>
-      <w:r>
-        <w:rPr>
-          <w:lang w:val="sw_KE" w:bidi="sw_KE"/>
-        </w:rPr>
-        <w:t xml:space="preserve">; </w:t>
-      </w:r>
-      <w:hyperlink r:id="rId50">
-        <w:r>
-          <w:rPr>
-            <w:lang w:val="sw_KE" w:bidi="sw_KE"/>
-          </w:rPr>
-          <w:rPr>
-            <w:color w:val="0000EE"/>
-            <w:u w:val="single"/>
-          </w:rPr>
-          <w:t>1 Wafalme 8:1</w:t>
-        </w:r>
-      </w:hyperlink>
-      <w:r>
-        <w:rPr>
-          <w:lang w:val="sw_KE" w:bidi="sw_KE"/>
-        </w:rPr>
-        <w:t xml:space="preserve">; </w:t>
-      </w:r>
-      <w:hyperlink r:id="rId51">
-        <w:r>
-          <w:rPr>
-            <w:lang w:val="sw_KE" w:bidi="sw_KE"/>
-          </w:rPr>
-          <w:rPr>
-            <w:color w:val="0000EE"/>
-            <w:u w:val="single"/>
-          </w:rPr>
-          <w:t>2 Wafalme 18:13–17</w:t>
-        </w:r>
-      </w:hyperlink>
-      <w:r>
-        <w:rPr>
-          <w:lang w:val="sw_KE" w:bidi="sw_KE"/>
-        </w:rPr>
-        <w:t xml:space="preserve">; </w:t>
-      </w:r>
-      <w:hyperlink r:id="rId18">
-        <w:r>
-          <w:rPr>
-            <w:lang w:val="sw_KE" w:bidi="sw_KE"/>
-          </w:rPr>
-          <w:rPr>
-            <w:color w:val="0000EE"/>
-            <w:u w:val="single"/>
-          </w:rPr>
-          <w:t>25:1–10</w:t>
-        </w:r>
-      </w:hyperlink>
-      <w:r>
-        <w:rPr>
-          <w:lang w:val="sw_KE" w:bidi="sw_KE"/>
-        </w:rPr>
-        <w:t xml:space="preserve">; </w:t>
-      </w:r>
-      <w:hyperlink r:id="rId52">
-        <w:r>
-          <w:rPr>
-            <w:lang w:val="sw_KE" w:bidi="sw_KE"/>
-          </w:rPr>
-          <w:rPr>
-            <w:color w:val="0000EE"/>
-            <w:u w:val="single"/>
-          </w:rPr>
-          <w:t>2 Mambo ya Nyakati 3:1</w:t>
-        </w:r>
-      </w:hyperlink>
-      <w:r>
-        <w:rPr>
-          <w:lang w:val="sw_KE" w:bidi="sw_KE"/>
-        </w:rPr>
-        <w:t xml:space="preserve">; </w:t>
-      </w:r>
-      <w:hyperlink r:id="rId53">
-        <w:r>
-          <w:rPr>
-            <w:lang w:val="sw_KE" w:bidi="sw_KE"/>
-          </w:rPr>
-          <w:rPr>
-            <w:color w:val="0000EE"/>
-            <w:u w:val="single"/>
-          </w:rPr>
-          <w:t>12:1–12</w:t>
-        </w:r>
-      </w:hyperlink>
-      <w:r>
-        <w:rPr>
-          <w:lang w:val="sw_KE" w:bidi="sw_KE"/>
-        </w:rPr>
-        <w:t xml:space="preserve">; </w:t>
-      </w:r>
-      <w:hyperlink r:id="rId54">
-        <w:r>
-          <w:rPr>
-            <w:lang w:val="sw_KE" w:bidi="sw_KE"/>
-          </w:rPr>
-          <w:rPr>
-            <w:color w:val="0000EE"/>
-            <w:u w:val="single"/>
-          </w:rPr>
-          <w:t>26:9</w:t>
-        </w:r>
-      </w:hyperlink>
-      <w:r>
-        <w:rPr>
-          <w:lang w:val="sw_KE" w:bidi="sw_KE"/>
-        </w:rPr>
-        <w:t xml:space="preserve">, </w:t>
-      </w:r>
-      <w:hyperlink r:id="rId55">
-        <w:r>
-          <w:rPr>
-            <w:lang w:val="sw_KE" w:bidi="sw_KE"/>
-          </w:rPr>
-          <w:rPr>
-            <w:color w:val="0000EE"/>
-            <w:u w:val="single"/>
-          </w:rPr>
-          <w:t>15</w:t>
-        </w:r>
-      </w:hyperlink>
-      <w:r>
-        <w:rPr>
-          <w:lang w:val="sw_KE" w:bidi="sw_KE"/>
-        </w:rPr>
-        <w:t xml:space="preserve">; </w:t>
-      </w:r>
-      <w:hyperlink r:id="rId56">
-        <w:r>
-          <w:rPr>
-            <w:lang w:val="sw_KE" w:bidi="sw_KE"/>
-          </w:rPr>
-          <w:rPr>
-            <w:color w:val="0000EE"/>
-            <w:u w:val="single"/>
-          </w:rPr>
-          <w:t>32:1–5</w:t>
-        </w:r>
-      </w:hyperlink>
-      <w:r>
-        <w:rPr>
-          <w:lang w:val="sw_KE" w:bidi="sw_KE"/>
-        </w:rPr>
-        <w:t xml:space="preserve">, </w:t>
-      </w:r>
-      <w:hyperlink r:id="rId57">
-        <w:r>
-          <w:rPr>
-            <w:lang w:val="sw_KE" w:bidi="sw_KE"/>
-          </w:rPr>
-          <w:rPr>
-            <w:color w:val="0000EE"/>
-            <w:u w:val="single"/>
-          </w:rPr>
-          <w:t>27–30</w:t>
-        </w:r>
-      </w:hyperlink>
-      <w:r>
-        <w:rPr>
-          <w:lang w:val="sw_KE" w:bidi="sw_KE"/>
-        </w:rPr>
-        <w:t xml:space="preserve">; </w:t>
-      </w:r>
-      <w:hyperlink r:id="rId58">
-        <w:r>
-          <w:rPr>
-            <w:lang w:val="sw_KE" w:bidi="sw_KE"/>
-          </w:rPr>
-          <w:rPr>
-            <w:color w:val="0000EE"/>
-            <w:u w:val="single"/>
-          </w:rPr>
-          <w:t>Ezra 1:1–6</w:t>
-        </w:r>
-      </w:hyperlink>
-      <w:r>
-        <w:rPr>
-          <w:lang w:val="sw_KE" w:bidi="sw_KE"/>
-        </w:rPr>
-        <w:t xml:space="preserve">; </w:t>
-      </w:r>
-      <w:hyperlink r:id="rId59">
-        <w:r>
-          <w:rPr>
-            <w:lang w:val="sw_KE" w:bidi="sw_KE"/>
-          </w:rPr>
-          <w:rPr>
-            <w:color w:val="0000EE"/>
-            <w:u w:val="single"/>
-          </w:rPr>
-          <w:t>Nehemia 1:1–6:19</w:t>
-        </w:r>
-      </w:hyperlink>
-      <w:r>
-        <w:rPr>
-          <w:lang w:val="sw_KE" w:bidi="sw_KE"/>
-        </w:rPr>
-        <w:t xml:space="preserve">; </w:t>
-      </w:r>
-      <w:hyperlink r:id="rId20">
-        <w:r>
-          <w:rPr>
-            <w:lang w:val="sw_KE" w:bidi="sw_KE"/>
-          </w:rPr>
-          <w:rPr>
-            <w:color w:val="0000EE"/>
-            <w:u w:val="single"/>
-          </w:rPr>
-          <w:t>Zaburi 48:1–3</w:t>
-        </w:r>
-      </w:hyperlink>
-      <w:r>
-        <w:rPr>
-          <w:lang w:val="sw_KE" w:bidi="sw_KE"/>
-        </w:rPr>
-        <w:t xml:space="preserve">; </w:t>
-      </w:r>
-      <w:hyperlink r:id="rId60">
-        <w:r>
-          <w:rPr>
-            <w:lang w:val="sw_KE" w:bidi="sw_KE"/>
-          </w:rPr>
-          <w:rPr>
-            <w:color w:val="0000EE"/>
-            <w:u w:val="single"/>
-          </w:rPr>
-          <w:t>125:2</w:t>
-        </w:r>
-      </w:hyperlink>
-      <w:r>
-        <w:rPr>
-          <w:lang w:val="sw_KE" w:bidi="sw_KE"/>
-        </w:rPr>
-        <w:t xml:space="preserve">; </w:t>
-      </w:r>
-      <w:hyperlink r:id="rId61">
-        <w:r>
-          <w:rPr>
-            <w:lang w:val="sw_KE" w:bidi="sw_KE"/>
-          </w:rPr>
-          <w:rPr>
-            <w:color w:val="0000EE"/>
-            <w:u w:val="single"/>
-          </w:rPr>
-          <w:t>Isaya 14:32</w:t>
-        </w:r>
-      </w:hyperlink>
-      <w:r>
-        <w:rPr>
-          <w:lang w:val="sw_KE" w:bidi="sw_KE"/>
-        </w:rPr>
-        <w:t xml:space="preserve">; </w:t>
-      </w:r>
-      <w:hyperlink r:id="rId62">
-        <w:r>
-          <w:rPr>
-            <w:lang w:val="sw_KE" w:bidi="sw_KE"/>
-          </w:rPr>
-          <w:rPr>
-            <w:color w:val="0000EE"/>
-            <w:u w:val="single"/>
-          </w:rPr>
-          <w:t>52:1–3</w:t>
-        </w:r>
-      </w:hyperlink>
-      <w:r>
-        <w:rPr>
-          <w:lang w:val="sw_KE" w:bidi="sw_KE"/>
-        </w:rPr>
-        <w:t xml:space="preserve">; </w:t>
-      </w:r>
-      <w:hyperlink r:id="rId63">
-        <w:r>
-          <w:rPr>
-            <w:lang w:val="sw_KE" w:bidi="sw_KE"/>
-          </w:rPr>
-          <w:rPr>
-            <w:color w:val="0000EE"/>
-            <w:u w:val="single"/>
-          </w:rPr>
-          <w:t>Wagalatia 4:25–26</w:t>
-        </w:r>
-      </w:hyperlink>
-      <w:r>
-        <w:rPr>
-          <w:lang w:val="sw_KE" w:bidi="sw_KE"/>
-        </w:rPr>
-        <w:t xml:space="preserve">; </w:t>
-      </w:r>
-      <w:hyperlink r:id="rId64">
-        <w:r>
-          <w:rPr>
-            <w:lang w:val="sw_KE" w:bidi="sw_KE"/>
-          </w:rPr>
-          <w:rPr>
-            <w:color w:val="0000EE"/>
-            <w:u w:val="single"/>
-          </w:rPr>
-          <w:t>Waebrania 12:22–24</w:t>
-        </w:r>
-      </w:hyperlink>
-      <w:r>
-        <w:rPr>
-          <w:lang w:val="sw_KE" w:bidi="sw_KE"/>
-        </w:rPr>
-      </w:r>
-      <w:r>
-        <w:rPr>
-          <w:lang w:val="sw_KE" w:bidi="sw_KE"/>
-        </w:rPr>
+      <w:r>
+        <w:rPr>
+          <w:lang w:val="sw_KE" w:bidi="sw_KE"/>
+        </w:rPr>
+        <w:t>Kwenye Mashariki ya Kale, hekima ilihusisha:</w:t>
+      </w:r>
+    </w:p>
+    <w:p>
+      <w:pPr>
+        <w:pStyle w:val="ListBullet"/>
+        <w:spacing w:line="240" w:lineRule="auto"/>
+        <w:ind w:left="720"/>
+      </w:pPr>
+      <w:r>
+        <w:rPr>
+          <w:lang w:val="sw_KE" w:bidi="sw_KE"/>
+        </w:rPr>
+      </w:r>
+      <w:r>
+        <w:rPr>
+          <w:lang w:val="sw_KE" w:bidi="sw_KE"/>
+        </w:rPr>
+        <w:t>kudumisha utaratibu</w:t>
+      </w:r>
+    </w:p>
+    <w:p>
+      <w:pPr>
+        <w:pStyle w:val="ListBullet"/>
+        <w:spacing w:line="240" w:lineRule="auto"/>
+        <w:ind w:left="720"/>
+      </w:pPr>
+      <w:r>
+        <w:rPr>
+          <w:lang w:val="sw_KE" w:bidi="sw_KE"/>
+        </w:rPr>
+      </w:r>
+      <w:r>
+        <w:rPr>
+          <w:lang w:val="sw_KE" w:bidi="sw_KE"/>
+        </w:rPr>
+        <w:t>kuwaridhisha miungu na wengine</w:t>
+      </w:r>
+    </w:p>
+    <w:p>
+      <w:pPr>
+        <w:pStyle w:val="ListBullet"/>
+        <w:spacing w:line="240" w:lineRule="auto"/>
+        <w:ind w:left="720"/>
+      </w:pPr>
+      <w:r>
+        <w:rPr>
+          <w:lang w:val="sw_KE" w:bidi="sw_KE"/>
+        </w:rPr>
+      </w:r>
+      <w:r>
+        <w:rPr>
+          <w:lang w:val="sw_KE" w:bidi="sw_KE"/>
+        </w:rPr>
+        <w:t>kuchunguza maisha, jamii, na asili</w:t>
       </w:r>
     </w:p>
     <w:p>
@@ -1408,21 +1454,119 @@
           <w:lang w:val="sw_KE" w:bidi="sw_KE"/>
         </w:rPr>
       </w:r>
-    </w:p>
-    <w:p>
-      <w:pPr>
-        <w:pStyle w:val="Heading2"/>
-      </w:pPr>
-      <w:r>
-        <w:rPr>
-          <w:lang w:val="sw_KE" w:bidi="sw_KE"/>
-        </w:rPr>
-        <w:t>Yesu na Shetani</w:t>
-      </w:r>
-      <w:r>
-        <w:rPr>
-          <w:lang w:val="sw_KE" w:bidi="sw_KE"/>
-        </w:rPr>
+      <w:r>
+        <w:rPr>
+          <w:lang w:val="sw_KE" w:bidi="sw_KE"/>
+        </w:rPr>
+        <w:t>Katika Israeli, hekima ililenga maeneo haya lakini ilisisitiza "hofu ya BWANA." Mungu ni kitovu cha maisha, na kumwogopa kunaleta hekima (</w:t>
+      </w:r>
+      <w:hyperlink r:id="rId64">
+        <w:r>
+          <w:rPr>
+            <w:lang w:val="sw_KE" w:bidi="sw_KE"/>
+          </w:rPr>
+          <w:rPr>
+            <w:color w:val="0000EE"/>
+            <w:u w:val="single"/>
+          </w:rPr>
+          <w:t>111:10</w:t>
+        </w:r>
+      </w:hyperlink>
+      <w:r>
+        <w:rPr>
+          <w:lang w:val="sw_KE" w:bidi="sw_KE"/>
+        </w:rPr>
+        <w:t>). "Hofu ya BWANA" inamaanisha kujisalimisha kikamilifu na kumtumaini yeye (</w:t>
+      </w:r>
+      <w:hyperlink r:id="rId65">
+        <w:r>
+          <w:rPr>
+            <w:lang w:val="sw_KE" w:bidi="sw_KE"/>
+          </w:rPr>
+          <w:rPr>
+            <w:color w:val="0000EE"/>
+            <w:u w:val="single"/>
+          </w:rPr>
+          <w:t>115:11</w:t>
+        </w:r>
+      </w:hyperlink>
+      <w:r>
+        <w:rPr>
+          <w:lang w:val="sw_KE" w:bidi="sw_KE"/>
+        </w:rPr>
+        <w:t xml:space="preserve">; tazama pia </w:t>
+      </w:r>
+      <w:hyperlink r:id="rId66">
+        <w:r>
+          <w:rPr>
+            <w:lang w:val="sw_KE" w:bidi="sw_KE"/>
+          </w:rPr>
+          <w:rPr>
+            <w:color w:val="0000EE"/>
+            <w:u w:val="single"/>
+          </w:rPr>
+          <w:t>40:3</w:t>
+        </w:r>
+      </w:hyperlink>
+      <w:r>
+        <w:rPr>
+          <w:lang w:val="sw_KE" w:bidi="sw_KE"/>
+        </w:rPr>
+        <w:t xml:space="preserve">; </w:t>
+      </w:r>
+      <w:hyperlink r:id="rId67">
+        <w:r>
+          <w:rPr>
+            <w:lang w:val="sw_KE" w:bidi="sw_KE"/>
+          </w:rPr>
+          <w:rPr>
+            <w:color w:val="0000EE"/>
+            <w:u w:val="single"/>
+          </w:rPr>
+          <w:t>112:7</w:t>
+        </w:r>
+      </w:hyperlink>
+      <w:r>
+        <w:rPr>
+          <w:lang w:val="sw_KE" w:bidi="sw_KE"/>
+        </w:rPr>
+        <w:t>). Hii inasababisha maisha safi (</w:t>
+      </w:r>
+      <w:hyperlink r:id="rId68">
+        <w:r>
+          <w:rPr>
+            <w:lang w:val="sw_KE" w:bidi="sw_KE"/>
+          </w:rPr>
+          <w:rPr>
+            <w:color w:val="0000EE"/>
+            <w:u w:val="single"/>
+          </w:rPr>
+          <w:t>19:9</w:t>
+        </w:r>
+      </w:hyperlink>
+      <w:r>
+        <w:rPr>
+          <w:lang w:val="sw_KE" w:bidi="sw_KE"/>
+        </w:rPr>
+        <w:t xml:space="preserve">). </w:t>
+      </w:r>
+      <w:hyperlink r:id="rId39">
+        <w:r>
+          <w:rPr>
+            <w:lang w:val="sw_KE" w:bidi="sw_KE"/>
+          </w:rPr>
+          <w:rPr>
+            <w:color w:val="0000EE"/>
+            <w:u w:val="single"/>
+          </w:rPr>
+          <w:t>Zaburi 34</w:t>
+        </w:r>
+      </w:hyperlink>
+      <w:r>
+        <w:rPr>
+          <w:lang w:val="sw_KE" w:bidi="sw_KE"/>
+        </w:rPr>
+        <w:t xml:space="preserve"> inaunganisha hofu ya Bwana na maisha yenye wingi.</w:t>
       </w:r>
     </w:p>
     <w:p>
@@ -1436,25 +1580,25 @@
         <w:rPr>
           <w:lang w:val="sw_KE" w:bidi="sw_KE"/>
         </w:rPr>
-        <w:t>Shetani ni wakala binafsi wa dhambi na uovu ambaye alimpinga Yesu (</w:t>
-      </w:r>
-      <w:hyperlink r:id="rId65">
-        <w:r>
-          <w:rPr>
-            <w:lang w:val="sw_KE" w:bidi="sw_KE"/>
-          </w:rPr>
-          <w:rPr>
-            <w:color w:val="0000EE"/>
-            <w:u w:val="single"/>
-          </w:rPr>
-          <w:t>Mathayo 4:1–11</w:t>
-        </w:r>
-      </w:hyperlink>
-      <w:r>
-        <w:rPr>
-          <w:lang w:val="sw_KE" w:bidi="sw_KE"/>
-        </w:rPr>
-        <w:t>).</w:t>
+        <w:t xml:space="preserve">Maisha ya hekima yanamaanisha kuishi kwa njia inayompendeza Mungu. </w:t>
+      </w:r>
+      <w:hyperlink r:id="rId36">
+        <w:r>
+          <w:rPr>
+            <w:lang w:val="sw_KE" w:bidi="sw_KE"/>
+          </w:rPr>
+          <w:rPr>
+            <w:color w:val="0000EE"/>
+            <w:u w:val="single"/>
+          </w:rPr>
+          <w:t>Zaburi 1</w:t>
+        </w:r>
+      </w:hyperlink>
+      <w:r>
+        <w:rPr>
+          <w:lang w:val="sw_KE" w:bidi="sw_KE"/>
+        </w:rPr>
+        <w:t xml:space="preserve"> inawaalika wote kupata furaha kupitia Mungu, mafundisho yake, na njia ya maisha inayotokana na mwongozo wake kwa watu wenye hekima. Maisha ya watu wacha Mungu yanaonyesha maelewano ya ndani, ukuaji, na uzuri. Yanaakisi uadilifu, haki, upendo, uaminifu, huruma, na neema ya Mungu. Wanaishi kumpendeza Mungu katika mioyo yao na matendo yao.</w:t>
       </w:r>
     </w:p>
     <w:p>
@@ -1468,7 +1612,1108 @@
         <w:rPr>
           <w:lang w:val="sw_KE" w:bidi="sw_KE"/>
         </w:rPr>
-        <w:t>Injili ya Mathayo inamrejelea kiumbe huyu kama:</w:t>
+        <w:t>Hekima huongeza mtazamo wa mtu kuhusu maisha. Mtu mwenye hekima anataka kuona maisha kutoka kwa mtazamo wa Mungu. Utafutaji huu unahusisha kuishi kwa unyenyekevu na uaminifu chini ya mfalme mkuu ambaye anaweka uumbaji katika mpangilio na maelewano. Kumtafuta Mungu kunakuza maisha yenye mpangilio na amani na kunahimiza utiifu (</w:t>
+      </w:r>
+      <w:hyperlink r:id="rId69">
+        <w:r>
+          <w:rPr>
+            <w:lang w:val="sw_KE" w:bidi="sw_KE"/>
+          </w:rPr>
+          <w:rPr>
+            <w:color w:val="0000EE"/>
+            <w:u w:val="single"/>
+          </w:rPr>
+          <w:t>19:7</w:t>
+        </w:r>
+      </w:hyperlink>
+      <w:r>
+        <w:rPr>
+          <w:lang w:val="sw_KE" w:bidi="sw_KE"/>
+        </w:rPr>
+        <w:t xml:space="preserve">; </w:t>
+      </w:r>
+      <w:hyperlink r:id="rId70">
+        <w:r>
+          <w:rPr>
+            <w:lang w:val="sw_KE" w:bidi="sw_KE"/>
+          </w:rPr>
+          <w:rPr>
+            <w:color w:val="0000EE"/>
+            <w:u w:val="single"/>
+          </w:rPr>
+          <w:t>25:12</w:t>
+        </w:r>
+      </w:hyperlink>
+      <w:r>
+        <w:rPr>
+          <w:lang w:val="sw_KE" w:bidi="sw_KE"/>
+        </w:rPr>
+        <w:t xml:space="preserve">; </w:t>
+      </w:r>
+      <w:hyperlink r:id="rId71">
+        <w:r>
+          <w:rPr>
+            <w:lang w:val="sw_KE" w:bidi="sw_KE"/>
+          </w:rPr>
+          <w:rPr>
+            <w:color w:val="0000EE"/>
+            <w:u w:val="single"/>
+          </w:rPr>
+          <w:t>51:6</w:t>
+        </w:r>
+      </w:hyperlink>
+      <w:r>
+        <w:rPr>
+          <w:lang w:val="sw_KE" w:bidi="sw_KE"/>
+        </w:rPr>
+        <w:t xml:space="preserve">; </w:t>
+      </w:r>
+      <w:hyperlink r:id="rId72">
+        <w:r>
+          <w:rPr>
+            <w:lang w:val="sw_KE" w:bidi="sw_KE"/>
+          </w:rPr>
+          <w:rPr>
+            <w:color w:val="0000EE"/>
+            <w:u w:val="single"/>
+          </w:rPr>
+          <w:t>112:1</w:t>
+        </w:r>
+      </w:hyperlink>
+      <w:r>
+        <w:rPr>
+          <w:lang w:val="sw_KE" w:bidi="sw_KE"/>
+        </w:rPr>
+        <w:t xml:space="preserve">; </w:t>
+      </w:r>
+      <w:hyperlink r:id="rId73">
+        <w:r>
+          <w:rPr>
+            <w:lang w:val="sw_KE" w:bidi="sw_KE"/>
+          </w:rPr>
+          <w:rPr>
+            <w:color w:val="0000EE"/>
+            <w:u w:val="single"/>
+          </w:rPr>
+          <w:t>119:98–100</w:t>
+        </w:r>
+      </w:hyperlink>
+      <w:r>
+        <w:rPr>
+          <w:lang w:val="sw_KE" w:bidi="sw_KE"/>
+        </w:rPr>
+        <w:t>).</w:t>
+      </w:r>
+    </w:p>
+    <w:p>
+      <w:pPr/>
+      <w:r>
+        <w:rPr>
+          <w:lang w:val="sw_KE" w:bidi="sw_KE"/>
+        </w:rPr>
+      </w:r>
+      <w:r>
+        <w:rPr>
+          <w:lang w:val="sw_KE" w:bidi="sw_KE"/>
+        </w:rPr>
+        <w:t xml:space="preserve">Wenye hekima wanaiga Mungu, na maisha yao yana furaha hata wakati wa matatizo. Wanamsifu Bwana katika hali zote za maisha (tazama </w:t>
+      </w:r>
+      <w:hyperlink r:id="rId74">
+        <w:r>
+          <w:rPr>
+            <w:lang w:val="sw_KE" w:bidi="sw_KE"/>
+          </w:rPr>
+          <w:rPr>
+            <w:color w:val="0000EE"/>
+            <w:u w:val="single"/>
+          </w:rPr>
+          <w:t>22:23</w:t>
+        </w:r>
+      </w:hyperlink>
+      <w:r>
+        <w:rPr>
+          <w:lang w:val="sw_KE" w:bidi="sw_KE"/>
+        </w:rPr>
+        <w:t xml:space="preserve">, </w:t>
+      </w:r>
+      <w:hyperlink r:id="rId75">
+        <w:r>
+          <w:rPr>
+            <w:lang w:val="sw_KE" w:bidi="sw_KE"/>
+          </w:rPr>
+          <w:rPr>
+            <w:color w:val="0000EE"/>
+            <w:u w:val="single"/>
+          </w:rPr>
+          <w:t>25</w:t>
+        </w:r>
+      </w:hyperlink>
+      <w:r>
+        <w:rPr>
+          <w:lang w:val="sw_KE" w:bidi="sw_KE"/>
+        </w:rPr>
+        <w:t>). Wanapitia maisha kwa ujasiri kwa sababu Bwana yuko pamoja nao (</w:t>
+      </w:r>
+      <w:hyperlink r:id="rId76">
+        <w:r>
+          <w:rPr>
+            <w:lang w:val="sw_KE" w:bidi="sw_KE"/>
+          </w:rPr>
+          <w:rPr>
+            <w:color w:val="0000EE"/>
+            <w:u w:val="single"/>
+          </w:rPr>
+          <w:t>23:4</w:t>
+        </w:r>
+      </w:hyperlink>
+      <w:r>
+        <w:rPr>
+          <w:lang w:val="sw_KE" w:bidi="sw_KE"/>
+        </w:rPr>
+        <w:t xml:space="preserve">; </w:t>
+      </w:r>
+      <w:hyperlink r:id="rId77">
+        <w:r>
+          <w:rPr>
+            <w:lang w:val="sw_KE" w:bidi="sw_KE"/>
+          </w:rPr>
+          <w:rPr>
+            <w:color w:val="0000EE"/>
+            <w:u w:val="single"/>
+          </w:rPr>
+          <w:t>27:1</w:t>
+        </w:r>
+      </w:hyperlink>
+      <w:r>
+        <w:rPr>
+          <w:lang w:val="sw_KE" w:bidi="sw_KE"/>
+        </w:rPr>
+        <w:t xml:space="preserve">, </w:t>
+      </w:r>
+      <w:hyperlink r:id="rId78">
+        <w:r>
+          <w:rPr>
+            <w:lang w:val="sw_KE" w:bidi="sw_KE"/>
+          </w:rPr>
+          <w:rPr>
+            <w:color w:val="0000EE"/>
+            <w:u w:val="single"/>
+          </w:rPr>
+          <w:t>3</w:t>
+        </w:r>
+      </w:hyperlink>
+      <w:r>
+        <w:rPr>
+          <w:lang w:val="sw_KE" w:bidi="sw_KE"/>
+        </w:rPr>
+        <w:t xml:space="preserve">; </w:t>
+      </w:r>
+      <w:hyperlink r:id="rId79">
+        <w:r>
+          <w:rPr>
+            <w:lang w:val="sw_KE" w:bidi="sw_KE"/>
+          </w:rPr>
+          <w:rPr>
+            <w:color w:val="0000EE"/>
+            <w:u w:val="single"/>
+          </w:rPr>
+          <w:t>33:18</w:t>
+        </w:r>
+      </w:hyperlink>
+      <w:r>
+        <w:rPr>
+          <w:lang w:val="sw_KE" w:bidi="sw_KE"/>
+        </w:rPr>
+        <w:t xml:space="preserve">; </w:t>
+      </w:r>
+      <w:hyperlink r:id="rId46">
+        <w:r>
+          <w:rPr>
+            <w:lang w:val="sw_KE" w:bidi="sw_KE"/>
+          </w:rPr>
+          <w:rPr>
+            <w:color w:val="0000EE"/>
+            <w:u w:val="single"/>
+          </w:rPr>
+          <w:t>91:1–16</w:t>
+        </w:r>
+      </w:hyperlink>
+      <w:r>
+        <w:rPr>
+          <w:lang w:val="sw_KE" w:bidi="sw_KE"/>
+        </w:rPr>
+        <w:t>).</w:t>
+      </w:r>
+    </w:p>
+    <w:p>
+      <w:pPr/>
+      <w:r>
+        <w:rPr>
+          <w:lang w:val="sw_KE" w:bidi="sw_KE"/>
+        </w:rPr>
+      </w:r>
+      <w:r>
+        <w:rPr>
+          <w:lang w:val="sw_KE" w:bidi="sw_KE"/>
+        </w:rPr>
+        <w:t>Maisha ya mpumbavu au mtu mwovu ni kinyume na maisha ya mwenye hekima. Watu hawa hujiona kuwa na nguvu na mara nyingi hujigamba kuhusu mafanikio yao. Hawakubali mipaka. Wanajigamba, wanakandamiza, wanaiba, na wanajaribu kuiba furaha ya wengine. Hawamwogopi Bwana (</w:t>
+      </w:r>
+      <w:hyperlink r:id="rId80">
+        <w:r>
+          <w:rPr>
+            <w:lang w:val="sw_KE" w:bidi="sw_KE"/>
+          </w:rPr>
+          <w:rPr>
+            <w:color w:val="0000EE"/>
+            <w:u w:val="single"/>
+          </w:rPr>
+          <w:t>36:1</w:t>
+        </w:r>
+      </w:hyperlink>
+      <w:r>
+        <w:rPr>
+          <w:lang w:val="sw_KE" w:bidi="sw_KE"/>
+        </w:rPr>
+        <w:t xml:space="preserve">; </w:t>
+      </w:r>
+      <w:hyperlink r:id="rId81">
+        <w:r>
+          <w:rPr>
+            <w:lang w:val="sw_KE" w:bidi="sw_KE"/>
+          </w:rPr>
+          <w:rPr>
+            <w:color w:val="0000EE"/>
+            <w:u w:val="single"/>
+          </w:rPr>
+          <w:t>55:19</w:t>
+        </w:r>
+      </w:hyperlink>
+      <w:r>
+        <w:rPr>
+          <w:lang w:val="sw_KE" w:bidi="sw_KE"/>
+        </w:rPr>
+        <w:t>). Washairi wa Israeli mara nyingi waliwaonya watu kuepuka maisha ya "mpumbavu," vinginevyo hukumu ya Mungu inaweza kuja kwao (</w:t>
+      </w:r>
+      <w:hyperlink r:id="rId82">
+        <w:r>
+          <w:rPr>
+            <w:lang w:val="sw_KE" w:bidi="sw_KE"/>
+          </w:rPr>
+          <w:rPr>
+            <w:color w:val="0000EE"/>
+            <w:u w:val="single"/>
+          </w:rPr>
+          <w:t>2:10–11</w:t>
+        </w:r>
+      </w:hyperlink>
+      <w:r>
+        <w:rPr>
+          <w:lang w:val="sw_KE" w:bidi="sw_KE"/>
+        </w:rPr>
+        <w:t xml:space="preserve">; </w:t>
+      </w:r>
+      <w:hyperlink r:id="rId83">
+        <w:r>
+          <w:rPr>
+            <w:lang w:val="sw_KE" w:bidi="sw_KE"/>
+          </w:rPr>
+          <w:rPr>
+            <w:color w:val="0000EE"/>
+            <w:u w:val="single"/>
+          </w:rPr>
+          <w:t>94:8–10</w:t>
+        </w:r>
+      </w:hyperlink>
+      <w:r>
+        <w:rPr>
+          <w:lang w:val="sw_KE" w:bidi="sw_KE"/>
+        </w:rPr>
+        <w:t>).</w:t>
+      </w:r>
+    </w:p>
+    <w:p>
+      <w:pPr/>
+      <w:r>
+        <w:rPr>
+          <w:lang w:val="sw_KE" w:bidi="sw_KE"/>
+        </w:rPr>
+      </w:r>
+      <w:r>
+        <w:rPr>
+          <w:lang w:val="sw_KE" w:bidi="sw_KE"/>
+        </w:rPr>
+        <w:t>Yesu Kristo aliingia ulimwenguni kama Mungu katika mwili (yeye ni Mungu kamili na mwanadamu kamili kwa wakati mmoja). Anamiliki sifa zote za hekima. Kupitia yeye, tunaweza kuishi maisha yenye hekima (</w:t>
+      </w:r>
+      <w:hyperlink r:id="rId84">
+        <w:r>
+          <w:rPr>
+            <w:lang w:val="sw_KE" w:bidi="sw_KE"/>
+          </w:rPr>
+          <w:rPr>
+            <w:color w:val="0000EE"/>
+            <w:u w:val="single"/>
+          </w:rPr>
+          <w:t>Wakolosai 2:2–3</w:t>
+        </w:r>
+      </w:hyperlink>
+      <w:r>
+        <w:rPr>
+          <w:lang w:val="sw_KE" w:bidi="sw_KE"/>
+        </w:rPr>
+        <w:t>).</w:t>
+      </w:r>
+    </w:p>
+    <w:p>
+      <w:pPr/>
+      <w:r>
+        <w:rPr>
+          <w:lang w:val="sw_KE" w:bidi="sw_KE"/>
+        </w:rPr>
+      </w:r>
+      <w:r>
+        <w:rPr>
+          <w:u w:val="single"/>
+          <w:lang w:val="sw_KE" w:bidi="sw_KE"/>
+        </w:rPr>
+        <w:t>Sehemu za Kujifunza Zaidi</w:t>
+      </w:r>
+    </w:p>
+    <w:p>
+      <w:pPr/>
+      <w:r>
+        <w:rPr>
+          <w:lang w:val="sw_KE" w:bidi="sw_KE"/>
+        </w:rPr>
+      </w:r>
+      <w:hyperlink r:id="rId36">
+        <w:r>
+          <w:rPr>
+            <w:lang w:val="sw_KE" w:bidi="sw_KE"/>
+          </w:rPr>
+          <w:rPr>
+            <w:color w:val="0000EE"/>
+            <w:u w:val="single"/>
+          </w:rPr>
+          <w:t>Zaburi 1</w:t>
+        </w:r>
+      </w:hyperlink>
+      <w:r>
+        <w:rPr>
+          <w:lang w:val="sw_KE" w:bidi="sw_KE"/>
+        </w:rPr>
+        <w:t xml:space="preserve">; </w:t>
+      </w:r>
+      <w:hyperlink r:id="rId37">
+        <w:r>
+          <w:rPr>
+            <w:lang w:val="sw_KE" w:bidi="sw_KE"/>
+          </w:rPr>
+          <w:rPr>
+            <w:color w:val="0000EE"/>
+            <w:u w:val="single"/>
+          </w:rPr>
+          <w:t>14</w:t>
+        </w:r>
+      </w:hyperlink>
+      <w:r>
+        <w:rPr>
+          <w:lang w:val="sw_KE" w:bidi="sw_KE"/>
+        </w:rPr>
+        <w:t xml:space="preserve">; </w:t>
+      </w:r>
+      <w:hyperlink r:id="rId38">
+        <w:r>
+          <w:rPr>
+            <w:lang w:val="sw_KE" w:bidi="sw_KE"/>
+          </w:rPr>
+          <w:rPr>
+            <w:color w:val="0000EE"/>
+            <w:u w:val="single"/>
+          </w:rPr>
+          <w:t>25</w:t>
+        </w:r>
+      </w:hyperlink>
+      <w:r>
+        <w:rPr>
+          <w:lang w:val="sw_KE" w:bidi="sw_KE"/>
+        </w:rPr>
+        <w:t xml:space="preserve">; </w:t>
+      </w:r>
+      <w:hyperlink r:id="rId39">
+        <w:r>
+          <w:rPr>
+            <w:lang w:val="sw_KE" w:bidi="sw_KE"/>
+          </w:rPr>
+          <w:rPr>
+            <w:color w:val="0000EE"/>
+            <w:u w:val="single"/>
+          </w:rPr>
+          <w:t>34</w:t>
+        </w:r>
+      </w:hyperlink>
+      <w:r>
+        <w:rPr>
+          <w:lang w:val="sw_KE" w:bidi="sw_KE"/>
+        </w:rPr>
+        <w:t xml:space="preserve">; </w:t>
+      </w:r>
+      <w:hyperlink r:id="rId40">
+        <w:r>
+          <w:rPr>
+            <w:lang w:val="sw_KE" w:bidi="sw_KE"/>
+          </w:rPr>
+          <w:rPr>
+            <w:color w:val="0000EE"/>
+            <w:u w:val="single"/>
+          </w:rPr>
+          <w:t>37</w:t>
+        </w:r>
+      </w:hyperlink>
+      <w:r>
+        <w:rPr>
+          <w:lang w:val="sw_KE" w:bidi="sw_KE"/>
+        </w:rPr>
+        <w:t xml:space="preserve">; </w:t>
+      </w:r>
+      <w:hyperlink r:id="rId41">
+        <w:r>
+          <w:rPr>
+            <w:lang w:val="sw_KE" w:bidi="sw_KE"/>
+          </w:rPr>
+          <w:rPr>
+            <w:color w:val="0000EE"/>
+            <w:u w:val="single"/>
+          </w:rPr>
+          <w:t>39</w:t>
+        </w:r>
+      </w:hyperlink>
+      <w:r>
+        <w:rPr>
+          <w:lang w:val="sw_KE" w:bidi="sw_KE"/>
+        </w:rPr>
+        <w:t xml:space="preserve">; </w:t>
+      </w:r>
+      <w:hyperlink r:id="rId42">
+        <w:r>
+          <w:rPr>
+            <w:lang w:val="sw_KE" w:bidi="sw_KE"/>
+          </w:rPr>
+          <w:rPr>
+            <w:color w:val="0000EE"/>
+            <w:u w:val="single"/>
+          </w:rPr>
+          <w:t>49</w:t>
+        </w:r>
+      </w:hyperlink>
+      <w:r>
+        <w:rPr>
+          <w:lang w:val="sw_KE" w:bidi="sw_KE"/>
+        </w:rPr>
+        <w:t xml:space="preserve">; </w:t>
+      </w:r>
+      <w:hyperlink r:id="rId43">
+        <w:r>
+          <w:rPr>
+            <w:lang w:val="sw_KE" w:bidi="sw_KE"/>
+          </w:rPr>
+          <w:rPr>
+            <w:color w:val="0000EE"/>
+            <w:u w:val="single"/>
+          </w:rPr>
+          <w:t>73</w:t>
+        </w:r>
+      </w:hyperlink>
+      <w:r>
+        <w:rPr>
+          <w:lang w:val="sw_KE" w:bidi="sw_KE"/>
+        </w:rPr>
+        <w:t xml:space="preserve">; </w:t>
+      </w:r>
+      <w:hyperlink r:id="rId44">
+        <w:r>
+          <w:rPr>
+            <w:lang w:val="sw_KE" w:bidi="sw_KE"/>
+          </w:rPr>
+          <w:rPr>
+            <w:color w:val="0000EE"/>
+            <w:u w:val="single"/>
+          </w:rPr>
+          <w:t>78</w:t>
+        </w:r>
+      </w:hyperlink>
+      <w:r>
+        <w:rPr>
+          <w:lang w:val="sw_KE" w:bidi="sw_KE"/>
+        </w:rPr>
+        <w:t xml:space="preserve">; </w:t>
+      </w:r>
+      <w:hyperlink r:id="rId45">
+        <w:r>
+          <w:rPr>
+            <w:lang w:val="sw_KE" w:bidi="sw_KE"/>
+          </w:rPr>
+          <w:rPr>
+            <w:color w:val="0000EE"/>
+            <w:u w:val="single"/>
+          </w:rPr>
+          <w:t>90</w:t>
+        </w:r>
+      </w:hyperlink>
+      <w:r>
+        <w:rPr>
+          <w:lang w:val="sw_KE" w:bidi="sw_KE"/>
+        </w:rPr>
+        <w:t xml:space="preserve">; </w:t>
+      </w:r>
+      <w:hyperlink r:id="rId46">
+        <w:r>
+          <w:rPr>
+            <w:lang w:val="sw_KE" w:bidi="sw_KE"/>
+          </w:rPr>
+          <w:rPr>
+            <w:color w:val="0000EE"/>
+            <w:u w:val="single"/>
+          </w:rPr>
+          <w:t>91</w:t>
+        </w:r>
+      </w:hyperlink>
+      <w:r>
+        <w:rPr>
+          <w:lang w:val="sw_KE" w:bidi="sw_KE"/>
+        </w:rPr>
+        <w:t xml:space="preserve">; </w:t>
+      </w:r>
+      <w:hyperlink r:id="rId47">
+        <w:r>
+          <w:rPr>
+            <w:lang w:val="sw_KE" w:bidi="sw_KE"/>
+          </w:rPr>
+          <w:rPr>
+            <w:color w:val="0000EE"/>
+            <w:u w:val="single"/>
+          </w:rPr>
+          <w:t>111</w:t>
+        </w:r>
+      </w:hyperlink>
+      <w:r>
+        <w:rPr>
+          <w:lang w:val="sw_KE" w:bidi="sw_KE"/>
+        </w:rPr>
+        <w:t xml:space="preserve">; </w:t>
+      </w:r>
+      <w:hyperlink r:id="rId48">
+        <w:r>
+          <w:rPr>
+            <w:lang w:val="sw_KE" w:bidi="sw_KE"/>
+          </w:rPr>
+          <w:rPr>
+            <w:color w:val="0000EE"/>
+            <w:u w:val="single"/>
+          </w:rPr>
+          <w:t>112</w:t>
+        </w:r>
+      </w:hyperlink>
+      <w:r>
+        <w:rPr>
+          <w:lang w:val="sw_KE" w:bidi="sw_KE"/>
+        </w:rPr>
+        <w:t xml:space="preserve">; </w:t>
+      </w:r>
+      <w:hyperlink r:id="rId49">
+        <w:r>
+          <w:rPr>
+            <w:lang w:val="sw_KE" w:bidi="sw_KE"/>
+          </w:rPr>
+          <w:rPr>
+            <w:color w:val="0000EE"/>
+            <w:u w:val="single"/>
+          </w:rPr>
+          <w:t>127</w:t>
+        </w:r>
+      </w:hyperlink>
+      <w:r>
+        <w:rPr>
+          <w:lang w:val="sw_KE" w:bidi="sw_KE"/>
+        </w:rPr>
+        <w:t xml:space="preserve">; </w:t>
+      </w:r>
+      <w:hyperlink r:id="rId50">
+        <w:r>
+          <w:rPr>
+            <w:lang w:val="sw_KE" w:bidi="sw_KE"/>
+          </w:rPr>
+          <w:rPr>
+            <w:color w:val="0000EE"/>
+            <w:u w:val="single"/>
+          </w:rPr>
+          <w:t>128</w:t>
+        </w:r>
+      </w:hyperlink>
+      <w:r>
+        <w:rPr>
+          <w:lang w:val="sw_KE" w:bidi="sw_KE"/>
+        </w:rPr>
+        <w:t xml:space="preserve">; </w:t>
+      </w:r>
+      <w:hyperlink r:id="rId51">
+        <w:r>
+          <w:rPr>
+            <w:lang w:val="sw_KE" w:bidi="sw_KE"/>
+          </w:rPr>
+          <w:rPr>
+            <w:color w:val="0000EE"/>
+            <w:u w:val="single"/>
+          </w:rPr>
+          <w:t>131</w:t>
+        </w:r>
+      </w:hyperlink>
+      <w:r>
+        <w:rPr>
+          <w:lang w:val="sw_KE" w:bidi="sw_KE"/>
+        </w:rPr>
+        <w:t xml:space="preserve">; </w:t>
+      </w:r>
+      <w:hyperlink r:id="rId52">
+        <w:r>
+          <w:rPr>
+            <w:lang w:val="sw_KE" w:bidi="sw_KE"/>
+          </w:rPr>
+          <w:rPr>
+            <w:color w:val="0000EE"/>
+            <w:u w:val="single"/>
+          </w:rPr>
+          <w:t>133</w:t>
+        </w:r>
+      </w:hyperlink>
+      <w:r>
+        <w:rPr>
+          <w:lang w:val="sw_KE" w:bidi="sw_KE"/>
+        </w:rPr>
+        <w:t xml:space="preserve">; </w:t>
+      </w:r>
+      <w:hyperlink r:id="rId53">
+        <w:r>
+          <w:rPr>
+            <w:lang w:val="sw_KE" w:bidi="sw_KE"/>
+          </w:rPr>
+          <w:rPr>
+            <w:color w:val="0000EE"/>
+            <w:u w:val="single"/>
+          </w:rPr>
+          <w:t>139</w:t>
+        </w:r>
+      </w:hyperlink>
+      <w:r>
+        <w:rPr>
+          <w:lang w:val="sw_KE" w:bidi="sw_KE"/>
+        </w:rPr>
+      </w:r>
+      <w:r>
+        <w:rPr>
+          <w:lang w:val="sw_KE" w:bidi="sw_KE"/>
+        </w:rPr>
+      </w:r>
+    </w:p>
+    <w:p>
+      <w:pPr/>
+      <w:r>
+        <w:rPr>
+          <w:lang w:val="sw_KE" w:bidi="sw_KE"/>
+        </w:rPr>
+      </w:r>
+    </w:p>
+    <w:p>
+      <w:pPr>
+        <w:pStyle w:val="Heading2"/>
+      </w:pPr>
+      <w:r>
+        <w:rPr>
+          <w:lang w:val="sw_KE" w:bidi="sw_KE"/>
+        </w:rPr>
+        <w:t>Zaburi za Kifalme</w:t>
+      </w:r>
+      <w:r>
+        <w:rPr>
+          <w:lang w:val="sw_KE" w:bidi="sw_KE"/>
+        </w:rPr>
+      </w:r>
+    </w:p>
+    <w:p>
+      <w:pPr/>
+      <w:r>
+        <w:rPr>
+          <w:lang w:val="sw_KE" w:bidi="sw_KE"/>
+        </w:rPr>
+      </w:r>
+      <w:r>
+        <w:rPr>
+          <w:i/>
+          <w:lang w:val="sw_KE" w:bidi="sw_KE"/>
+        </w:rPr>
+        <w:t>Zaburi za kifalme</w:t>
+      </w:r>
+      <w:r>
+        <w:rPr>
+          <w:lang w:val="sw_KE" w:bidi="sw_KE"/>
+        </w:rPr>
+        <w:t xml:space="preserve"> zote zinamtaja mfalme, utawala wake, na uhusiano wake na Mungu. Wasomi wengi wanachukulia </w:t>
+      </w:r>
+      <w:hyperlink r:id="rId85">
+        <w:r>
+          <w:rPr>
+            <w:lang w:val="sw_KE" w:bidi="sw_KE"/>
+          </w:rPr>
+          <w:rPr>
+            <w:color w:val="0000EE"/>
+            <w:u w:val="single"/>
+          </w:rPr>
+          <w:t>Zaburi 2</w:t>
+        </w:r>
+      </w:hyperlink>
+      <w:r>
+        <w:rPr>
+          <w:lang w:val="sw_KE" w:bidi="sw_KE"/>
+        </w:rPr>
+        <w:t xml:space="preserve">, </w:t>
+      </w:r>
+      <w:hyperlink r:id="rId54">
+        <w:r>
+          <w:rPr>
+            <w:lang w:val="sw_KE" w:bidi="sw_KE"/>
+          </w:rPr>
+          <w:rPr>
+            <w:color w:val="0000EE"/>
+            <w:u w:val="single"/>
+          </w:rPr>
+          <w:t>18</w:t>
+        </w:r>
+      </w:hyperlink>
+      <w:r>
+        <w:rPr>
+          <w:lang w:val="sw_KE" w:bidi="sw_KE"/>
+        </w:rPr>
+        <w:t xml:space="preserve">, </w:t>
+      </w:r>
+      <w:hyperlink r:id="rId86">
+        <w:r>
+          <w:rPr>
+            <w:lang w:val="sw_KE" w:bidi="sw_KE"/>
+          </w:rPr>
+          <w:rPr>
+            <w:color w:val="0000EE"/>
+            <w:u w:val="single"/>
+          </w:rPr>
+          <w:t>20</w:t>
+        </w:r>
+      </w:hyperlink>
+      <w:r>
+        <w:rPr>
+          <w:lang w:val="sw_KE" w:bidi="sw_KE"/>
+        </w:rPr>
+        <w:t xml:space="preserve">, </w:t>
+      </w:r>
+      <w:hyperlink r:id="rId87">
+        <w:r>
+          <w:rPr>
+            <w:lang w:val="sw_KE" w:bidi="sw_KE"/>
+          </w:rPr>
+          <w:rPr>
+            <w:color w:val="0000EE"/>
+            <w:u w:val="single"/>
+          </w:rPr>
+          <w:t>21</w:t>
+        </w:r>
+      </w:hyperlink>
+      <w:r>
+        <w:rPr>
+          <w:lang w:val="sw_KE" w:bidi="sw_KE"/>
+        </w:rPr>
+        <w:t xml:space="preserve">, </w:t>
+      </w:r>
+      <w:hyperlink r:id="rId88">
+        <w:r>
+          <w:rPr>
+            <w:lang w:val="sw_KE" w:bidi="sw_KE"/>
+          </w:rPr>
+          <w:rPr>
+            <w:color w:val="0000EE"/>
+            <w:u w:val="single"/>
+          </w:rPr>
+          <w:t>45</w:t>
+        </w:r>
+      </w:hyperlink>
+      <w:r>
+        <w:rPr>
+          <w:lang w:val="sw_KE" w:bidi="sw_KE"/>
+        </w:rPr>
+        <w:t xml:space="preserve">, </w:t>
+      </w:r>
+      <w:hyperlink r:id="rId89">
+        <w:r>
+          <w:rPr>
+            <w:lang w:val="sw_KE" w:bidi="sw_KE"/>
+          </w:rPr>
+          <w:rPr>
+            <w:color w:val="0000EE"/>
+            <w:u w:val="single"/>
+          </w:rPr>
+          <w:t>61</w:t>
+        </w:r>
+      </w:hyperlink>
+      <w:r>
+        <w:rPr>
+          <w:lang w:val="sw_KE" w:bidi="sw_KE"/>
+        </w:rPr>
+        <w:t xml:space="preserve">, </w:t>
+      </w:r>
+      <w:hyperlink r:id="rId90">
+        <w:r>
+          <w:rPr>
+            <w:lang w:val="sw_KE" w:bidi="sw_KE"/>
+          </w:rPr>
+          <w:rPr>
+            <w:color w:val="0000EE"/>
+            <w:u w:val="single"/>
+          </w:rPr>
+          <w:t>72</w:t>
+        </w:r>
+      </w:hyperlink>
+      <w:r>
+        <w:rPr>
+          <w:lang w:val="sw_KE" w:bidi="sw_KE"/>
+        </w:rPr>
+        <w:t xml:space="preserve">, </w:t>
+      </w:r>
+      <w:hyperlink r:id="rId91">
+        <w:r>
+          <w:rPr>
+            <w:lang w:val="sw_KE" w:bidi="sw_KE"/>
+          </w:rPr>
+          <w:rPr>
+            <w:color w:val="0000EE"/>
+            <w:u w:val="single"/>
+          </w:rPr>
+          <w:t>89</w:t>
+        </w:r>
+      </w:hyperlink>
+      <w:r>
+        <w:rPr>
+          <w:lang w:val="sw_KE" w:bidi="sw_KE"/>
+        </w:rPr>
+        <w:t xml:space="preserve">, </w:t>
+      </w:r>
+      <w:hyperlink r:id="rId92">
+        <w:r>
+          <w:rPr>
+            <w:lang w:val="sw_KE" w:bidi="sw_KE"/>
+          </w:rPr>
+          <w:rPr>
+            <w:color w:val="0000EE"/>
+            <w:u w:val="single"/>
+          </w:rPr>
+          <w:t>101</w:t>
+        </w:r>
+      </w:hyperlink>
+      <w:r>
+        <w:rPr>
+          <w:lang w:val="sw_KE" w:bidi="sw_KE"/>
+        </w:rPr>
+        <w:t xml:space="preserve">, </w:t>
+      </w:r>
+      <w:hyperlink r:id="rId93">
+        <w:r>
+          <w:rPr>
+            <w:lang w:val="sw_KE" w:bidi="sw_KE"/>
+          </w:rPr>
+          <w:rPr>
+            <w:color w:val="0000EE"/>
+            <w:u w:val="single"/>
+          </w:rPr>
+          <w:t>110</w:t>
+        </w:r>
+      </w:hyperlink>
+      <w:r>
+        <w:rPr>
+          <w:lang w:val="sw_KE" w:bidi="sw_KE"/>
+        </w:rPr>
+        <w:t xml:space="preserve">, </w:t>
+      </w:r>
+      <w:hyperlink r:id="rId94">
+        <w:r>
+          <w:rPr>
+            <w:lang w:val="sw_KE" w:bidi="sw_KE"/>
+          </w:rPr>
+          <w:rPr>
+            <w:color w:val="0000EE"/>
+            <w:u w:val="single"/>
+          </w:rPr>
+          <w:t>132</w:t>
+        </w:r>
+      </w:hyperlink>
+      <w:r>
+        <w:rPr>
+          <w:lang w:val="sw_KE" w:bidi="sw_KE"/>
+        </w:rPr>
+        <w:t xml:space="preserve">, </w:t>
+      </w:r>
+      <w:hyperlink r:id="rId62">
+        <w:r>
+          <w:rPr>
+            <w:lang w:val="sw_KE" w:bidi="sw_KE"/>
+          </w:rPr>
+          <w:rPr>
+            <w:color w:val="0000EE"/>
+            <w:u w:val="single"/>
+          </w:rPr>
+          <w:t>na 144</w:t>
+        </w:r>
+      </w:hyperlink>
+      <w:r>
+        <w:rPr>
+          <w:lang w:val="sw_KE" w:bidi="sw_KE"/>
+        </w:rPr>
+        <w:t xml:space="preserve"> kuwa Zaburi za kifalme.</w:t>
+      </w:r>
+    </w:p>
+    <w:p>
+      <w:pPr/>
+      <w:r>
+        <w:rPr>
+          <w:lang w:val="sw_KE" w:bidi="sw_KE"/>
+        </w:rPr>
+      </w:r>
+      <w:r>
+        <w:rPr>
+          <w:lang w:val="sw_KE" w:bidi="sw_KE"/>
+        </w:rPr>
+        <w:t xml:space="preserve">Imani katika utawala wa Mungu ni msingi wa Zaburi za kifalme (tazama </w:t>
+      </w:r>
+      <w:hyperlink r:id="rId85">
+        <w:r>
+          <w:rPr>
+            <w:lang w:val="sw_KE" w:bidi="sw_KE"/>
+          </w:rPr>
+          <w:rPr>
+            <w:color w:val="0000EE"/>
+            <w:u w:val="single"/>
+          </w:rPr>
+          <w:t>Zaburi 2</w:t>
+        </w:r>
+      </w:hyperlink>
+      <w:r>
+        <w:rPr>
+          <w:lang w:val="sw_KE" w:bidi="sw_KE"/>
+        </w:rPr>
+        <w:t>). Kila mfalme katika ukoo wa Daudi (nasaba ya Mfalme Daudi) alitenda kama wakala wa kimasihi. Hii inamaanisha walikuwa wawakilishi wa utawala wa Mungu. Kama wawakilishi wa Mungu, wafalme waliotokana na Daudi walikuwa na wajibu wa kutenda haki, uadilifu, uaminifu, na amani (</w:t>
+      </w:r>
+      <w:hyperlink r:id="rId95">
+        <w:r>
+          <w:rPr>
+            <w:lang w:val="sw_KE" w:bidi="sw_KE"/>
+          </w:rPr>
+          <w:rPr>
+            <w:color w:val="0000EE"/>
+            <w:u w:val="single"/>
+          </w:rPr>
+          <w:t>Zaburi 72:1–3</w:t>
+        </w:r>
+      </w:hyperlink>
+      <w:r>
+        <w:rPr>
+          <w:lang w:val="sw_KE" w:bidi="sw_KE"/>
+        </w:rPr>
+        <w:t>).</w:t>
+      </w:r>
+    </w:p>
+    <w:p>
+      <w:pPr/>
+      <w:r>
+        <w:rPr>
+          <w:lang w:val="sw_KE" w:bidi="sw_KE"/>
+        </w:rPr>
+      </w:r>
+      <w:r>
+        <w:rPr>
+          <w:lang w:val="sw_KE" w:bidi="sw_KE"/>
+        </w:rPr>
+        <w:t>Zaburi za kifalme zinaonyesha matumaini na ndoto za nasaba ya Mfalme Daudi. Ingawa ufisadi na kushindwa kwake kulionekana kuleta mwisho wa nasaba hiyo (</w:t>
+      </w:r>
+      <w:hyperlink r:id="rId96">
+        <w:r>
+          <w:rPr>
+            <w:lang w:val="sw_KE" w:bidi="sw_KE"/>
+          </w:rPr>
+          <w:rPr>
+            <w:color w:val="0000EE"/>
+            <w:u w:val="single"/>
+          </w:rPr>
+          <w:t>Zaburi 89:38–45</w:t>
+        </w:r>
+      </w:hyperlink>
+      <w:r>
+        <w:rPr>
+          <w:lang w:val="sw_KE" w:bidi="sw_KE"/>
+        </w:rPr>
+        <w:t>), matumaini yaliendelea kwa mfalme wa baadaye kutoka ukoo wa Daudi kuhudumu kama Kristo wa Mungu. Zaburi za kifalme zinadumisha matumaini haya kwa mfalme ambaye utiifu wake mkamilifu ungehakikisha kuendelea kwa nasaba hiyo na manufaa ya kudumu ya utawala wake.</w:t>
+      </w:r>
+    </w:p>
+    <w:p>
+      <w:pPr/>
+      <w:r>
+        <w:rPr>
+          <w:lang w:val="sw_KE" w:bidi="sw_KE"/>
+        </w:rPr>
+      </w:r>
+      <w:r>
+        <w:rPr>
+          <w:lang w:val="sw_KE" w:bidi="sw_KE"/>
+        </w:rPr>
+        <w:t xml:space="preserve">Kwa sababu hii, mtu anaweza pia kuita Zaburi za kifalme </w:t>
+      </w:r>
+      <w:r>
+        <w:rPr>
+          <w:i/>
+          <w:lang w:val="sw_KE" w:bidi="sw_KE"/>
+        </w:rPr>
+        <w:t>Zaburi za kimasihi.</w:t>
+      </w:r>
+      <w:r>
+        <w:rPr>
+          <w:lang w:val="sw_KE" w:bidi="sw_KE"/>
+        </w:rPr>
+        <w:t xml:space="preserve"> Hii ni kwa sababu zinaonyesha tumaini katika Kristo, mfalme bora aliye mzawa wa Daudi. Yesu alisema kwamba waandishi wa Zaburi waliandika kumhusu yeye (</w:t>
+      </w:r>
+      <w:hyperlink r:id="rId97">
+        <w:r>
+          <w:rPr>
+            <w:lang w:val="sw_KE" w:bidi="sw_KE"/>
+          </w:rPr>
+          <w:rPr>
+            <w:color w:val="0000EE"/>
+            <w:u w:val="single"/>
+          </w:rPr>
+          <w:t>Luka 24:44</w:t>
+        </w:r>
+      </w:hyperlink>
+      <w:r>
+        <w:rPr>
+          <w:lang w:val="sw_KE" w:bidi="sw_KE"/>
+        </w:rPr>
+        <w:t>). Waandishi wengine wa Agano Jipya wanathibitisha kwamba Yesu ndiye Masihi (mteule wa Mungu).</w:t>
+      </w:r>
+    </w:p>
+    <w:p>
+      <w:pPr/>
+      <w:r>
+        <w:rPr>
+          <w:lang w:val="sw_KE" w:bidi="sw_KE"/>
+        </w:rPr>
+      </w:r>
+      <w:r>
+        <w:rPr>
+          <w:lang w:val="sw_KE" w:bidi="sw_KE"/>
+        </w:rPr>
+        <w:t>Baadhi ya uhusiano muhimu zaidi na Kristo ni kama ifuatavyo:</w:t>
       </w:r>
     </w:p>
     <w:p>
@@ -1482,55 +2727,77 @@
           <w:lang w:val="sw_KE" w:bidi="sw_KE"/>
         </w:rPr>
       </w:r>
-      <w:r>
-        <w:rPr>
-          <w:lang w:val="sw_KE" w:bidi="sw_KE"/>
-        </w:rPr>
-        <w:t xml:space="preserve">“Shetani,” ambayo inamaanisha </w:t>
-      </w:r>
-      <w:r>
-        <w:rPr>
-          <w:i/>
-          <w:lang w:val="sw_KE" w:bidi="sw_KE"/>
-        </w:rPr>
-        <w:t>mpinzani</w:t>
-      </w:r>
-      <w:r>
-        <w:rPr>
-          <w:lang w:val="sw_KE" w:bidi="sw_KE"/>
-        </w:rPr>
-        <w:t xml:space="preserve"> au </w:t>
-      </w:r>
-      <w:r>
-        <w:rPr>
-          <w:i/>
-          <w:lang w:val="sw_KE" w:bidi="sw_KE"/>
-        </w:rPr>
-        <w:t>mshindani</w:t>
-      </w:r>
-      <w:r>
-        <w:rPr>
-          <w:lang w:val="sw_KE" w:bidi="sw_KE"/>
-        </w:rPr>
-        <w:t xml:space="preserve"> (</w:t>
-      </w:r>
-      <w:hyperlink r:id="rId66">
-        <w:r>
-          <w:rPr>
-            <w:lang w:val="sw_KE" w:bidi="sw_KE"/>
-          </w:rPr>
-          <w:rPr>
-            <w:color w:val="0000EE"/>
-            <w:u w:val="single"/>
-          </w:rPr>
-          <w:t>4:10</w:t>
-        </w:r>
-      </w:hyperlink>
-      <w:r>
-        <w:rPr>
-          <w:lang w:val="sw_KE" w:bidi="sw_KE"/>
-        </w:rPr>
-        <w:t>)</w:t>
+      <w:hyperlink r:id="rId85">
+        <w:r>
+          <w:rPr>
+            <w:lang w:val="sw_KE" w:bidi="sw_KE"/>
+          </w:rPr>
+          <w:rPr>
+            <w:color w:val="0000EE"/>
+            <w:u w:val="single"/>
+          </w:rPr>
+          <w:t>Zaburi 2</w:t>
+        </w:r>
+      </w:hyperlink>
+      <w:r>
+        <w:rPr>
+          <w:lang w:val="sw_KE" w:bidi="sw_KE"/>
+        </w:rPr>
+        <w:t xml:space="preserve"> inahusishwa na mfalme wa Israeli, mzao wa Daudi. Hata hivyo, inaelezea ushindi wa kimataifa na utawala unaozidi wakati wa utawala wa Daudi au Solomoni (tazama </w:t>
+      </w:r>
+      <w:hyperlink r:id="rId98">
+        <w:r>
+          <w:rPr>
+            <w:lang w:val="sw_KE" w:bidi="sw_KE"/>
+          </w:rPr>
+          <w:rPr>
+            <w:color w:val="0000EE"/>
+            <w:u w:val="single"/>
+          </w:rPr>
+          <w:t>Matendo 13:33</w:t>
+        </w:r>
+      </w:hyperlink>
+      <w:r>
+        <w:rPr>
+          <w:lang w:val="sw_KE" w:bidi="sw_KE"/>
+        </w:rPr>
+        <w:t xml:space="preserve">; </w:t>
+      </w:r>
+      <w:hyperlink r:id="rId99">
+        <w:r>
+          <w:rPr>
+            <w:lang w:val="sw_KE" w:bidi="sw_KE"/>
+          </w:rPr>
+          <w:rPr>
+            <w:color w:val="0000EE"/>
+            <w:u w:val="single"/>
+          </w:rPr>
+          <w:t>Waebrania 1:5</w:t>
+        </w:r>
+      </w:hyperlink>
+      <w:r>
+        <w:rPr>
+          <w:lang w:val="sw_KE" w:bidi="sw_KE"/>
+        </w:rPr>
+        <w:t xml:space="preserve">; </w:t>
+      </w:r>
+      <w:hyperlink r:id="rId100">
+        <w:r>
+          <w:rPr>
+            <w:lang w:val="sw_KE" w:bidi="sw_KE"/>
+          </w:rPr>
+          <w:rPr>
+            <w:color w:val="0000EE"/>
+            <w:u w:val="single"/>
+          </w:rPr>
+          <w:t>5:5</w:t>
+        </w:r>
+      </w:hyperlink>
+      <w:r>
+        <w:rPr>
+          <w:lang w:val="sw_KE" w:bidi="sw_KE"/>
+        </w:rPr>
+        <w:t>).</w:t>
       </w:r>
     </w:p>
     <w:p>
@@ -1544,47 +2811,41 @@
           <w:lang w:val="sw_KE" w:bidi="sw_KE"/>
         </w:rPr>
       </w:r>
-      <w:r>
-        <w:rPr>
-          <w:lang w:val="sw_KE" w:bidi="sw_KE"/>
-        </w:rPr>
-        <w:t>“Shetani” (</w:t>
-      </w:r>
-      <w:hyperlink r:id="rId65">
-        <w:r>
-          <w:rPr>
-            <w:lang w:val="sw_KE" w:bidi="sw_KE"/>
-          </w:rPr>
-          <w:rPr>
-            <w:color w:val="0000EE"/>
-            <w:u w:val="single"/>
-          </w:rPr>
-          <w:t>4:1–11</w:t>
-        </w:r>
-      </w:hyperlink>
-      <w:r>
-        <w:rPr>
-          <w:lang w:val="sw_KE" w:bidi="sw_KE"/>
-        </w:rPr>
-        <w:t xml:space="preserve">; </w:t>
-      </w:r>
-      <w:hyperlink r:id="rId67">
-        <w:r>
-          <w:rPr>
-            <w:lang w:val="sw_KE" w:bidi="sw_KE"/>
-          </w:rPr>
-          <w:rPr>
-            <w:color w:val="0000EE"/>
-            <w:u w:val="single"/>
-          </w:rPr>
-          <w:t>13:39</w:t>
-        </w:r>
-      </w:hyperlink>
-      <w:r>
-        <w:rPr>
-          <w:lang w:val="sw_KE" w:bidi="sw_KE"/>
-        </w:rPr>
-        <w:t>)</w:t>
+      <w:hyperlink r:id="rId88">
+        <w:r>
+          <w:rPr>
+            <w:lang w:val="sw_KE" w:bidi="sw_KE"/>
+          </w:rPr>
+          <w:rPr>
+            <w:color w:val="0000EE"/>
+            <w:u w:val="single"/>
+          </w:rPr>
+          <w:t>Zaburi 45</w:t>
+        </w:r>
+      </w:hyperlink>
+      <w:r>
+        <w:rPr>
+          <w:lang w:val="sw_KE" w:bidi="sw_KE"/>
+        </w:rPr>
+        <w:t xml:space="preserve"> ni wimbo wa harusi kwa mfalme kutoka ukoo wa Daudi, huenda ni Solomoni. Pia inazungumzia utawala wa milele (</w:t>
+      </w:r>
+      <w:hyperlink r:id="rId101">
+        <w:r>
+          <w:rPr>
+            <w:lang w:val="sw_KE" w:bidi="sw_KE"/>
+          </w:rPr>
+          <w:rPr>
+            <w:color w:val="0000EE"/>
+            <w:u w:val="single"/>
+          </w:rPr>
+          <w:t>45:6</w:t>
+        </w:r>
+      </w:hyperlink>
+      <w:r>
+        <w:rPr>
+          <w:lang w:val="sw_KE" w:bidi="sw_KE"/>
+        </w:rPr>
+        <w:t>).</w:t>
       </w:r>
     </w:p>
     <w:p>
@@ -1598,191 +2859,131 @@
           <w:lang w:val="sw_KE" w:bidi="sw_KE"/>
         </w:rPr>
       </w:r>
-      <w:r>
-        <w:rPr>
-          <w:lang w:val="sw_KE" w:bidi="sw_KE"/>
-        </w:rPr>
-        <w:t>"Mjaribu" (</w:t>
-      </w:r>
-      <w:hyperlink r:id="rId68">
-        <w:r>
-          <w:rPr>
-            <w:lang w:val="sw_KE" w:bidi="sw_KE"/>
-          </w:rPr>
-          <w:rPr>
-            <w:color w:val="0000EE"/>
-            <w:u w:val="single"/>
-          </w:rPr>
-          <w:t>4:3</w:t>
-        </w:r>
-      </w:hyperlink>
-      <w:r>
-        <w:rPr>
-          <w:lang w:val="sw_KE" w:bidi="sw_KE"/>
-        </w:rPr>
-        <w:t>)</w:t>
-      </w:r>
-    </w:p>
-    <w:p>
-      <w:pPr>
-        <w:pStyle w:val="ListBullet"/>
-        <w:spacing w:line="240" w:lineRule="auto"/>
-        <w:ind w:left="720"/>
-      </w:pPr>
-      <w:r>
-        <w:rPr>
-          <w:lang w:val="sw_KE" w:bidi="sw_KE"/>
-        </w:rPr>
-      </w:r>
-      <w:r>
-        <w:rPr>
-          <w:lang w:val="sw_KE" w:bidi="sw_KE"/>
-        </w:rPr>
-        <w:t>"mfalme wa mapepo" (</w:t>
-      </w:r>
-      <w:hyperlink r:id="rId69">
-        <w:r>
-          <w:rPr>
-            <w:lang w:val="sw_KE" w:bidi="sw_KE"/>
-          </w:rPr>
-          <w:rPr>
-            <w:color w:val="0000EE"/>
-            <w:u w:val="single"/>
-          </w:rPr>
-          <w:t>9:34</w:t>
-        </w:r>
-      </w:hyperlink>
-      <w:r>
-        <w:rPr>
-          <w:lang w:val="sw_KE" w:bidi="sw_KE"/>
-        </w:rPr>
-        <w:t>)</w:t>
-      </w:r>
-    </w:p>
-    <w:p>
-      <w:pPr>
-        <w:pStyle w:val="ListBullet"/>
-        <w:spacing w:line="240" w:lineRule="auto"/>
-        <w:ind w:left="720"/>
-      </w:pPr>
-      <w:r>
-        <w:rPr>
-          <w:lang w:val="sw_KE" w:bidi="sw_KE"/>
-        </w:rPr>
-      </w:r>
-      <w:r>
-        <w:rPr>
-          <w:lang w:val="sw_KE" w:bidi="sw_KE"/>
-        </w:rPr>
-        <w:t>“Beelzebuli” (</w:t>
-      </w:r>
-      <w:hyperlink r:id="rId70">
-        <w:r>
-          <w:rPr>
-            <w:lang w:val="sw_KE" w:bidi="sw_KE"/>
-          </w:rPr>
-          <w:rPr>
-            <w:color w:val="0000EE"/>
-            <w:u w:val="single"/>
-          </w:rPr>
-          <w:t>12:24</w:t>
-        </w:r>
-      </w:hyperlink>
-      <w:r>
-        <w:rPr>
-          <w:lang w:val="sw_KE" w:bidi="sw_KE"/>
-        </w:rPr>
-        <w:t>)</w:t>
-      </w:r>
-    </w:p>
-    <w:p>
-      <w:pPr>
-        <w:pStyle w:val="ListBullet"/>
-        <w:spacing w:line="240" w:lineRule="auto"/>
-        <w:ind w:left="720"/>
-      </w:pPr>
-      <w:r>
-        <w:rPr>
-          <w:lang w:val="sw_KE" w:bidi="sw_KE"/>
-        </w:rPr>
-      </w:r>
-      <w:r>
-        <w:rPr>
-          <w:lang w:val="sw_KE" w:bidi="sw_KE"/>
-        </w:rPr>
-        <w:t>“mwenye uovu” (</w:t>
-      </w:r>
-      <w:hyperlink r:id="rId71">
-        <w:r>
-          <w:rPr>
-            <w:lang w:val="sw_KE" w:bidi="sw_KE"/>
-          </w:rPr>
-          <w:rPr>
-            <w:color w:val="0000EE"/>
-            <w:u w:val="single"/>
-          </w:rPr>
-          <w:t>6:13</w:t>
-        </w:r>
-      </w:hyperlink>
-      <w:r>
-        <w:rPr>
-          <w:lang w:val="sw_KE" w:bidi="sw_KE"/>
-        </w:rPr>
-        <w:t xml:space="preserve">; </w:t>
-      </w:r>
-      <w:hyperlink r:id="rId72">
-        <w:r>
-          <w:rPr>
-            <w:lang w:val="sw_KE" w:bidi="sw_KE"/>
-          </w:rPr>
-          <w:rPr>
-            <w:color w:val="0000EE"/>
-            <w:u w:val="single"/>
-          </w:rPr>
-          <w:t>13:19</w:t>
-        </w:r>
-      </w:hyperlink>
-      <w:r>
-        <w:rPr>
-          <w:lang w:val="sw_KE" w:bidi="sw_KE"/>
-        </w:rPr>
-        <w:t>)</w:t>
-      </w:r>
-    </w:p>
-    <w:p>
-      <w:pPr>
-        <w:pStyle w:val="ListBullet"/>
-        <w:spacing w:line="240" w:lineRule="auto"/>
-        <w:ind w:left="720"/>
-      </w:pPr>
-      <w:r>
-        <w:rPr>
-          <w:lang w:val="sw_KE" w:bidi="sw_KE"/>
-        </w:rPr>
-      </w:r>
-      <w:r>
-        <w:rPr>
-          <w:lang w:val="sw_KE" w:bidi="sw_KE"/>
-        </w:rPr>
-        <w:t>“Adui” (</w:t>
-      </w:r>
-      <w:hyperlink r:id="rId67">
-        <w:r>
-          <w:rPr>
-            <w:lang w:val="sw_KE" w:bidi="sw_KE"/>
-          </w:rPr>
-          <w:rPr>
-            <w:color w:val="0000EE"/>
-            <w:u w:val="single"/>
-          </w:rPr>
-          <w:t>13:39</w:t>
-        </w:r>
-      </w:hyperlink>
-      <w:r>
-        <w:rPr>
-          <w:lang w:val="sw_KE" w:bidi="sw_KE"/>
-        </w:rPr>
-        <w:t>)</w:t>
+      <w:hyperlink r:id="rId93">
+        <w:r>
+          <w:rPr>
+            <w:lang w:val="sw_KE" w:bidi="sw_KE"/>
+          </w:rPr>
+          <w:rPr>
+            <w:color w:val="0000EE"/>
+            <w:u w:val="single"/>
+          </w:rPr>
+          <w:t>Zaburi 110</w:t>
+        </w:r>
+      </w:hyperlink>
+      <w:r>
+        <w:rPr>
+          <w:lang w:val="sw_KE" w:bidi="sw_KE"/>
+        </w:rPr>
+        <w:t xml:space="preserve"> ni zaburi ya kimasihi inayotajwa sana katika Agano Jipya kuhusu Kristo (tazama </w:t>
+      </w:r>
+      <w:hyperlink r:id="rId102">
+        <w:r>
+          <w:rPr>
+            <w:lang w:val="sw_KE" w:bidi="sw_KE"/>
+          </w:rPr>
+          <w:rPr>
+            <w:color w:val="0000EE"/>
+            <w:u w:val="single"/>
+          </w:rPr>
+          <w:t>Mathayo 22:43–45</w:t>
+        </w:r>
+      </w:hyperlink>
+      <w:r>
+        <w:rPr>
+          <w:lang w:val="sw_KE" w:bidi="sw_KE"/>
+        </w:rPr>
+        <w:t xml:space="preserve">; </w:t>
+      </w:r>
+      <w:hyperlink r:id="rId103">
+        <w:r>
+          <w:rPr>
+            <w:lang w:val="sw_KE" w:bidi="sw_KE"/>
+          </w:rPr>
+          <w:rPr>
+            <w:color w:val="0000EE"/>
+            <w:u w:val="single"/>
+          </w:rPr>
+          <w:t>Matendo 2:34–35</w:t>
+        </w:r>
+      </w:hyperlink>
+      <w:r>
+        <w:rPr>
+          <w:lang w:val="sw_KE" w:bidi="sw_KE"/>
+        </w:rPr>
+        <w:t xml:space="preserve">; </w:t>
+      </w:r>
+      <w:hyperlink r:id="rId104">
+        <w:r>
+          <w:rPr>
+            <w:lang w:val="sw_KE" w:bidi="sw_KE"/>
+          </w:rPr>
+          <w:rPr>
+            <w:color w:val="0000EE"/>
+            <w:u w:val="single"/>
+          </w:rPr>
+          <w:t>Waebrania 1:13</w:t>
+        </w:r>
+      </w:hyperlink>
+      <w:r>
+        <w:rPr>
+          <w:lang w:val="sw_KE" w:bidi="sw_KE"/>
+        </w:rPr>
+        <w:t xml:space="preserve">; </w:t>
+      </w:r>
+      <w:hyperlink r:id="rId105">
+        <w:r>
+          <w:rPr>
+            <w:lang w:val="sw_KE" w:bidi="sw_KE"/>
+          </w:rPr>
+          <w:rPr>
+            <w:color w:val="0000EE"/>
+            <w:u w:val="single"/>
+          </w:rPr>
+          <w:t>5:5–10</w:t>
+        </w:r>
+      </w:hyperlink>
+      <w:r>
+        <w:rPr>
+          <w:lang w:val="sw_KE" w:bidi="sw_KE"/>
+        </w:rPr>
+        <w:t xml:space="preserve">; </w:t>
+      </w:r>
+      <w:hyperlink r:id="rId106">
+        <w:r>
+          <w:rPr>
+            <w:lang w:val="sw_KE" w:bidi="sw_KE"/>
+          </w:rPr>
+          <w:rPr>
+            <w:color w:val="0000EE"/>
+            <w:u w:val="single"/>
+          </w:rPr>
+          <w:t>6:20</w:t>
+        </w:r>
+      </w:hyperlink>
+      <w:r>
+        <w:rPr>
+          <w:lang w:val="sw_KE" w:bidi="sw_KE"/>
+        </w:rPr>
+        <w:t xml:space="preserve">; </w:t>
+      </w:r>
+      <w:hyperlink r:id="rId107">
+        <w:r>
+          <w:rPr>
+            <w:lang w:val="sw_KE" w:bidi="sw_KE"/>
+          </w:rPr>
+          <w:rPr>
+            <w:color w:val="0000EE"/>
+            <w:u w:val="single"/>
+          </w:rPr>
+          <w:t>7:21</w:t>
+        </w:r>
+      </w:hyperlink>
+      <w:r>
+        <w:rPr>
+          <w:lang w:val="sw_KE" w:bidi="sw_KE"/>
+        </w:rPr>
+        <w:t>). Zaburi hii ina vipengele kadhaa vya kinabii ambavyo baadaye vilieleweka kama marejeo kwa Masihi. Inaelezea haki, ushindi wa ulimwengu, na ukuhani wa kifalme wa kudumu wa Daudi na warithi wake.</w:t>
       </w:r>
     </w:p>
     <w:p>
@@ -1796,162 +2997,36 @@
         <w:rPr>
           <w:lang w:val="sw_KE" w:bidi="sw_KE"/>
         </w:rPr>
-        <w:t xml:space="preserve">Ujumbe wa Yesu wa kutangaza na kuleta ufalme wa Mungu duniani ulisababisha migogoro na majeshi ya Shetani. Hii ilihusisha kuondoa pepo waliokuwa wakiwamiliki watu (kufukuza pepo) (tazama </w:t>
-      </w:r>
-      <w:hyperlink r:id="rId73">
-        <w:r>
-          <w:rPr>
-            <w:lang w:val="sw_KE" w:bidi="sw_KE"/>
-          </w:rPr>
-          <w:rPr>
-            <w:color w:val="0000EE"/>
-            <w:u w:val="single"/>
-          </w:rPr>
-          <w:t>Mathayo 8:16–17</w:t>
-        </w:r>
-      </w:hyperlink>
-      <w:r>
-        <w:rPr>
-          <w:lang w:val="sw_KE" w:bidi="sw_KE"/>
-        </w:rPr>
-        <w:t xml:space="preserve">; </w:t>
-      </w:r>
-      <w:hyperlink r:id="rId74">
-        <w:r>
-          <w:rPr>
-            <w:lang w:val="sw_KE" w:bidi="sw_KE"/>
-          </w:rPr>
-          <w:rPr>
-            <w:color w:val="0000EE"/>
-            <w:u w:val="single"/>
-          </w:rPr>
-          <w:t>9:32–34</w:t>
-        </w:r>
-      </w:hyperlink>
-      <w:r>
-        <w:rPr>
-          <w:lang w:val="sw_KE" w:bidi="sw_KE"/>
-        </w:rPr>
-        <w:t xml:space="preserve">; </w:t>
-      </w:r>
-      <w:hyperlink r:id="rId75">
-        <w:r>
-          <w:rPr>
-            <w:lang w:val="sw_KE" w:bidi="sw_KE"/>
-          </w:rPr>
-          <w:rPr>
-            <w:color w:val="0000EE"/>
-            <w:u w:val="single"/>
-          </w:rPr>
-          <w:t>10:1</w:t>
-        </w:r>
-      </w:hyperlink>
-      <w:r>
-        <w:rPr>
-          <w:lang w:val="sw_KE" w:bidi="sw_KE"/>
-        </w:rPr>
-        <w:t xml:space="preserve">, </w:t>
-      </w:r>
-      <w:hyperlink r:id="rId76">
-        <w:r>
-          <w:rPr>
-            <w:lang w:val="sw_KE" w:bidi="sw_KE"/>
-          </w:rPr>
-          <w:rPr>
-            <w:color w:val="0000EE"/>
-            <w:u w:val="single"/>
-          </w:rPr>
-          <w:t>7–8</w:t>
-        </w:r>
-      </w:hyperlink>
-      <w:r>
-        <w:rPr>
-          <w:lang w:val="sw_KE" w:bidi="sw_KE"/>
-        </w:rPr>
-        <w:t xml:space="preserve">; </w:t>
-      </w:r>
-      <w:hyperlink r:id="rId77">
-        <w:r>
-          <w:rPr>
-            <w:lang w:val="sw_KE" w:bidi="sw_KE"/>
-          </w:rPr>
-          <w:rPr>
-            <w:color w:val="0000EE"/>
-            <w:u w:val="single"/>
-          </w:rPr>
-          <w:t>12:22–29</w:t>
-        </w:r>
-      </w:hyperlink>
-      <w:r>
-        <w:rPr>
-          <w:lang w:val="sw_KE" w:bidi="sw_KE"/>
-        </w:rPr>
-        <w:t xml:space="preserve">; </w:t>
-      </w:r>
-      <w:hyperlink r:id="rId78">
-        <w:r>
-          <w:rPr>
-            <w:lang w:val="sw_KE" w:bidi="sw_KE"/>
-          </w:rPr>
-          <w:rPr>
-            <w:color w:val="0000EE"/>
-            <w:u w:val="single"/>
-          </w:rPr>
-          <w:t>Marko 5:1–20</w:t>
-        </w:r>
-      </w:hyperlink>
-      <w:r>
-        <w:rPr>
-          <w:lang w:val="sw_KE" w:bidi="sw_KE"/>
-        </w:rPr>
-        <w:t>). Mathayo anabainisha kwamba Shetani ana nguvu juu ya falme (</w:t>
-      </w:r>
-      <w:hyperlink r:id="rId79">
-        <w:r>
-          <w:rPr>
-            <w:lang w:val="sw_KE" w:bidi="sw_KE"/>
-          </w:rPr>
-          <w:rPr>
-            <w:color w:val="0000EE"/>
-            <w:u w:val="single"/>
-          </w:rPr>
-          <w:t>Mathayo 4:8–9</w:t>
-        </w:r>
-      </w:hyperlink>
-      <w:r>
-        <w:rPr>
-          <w:lang w:val="sw_KE" w:bidi="sw_KE"/>
-        </w:rPr>
-        <w:t xml:space="preserve">; </w:t>
-      </w:r>
-      <w:hyperlink r:id="rId80">
-        <w:r>
-          <w:rPr>
-            <w:lang w:val="sw_KE" w:bidi="sw_KE"/>
-          </w:rPr>
-          <w:rPr>
-            <w:color w:val="0000EE"/>
-            <w:u w:val="single"/>
-          </w:rPr>
-          <w:t>12:26</w:t>
-        </w:r>
-      </w:hyperlink>
-      <w:r>
-        <w:rPr>
-          <w:lang w:val="sw_KE" w:bidi="sw_KE"/>
-        </w:rPr>
-        <w:t>). Pia anaamuru malaika (</w:t>
-      </w:r>
-      <w:hyperlink r:id="rId81">
-        <w:r>
-          <w:rPr>
-            <w:lang w:val="sw_KE" w:bidi="sw_KE"/>
-          </w:rPr>
-          <w:rPr>
-            <w:color w:val="0000EE"/>
-            <w:u w:val="single"/>
-          </w:rPr>
-          <w:t>25:41</w:t>
+        <w:t xml:space="preserve">Lugha hii inaweza kuonekana kuwa ya kupindukia au ya kupotosha, lakini inapata utimilifu katika Yesu. Malaika wanasimama mbele ya Mungu (tazama </w:t>
+      </w:r>
+      <w:hyperlink r:id="rId108">
+        <w:r>
+          <w:rPr>
+            <w:lang w:val="sw_KE" w:bidi="sw_KE"/>
+          </w:rPr>
+          <w:rPr>
+            <w:color w:val="0000EE"/>
+            <w:u w:val="single"/>
+          </w:rPr>
+          <w:t>Luka 1:19</w:t>
+        </w:r>
+      </w:hyperlink>
+      <w:r>
+        <w:rPr>
+          <w:lang w:val="sw_KE" w:bidi="sw_KE"/>
+        </w:rPr>
+        <w:t>). Hata hivyo, Kristo Mwana anakaa katika nafasi ya nguvu na mamlaka juu ya kila kitu katika "mkono wa kulia" wa Mungu (</w:t>
+      </w:r>
+      <w:hyperlink r:id="rId104">
+        <w:r>
+          <w:rPr>
+            <w:lang w:val="sw_KE" w:bidi="sw_KE"/>
+          </w:rPr>
+          <w:rPr>
+            <w:color w:val="0000EE"/>
+            <w:u w:val="single"/>
+          </w:rPr>
+          <w:t>Waebrania 1:13</w:t>
         </w:r>
       </w:hyperlink>
       <w:r>
@@ -1970,153 +3045,10 @@
       </w:r>
       <w:r>
         <w:rPr>
-          <w:lang w:val="sw_KE" w:bidi="sw_KE"/>
-        </w:rPr>
-        <w:t>Njia kuu ya Shetani ya kusababisha madhara ni kupitia majaribu. Kusudi lake ni kuwafanya watu wasimtii Mungu (</w:t>
-      </w:r>
-      <w:hyperlink r:id="rId65">
-        <w:r>
-          <w:rPr>
-            <w:lang w:val="sw_KE" w:bidi="sw_KE"/>
-          </w:rPr>
-          <w:rPr>
-            <w:color w:val="0000EE"/>
-            <w:u w:val="single"/>
-          </w:rPr>
-          <w:t>Mathayo 4:1–11</w:t>
-        </w:r>
-      </w:hyperlink>
-      <w:r>
-        <w:rPr>
-          <w:lang w:val="sw_KE" w:bidi="sw_KE"/>
-        </w:rPr>
-        <w:t xml:space="preserve">; </w:t>
-      </w:r>
-      <w:hyperlink r:id="rId71">
-        <w:r>
-          <w:rPr>
-            <w:lang w:val="sw_KE" w:bidi="sw_KE"/>
-          </w:rPr>
-          <w:rPr>
-            <w:color w:val="0000EE"/>
-            <w:u w:val="single"/>
-          </w:rPr>
-          <w:t>6:13</w:t>
-        </w:r>
-      </w:hyperlink>
-      <w:r>
-        <w:rPr>
-          <w:lang w:val="sw_KE" w:bidi="sw_KE"/>
-        </w:rPr>
-        <w:t xml:space="preserve">; </w:t>
-      </w:r>
-      <w:hyperlink r:id="rId82">
-        <w:r>
-          <w:rPr>
-            <w:lang w:val="sw_KE" w:bidi="sw_KE"/>
-          </w:rPr>
-          <w:rPr>
-            <w:color w:val="0000EE"/>
-            <w:u w:val="single"/>
-          </w:rPr>
-          <w:t>16:23</w:t>
-        </w:r>
-      </w:hyperlink>
-      <w:r>
-        <w:rPr>
-          <w:lang w:val="sw_KE" w:bidi="sw_KE"/>
-        </w:rPr>
-        <w:t>). Kama wakala wa Mungu kwa ajili ya wokovu wa binadamu, Yesu alikumbana na mashambulizi makali kutoka kwa Shetani (</w:t>
-      </w:r>
-      <w:hyperlink r:id="rId65">
-        <w:r>
-          <w:rPr>
-            <w:lang w:val="sw_KE" w:bidi="sw_KE"/>
-          </w:rPr>
-          <w:rPr>
-            <w:color w:val="0000EE"/>
-            <w:u w:val="single"/>
-          </w:rPr>
-          <w:t>Mathayo 4:1–11</w:t>
-        </w:r>
-      </w:hyperlink>
-      <w:r>
-        <w:rPr>
-          <w:lang w:val="sw_KE" w:bidi="sw_KE"/>
-        </w:rPr>
-        <w:t xml:space="preserve">; </w:t>
-      </w:r>
-      <w:hyperlink r:id="rId83">
-        <w:r>
-          <w:rPr>
-            <w:lang w:val="sw_KE" w:bidi="sw_KE"/>
-          </w:rPr>
-          <w:rPr>
-            <w:color w:val="0000EE"/>
-            <w:u w:val="single"/>
-          </w:rPr>
-          <w:t>Yohana 13:27</w:t>
-        </w:r>
-      </w:hyperlink>
-      <w:r>
-        <w:rPr>
-          <w:lang w:val="sw_KE" w:bidi="sw_KE"/>
-        </w:rPr>
-        <w:t>). Hata hivyo, Yesu alimshinda Shetani na hatimaye ataondoa nguvu zake zote (</w:t>
-      </w:r>
-      <w:hyperlink r:id="rId81">
-        <w:r>
-          <w:rPr>
-            <w:lang w:val="sw_KE" w:bidi="sw_KE"/>
-          </w:rPr>
-          <w:rPr>
-            <w:color w:val="0000EE"/>
-            <w:u w:val="single"/>
-          </w:rPr>
-          <w:t>Mathayo 25:41</w:t>
-        </w:r>
-      </w:hyperlink>
-      <w:r>
-        <w:rPr>
-          <w:lang w:val="sw_KE" w:bidi="sw_KE"/>
-        </w:rPr>
-        <w:t xml:space="preserve">; </w:t>
-      </w:r>
-      <w:hyperlink r:id="rId84">
-        <w:r>
-          <w:rPr>
-            <w:lang w:val="sw_KE" w:bidi="sw_KE"/>
-          </w:rPr>
-          <w:rPr>
-            <w:color w:val="0000EE"/>
-            <w:u w:val="single"/>
-          </w:rPr>
-          <w:t>Yohana 12:31</w:t>
-        </w:r>
-      </w:hyperlink>
-      <w:r>
-        <w:rPr>
-          <w:lang w:val="sw_KE" w:bidi="sw_KE"/>
-        </w:rPr>
-        <w:t xml:space="preserve">; </w:t>
-      </w:r>
-      <w:hyperlink r:id="rId85">
-        <w:r>
-          <w:rPr>
-            <w:lang w:val="sw_KE" w:bidi="sw_KE"/>
-          </w:rPr>
-          <w:rPr>
-            <w:color w:val="0000EE"/>
-            <w:u w:val="single"/>
-          </w:rPr>
-          <w:t>Ufunuo 20:1–10</w:t>
-        </w:r>
-      </w:hyperlink>
-      <w:r>
-        <w:rPr>
-          <w:lang w:val="sw_KE" w:bidi="sw_KE"/>
-        </w:rPr>
-        <w:t>).</w:t>
+          <w:u w:val="single"/>
+          <w:lang w:val="sw_KE" w:bidi="sw_KE"/>
+        </w:rPr>
+        <w:t>Sehemu za Kujifunza Zaidi</w:t>
       </w:r>
     </w:p>
     <w:p>
@@ -2126,12 +3058,315 @@
           <w:lang w:val="sw_KE" w:bidi="sw_KE"/>
         </w:rPr>
       </w:r>
-      <w:r>
-        <w:rPr>
-          <w:u w:val="single"/>
-          <w:lang w:val="sw_KE" w:bidi="sw_KE"/>
-        </w:rPr>
-        <w:t>Sehemu za Kujifunza Zaidi</w:t>
+      <w:hyperlink r:id="rId85">
+        <w:r>
+          <w:rPr>
+            <w:lang w:val="sw_KE" w:bidi="sw_KE"/>
+          </w:rPr>
+          <w:rPr>
+            <w:color w:val="0000EE"/>
+            <w:u w:val="single"/>
+          </w:rPr>
+          <w:t>Zaburi 2</w:t>
+        </w:r>
+      </w:hyperlink>
+      <w:r>
+        <w:rPr>
+          <w:lang w:val="sw_KE" w:bidi="sw_KE"/>
+        </w:rPr>
+        <w:t xml:space="preserve">; </w:t>
+      </w:r>
+      <w:hyperlink r:id="rId54">
+        <w:r>
+          <w:rPr>
+            <w:lang w:val="sw_KE" w:bidi="sw_KE"/>
+          </w:rPr>
+          <w:rPr>
+            <w:color w:val="0000EE"/>
+            <w:u w:val="single"/>
+          </w:rPr>
+          <w:t>18</w:t>
+        </w:r>
+      </w:hyperlink>
+      <w:r>
+        <w:rPr>
+          <w:lang w:val="sw_KE" w:bidi="sw_KE"/>
+        </w:rPr>
+        <w:t xml:space="preserve">; </w:t>
+      </w:r>
+      <w:hyperlink r:id="rId86">
+        <w:r>
+          <w:rPr>
+            <w:lang w:val="sw_KE" w:bidi="sw_KE"/>
+          </w:rPr>
+          <w:rPr>
+            <w:color w:val="0000EE"/>
+            <w:u w:val="single"/>
+          </w:rPr>
+          <w:t>20</w:t>
+        </w:r>
+      </w:hyperlink>
+      <w:r>
+        <w:rPr>
+          <w:lang w:val="sw_KE" w:bidi="sw_KE"/>
+        </w:rPr>
+        <w:t xml:space="preserve">; </w:t>
+      </w:r>
+      <w:hyperlink r:id="rId87">
+        <w:r>
+          <w:rPr>
+            <w:lang w:val="sw_KE" w:bidi="sw_KE"/>
+          </w:rPr>
+          <w:rPr>
+            <w:color w:val="0000EE"/>
+            <w:u w:val="single"/>
+          </w:rPr>
+          <w:t>21</w:t>
+        </w:r>
+      </w:hyperlink>
+      <w:r>
+        <w:rPr>
+          <w:lang w:val="sw_KE" w:bidi="sw_KE"/>
+        </w:rPr>
+        <w:t xml:space="preserve">; </w:t>
+      </w:r>
+      <w:hyperlink r:id="rId88">
+        <w:r>
+          <w:rPr>
+            <w:lang w:val="sw_KE" w:bidi="sw_KE"/>
+          </w:rPr>
+          <w:rPr>
+            <w:color w:val="0000EE"/>
+            <w:u w:val="single"/>
+          </w:rPr>
+          <w:t>45</w:t>
+        </w:r>
+      </w:hyperlink>
+      <w:r>
+        <w:rPr>
+          <w:lang w:val="sw_KE" w:bidi="sw_KE"/>
+        </w:rPr>
+        <w:t xml:space="preserve">; </w:t>
+      </w:r>
+      <w:hyperlink r:id="rId89">
+        <w:r>
+          <w:rPr>
+            <w:lang w:val="sw_KE" w:bidi="sw_KE"/>
+          </w:rPr>
+          <w:rPr>
+            <w:color w:val="0000EE"/>
+            <w:u w:val="single"/>
+          </w:rPr>
+          <w:t>61</w:t>
+        </w:r>
+      </w:hyperlink>
+      <w:r>
+        <w:rPr>
+          <w:lang w:val="sw_KE" w:bidi="sw_KE"/>
+        </w:rPr>
+        <w:t xml:space="preserve">; </w:t>
+      </w:r>
+      <w:hyperlink r:id="rId90">
+        <w:r>
+          <w:rPr>
+            <w:lang w:val="sw_KE" w:bidi="sw_KE"/>
+          </w:rPr>
+          <w:rPr>
+            <w:color w:val="0000EE"/>
+            <w:u w:val="single"/>
+          </w:rPr>
+          <w:t>72</w:t>
+        </w:r>
+      </w:hyperlink>
+      <w:r>
+        <w:rPr>
+          <w:lang w:val="sw_KE" w:bidi="sw_KE"/>
+        </w:rPr>
+        <w:t xml:space="preserve">; </w:t>
+      </w:r>
+      <w:hyperlink r:id="rId91">
+        <w:r>
+          <w:rPr>
+            <w:lang w:val="sw_KE" w:bidi="sw_KE"/>
+          </w:rPr>
+          <w:rPr>
+            <w:color w:val="0000EE"/>
+            <w:u w:val="single"/>
+          </w:rPr>
+          <w:t>89</w:t>
+        </w:r>
+      </w:hyperlink>
+      <w:r>
+        <w:rPr>
+          <w:lang w:val="sw_KE" w:bidi="sw_KE"/>
+        </w:rPr>
+        <w:t xml:space="preserve">; </w:t>
+      </w:r>
+      <w:hyperlink r:id="rId92">
+        <w:r>
+          <w:rPr>
+            <w:lang w:val="sw_KE" w:bidi="sw_KE"/>
+          </w:rPr>
+          <w:rPr>
+            <w:color w:val="0000EE"/>
+            <w:u w:val="single"/>
+          </w:rPr>
+          <w:t>101</w:t>
+        </w:r>
+      </w:hyperlink>
+      <w:r>
+        <w:rPr>
+          <w:lang w:val="sw_KE" w:bidi="sw_KE"/>
+        </w:rPr>
+        <w:t xml:space="preserve">; </w:t>
+      </w:r>
+      <w:hyperlink r:id="rId93">
+        <w:r>
+          <w:rPr>
+            <w:lang w:val="sw_KE" w:bidi="sw_KE"/>
+          </w:rPr>
+          <w:rPr>
+            <w:color w:val="0000EE"/>
+            <w:u w:val="single"/>
+          </w:rPr>
+          <w:t>110</w:t>
+        </w:r>
+      </w:hyperlink>
+      <w:r>
+        <w:rPr>
+          <w:lang w:val="sw_KE" w:bidi="sw_KE"/>
+        </w:rPr>
+        <w:t xml:space="preserve">; </w:t>
+      </w:r>
+      <w:hyperlink r:id="rId94">
+        <w:r>
+          <w:rPr>
+            <w:lang w:val="sw_KE" w:bidi="sw_KE"/>
+          </w:rPr>
+          <w:rPr>
+            <w:color w:val="0000EE"/>
+            <w:u w:val="single"/>
+          </w:rPr>
+          <w:t>132</w:t>
+        </w:r>
+      </w:hyperlink>
+      <w:r>
+        <w:rPr>
+          <w:lang w:val="sw_KE" w:bidi="sw_KE"/>
+        </w:rPr>
+        <w:t xml:space="preserve">; </w:t>
+      </w:r>
+      <w:hyperlink r:id="rId62">
+        <w:r>
+          <w:rPr>
+            <w:lang w:val="sw_KE" w:bidi="sw_KE"/>
+          </w:rPr>
+          <w:rPr>
+            <w:color w:val="0000EE"/>
+            <w:u w:val="single"/>
+          </w:rPr>
+          <w:t>144</w:t>
+        </w:r>
+      </w:hyperlink>
+      <w:r>
+        <w:rPr>
+          <w:lang w:val="sw_KE" w:bidi="sw_KE"/>
+        </w:rPr>
+        <w:t xml:space="preserve">; </w:t>
+      </w:r>
+      <w:hyperlink r:id="rId103">
+        <w:r>
+          <w:rPr>
+            <w:lang w:val="sw_KE" w:bidi="sw_KE"/>
+          </w:rPr>
+          <w:rPr>
+            <w:color w:val="0000EE"/>
+            <w:u w:val="single"/>
+          </w:rPr>
+          <w:t>Matendo 2:34–35</w:t>
+        </w:r>
+      </w:hyperlink>
+      <w:r>
+        <w:rPr>
+          <w:lang w:val="sw_KE" w:bidi="sw_KE"/>
+        </w:rPr>
+        <w:t xml:space="preserve">; </w:t>
+      </w:r>
+      <w:hyperlink r:id="rId98">
+        <w:r>
+          <w:rPr>
+            <w:lang w:val="sw_KE" w:bidi="sw_KE"/>
+          </w:rPr>
+          <w:rPr>
+            <w:color w:val="0000EE"/>
+            <w:u w:val="single"/>
+          </w:rPr>
+          <w:t>13:33</w:t>
+        </w:r>
+      </w:hyperlink>
+      <w:r>
+        <w:rPr>
+          <w:lang w:val="sw_KE" w:bidi="sw_KE"/>
+        </w:rPr>
+        <w:t xml:space="preserve">; </w:t>
+      </w:r>
+      <w:hyperlink r:id="rId99">
+        <w:r>
+          <w:rPr>
+            <w:lang w:val="sw_KE" w:bidi="sw_KE"/>
+          </w:rPr>
+          <w:rPr>
+            <w:color w:val="0000EE"/>
+            <w:u w:val="single"/>
+          </w:rPr>
+          <w:t>Waebrania 1:5</w:t>
+        </w:r>
+      </w:hyperlink>
+      <w:r>
+        <w:rPr>
+          <w:lang w:val="sw_KE" w:bidi="sw_KE"/>
+        </w:rPr>
+        <w:t xml:space="preserve">, </w:t>
+      </w:r>
+      <w:hyperlink r:id="rId104">
+        <w:r>
+          <w:rPr>
+            <w:lang w:val="sw_KE" w:bidi="sw_KE"/>
+          </w:rPr>
+          <w:rPr>
+            <w:color w:val="0000EE"/>
+            <w:u w:val="single"/>
+          </w:rPr>
+          <w:t>13</w:t>
+        </w:r>
+      </w:hyperlink>
+      <w:r>
+        <w:rPr>
+          <w:lang w:val="sw_KE" w:bidi="sw_KE"/>
+        </w:rPr>
+        <w:t xml:space="preserve">; </w:t>
+      </w:r>
+      <w:hyperlink r:id="rId105">
+        <w:r>
+          <w:rPr>
+            <w:lang w:val="sw_KE" w:bidi="sw_KE"/>
+          </w:rPr>
+          <w:rPr>
+            <w:color w:val="0000EE"/>
+            <w:u w:val="single"/>
+          </w:rPr>
+          <w:t>5:5–10</w:t>
+        </w:r>
+      </w:hyperlink>
+      <w:r>
+        <w:rPr>
+          <w:lang w:val="sw_KE" w:bidi="sw_KE"/>
+        </w:rPr>
+      </w:r>
+      <w:r>
+        <w:rPr>
+          <w:lang w:val="sw_KE" w:bidi="sw_KE"/>
+        </w:rPr>
       </w:r>
     </w:p>
     <w:p>
@@ -2141,364 +3376,16 @@
           <w:lang w:val="sw_KE" w:bidi="sw_KE"/>
         </w:rPr>
       </w:r>
-      <w:hyperlink r:id="rId86">
-        <w:r>
-          <w:rPr>
-            <w:lang w:val="sw_KE" w:bidi="sw_KE"/>
-          </w:rPr>
-          <w:rPr>
-            <w:color w:val="0000EE"/>
-            <w:u w:val="single"/>
-          </w:rPr>
-          <w:t>Ayubu 1:6–12</w:t>
-        </w:r>
-      </w:hyperlink>
-      <w:r>
-        <w:rPr>
-          <w:lang w:val="sw_KE" w:bidi="sw_KE"/>
-        </w:rPr>
-        <w:t xml:space="preserve">; </w:t>
-      </w:r>
-      <w:hyperlink r:id="rId87">
-        <w:r>
-          <w:rPr>
-            <w:lang w:val="sw_KE" w:bidi="sw_KE"/>
-          </w:rPr>
-          <w:rPr>
-            <w:color w:val="0000EE"/>
-            <w:u w:val="single"/>
-          </w:rPr>
-          <w:t>2:1–7</w:t>
-        </w:r>
-      </w:hyperlink>
-      <w:r>
-        <w:rPr>
-          <w:lang w:val="sw_KE" w:bidi="sw_KE"/>
-        </w:rPr>
-        <w:t xml:space="preserve">; </w:t>
-      </w:r>
-      <w:hyperlink r:id="rId88">
-        <w:r>
-          <w:rPr>
-            <w:lang w:val="sw_KE" w:bidi="sw_KE"/>
-          </w:rPr>
-          <w:rPr>
-            <w:color w:val="0000EE"/>
-            <w:u w:val="single"/>
-          </w:rPr>
-          <w:t>Zekaria 3:1–2</w:t>
-        </w:r>
-      </w:hyperlink>
-      <w:r>
-        <w:rPr>
-          <w:lang w:val="sw_KE" w:bidi="sw_KE"/>
-        </w:rPr>
-        <w:t xml:space="preserve">; </w:t>
-      </w:r>
-      <w:hyperlink r:id="rId65">
-        <w:r>
-          <w:rPr>
-            <w:lang w:val="sw_KE" w:bidi="sw_KE"/>
-          </w:rPr>
-          <w:rPr>
-            <w:color w:val="0000EE"/>
-            <w:u w:val="single"/>
-          </w:rPr>
-          <w:t>Mathayo 4:1–11</w:t>
-        </w:r>
-      </w:hyperlink>
-      <w:r>
-        <w:rPr>
-          <w:lang w:val="sw_KE" w:bidi="sw_KE"/>
-        </w:rPr>
-        <w:t xml:space="preserve">; </w:t>
-      </w:r>
-      <w:hyperlink r:id="rId72">
-        <w:r>
-          <w:rPr>
-            <w:lang w:val="sw_KE" w:bidi="sw_KE"/>
-          </w:rPr>
-          <w:rPr>
-            <w:color w:val="0000EE"/>
-            <w:u w:val="single"/>
-          </w:rPr>
-          <w:t>13:19</w:t>
-        </w:r>
-      </w:hyperlink>
-      <w:r>
-        <w:rPr>
-          <w:lang w:val="sw_KE" w:bidi="sw_KE"/>
-        </w:rPr>
-        <w:t xml:space="preserve">; </w:t>
-      </w:r>
-      <w:hyperlink r:id="rId82">
-        <w:r>
-          <w:rPr>
-            <w:lang w:val="sw_KE" w:bidi="sw_KE"/>
-          </w:rPr>
-          <w:rPr>
-            <w:color w:val="0000EE"/>
-            <w:u w:val="single"/>
-          </w:rPr>
-          <w:t>16:23</w:t>
-        </w:r>
-      </w:hyperlink>
-      <w:r>
-        <w:rPr>
-          <w:lang w:val="sw_KE" w:bidi="sw_KE"/>
-        </w:rPr>
-        <w:t xml:space="preserve">; </w:t>
-      </w:r>
-      <w:hyperlink r:id="rId89">
-        <w:r>
-          <w:rPr>
-            <w:lang w:val="sw_KE" w:bidi="sw_KE"/>
-          </w:rPr>
-          <w:rPr>
-            <w:color w:val="0000EE"/>
-            <w:u w:val="single"/>
-          </w:rPr>
-          <w:t>Luka 10:17–20</w:t>
-        </w:r>
-      </w:hyperlink>
-      <w:r>
-        <w:rPr>
-          <w:lang w:val="sw_KE" w:bidi="sw_KE"/>
-        </w:rPr>
-        <w:t xml:space="preserve">; </w:t>
-      </w:r>
-      <w:hyperlink r:id="rId90">
-        <w:r>
-          <w:rPr>
-            <w:lang w:val="sw_KE" w:bidi="sw_KE"/>
-          </w:rPr>
-          <w:rPr>
-            <w:color w:val="0000EE"/>
-            <w:u w:val="single"/>
-          </w:rPr>
-          <w:t>13:16</w:t>
-        </w:r>
-      </w:hyperlink>
-      <w:r>
-        <w:rPr>
-          <w:lang w:val="sw_KE" w:bidi="sw_KE"/>
-        </w:rPr>
-        <w:t xml:space="preserve">; </w:t>
-      </w:r>
-      <w:hyperlink r:id="rId91">
-        <w:r>
-          <w:rPr>
-            <w:lang w:val="sw_KE" w:bidi="sw_KE"/>
-          </w:rPr>
-          <w:rPr>
-            <w:color w:val="0000EE"/>
-            <w:u w:val="single"/>
-          </w:rPr>
-          <w:t>22:3</w:t>
-        </w:r>
-      </w:hyperlink>
-      <w:r>
-        <w:rPr>
-          <w:lang w:val="sw_KE" w:bidi="sw_KE"/>
-        </w:rPr>
-        <w:t xml:space="preserve">, </w:t>
-      </w:r>
-      <w:hyperlink r:id="rId92">
-        <w:r>
-          <w:rPr>
-            <w:lang w:val="sw_KE" w:bidi="sw_KE"/>
-          </w:rPr>
-          <w:rPr>
-            <w:color w:val="0000EE"/>
-            <w:u w:val="single"/>
-          </w:rPr>
-          <w:t>31–32</w:t>
-        </w:r>
-      </w:hyperlink>
-      <w:r>
-        <w:rPr>
-          <w:lang w:val="sw_KE" w:bidi="sw_KE"/>
-        </w:rPr>
-        <w:t xml:space="preserve">; </w:t>
-      </w:r>
-      <w:hyperlink r:id="rId84">
-        <w:r>
-          <w:rPr>
-            <w:lang w:val="sw_KE" w:bidi="sw_KE"/>
-          </w:rPr>
-          <w:rPr>
-            <w:color w:val="0000EE"/>
-            <w:u w:val="single"/>
-          </w:rPr>
-          <w:t>Yohana 12:31</w:t>
-        </w:r>
-      </w:hyperlink>
-      <w:r>
-        <w:rPr>
-          <w:lang w:val="sw_KE" w:bidi="sw_KE"/>
-        </w:rPr>
-        <w:t xml:space="preserve">; </w:t>
-      </w:r>
-      <w:hyperlink r:id="rId83">
-        <w:r>
-          <w:rPr>
-            <w:lang w:val="sw_KE" w:bidi="sw_KE"/>
-          </w:rPr>
-          <w:rPr>
-            <w:color w:val="0000EE"/>
-            <w:u w:val="single"/>
-          </w:rPr>
-          <w:t>13:27</w:t>
-        </w:r>
-      </w:hyperlink>
-      <w:r>
-        <w:rPr>
-          <w:lang w:val="sw_KE" w:bidi="sw_KE"/>
-        </w:rPr>
-        <w:t xml:space="preserve">; </w:t>
-      </w:r>
-      <w:hyperlink r:id="rId93">
-        <w:r>
-          <w:rPr>
-            <w:lang w:val="sw_KE" w:bidi="sw_KE"/>
-          </w:rPr>
-          <w:rPr>
-            <w:color w:val="0000EE"/>
-            <w:u w:val="single"/>
-          </w:rPr>
-          <w:t>Matendo 5:3</w:t>
-        </w:r>
-      </w:hyperlink>
-      <w:r>
-        <w:rPr>
-          <w:lang w:val="sw_KE" w:bidi="sw_KE"/>
-        </w:rPr>
-        <w:t xml:space="preserve">; </w:t>
-      </w:r>
-      <w:hyperlink r:id="rId94">
-        <w:r>
-          <w:rPr>
-            <w:lang w:val="sw_KE" w:bidi="sw_KE"/>
-          </w:rPr>
-          <w:rPr>
-            <w:color w:val="0000EE"/>
-            <w:u w:val="single"/>
-          </w:rPr>
-          <w:t>26:17–18</w:t>
-        </w:r>
-      </w:hyperlink>
-      <w:r>
-        <w:rPr>
-          <w:lang w:val="sw_KE" w:bidi="sw_KE"/>
-        </w:rPr>
-        <w:t xml:space="preserve">; </w:t>
-      </w:r>
-      <w:hyperlink r:id="rId95">
-        <w:r>
-          <w:rPr>
-            <w:lang w:val="sw_KE" w:bidi="sw_KE"/>
-          </w:rPr>
-          <w:rPr>
-            <w:color w:val="0000EE"/>
-            <w:u w:val="single"/>
-          </w:rPr>
-          <w:t>2 Wakorintho 4:4</w:t>
-        </w:r>
-      </w:hyperlink>
-      <w:r>
-        <w:rPr>
-          <w:lang w:val="sw_KE" w:bidi="sw_KE"/>
-        </w:rPr>
-        <w:t xml:space="preserve">; </w:t>
-      </w:r>
-      <w:hyperlink r:id="rId96">
-        <w:r>
-          <w:rPr>
-            <w:lang w:val="sw_KE" w:bidi="sw_KE"/>
-          </w:rPr>
-          <w:rPr>
-            <w:color w:val="0000EE"/>
-            <w:u w:val="single"/>
-          </w:rPr>
-          <w:t>11:13–14</w:t>
-        </w:r>
-      </w:hyperlink>
-      <w:r>
-        <w:rPr>
-          <w:lang w:val="sw_KE" w:bidi="sw_KE"/>
-        </w:rPr>
-        <w:t xml:space="preserve">; </w:t>
-      </w:r>
-      <w:hyperlink r:id="rId97">
-        <w:r>
-          <w:rPr>
-            <w:lang w:val="sw_KE" w:bidi="sw_KE"/>
-          </w:rPr>
-          <w:rPr>
-            <w:color w:val="0000EE"/>
-            <w:u w:val="single"/>
-          </w:rPr>
-          <w:t>1 Timotheo 2:14</w:t>
-        </w:r>
-      </w:hyperlink>
-      <w:r>
-        <w:rPr>
-          <w:lang w:val="sw_KE" w:bidi="sw_KE"/>
-        </w:rPr>
-        <w:t xml:space="preserve">; </w:t>
-      </w:r>
-      <w:hyperlink r:id="rId98">
-        <w:r>
-          <w:rPr>
-            <w:lang w:val="sw_KE" w:bidi="sw_KE"/>
-          </w:rPr>
-          <w:rPr>
-            <w:color w:val="0000EE"/>
-            <w:u w:val="single"/>
-          </w:rPr>
-          <w:t>5:15</w:t>
-        </w:r>
-      </w:hyperlink>
-      <w:r>
-        <w:rPr>
-          <w:lang w:val="sw_KE" w:bidi="sw_KE"/>
-        </w:rPr>
-        <w:t xml:space="preserve">; </w:t>
-      </w:r>
-      <w:hyperlink r:id="rId99">
-        <w:r>
-          <w:rPr>
-            <w:lang w:val="sw_KE" w:bidi="sw_KE"/>
-          </w:rPr>
-          <w:rPr>
-            <w:color w:val="0000EE"/>
-            <w:u w:val="single"/>
-          </w:rPr>
-          <w:t>Ufunuo 12:9</w:t>
-        </w:r>
-      </w:hyperlink>
-      <w:r>
-        <w:rPr>
-          <w:lang w:val="sw_KE" w:bidi="sw_KE"/>
-        </w:rPr>
-        <w:t xml:space="preserve">; </w:t>
-      </w:r>
-      <w:hyperlink r:id="rId85">
-        <w:r>
-          <w:rPr>
-            <w:lang w:val="sw_KE" w:bidi="sw_KE"/>
-          </w:rPr>
-          <w:rPr>
-            <w:color w:val="0000EE"/>
-            <w:u w:val="single"/>
-          </w:rPr>
-          <w:t>20:1–10</w:t>
-        </w:r>
-      </w:hyperlink>
-      <w:r>
-        <w:rPr>
-          <w:lang w:val="sw_KE" w:bidi="sw_KE"/>
-        </w:rPr>
+    </w:p>
+    <w:p>
+      <w:pPr>
+        <w:pStyle w:val="Heading2"/>
+      </w:pPr>
+      <w:r>
+        <w:rPr>
+          <w:lang w:val="sw_KE" w:bidi="sw_KE"/>
+        </w:rPr>
+        <w:t>Zaburi za Sifa</w:t>
       </w:r>
       <w:r>
         <w:rPr>
@@ -2513,21 +3400,11 @@
           <w:lang w:val="sw_KE" w:bidi="sw_KE"/>
         </w:rPr>
       </w:r>
-    </w:p>
-    <w:p>
-      <w:pPr>
-        <w:pStyle w:val="Heading2"/>
-      </w:pPr>
-      <w:r>
-        <w:rPr>
-          <w:lang w:val="sw_KE" w:bidi="sw_KE"/>
-        </w:rPr>
-        <w:t>Yote Ni "Mvuke"</w:t>
-      </w:r>
-      <w:r>
-        <w:rPr>
-          <w:lang w:val="sw_KE" w:bidi="sw_KE"/>
-        </w:rPr>
+      <w:r>
+        <w:rPr>
+          <w:lang w:val="sw_KE" w:bidi="sw_KE"/>
+        </w:rPr>
+        <w:t>Kichwa cha Kiebrania cha kitabu cha Zaburi kinamaanisha "Sifa." Wazo hili linaendana na Zaburi nyingi, ambazo zinamsifu Mungu kwa asili yake na matendo yake makuu katika uumbaji na historia. Watu waliandika Zaburi za sifa kwa matumizi ya kibinafsi na ya kijamii.</w:t>
       </w:r>
     </w:p>
     <w:p>
@@ -2539,22 +3416,178 @@
       </w:r>
       <w:r>
         <w:rPr>
-          <w:lang w:val="sw_KE" w:bidi="sw_KE"/>
-        </w:rPr>
-        <w:t xml:space="preserve">Neno muhimu katika kitabu cha Mhubiri ni neno la Kiebrania </w:t>
-      </w:r>
-      <w:r>
-        <w:rPr>
           <w:i/>
           <w:lang w:val="sw_KE" w:bidi="sw_KE"/>
         </w:rPr>
-        <w:t>hebel.</w:t>
-      </w:r>
-      <w:r>
-        <w:rPr>
-          <w:lang w:val="sw_KE" w:bidi="sw_KE"/>
-        </w:rPr>
-        <w:t xml:space="preserve"> Neno hili linamaanisha "mvuke." Mara nyingi hutafsiriwa kama "bila maana." Neno hili linaelezea mtazamo mkuu wa Mwalimu kuhusu maisha katika dunia hii. Mwalimu, pia anayeitwa Qoheleth, ndiye mhusika mkuu katika kitabu cha Mhubiri.</w:t>
+        <w:t>Sifa za mtu binafsi</w:t>
+      </w:r>
+      <w:r>
+        <w:rPr>
+          <w:lang w:val="sw_KE" w:bidi="sw_KE"/>
+        </w:rPr>
+        <w:t xml:space="preserve"> (</w:t>
+      </w:r>
+      <w:hyperlink r:id="rId109">
+        <w:r>
+          <w:rPr>
+            <w:lang w:val="sw_KE" w:bidi="sw_KE"/>
+          </w:rPr>
+          <w:rPr>
+            <w:color w:val="0000EE"/>
+            <w:u w:val="single"/>
+          </w:rPr>
+          <w:t>Zaburi 9</w:t>
+        </w:r>
+      </w:hyperlink>
+      <w:r>
+        <w:rPr>
+          <w:lang w:val="sw_KE" w:bidi="sw_KE"/>
+        </w:rPr>
+        <w:t xml:space="preserve">; </w:t>
+      </w:r>
+      <w:hyperlink r:id="rId54">
+        <w:r>
+          <w:rPr>
+            <w:lang w:val="sw_KE" w:bidi="sw_KE"/>
+          </w:rPr>
+          <w:rPr>
+            <w:color w:val="0000EE"/>
+            <w:u w:val="single"/>
+          </w:rPr>
+          <w:t>18</w:t>
+        </w:r>
+      </w:hyperlink>
+      <w:r>
+        <w:rPr>
+          <w:lang w:val="sw_KE" w:bidi="sw_KE"/>
+        </w:rPr>
+        <w:t xml:space="preserve">; </w:t>
+      </w:r>
+      <w:hyperlink r:id="rId57">
+        <w:r>
+          <w:rPr>
+            <w:lang w:val="sw_KE" w:bidi="sw_KE"/>
+          </w:rPr>
+          <w:rPr>
+            <w:color w:val="0000EE"/>
+            <w:u w:val="single"/>
+          </w:rPr>
+          <w:t>32</w:t>
+        </w:r>
+      </w:hyperlink>
+      <w:r>
+        <w:rPr>
+          <w:lang w:val="sw_KE" w:bidi="sw_KE"/>
+        </w:rPr>
+        <w:t xml:space="preserve">; </w:t>
+      </w:r>
+      <w:hyperlink r:id="rId39">
+        <w:r>
+          <w:rPr>
+            <w:lang w:val="sw_KE" w:bidi="sw_KE"/>
+          </w:rPr>
+          <w:rPr>
+            <w:color w:val="0000EE"/>
+            <w:u w:val="single"/>
+          </w:rPr>
+          <w:t>34</w:t>
+        </w:r>
+      </w:hyperlink>
+      <w:r>
+        <w:rPr>
+          <w:lang w:val="sw_KE" w:bidi="sw_KE"/>
+        </w:rPr>
+        <w:t xml:space="preserve">; </w:t>
+      </w:r>
+      <w:hyperlink r:id="rId110">
+        <w:r>
+          <w:rPr>
+            <w:lang w:val="sw_KE" w:bidi="sw_KE"/>
+          </w:rPr>
+          <w:rPr>
+            <w:color w:val="0000EE"/>
+            <w:u w:val="single"/>
+          </w:rPr>
+          <w:t>116</w:t>
+        </w:r>
+      </w:hyperlink>
+      <w:r>
+        <w:rPr>
+          <w:lang w:val="sw_KE" w:bidi="sw_KE"/>
+        </w:rPr>
+        <w:t xml:space="preserve">; </w:t>
+      </w:r>
+      <w:hyperlink r:id="rId111">
+        <w:r>
+          <w:rPr>
+            <w:lang w:val="sw_KE" w:bidi="sw_KE"/>
+          </w:rPr>
+          <w:rPr>
+            <w:color w:val="0000EE"/>
+            <w:u w:val="single"/>
+          </w:rPr>
+          <w:t>138</w:t>
+        </w:r>
+      </w:hyperlink>
+      <w:r>
+        <w:rPr>
+          <w:lang w:val="sw_KE" w:bidi="sw_KE"/>
+        </w:rPr>
+        <w:t xml:space="preserve">): Katika ibada ya hekalu, watu mara nyingi walitoa shukrani kwa sauti mbele ya wote walipotoa nadhiri au sadaka ya shukrani (tazama, kwa mfano, </w:t>
+      </w:r>
+      <w:hyperlink r:id="rId112">
+        <w:r>
+          <w:rPr>
+            <w:lang w:val="sw_KE" w:bidi="sw_KE"/>
+          </w:rPr>
+          <w:rPr>
+            <w:color w:val="0000EE"/>
+            <w:u w:val="single"/>
+          </w:rPr>
+          <w:t>22:22–26</w:t>
+        </w:r>
+      </w:hyperlink>
+      <w:r>
+        <w:rPr>
+          <w:lang w:val="sw_KE" w:bidi="sw_KE"/>
+        </w:rPr>
+        <w:t xml:space="preserve">; </w:t>
+      </w:r>
+      <w:hyperlink r:id="rId113">
+        <w:r>
+          <w:rPr>
+            <w:lang w:val="sw_KE" w:bidi="sw_KE"/>
+          </w:rPr>
+          <w:rPr>
+            <w:color w:val="0000EE"/>
+            <w:u w:val="single"/>
+          </w:rPr>
+          <w:t>66:13–20</w:t>
+        </w:r>
+      </w:hyperlink>
+      <w:r>
+        <w:rPr>
+          <w:lang w:val="sw_KE" w:bidi="sw_KE"/>
+        </w:rPr>
+        <w:t xml:space="preserve">; </w:t>
+      </w:r>
+      <w:hyperlink r:id="rId114">
+        <w:r>
+          <w:rPr>
+            <w:lang w:val="sw_KE" w:bidi="sw_KE"/>
+          </w:rPr>
+          <w:rPr>
+            <w:color w:val="0000EE"/>
+            <w:u w:val="single"/>
+          </w:rPr>
+          <w:t>116:17–19</w:t>
+        </w:r>
+      </w:hyperlink>
+      <w:r>
+        <w:rPr>
+          <w:lang w:val="sw_KE" w:bidi="sw_KE"/>
+        </w:rPr>
+        <w:t>). Nyakati hizi za sifa za kibinafsi na ushuhuda ziliongeza joto na maana katika ibada. Kila uokoaji na uzoefu wa rehema za Mungu ulikuwa sehemu ya hadithi inayoendelea ya wokovu. Ibada ilikuwa zaidi ya kukumbuka tu matendo ya Mungu ya zamani.</w:t>
       </w:r>
     </w:p>
     <w:p>
@@ -2566,89 +3599,160 @@
       </w:r>
       <w:r>
         <w:rPr>
-          <w:lang w:val="sw_KE" w:bidi="sw_KE"/>
-        </w:rPr>
-        <w:t xml:space="preserve">Neno la Kiebrania </w:t>
-      </w:r>
-      <w:r>
-        <w:rPr>
           <w:i/>
           <w:lang w:val="sw_KE" w:bidi="sw_KE"/>
         </w:rPr>
-        <w:t>hebel</w:t>
-      </w:r>
-      <w:r>
-        <w:rPr>
-          <w:lang w:val="sw_KE" w:bidi="sw_KE"/>
-        </w:rPr>
-        <w:t xml:space="preserve"> linamaanisha "pumzi" au "mvuke" wa kimwili. </w:t>
-      </w:r>
-      <w:r>
-        <w:rPr>
-          <w:i/>
-          <w:lang w:val="sw_KE" w:bidi="sw_KE"/>
-        </w:rPr>
-        <w:t>Hebel</w:t>
-      </w:r>
-      <w:r>
-        <w:rPr>
-          <w:lang w:val="sw_KE" w:bidi="sw_KE"/>
-        </w:rPr>
-        <w:t xml:space="preserve"> linapatikana mara sabini na nane katika Agano la Kale, lakini mara tatu tu linaonekana likimaanisha kitu cha kimwili (</w:t>
-      </w:r>
-      <w:hyperlink r:id="rId100">
-        <w:r>
-          <w:rPr>
-            <w:lang w:val="sw_KE" w:bidi="sw_KE"/>
-          </w:rPr>
-          <w:rPr>
-            <w:color w:val="0000EE"/>
-            <w:u w:val="single"/>
-          </w:rPr>
-          <w:t>Zaburi 62:9</w:t>
-        </w:r>
-      </w:hyperlink>
-      <w:r>
-        <w:rPr>
-          <w:lang w:val="sw_KE" w:bidi="sw_KE"/>
-        </w:rPr>
-        <w:t xml:space="preserve">; </w:t>
-      </w:r>
-      <w:hyperlink r:id="rId101">
-        <w:r>
-          <w:rPr>
-            <w:lang w:val="sw_KE" w:bidi="sw_KE"/>
-          </w:rPr>
-          <w:rPr>
-            <w:color w:val="0000EE"/>
-            <w:u w:val="single"/>
-          </w:rPr>
-          <w:t>Mithali 21:6</w:t>
-        </w:r>
-      </w:hyperlink>
-      <w:r>
-        <w:rPr>
-          <w:lang w:val="sw_KE" w:bidi="sw_KE"/>
-        </w:rPr>
-        <w:t xml:space="preserve">; </w:t>
-      </w:r>
-      <w:hyperlink r:id="rId102">
-        <w:r>
-          <w:rPr>
-            <w:lang w:val="sw_KE" w:bidi="sw_KE"/>
-          </w:rPr>
-          <w:rPr>
-            <w:color w:val="0000EE"/>
-            <w:u w:val="single"/>
-          </w:rPr>
-          <w:t>Isaya 57:13</w:t>
-        </w:r>
-      </w:hyperlink>
-      <w:r>
-        <w:rPr>
-          <w:lang w:val="sw_KE" w:bidi="sw_KE"/>
-        </w:rPr>
-        <w:t>). Katika matukio mengine sabini na tano, linaelezea kwa njia ya mfano mambo ambayo ni magumu kuelewa, yasiyo na maana, ya uongo, ya muda mfupi, au yasiyo na msingi.</w:t>
+        <w:t>Sifa za pamoja</w:t>
+      </w:r>
+      <w:r>
+        <w:rPr>
+          <w:lang w:val="sw_KE" w:bidi="sw_KE"/>
+        </w:rPr>
+        <w:t xml:space="preserve"> (</w:t>
+      </w:r>
+      <w:hyperlink r:id="rId115">
+        <w:r>
+          <w:rPr>
+            <w:lang w:val="sw_KE" w:bidi="sw_KE"/>
+          </w:rPr>
+          <w:rPr>
+            <w:color w:val="0000EE"/>
+            <w:u w:val="single"/>
+          </w:rPr>
+          <w:t>Zaburi 103</w:t>
+        </w:r>
+      </w:hyperlink>
+      <w:r>
+        <w:rPr>
+          <w:lang w:val="sw_KE" w:bidi="sw_KE"/>
+        </w:rPr>
+        <w:t xml:space="preserve">, </w:t>
+      </w:r>
+      <w:hyperlink r:id="rId116">
+        <w:r>
+          <w:rPr>
+            <w:lang w:val="sw_KE" w:bidi="sw_KE"/>
+          </w:rPr>
+          <w:rPr>
+            <w:color w:val="0000EE"/>
+            <w:u w:val="single"/>
+          </w:rPr>
+          <w:t>113</w:t>
+        </w:r>
+      </w:hyperlink>
+      <w:r>
+        <w:rPr>
+          <w:lang w:val="sw_KE" w:bidi="sw_KE"/>
+        </w:rPr>
+        <w:t xml:space="preserve">, </w:t>
+      </w:r>
+      <w:hyperlink r:id="rId117">
+        <w:r>
+          <w:rPr>
+            <w:lang w:val="sw_KE" w:bidi="sw_KE"/>
+          </w:rPr>
+          <w:rPr>
+            <w:color w:val="0000EE"/>
+            <w:u w:val="single"/>
+          </w:rPr>
+          <w:t>124</w:t>
+        </w:r>
+      </w:hyperlink>
+      <w:r>
+        <w:rPr>
+          <w:lang w:val="sw_KE" w:bidi="sw_KE"/>
+        </w:rPr>
+        <w:t xml:space="preserve">, </w:t>
+      </w:r>
+      <w:hyperlink r:id="rId118">
+        <w:r>
+          <w:rPr>
+            <w:lang w:val="sw_KE" w:bidi="sw_KE"/>
+          </w:rPr>
+          <w:rPr>
+            <w:color w:val="0000EE"/>
+            <w:u w:val="single"/>
+          </w:rPr>
+          <w:t>129</w:t>
+        </w:r>
+      </w:hyperlink>
+      <w:r>
+        <w:rPr>
+          <w:lang w:val="sw_KE" w:bidi="sw_KE"/>
+        </w:rPr>
+        <w:t xml:space="preserve">, </w:t>
+      </w:r>
+      <w:hyperlink r:id="rId119">
+        <w:r>
+          <w:rPr>
+            <w:lang w:val="sw_KE" w:bidi="sw_KE"/>
+          </w:rPr>
+          <w:rPr>
+            <w:color w:val="0000EE"/>
+            <w:u w:val="single"/>
+          </w:rPr>
+          <w:t>136</w:t>
+        </w:r>
+      </w:hyperlink>
+      <w:r>
+        <w:rPr>
+          <w:lang w:val="sw_KE" w:bidi="sw_KE"/>
+        </w:rPr>
+        <w:t>): Wakati jamii ilipokusanyika, waliimba kumsifu Bwana kwa matendo yake ya kihistoria (</w:t>
+      </w:r>
+      <w:hyperlink r:id="rId115">
+        <w:r>
+          <w:rPr>
+            <w:lang w:val="sw_KE" w:bidi="sw_KE"/>
+          </w:rPr>
+          <w:rPr>
+            <w:color w:val="0000EE"/>
+            <w:u w:val="single"/>
+          </w:rPr>
+          <w:t>Zaburi 103</w:t>
+        </w:r>
+      </w:hyperlink>
+      <w:r>
+        <w:rPr>
+          <w:lang w:val="sw_KE" w:bidi="sw_KE"/>
+        </w:rPr>
+        <w:t>). Au wangeweza kumsifu kwa onyesho la hivi karibuni la rehema yake (</w:t>
+      </w:r>
+      <w:hyperlink r:id="rId117">
+        <w:r>
+          <w:rPr>
+            <w:lang w:val="sw_KE" w:bidi="sw_KE"/>
+          </w:rPr>
+          <w:rPr>
+            <w:color w:val="0000EE"/>
+            <w:u w:val="single"/>
+          </w:rPr>
+          <w:t>Zaburi 124</w:t>
+        </w:r>
+      </w:hyperlink>
+      <w:r>
+        <w:rPr>
+          <w:lang w:val="sw_KE" w:bidi="sw_KE"/>
+        </w:rPr>
+        <w:t xml:space="preserve">, </w:t>
+      </w:r>
+      <w:hyperlink r:id="rId118">
+        <w:r>
+          <w:rPr>
+            <w:lang w:val="sw_KE" w:bidi="sw_KE"/>
+          </w:rPr>
+          <w:rPr>
+            <w:color w:val="0000EE"/>
+            <w:u w:val="single"/>
+          </w:rPr>
+          <w:t>129</w:t>
+        </w:r>
+      </w:hyperlink>
+      <w:r>
+        <w:rPr>
+          <w:lang w:val="sw_KE" w:bidi="sw_KE"/>
+        </w:rPr>
+        <w:t>).</w:t>
       </w:r>
     </w:p>
     <w:p>
@@ -2662,152 +3766,90 @@
         <w:rPr>
           <w:lang w:val="sw_KE" w:bidi="sw_KE"/>
         </w:rPr>
-        <w:t>Neno hilo mara nyingi linaelezea ukosefu wa dutu, ukosefu wa uhalisia, na ukosefu wa thamani wa miungu ya uongo (</w:t>
-      </w:r>
-      <w:hyperlink r:id="rId103">
-        <w:r>
-          <w:rPr>
-            <w:lang w:val="sw_KE" w:bidi="sw_KE"/>
-          </w:rPr>
-          <w:rPr>
-            <w:color w:val="0000EE"/>
-            <w:u w:val="single"/>
-          </w:rPr>
-          <w:t>Kumbukumbu la Torati 32:21</w:t>
-        </w:r>
-      </w:hyperlink>
-      <w:r>
-        <w:rPr>
-          <w:lang w:val="sw_KE" w:bidi="sw_KE"/>
-        </w:rPr>
-        <w:t xml:space="preserve">; </w:t>
-      </w:r>
-      <w:hyperlink r:id="rId104">
-        <w:r>
-          <w:rPr>
-            <w:lang w:val="sw_KE" w:bidi="sw_KE"/>
-          </w:rPr>
-          <w:rPr>
-            <w:color w:val="0000EE"/>
-            <w:u w:val="single"/>
-          </w:rPr>
-          <w:t>2 Wafalme 17:15</w:t>
-        </w:r>
-      </w:hyperlink>
-      <w:r>
-        <w:rPr>
-          <w:lang w:val="sw_KE" w:bidi="sw_KE"/>
-        </w:rPr>
-        <w:t xml:space="preserve">). Katika muktadha huu, </w:t>
-      </w:r>
-      <w:r>
-        <w:rPr>
-          <w:i/>
-          <w:lang w:val="sw_KE" w:bidi="sw_KE"/>
-        </w:rPr>
-        <w:t>hebel</w:t>
-      </w:r>
-      <w:r>
-        <w:rPr>
-          <w:lang w:val="sw_KE" w:bidi="sw_KE"/>
-        </w:rPr>
-        <w:t xml:space="preserve"> ni kinyume cha "utukufu." Utukufu wa Mungu ni uwepo wake wenye dutu, mzito, na wa kudumu. Wakati mwingine, </w:t>
-      </w:r>
-      <w:r>
-        <w:rPr>
-          <w:i/>
-          <w:lang w:val="sw_KE" w:bidi="sw_KE"/>
-        </w:rPr>
-        <w:t>hebel</w:t>
-      </w:r>
-      <w:r>
-        <w:rPr>
-          <w:lang w:val="sw_KE" w:bidi="sw_KE"/>
-        </w:rPr>
-        <w:t xml:space="preserve"> inawakilisha jinsi maisha yalivyo mafupi na ya muda mfupi, kama mvuke (</w:t>
-      </w:r>
-      <w:hyperlink r:id="rId105">
-        <w:r>
-          <w:rPr>
-            <w:lang w:val="sw_KE" w:bidi="sw_KE"/>
-          </w:rPr>
-          <w:rPr>
-            <w:color w:val="0000EE"/>
-            <w:u w:val="single"/>
-          </w:rPr>
-          <w:t>Ayubu 7:16</w:t>
-        </w:r>
-      </w:hyperlink>
-      <w:r>
-        <w:rPr>
-          <w:lang w:val="sw_KE" w:bidi="sw_KE"/>
-        </w:rPr>
-        <w:t xml:space="preserve">; </w:t>
-      </w:r>
-      <w:hyperlink r:id="rId106">
-        <w:r>
-          <w:rPr>
-            <w:lang w:val="sw_KE" w:bidi="sw_KE"/>
-          </w:rPr>
-          <w:rPr>
-            <w:color w:val="0000EE"/>
-            <w:u w:val="single"/>
-          </w:rPr>
-          <w:t>Zaburi 144:4</w:t>
-        </w:r>
-      </w:hyperlink>
-      <w:r>
-        <w:rPr>
-          <w:lang w:val="sw_KE" w:bidi="sw_KE"/>
-        </w:rPr>
-        <w:t>). Katika hali nyingine, inahusu jinsi maisha yanavyoweza kuwa yasiyo na maana na ya kukatisha tamaa (</w:t>
-      </w:r>
-      <w:hyperlink r:id="rId107">
-        <w:r>
-          <w:rPr>
-            <w:lang w:val="sw_KE" w:bidi="sw_KE"/>
-          </w:rPr>
-          <w:rPr>
-            <w:color w:val="0000EE"/>
-            <w:u w:val="single"/>
-          </w:rPr>
-          <w:t>Zaburi 78:33</w:t>
-        </w:r>
-      </w:hyperlink>
-      <w:r>
-        <w:rPr>
-          <w:lang w:val="sw_KE" w:bidi="sw_KE"/>
-        </w:rPr>
-        <w:t xml:space="preserve">; </w:t>
-      </w:r>
-      <w:hyperlink r:id="rId108">
-        <w:r>
-          <w:rPr>
-            <w:lang w:val="sw_KE" w:bidi="sw_KE"/>
-          </w:rPr>
-          <w:rPr>
-            <w:color w:val="0000EE"/>
-            <w:u w:val="single"/>
-          </w:rPr>
-          <w:t>94:11</w:t>
-        </w:r>
-      </w:hyperlink>
-      <w:r>
-        <w:rPr>
-          <w:lang w:val="sw_KE" w:bidi="sw_KE"/>
-        </w:rPr>
-        <w:t xml:space="preserve">; </w:t>
-      </w:r>
-      <w:hyperlink r:id="rId109">
-        <w:r>
-          <w:rPr>
-            <w:lang w:val="sw_KE" w:bidi="sw_KE"/>
-          </w:rPr>
-          <w:rPr>
-            <w:color w:val="0000EE"/>
-            <w:u w:val="single"/>
-          </w:rPr>
-          <w:t>Isaya 49:4</w:t>
+        <w:t xml:space="preserve">Kwenye </w:t>
+      </w:r>
+      <w:hyperlink r:id="rId115">
+        <w:r>
+          <w:rPr>
+            <w:lang w:val="sw_KE" w:bidi="sw_KE"/>
+          </w:rPr>
+          <w:rPr>
+            <w:color w:val="0000EE"/>
+            <w:u w:val="single"/>
+          </w:rPr>
+          <w:t>Zaburi 103</w:t>
+        </w:r>
+      </w:hyperlink>
+      <w:r>
+        <w:rPr>
+          <w:lang w:val="sw_KE" w:bidi="sw_KE"/>
+        </w:rPr>
+        <w:t xml:space="preserve">, mtunga zaburi anamsifu Mungu kwa rehema zake kwa watu binafsi na jamii nzima (mistari </w:t>
+      </w:r>
+      <w:hyperlink r:id="rId120">
+        <w:r>
+          <w:rPr>
+            <w:lang w:val="sw_KE" w:bidi="sw_KE"/>
+          </w:rPr>
+          <w:rPr>
+            <w:color w:val="0000EE"/>
+            <w:u w:val="single"/>
+          </w:rPr>
+          <w:t>1–5,</w:t>
+        </w:r>
+      </w:hyperlink>
+      <w:r>
+        <w:rPr>
+          <w:lang w:val="sw_KE" w:bidi="sw_KE"/>
+        </w:rPr>
+        <w:t xml:space="preserve"> </w:t>
+      </w:r>
+      <w:hyperlink r:id="rId121">
+        <w:r>
+          <w:rPr>
+            <w:lang w:val="sw_KE" w:bidi="sw_KE"/>
+          </w:rPr>
+          <w:rPr>
+            <w:color w:val="0000EE"/>
+            <w:u w:val="single"/>
+          </w:rPr>
+          <w:t>6–14</w:t>
+        </w:r>
+      </w:hyperlink>
+      <w:r>
+        <w:rPr>
+          <w:lang w:val="sw_KE" w:bidi="sw_KE"/>
+        </w:rPr>
+        <w:t xml:space="preserve">). Udhaifu wa binadamu unalinganishwa na uaminifu wa Mungu (mistari </w:t>
+      </w:r>
+      <w:hyperlink r:id="rId122">
+        <w:r>
+          <w:rPr>
+            <w:lang w:val="sw_KE" w:bidi="sw_KE"/>
+          </w:rPr>
+          <w:rPr>
+            <w:color w:val="0000EE"/>
+            <w:u w:val="single"/>
+          </w:rPr>
+          <w:t>15–18</w:t>
+        </w:r>
+      </w:hyperlink>
+      <w:r>
+        <w:rPr>
+          <w:lang w:val="sw_KE" w:bidi="sw_KE"/>
+        </w:rPr>
+        <w:t xml:space="preserve">). Utawala wake wa kipekee na wa ulimwengu wote unastahili sifa kutoka kwa kila mtu na kila kitu (mistari </w:t>
+      </w:r>
+      <w:hyperlink r:id="rId123">
+        <w:r>
+          <w:rPr>
+            <w:lang w:val="sw_KE" w:bidi="sw_KE"/>
+          </w:rPr>
+          <w:rPr>
+            <w:color w:val="0000EE"/>
+            <w:u w:val="single"/>
+          </w:rPr>
+          <w:t>19–22</w:t>
         </w:r>
       </w:hyperlink>
       <w:r>
@@ -2826,35 +3868,10 @@
       </w:r>
       <w:r>
         <w:rPr>
-          <w:lang w:val="sw_KE" w:bidi="sw_KE"/>
-        </w:rPr>
-        <w:t xml:space="preserve">Kuna jadi ndefu ya kutafsiri </w:t>
-      </w:r>
-      <w:r>
-        <w:rPr>
-          <w:i/>
-          <w:lang w:val="sw_KE" w:bidi="sw_KE"/>
-        </w:rPr>
-        <w:t>hebel</w:t>
-      </w:r>
-      <w:r>
-        <w:rPr>
-          <w:lang w:val="sw_KE" w:bidi="sw_KE"/>
-        </w:rPr>
-        <w:t xml:space="preserve"> katika Mhubiri kama "ubatili." Hii haimaanishi kujifikiria sana, bali inahusu kuhisi maisha kama matupu na yasiyo na kusudi. Tafsiri ya kale ya Kiyunani ya Agano la Kale ilitumia neno </w:t>
-      </w:r>
-      <w:r>
-        <w:rPr>
-          <w:i/>
-          <w:lang w:val="sw_KE" w:bidi="sw_KE"/>
-        </w:rPr>
-        <w:t>mataiotēs</w:t>
-      </w:r>
-      <w:r>
-        <w:rPr>
-          <w:lang w:val="sw_KE" w:bidi="sw_KE"/>
-        </w:rPr>
-        <w:t>, linalomaanisha "utupu" au "ubatili."</w:t>
+          <w:u w:val="single"/>
+          <w:lang w:val="sw_KE" w:bidi="sw_KE"/>
+        </w:rPr>
+        <w:t>Sehemu za Kujifunza Zaidi</w:t>
       </w:r>
     </w:p>
     <w:p>
@@ -2864,50 +3881,261 @@
           <w:lang w:val="sw_KE" w:bidi="sw_KE"/>
         </w:rPr>
       </w:r>
-      <w:r>
-        <w:rPr>
-          <w:lang w:val="sw_KE" w:bidi="sw_KE"/>
-        </w:rPr>
-        <w:t xml:space="preserve">Vulgate ya Kilatini ilitafsiri </w:t>
-      </w:r>
-      <w:r>
-        <w:rPr>
-          <w:i/>
-          <w:lang w:val="sw_KE" w:bidi="sw_KE"/>
-        </w:rPr>
-        <w:t>hebel</w:t>
-      </w:r>
-      <w:r>
-        <w:rPr>
-          <w:lang w:val="sw_KE" w:bidi="sw_KE"/>
-        </w:rPr>
-        <w:t xml:space="preserve"> kwa neno la Kilatini </w:t>
-      </w:r>
-      <w:r>
-        <w:rPr>
-          <w:i/>
-          <w:lang w:val="sw_KE" w:bidi="sw_KE"/>
-        </w:rPr>
-        <w:t>vanitas</w:t>
-      </w:r>
-      <w:r>
-        <w:rPr>
-          <w:lang w:val="sw_KE" w:bidi="sw_KE"/>
-        </w:rPr>
-        <w:t xml:space="preserve">, ambalo linamaanisha "bila kusudi," "tupu," au "bila thamani." Kutoka kwa Vulgate, imekuja jadi ya kutafsiri neno hili kama "ubatili" kwa Kiingereza. Watafsiri wengi leo wanaelewa </w:t>
-      </w:r>
-      <w:r>
-        <w:rPr>
-          <w:i/>
-          <w:lang w:val="sw_KE" w:bidi="sw_KE"/>
-        </w:rPr>
-        <w:t>hebel</w:t>
-      </w:r>
-      <w:r>
-        <w:rPr>
-          <w:lang w:val="sw_KE" w:bidi="sw_KE"/>
-        </w:rPr>
-        <w:t xml:space="preserve"> kumaanisha kwamba maisha duniani yanaonekana kutokuwa na kusudi au maana wazi, na yote tunayofanya yanahisi kuwa bure.</w:t>
+      <w:hyperlink r:id="rId109">
+        <w:r>
+          <w:rPr>
+            <w:lang w:val="sw_KE" w:bidi="sw_KE"/>
+          </w:rPr>
+          <w:rPr>
+            <w:color w:val="0000EE"/>
+            <w:u w:val="single"/>
+          </w:rPr>
+          <w:t>Zaburi 9</w:t>
+        </w:r>
+      </w:hyperlink>
+      <w:r>
+        <w:rPr>
+          <w:lang w:val="sw_KE" w:bidi="sw_KE"/>
+        </w:rPr>
+        <w:t xml:space="preserve">; </w:t>
+      </w:r>
+      <w:hyperlink r:id="rId54">
+        <w:r>
+          <w:rPr>
+            <w:lang w:val="sw_KE" w:bidi="sw_KE"/>
+          </w:rPr>
+          <w:rPr>
+            <w:color w:val="0000EE"/>
+            <w:u w:val="single"/>
+          </w:rPr>
+          <w:t>18</w:t>
+        </w:r>
+      </w:hyperlink>
+      <w:r>
+        <w:rPr>
+          <w:lang w:val="sw_KE" w:bidi="sw_KE"/>
+        </w:rPr>
+        <w:t xml:space="preserve">; </w:t>
+      </w:r>
+      <w:hyperlink r:id="rId57">
+        <w:r>
+          <w:rPr>
+            <w:lang w:val="sw_KE" w:bidi="sw_KE"/>
+          </w:rPr>
+          <w:rPr>
+            <w:color w:val="0000EE"/>
+            <w:u w:val="single"/>
+          </w:rPr>
+          <w:t>32</w:t>
+        </w:r>
+      </w:hyperlink>
+      <w:r>
+        <w:rPr>
+          <w:lang w:val="sw_KE" w:bidi="sw_KE"/>
+        </w:rPr>
+        <w:t xml:space="preserve">; </w:t>
+      </w:r>
+      <w:hyperlink r:id="rId39">
+        <w:r>
+          <w:rPr>
+            <w:lang w:val="sw_KE" w:bidi="sw_KE"/>
+          </w:rPr>
+          <w:rPr>
+            <w:color w:val="0000EE"/>
+            <w:u w:val="single"/>
+          </w:rPr>
+          <w:t>34</w:t>
+        </w:r>
+      </w:hyperlink>
+      <w:r>
+        <w:rPr>
+          <w:lang w:val="sw_KE" w:bidi="sw_KE"/>
+        </w:rPr>
+        <w:t xml:space="preserve">; </w:t>
+      </w:r>
+      <w:hyperlink r:id="rId124">
+        <w:r>
+          <w:rPr>
+            <w:lang w:val="sw_KE" w:bidi="sw_KE"/>
+          </w:rPr>
+          <w:rPr>
+            <w:color w:val="0000EE"/>
+            <w:u w:val="single"/>
+          </w:rPr>
+          <w:t>46–48</w:t>
+        </w:r>
+      </w:hyperlink>
+      <w:r>
+        <w:rPr>
+          <w:lang w:val="sw_KE" w:bidi="sw_KE"/>
+        </w:rPr>
+        <w:t xml:space="preserve">; </w:t>
+      </w:r>
+      <w:hyperlink r:id="rId125">
+        <w:r>
+          <w:rPr>
+            <w:lang w:val="sw_KE" w:bidi="sw_KE"/>
+          </w:rPr>
+          <w:rPr>
+            <w:color w:val="0000EE"/>
+            <w:u w:val="single"/>
+          </w:rPr>
+          <w:t>93</w:t>
+        </w:r>
+      </w:hyperlink>
+      <w:r>
+        <w:rPr>
+          <w:lang w:val="sw_KE" w:bidi="sw_KE"/>
+        </w:rPr>
+        <w:t xml:space="preserve">; </w:t>
+      </w:r>
+      <w:hyperlink r:id="rId126">
+        <w:r>
+          <w:rPr>
+            <w:lang w:val="sw_KE" w:bidi="sw_KE"/>
+          </w:rPr>
+          <w:rPr>
+            <w:color w:val="0000EE"/>
+            <w:u w:val="single"/>
+          </w:rPr>
+          <w:t>96–99</w:t>
+        </w:r>
+      </w:hyperlink>
+      <w:r>
+        <w:rPr>
+          <w:lang w:val="sw_KE" w:bidi="sw_KE"/>
+        </w:rPr>
+        <w:t xml:space="preserve">; </w:t>
+      </w:r>
+      <w:hyperlink r:id="rId115">
+        <w:r>
+          <w:rPr>
+            <w:lang w:val="sw_KE" w:bidi="sw_KE"/>
+          </w:rPr>
+          <w:rPr>
+            <w:color w:val="0000EE"/>
+            <w:u w:val="single"/>
+          </w:rPr>
+          <w:t>103</w:t>
+        </w:r>
+      </w:hyperlink>
+      <w:r>
+        <w:rPr>
+          <w:lang w:val="sw_KE" w:bidi="sw_KE"/>
+        </w:rPr>
+        <w:t xml:space="preserve">; </w:t>
+      </w:r>
+      <w:hyperlink r:id="rId116">
+        <w:r>
+          <w:rPr>
+            <w:lang w:val="sw_KE" w:bidi="sw_KE"/>
+          </w:rPr>
+          <w:rPr>
+            <w:color w:val="0000EE"/>
+            <w:u w:val="single"/>
+          </w:rPr>
+          <w:t>113</w:t>
+        </w:r>
+      </w:hyperlink>
+      <w:r>
+        <w:rPr>
+          <w:lang w:val="sw_KE" w:bidi="sw_KE"/>
+        </w:rPr>
+        <w:t xml:space="preserve">; </w:t>
+      </w:r>
+      <w:hyperlink r:id="rId110">
+        <w:r>
+          <w:rPr>
+            <w:lang w:val="sw_KE" w:bidi="sw_KE"/>
+          </w:rPr>
+          <w:rPr>
+            <w:color w:val="0000EE"/>
+            <w:u w:val="single"/>
+          </w:rPr>
+          <w:t>116</w:t>
+        </w:r>
+      </w:hyperlink>
+      <w:r>
+        <w:rPr>
+          <w:lang w:val="sw_KE" w:bidi="sw_KE"/>
+        </w:rPr>
+        <w:t xml:space="preserve">; </w:t>
+      </w:r>
+      <w:hyperlink r:id="rId117">
+        <w:r>
+          <w:rPr>
+            <w:lang w:val="sw_KE" w:bidi="sw_KE"/>
+          </w:rPr>
+          <w:rPr>
+            <w:color w:val="0000EE"/>
+            <w:u w:val="single"/>
+          </w:rPr>
+          <w:t>124</w:t>
+        </w:r>
+      </w:hyperlink>
+      <w:r>
+        <w:rPr>
+          <w:lang w:val="sw_KE" w:bidi="sw_KE"/>
+        </w:rPr>
+        <w:t xml:space="preserve">; </w:t>
+      </w:r>
+      <w:hyperlink r:id="rId118">
+        <w:r>
+          <w:rPr>
+            <w:lang w:val="sw_KE" w:bidi="sw_KE"/>
+          </w:rPr>
+          <w:rPr>
+            <w:color w:val="0000EE"/>
+            <w:u w:val="single"/>
+          </w:rPr>
+          <w:t>129</w:t>
+        </w:r>
+      </w:hyperlink>
+      <w:r>
+        <w:rPr>
+          <w:lang w:val="sw_KE" w:bidi="sw_KE"/>
+        </w:rPr>
+        <w:t xml:space="preserve">; </w:t>
+      </w:r>
+      <w:hyperlink r:id="rId119">
+        <w:r>
+          <w:rPr>
+            <w:lang w:val="sw_KE" w:bidi="sw_KE"/>
+          </w:rPr>
+          <w:rPr>
+            <w:color w:val="0000EE"/>
+            <w:u w:val="single"/>
+          </w:rPr>
+          <w:t>136</w:t>
+        </w:r>
+      </w:hyperlink>
+      <w:r>
+        <w:rPr>
+          <w:lang w:val="sw_KE" w:bidi="sw_KE"/>
+        </w:rPr>
+        <w:t xml:space="preserve">; </w:t>
+      </w:r>
+      <w:hyperlink r:id="rId111">
+        <w:r>
+          <w:rPr>
+            <w:lang w:val="sw_KE" w:bidi="sw_KE"/>
+          </w:rPr>
+          <w:rPr>
+            <w:color w:val="0000EE"/>
+            <w:u w:val="single"/>
+          </w:rPr>
+          <w:t>138</w:t>
+        </w:r>
+      </w:hyperlink>
+      <w:r>
+        <w:rPr>
+          <w:lang w:val="sw_KE" w:bidi="sw_KE"/>
+        </w:rPr>
+      </w:r>
+      <w:r>
+        <w:rPr>
+          <w:lang w:val="sw_KE" w:bidi="sw_KE"/>
+        </w:rPr>
       </w:r>
     </w:p>
     <w:p>
@@ -2917,24 +4145,21 @@
           <w:lang w:val="sw_KE" w:bidi="sw_KE"/>
         </w:rPr>
       </w:r>
-      <w:r>
-        <w:rPr>
-          <w:lang w:val="sw_KE" w:bidi="sw_KE"/>
-        </w:rPr>
-        <w:t xml:space="preserve">Watafsiri wengine wanatafsiri </w:t>
-      </w:r>
-      <w:r>
-        <w:rPr>
-          <w:i/>
-          <w:lang w:val="sw_KE" w:bidi="sw_KE"/>
-        </w:rPr>
-        <w:t>hebel</w:t>
-      </w:r>
-      <w:r>
-        <w:rPr>
-          <w:lang w:val="sw_KE" w:bidi="sw_KE"/>
-        </w:rPr>
-        <w:t xml:space="preserve"> katika Mhubiri kama inavyorejelea hasa hali ya muda ya maisha. Mvuke hauna kudumu au uzito. Tafsiri hii inapendekeza mtazamo tofauti wa Mhubiri. Maisha si yasiyo na maana na bure, bali si ya kudumu na yanaisha haraka. Maneno mengi katika Mhubiri yanadokeza hali ya muda mfupi ya maisha ya binadamu na jitihada zake.</w:t>
+    </w:p>
+    <w:p>
+      <w:pPr>
+        <w:pStyle w:val="Heading2"/>
+      </w:pPr>
+      <w:r>
+        <w:rPr>
+          <w:lang w:val="sw_KE" w:bidi="sw_KE"/>
+        </w:rPr>
+        <w:t>Zawadi ya Unabii</w:t>
+      </w:r>
+      <w:r>
+        <w:rPr>
+          <w:lang w:val="sw_KE" w:bidi="sw_KE"/>
+        </w:rPr>
       </w:r>
     </w:p>
     <w:p>
@@ -2948,38 +4173,254 @@
         <w:rPr>
           <w:lang w:val="sw_KE" w:bidi="sw_KE"/>
         </w:rPr>
-        <w:t xml:space="preserve">Kwenye Agano Jipya, wazo kama hilo linaonekana katika </w:t>
-      </w:r>
-      <w:hyperlink r:id="rId110">
-        <w:r>
-          <w:rPr>
-            <w:lang w:val="sw_KE" w:bidi="sw_KE"/>
-          </w:rPr>
-          <w:rPr>
-            <w:color w:val="0000EE"/>
-            <w:u w:val="single"/>
-          </w:rPr>
-          <w:t>Yakobo 4:13–15</w:t>
-        </w:r>
-      </w:hyperlink>
-      <w:r>
-        <w:rPr>
-          <w:lang w:val="sw_KE" w:bidi="sw_KE"/>
-        </w:rPr>
-        <w:t xml:space="preserve">. Kuelewa </w:t>
+        <w:t>Kama mtume Petro alivyosema siku ya Pentekoste, unabii ulikuwa ni matokeo ya Roho Mtakatifu wa Mungu kumwagwa (</w:t>
+      </w:r>
+      <w:hyperlink r:id="rId127">
+        <w:r>
+          <w:rPr>
+            <w:lang w:val="sw_KE" w:bidi="sw_KE"/>
+          </w:rPr>
+          <w:rPr>
+            <w:color w:val="0000EE"/>
+            <w:u w:val="single"/>
+          </w:rPr>
+          <w:t>Matendo 2:17–21</w:t>
+        </w:r>
+      </w:hyperlink>
+      <w:r>
+        <w:rPr>
+          <w:lang w:val="sw_KE" w:bidi="sw_KE"/>
+        </w:rPr>
+        <w:t xml:space="preserve">; tazama </w:t>
+      </w:r>
+      <w:hyperlink r:id="rId128">
+        <w:r>
+          <w:rPr>
+            <w:lang w:val="sw_KE" w:bidi="sw_KE"/>
+          </w:rPr>
+          <w:rPr>
+            <w:color w:val="0000EE"/>
+            <w:u w:val="single"/>
+          </w:rPr>
+          <w:t>Yoeli 2:28–32</w:t>
+        </w:r>
+      </w:hyperlink>
+      <w:r>
+        <w:rPr>
+          <w:lang w:val="sw_KE" w:bidi="sw_KE"/>
+        </w:rPr>
+        <w:t>). Kitabu cha Matendo kinataja manabii wachache Wakristo (</w:t>
+      </w:r>
+      <w:hyperlink r:id="rId129">
+        <w:r>
+          <w:rPr>
+            <w:lang w:val="sw_KE" w:bidi="sw_KE"/>
+          </w:rPr>
+          <w:rPr>
+            <w:color w:val="0000EE"/>
+            <w:u w:val="single"/>
+          </w:rPr>
+          <w:t>Matendo 11:27–28</w:t>
+        </w:r>
+      </w:hyperlink>
+      <w:r>
+        <w:rPr>
+          <w:lang w:val="sw_KE" w:bidi="sw_KE"/>
+        </w:rPr>
+        <w:t xml:space="preserve">; </w:t>
+      </w:r>
+      <w:hyperlink r:id="rId130">
+        <w:r>
+          <w:rPr>
+            <w:lang w:val="sw_KE" w:bidi="sw_KE"/>
+          </w:rPr>
+          <w:rPr>
+            <w:color w:val="0000EE"/>
+            <w:u w:val="single"/>
+          </w:rPr>
+          <w:t>13:1</w:t>
+        </w:r>
+      </w:hyperlink>
+      <w:r>
+        <w:rPr>
+          <w:lang w:val="sw_KE" w:bidi="sw_KE"/>
+        </w:rPr>
+        <w:t xml:space="preserve">; </w:t>
+      </w:r>
+      <w:hyperlink r:id="rId131">
+        <w:r>
+          <w:rPr>
+            <w:lang w:val="sw_KE" w:bidi="sw_KE"/>
+          </w:rPr>
+          <w:rPr>
+            <w:color w:val="0000EE"/>
+            <w:u w:val="single"/>
+          </w:rPr>
+          <w:t>15:32</w:t>
+        </w:r>
+      </w:hyperlink>
+      <w:r>
+        <w:rPr>
+          <w:lang w:val="sw_KE" w:bidi="sw_KE"/>
+        </w:rPr>
+        <w:t xml:space="preserve">; </w:t>
+      </w:r>
+      <w:hyperlink r:id="rId132">
+        <w:r>
+          <w:rPr>
+            <w:lang w:val="sw_KE" w:bidi="sw_KE"/>
+          </w:rPr>
+          <w:rPr>
+            <w:color w:val="0000EE"/>
+            <w:u w:val="single"/>
+          </w:rPr>
+          <w:t>21:9–11</w:t>
+        </w:r>
+      </w:hyperlink>
+      <w:r>
+        <w:rPr>
+          <w:lang w:val="sw_KE" w:bidi="sw_KE"/>
+        </w:rPr>
+        <w:t xml:space="preserve">; tazama pia </w:t>
       </w:r>
       <w:r>
         <w:rPr>
           <w:i/>
           <w:lang w:val="sw_KE" w:bidi="sw_KE"/>
         </w:rPr>
-        <w:t>hebel</w:t>
-      </w:r>
-      <w:r>
-        <w:rPr>
-          <w:lang w:val="sw_KE" w:bidi="sw_KE"/>
-        </w:rPr>
-        <w:t xml:space="preserve"> kama "sio la kudumu" katika Mhubiri husaidia kueleza kitabu hicho kwa uwazi. Hata hivyo, huu ni mtazamo usio wa kawaida miongoni mwa wasomi.</w:t>
+        <w:t>The Martyrdom of Polycarp</w:t>
+      </w:r>
+      <w:r>
+        <w:rPr>
+          <w:lang w:val="sw_KE" w:bidi="sw_KE"/>
+        </w:rPr>
+        <w:t xml:space="preserve"> 12:3; 16:2). Mmoja wa manabii hawa alikuwa Agabo, ambaye alitenda kama nabii wa Agano la Kale kwa kufanya matendo ya mfano (</w:t>
+      </w:r>
+      <w:hyperlink r:id="rId133">
+        <w:r>
+          <w:rPr>
+            <w:lang w:val="sw_KE" w:bidi="sw_KE"/>
+          </w:rPr>
+          <w:rPr>
+            <w:color w:val="0000EE"/>
+            <w:u w:val="single"/>
+          </w:rPr>
+          <w:t>Matendo 21:10–11</w:t>
+        </w:r>
+      </w:hyperlink>
+      <w:r>
+        <w:rPr>
+          <w:lang w:val="sw_KE" w:bidi="sw_KE"/>
+        </w:rPr>
+        <w:t xml:space="preserve">; tazama </w:t>
+      </w:r>
+      <w:hyperlink r:id="rId134">
+        <w:r>
+          <w:rPr>
+            <w:lang w:val="sw_KE" w:bidi="sw_KE"/>
+          </w:rPr>
+          <w:rPr>
+            <w:color w:val="0000EE"/>
+            <w:u w:val="single"/>
+          </w:rPr>
+          <w:t>1 Wafalme 11:29–32</w:t>
+        </w:r>
+      </w:hyperlink>
+      <w:r>
+        <w:rPr>
+          <w:lang w:val="sw_KE" w:bidi="sw_KE"/>
+        </w:rPr>
+        <w:t xml:space="preserve">; </w:t>
+      </w:r>
+      <w:hyperlink r:id="rId135">
+        <w:r>
+          <w:rPr>
+            <w:lang w:val="sw_KE" w:bidi="sw_KE"/>
+          </w:rPr>
+          <w:rPr>
+            <w:color w:val="0000EE"/>
+            <w:u w:val="single"/>
+          </w:rPr>
+          <w:t>Isaiah 20:2–6</w:t>
+        </w:r>
+      </w:hyperlink>
+      <w:r>
+        <w:rPr>
+          <w:lang w:val="sw_KE" w:bidi="sw_KE"/>
+        </w:rPr>
+        <w:t xml:space="preserve">; </w:t>
+      </w:r>
+      <w:hyperlink r:id="rId136">
+        <w:r>
+          <w:rPr>
+            <w:lang w:val="sw_KE" w:bidi="sw_KE"/>
+          </w:rPr>
+          <w:rPr>
+            <w:color w:val="0000EE"/>
+            <w:u w:val="single"/>
+          </w:rPr>
+          <w:t>Yeremia 13:1–11</w:t>
+        </w:r>
+      </w:hyperlink>
+      <w:r>
+        <w:rPr>
+          <w:lang w:val="sw_KE" w:bidi="sw_KE"/>
+        </w:rPr>
+        <w:t xml:space="preserve">; </w:t>
+      </w:r>
+      <w:hyperlink r:id="rId137">
+        <w:r>
+          <w:rPr>
+            <w:lang w:val="sw_KE" w:bidi="sw_KE"/>
+          </w:rPr>
+          <w:rPr>
+            <w:color w:val="0000EE"/>
+            <w:u w:val="single"/>
+          </w:rPr>
+          <w:t>Ezekieli 4:1–5:17</w:t>
+        </w:r>
+      </w:hyperlink>
+      <w:r>
+        <w:rPr>
+          <w:lang w:val="sw_KE" w:bidi="sw_KE"/>
+        </w:rPr>
+        <w:t>). Pia alitabiri matukio ya baadaye (</w:t>
+      </w:r>
+      <w:hyperlink r:id="rId138">
+        <w:r>
+          <w:rPr>
+            <w:lang w:val="sw_KE" w:bidi="sw_KE"/>
+          </w:rPr>
+          <w:rPr>
+            <w:color w:val="0000EE"/>
+            <w:u w:val="single"/>
+          </w:rPr>
+          <w:t>Matendo 11:28</w:t>
+        </w:r>
+      </w:hyperlink>
+      <w:r>
+        <w:rPr>
+          <w:lang w:val="sw_KE" w:bidi="sw_KE"/>
+        </w:rPr>
+        <w:t xml:space="preserve">; </w:t>
+      </w:r>
+      <w:hyperlink r:id="rId133">
+        <w:r>
+          <w:rPr>
+            <w:lang w:val="sw_KE" w:bidi="sw_KE"/>
+          </w:rPr>
+          <w:rPr>
+            <w:color w:val="0000EE"/>
+            <w:u w:val="single"/>
+          </w:rPr>
+          <w:t>21:10–11</w:t>
+        </w:r>
+      </w:hyperlink>
+      <w:r>
+        <w:rPr>
+          <w:lang w:val="sw_KE" w:bidi="sw_KE"/>
+        </w:rPr>
+        <w:t>).</w:t>
       </w:r>
     </w:p>
     <w:p>
@@ -2993,18 +4434,126 @@
         <w:rPr>
           <w:lang w:val="sw_KE" w:bidi="sw_KE"/>
         </w:rPr>
-        <w:t>Unaposoma Mhubiri, kumbuka kwamba mzizi wa neno ni "pumzi" au "mvuke," ambayo inaunga mkono sitiari. Ufupi na changamoto za maisha zinaweza kuhisi kukatisha tamaa. Hii inapaswa kututia moyo kufanya kazi kwa bidii na kwa busara, na kufurahia maisha inapowezekana. Sote tumepitia matukio yasiyo ya haki maishani, kama vile mtu mpumbavu kufanikiwa au dhuluma isiyo na adhabu. Mambo haya yanaeleweka zaidi tunapokumbuka kwamba Mungu yuko katika udhibiti. Mungu atahukumu kila kitu tunachofanya, pamoja na siri zote, iwe nzuri au mbaya (</w:t>
-      </w:r>
-      <w:hyperlink r:id="rId111">
-        <w:r>
-          <w:rPr>
-            <w:lang w:val="sw_KE" w:bidi="sw_KE"/>
-          </w:rPr>
-          <w:rPr>
-            <w:color w:val="0000EE"/>
-            <w:u w:val="single"/>
-          </w:rPr>
-          <w:t>Mhubiri 12:14</w:t>
+        <w:t>Filipo Mwinjilisti alikuwa na binti wanne "walio na kipawa cha unabii" (</w:t>
+      </w:r>
+      <w:hyperlink r:id="rId139">
+        <w:r>
+          <w:rPr>
+            <w:lang w:val="sw_KE" w:bidi="sw_KE"/>
+          </w:rPr>
+          <w:rPr>
+            <w:color w:val="0000EE"/>
+            <w:u w:val="single"/>
+          </w:rPr>
+          <w:t>Matendo 21:9</w:t>
+        </w:r>
+      </w:hyperlink>
+      <w:r>
+        <w:rPr>
+          <w:lang w:val="sw_KE" w:bidi="sw_KE"/>
+        </w:rPr>
+        <w:t>). Mtume Paulo pia alitambua kwamba baadhi ya wanawake Wakristo walikuwa na kipawa hiki cha unabii (</w:t>
+      </w:r>
+      <w:hyperlink r:id="rId140">
+        <w:r>
+          <w:rPr>
+            <w:lang w:val="sw_KE" w:bidi="sw_KE"/>
+          </w:rPr>
+          <w:rPr>
+            <w:color w:val="0000EE"/>
+            <w:u w:val="single"/>
+          </w:rPr>
+          <w:t>1 Wakorintho 11:5</w:t>
+        </w:r>
+      </w:hyperlink>
+      <w:r>
+        <w:rPr>
+          <w:lang w:val="sw_KE" w:bidi="sw_KE"/>
+        </w:rPr>
+        <w:t>). Katika Agano la Kale, manabii wengi walikuwa wanaume, lakini baadhi ya wanawake pia walikuwa manabii, kama vile Miriamu, Debora, na Hulda (</w:t>
+      </w:r>
+      <w:hyperlink r:id="rId141">
+        <w:r>
+          <w:rPr>
+            <w:lang w:val="sw_KE" w:bidi="sw_KE"/>
+          </w:rPr>
+          <w:rPr>
+            <w:color w:val="0000EE"/>
+            <w:u w:val="single"/>
+          </w:rPr>
+          <w:t>Kutoka 15:20</w:t>
+        </w:r>
+      </w:hyperlink>
+      <w:r>
+        <w:rPr>
+          <w:lang w:val="sw_KE" w:bidi="sw_KE"/>
+        </w:rPr>
+        <w:t xml:space="preserve">; </w:t>
+      </w:r>
+      <w:hyperlink r:id="rId142">
+        <w:r>
+          <w:rPr>
+            <w:lang w:val="sw_KE" w:bidi="sw_KE"/>
+          </w:rPr>
+          <w:rPr>
+            <w:color w:val="0000EE"/>
+            <w:u w:val="single"/>
+          </w:rPr>
+          <w:t>Waamuzi 4:4</w:t>
+        </w:r>
+      </w:hyperlink>
+      <w:r>
+        <w:rPr>
+          <w:lang w:val="sw_KE" w:bidi="sw_KE"/>
+        </w:rPr>
+        <w:t xml:space="preserve">; </w:t>
+      </w:r>
+      <w:hyperlink r:id="rId143">
+        <w:r>
+          <w:rPr>
+            <w:lang w:val="sw_KE" w:bidi="sw_KE"/>
+          </w:rPr>
+          <w:rPr>
+            <w:color w:val="0000EE"/>
+            <w:u w:val="single"/>
+          </w:rPr>
+          <w:t>2 Wafalme 22:14–20</w:t>
+        </w:r>
+      </w:hyperlink>
+      <w:r>
+        <w:rPr>
+          <w:lang w:val="sw_KE" w:bidi="sw_KE"/>
+        </w:rPr>
+        <w:t xml:space="preserve">; </w:t>
+      </w:r>
+      <w:hyperlink r:id="rId144">
+        <w:r>
+          <w:rPr>
+            <w:lang w:val="sw_KE" w:bidi="sw_KE"/>
+          </w:rPr>
+          <w:rPr>
+            <w:color w:val="0000EE"/>
+            <w:u w:val="single"/>
+          </w:rPr>
+          <w:t>2 Mambo ya Nyakati 34:22–28</w:t>
+        </w:r>
+      </w:hyperlink>
+      <w:r>
+        <w:rPr>
+          <w:lang w:val="sw_KE" w:bidi="sw_KE"/>
+        </w:rPr>
+        <w:t>). Katika Agano Jipya, wanaume na wanawake, vijana na wazee, wanapokea kipawa cha unabii, kama Petro alivyotaja katika mahubiri yake siku ya Pentekoste (</w:t>
+      </w:r>
+      <w:hyperlink r:id="rId145">
+        <w:r>
+          <w:rPr>
+            <w:lang w:val="sw_KE" w:bidi="sw_KE"/>
+          </w:rPr>
+          <w:rPr>
+            <w:color w:val="0000EE"/>
+            <w:u w:val="single"/>
+          </w:rPr>
+          <w:t>Matendo 2:17–18</w:t>
         </w:r>
       </w:hyperlink>
       <w:r>
@@ -3023,10 +4572,261 @@
       </w:r>
       <w:r>
         <w:rPr>
-          <w:u w:val="single"/>
-          <w:lang w:val="sw_KE" w:bidi="sw_KE"/>
-        </w:rPr>
-        <w:t>Sehemu za Kujifunza Zaidi</w:t>
+          <w:lang w:val="sw_KE" w:bidi="sw_KE"/>
+        </w:rPr>
+        <w:t>Unabii wakati mwingine unahusisha kutabiri siku zijazo (</w:t>
+      </w:r>
+      <w:hyperlink r:id="rId146">
+        <w:r>
+          <w:rPr>
+            <w:lang w:val="sw_KE" w:bidi="sw_KE"/>
+          </w:rPr>
+          <w:rPr>
+            <w:color w:val="0000EE"/>
+            <w:u w:val="single"/>
+          </w:rPr>
+          <w:t>Matendo 20:22–23</w:t>
+        </w:r>
+      </w:hyperlink>
+      <w:r>
+        <w:rPr>
+          <w:lang w:val="sw_KE" w:bidi="sw_KE"/>
+        </w:rPr>
+        <w:t xml:space="preserve">; </w:t>
+      </w:r>
+      <w:hyperlink r:id="rId133">
+        <w:r>
+          <w:rPr>
+            <w:lang w:val="sw_KE" w:bidi="sw_KE"/>
+          </w:rPr>
+          <w:rPr>
+            <w:color w:val="0000EE"/>
+            <w:u w:val="single"/>
+          </w:rPr>
+          <w:t>21:10–1</w:t>
+        </w:r>
+      </w:hyperlink>
+      <w:r>
+        <w:rPr>
+          <w:lang w:val="sw_KE" w:bidi="sw_KE"/>
+        </w:rPr>
+        <w:t xml:space="preserve">; tazama </w:t>
+      </w:r>
+      <w:hyperlink r:id="rId147">
+        <w:r>
+          <w:rPr>
+            <w:lang w:val="sw_KE" w:bidi="sw_KE"/>
+          </w:rPr>
+          <w:rPr>
+            <w:color w:val="0000EE"/>
+            <w:u w:val="single"/>
+          </w:rPr>
+          <w:t>Warumi 9:24–33</w:t>
+        </w:r>
+      </w:hyperlink>
+      <w:r>
+        <w:rPr>
+          <w:lang w:val="sw_KE" w:bidi="sw_KE"/>
+        </w:rPr>
+        <w:t xml:space="preserve">; </w:t>
+      </w:r>
+      <w:hyperlink r:id="rId148">
+        <w:r>
+          <w:rPr>
+            <w:lang w:val="sw_KE" w:bidi="sw_KE"/>
+          </w:rPr>
+          <w:rPr>
+            <w:color w:val="0000EE"/>
+            <w:u w:val="single"/>
+          </w:rPr>
+          <w:t>1 Wathesalonike 4:13–17</w:t>
+        </w:r>
+      </w:hyperlink>
+      <w:r>
+        <w:rPr>
+          <w:lang w:val="sw_KE" w:bidi="sw_KE"/>
+        </w:rPr>
+        <w:t xml:space="preserve">; </w:t>
+      </w:r>
+      <w:hyperlink r:id="rId149">
+        <w:r>
+          <w:rPr>
+            <w:lang w:val="sw_KE" w:bidi="sw_KE"/>
+          </w:rPr>
+          <w:rPr>
+            <w:color w:val="0000EE"/>
+            <w:u w:val="single"/>
+          </w:rPr>
+          <w:t>2 Wathesalonike 2:3–4</w:t>
+        </w:r>
+      </w:hyperlink>
+      <w:r>
+        <w:rPr>
+          <w:lang w:val="sw_KE" w:bidi="sw_KE"/>
+        </w:rPr>
+        <w:t>). Kimsingi, unabii unahusu kushiriki ujumbe wa Mungu kwa kuhubiri, kuhimiza, na kuelezea mapenzi ya Mungu (</w:t>
+      </w:r>
+      <w:hyperlink r:id="rId131">
+        <w:r>
+          <w:rPr>
+            <w:lang w:val="sw_KE" w:bidi="sw_KE"/>
+          </w:rPr>
+          <w:rPr>
+            <w:color w:val="0000EE"/>
+            <w:u w:val="single"/>
+          </w:rPr>
+          <w:t>Matendo 15:32</w:t>
+        </w:r>
+      </w:hyperlink>
+      <w:r>
+        <w:rPr>
+          <w:lang w:val="sw_KE" w:bidi="sw_KE"/>
+        </w:rPr>
+        <w:t xml:space="preserve">; </w:t>
+      </w:r>
+      <w:hyperlink r:id="rId150">
+        <w:r>
+          <w:rPr>
+            <w:lang w:val="sw_KE" w:bidi="sw_KE"/>
+          </w:rPr>
+          <w:rPr>
+            <w:color w:val="0000EE"/>
+            <w:u w:val="single"/>
+          </w:rPr>
+          <w:t>19:6</w:t>
+        </w:r>
+      </w:hyperlink>
+      <w:r>
+        <w:rPr>
+          <w:lang w:val="sw_KE" w:bidi="sw_KE"/>
+        </w:rPr>
+        <w:t xml:space="preserve">; </w:t>
+      </w:r>
+      <w:hyperlink r:id="rId151">
+        <w:r>
+          <w:rPr>
+            <w:lang w:val="sw_KE" w:bidi="sw_KE"/>
+          </w:rPr>
+          <w:rPr>
+            <w:color w:val="0000EE"/>
+            <w:u w:val="single"/>
+          </w:rPr>
+          <w:t>Warumi 12:6</w:t>
+        </w:r>
+      </w:hyperlink>
+      <w:r>
+        <w:rPr>
+          <w:lang w:val="sw_KE" w:bidi="sw_KE"/>
+        </w:rPr>
+        <w:t xml:space="preserve">; </w:t>
+      </w:r>
+      <w:hyperlink r:id="rId152">
+        <w:r>
+          <w:rPr>
+            <w:lang w:val="sw_KE" w:bidi="sw_KE"/>
+          </w:rPr>
+          <w:rPr>
+            <w:color w:val="0000EE"/>
+            <w:u w:val="single"/>
+          </w:rPr>
+          <w:t>1 Wakorintho 14:3–4</w:t>
+        </w:r>
+      </w:hyperlink>
+      <w:r>
+        <w:rPr>
+          <w:lang w:val="sw_KE" w:bidi="sw_KE"/>
+        </w:rPr>
+        <w:t xml:space="preserve">, </w:t>
+      </w:r>
+      <w:hyperlink r:id="rId153">
+        <w:r>
+          <w:rPr>
+            <w:lang w:val="sw_KE" w:bidi="sw_KE"/>
+          </w:rPr>
+          <w:rPr>
+            <w:color w:val="0000EE"/>
+            <w:u w:val="single"/>
+          </w:rPr>
+          <w:t>29–33</w:t>
+        </w:r>
+      </w:hyperlink>
+      <w:r>
+        <w:rPr>
+          <w:lang w:val="sw_KE" w:bidi="sw_KE"/>
+        </w:rPr>
+        <w:t xml:space="preserve">; </w:t>
+      </w:r>
+      <w:hyperlink r:id="rId154">
+        <w:r>
+          <w:rPr>
+            <w:lang w:val="sw_KE" w:bidi="sw_KE"/>
+          </w:rPr>
+          <w:rPr>
+            <w:color w:val="0000EE"/>
+            <w:u w:val="single"/>
+          </w:rPr>
+          <w:t>Ufunuo 19:10</w:t>
+        </w:r>
+      </w:hyperlink>
+      <w:r>
+        <w:rPr>
+          <w:lang w:val="sw_KE" w:bidi="sw_KE"/>
+        </w:rPr>
+        <w:t>). Kipawa cha unabii kinatajwa waziwazi katika barua za 1 Wakorintho na Waefeso kama moja ya vipawa vya Roho Mtakatifu na Yesu kwa kanisa lake (</w:t>
+      </w:r>
+      <w:hyperlink r:id="rId155">
+        <w:r>
+          <w:rPr>
+            <w:lang w:val="sw_KE" w:bidi="sw_KE"/>
+          </w:rPr>
+          <w:rPr>
+            <w:color w:val="0000EE"/>
+            <w:u w:val="single"/>
+          </w:rPr>
+          <w:t>1 Wakorintho 12:4–11</w:t>
+        </w:r>
+      </w:hyperlink>
+      <w:r>
+        <w:rPr>
+          <w:lang w:val="sw_KE" w:bidi="sw_KE"/>
+        </w:rPr>
+        <w:t xml:space="preserve">; </w:t>
+      </w:r>
+      <w:hyperlink r:id="rId156">
+        <w:r>
+          <w:rPr>
+            <w:lang w:val="sw_KE" w:bidi="sw_KE"/>
+          </w:rPr>
+          <w:rPr>
+            <w:color w:val="0000EE"/>
+            <w:u w:val="single"/>
+          </w:rPr>
+          <w:t>Waefeso 4:11–13</w:t>
+        </w:r>
+      </w:hyperlink>
+      <w:r>
+        <w:rPr>
+          <w:lang w:val="sw_KE" w:bidi="sw_KE"/>
+        </w:rPr>
+        <w:t>). Kinalenga kufaidisha Wakristo (</w:t>
+      </w:r>
+      <w:hyperlink r:id="rId157">
+        <w:r>
+          <w:rPr>
+            <w:lang w:val="sw_KE" w:bidi="sw_KE"/>
+          </w:rPr>
+          <w:rPr>
+            <w:color w:val="0000EE"/>
+            <w:u w:val="single"/>
+          </w:rPr>
+          <w:t>1 Wakorintho 14:22</w:t>
+        </w:r>
+      </w:hyperlink>
+      <w:r>
+        <w:rPr>
+          <w:lang w:val="sw_KE" w:bidi="sw_KE"/>
+        </w:rPr>
+        <w:t>).</w:t>
       </w:r>
     </w:p>
     <w:p>
@@ -3036,214 +4836,1358 @@
           <w:lang w:val="sw_KE" w:bidi="sw_KE"/>
         </w:rPr>
       </w:r>
-      <w:hyperlink r:id="rId103">
-        <w:r>
-          <w:rPr>
-            <w:lang w:val="sw_KE" w:bidi="sw_KE"/>
-          </w:rPr>
-          <w:rPr>
-            <w:color w:val="0000EE"/>
-            <w:u w:val="single"/>
-          </w:rPr>
-          <w:t>Kumbukumbu la Torati 32:21</w:t>
-        </w:r>
-      </w:hyperlink>
-      <w:r>
-        <w:rPr>
-          <w:lang w:val="sw_KE" w:bidi="sw_KE"/>
-        </w:rPr>
-        <w:t xml:space="preserve">; </w:t>
-      </w:r>
-      <w:hyperlink r:id="rId104">
-        <w:r>
-          <w:rPr>
-            <w:lang w:val="sw_KE" w:bidi="sw_KE"/>
-          </w:rPr>
-          <w:rPr>
-            <w:color w:val="0000EE"/>
-            <w:u w:val="single"/>
-          </w:rPr>
-          <w:t>2 Wafalme 17:15</w:t>
-        </w:r>
-      </w:hyperlink>
-      <w:r>
-        <w:rPr>
-          <w:lang w:val="sw_KE" w:bidi="sw_KE"/>
-        </w:rPr>
-        <w:t xml:space="preserve">; </w:t>
-      </w:r>
-      <w:hyperlink r:id="rId105">
-        <w:r>
-          <w:rPr>
-            <w:lang w:val="sw_KE" w:bidi="sw_KE"/>
-          </w:rPr>
-          <w:rPr>
-            <w:color w:val="0000EE"/>
-            <w:u w:val="single"/>
-          </w:rPr>
-          <w:t>Ayubu 7:16</w:t>
-        </w:r>
-      </w:hyperlink>
-      <w:r>
-        <w:rPr>
-          <w:lang w:val="sw_KE" w:bidi="sw_KE"/>
-        </w:rPr>
-        <w:t xml:space="preserve">; </w:t>
-      </w:r>
-      <w:hyperlink r:id="rId100">
-        <w:r>
-          <w:rPr>
-            <w:lang w:val="sw_KE" w:bidi="sw_KE"/>
-          </w:rPr>
-          <w:rPr>
-            <w:color w:val="0000EE"/>
-            <w:u w:val="single"/>
-          </w:rPr>
-          <w:t>Zaburi 62:9</w:t>
-        </w:r>
-      </w:hyperlink>
-      <w:r>
-        <w:rPr>
-          <w:lang w:val="sw_KE" w:bidi="sw_KE"/>
-        </w:rPr>
-        <w:t xml:space="preserve">; </w:t>
-      </w:r>
-      <w:hyperlink r:id="rId107">
-        <w:r>
-          <w:rPr>
-            <w:lang w:val="sw_KE" w:bidi="sw_KE"/>
-          </w:rPr>
-          <w:rPr>
-            <w:color w:val="0000EE"/>
-            <w:u w:val="single"/>
-          </w:rPr>
-          <w:t>78:33</w:t>
-        </w:r>
-      </w:hyperlink>
-      <w:r>
-        <w:rPr>
-          <w:lang w:val="sw_KE" w:bidi="sw_KE"/>
-        </w:rPr>
-        <w:t xml:space="preserve">; </w:t>
-      </w:r>
-      <w:hyperlink r:id="rId108">
-        <w:r>
-          <w:rPr>
-            <w:lang w:val="sw_KE" w:bidi="sw_KE"/>
-          </w:rPr>
-          <w:rPr>
-            <w:color w:val="0000EE"/>
-            <w:u w:val="single"/>
-          </w:rPr>
-          <w:t>94:11</w:t>
-        </w:r>
-      </w:hyperlink>
-      <w:r>
-        <w:rPr>
-          <w:lang w:val="sw_KE" w:bidi="sw_KE"/>
-        </w:rPr>
-        <w:t xml:space="preserve">; </w:t>
-      </w:r>
-      <w:hyperlink r:id="rId106">
-        <w:r>
-          <w:rPr>
-            <w:lang w:val="sw_KE" w:bidi="sw_KE"/>
-          </w:rPr>
-          <w:rPr>
-            <w:color w:val="0000EE"/>
-            <w:u w:val="single"/>
-          </w:rPr>
-          <w:t>144:4</w:t>
-        </w:r>
-      </w:hyperlink>
-      <w:r>
-        <w:rPr>
-          <w:lang w:val="sw_KE" w:bidi="sw_KE"/>
-        </w:rPr>
-        <w:t xml:space="preserve">; </w:t>
-      </w:r>
-      <w:hyperlink r:id="rId101">
-        <w:r>
-          <w:rPr>
-            <w:lang w:val="sw_KE" w:bidi="sw_KE"/>
-          </w:rPr>
-          <w:rPr>
-            <w:color w:val="0000EE"/>
-            <w:u w:val="single"/>
-          </w:rPr>
-          <w:t>Mithali 21:6</w:t>
-        </w:r>
-      </w:hyperlink>
-      <w:r>
-        <w:rPr>
-          <w:lang w:val="sw_KE" w:bidi="sw_KE"/>
-        </w:rPr>
-        <w:t xml:space="preserve">; </w:t>
-      </w:r>
-      <w:hyperlink r:id="rId112">
-        <w:r>
-          <w:rPr>
-            <w:lang w:val="sw_KE" w:bidi="sw_KE"/>
-          </w:rPr>
-          <w:rPr>
-            <w:color w:val="0000EE"/>
-            <w:u w:val="single"/>
-          </w:rPr>
-          <w:t>Mhubiri 1:2</w:t>
-        </w:r>
-      </w:hyperlink>
-      <w:r>
-        <w:rPr>
-          <w:lang w:val="sw_KE" w:bidi="sw_KE"/>
-        </w:rPr>
-        <w:t xml:space="preserve">; </w:t>
-      </w:r>
-      <w:hyperlink r:id="rId113">
-        <w:r>
-          <w:rPr>
-            <w:lang w:val="sw_KE" w:bidi="sw_KE"/>
-          </w:rPr>
-          <w:rPr>
-            <w:color w:val="0000EE"/>
-            <w:u w:val="single"/>
-          </w:rPr>
-          <w:t>Isaya 30:7</w:t>
-        </w:r>
-      </w:hyperlink>
-      <w:r>
-        <w:rPr>
-          <w:lang w:val="sw_KE" w:bidi="sw_KE"/>
-        </w:rPr>
-        <w:t xml:space="preserve">; </w:t>
-      </w:r>
-      <w:hyperlink r:id="rId109">
-        <w:r>
-          <w:rPr>
-            <w:lang w:val="sw_KE" w:bidi="sw_KE"/>
-          </w:rPr>
-          <w:rPr>
-            <w:color w:val="0000EE"/>
-            <w:u w:val="single"/>
-          </w:rPr>
-          <w:t>49:4</w:t>
-        </w:r>
-      </w:hyperlink>
-      <w:r>
-        <w:rPr>
-          <w:lang w:val="sw_KE" w:bidi="sw_KE"/>
-        </w:rPr>
-        <w:t xml:space="preserve">; </w:t>
-      </w:r>
-      <w:hyperlink r:id="rId102">
-        <w:r>
-          <w:rPr>
-            <w:lang w:val="sw_KE" w:bidi="sw_KE"/>
-          </w:rPr>
-          <w:rPr>
-            <w:color w:val="0000EE"/>
-            <w:u w:val="single"/>
-          </w:rPr>
-          <w:t>57:13</w:t>
+      <w:r>
+        <w:rPr>
+          <w:lang w:val="sw_KE" w:bidi="sw_KE"/>
+        </w:rPr>
+        <w:t>Unabii unapaswa kupimwa (</w:t>
+      </w:r>
+      <w:hyperlink r:id="rId158">
+        <w:r>
+          <w:rPr>
+            <w:lang w:val="sw_KE" w:bidi="sw_KE"/>
+          </w:rPr>
+          <w:rPr>
+            <w:color w:val="0000EE"/>
+            <w:u w:val="single"/>
+          </w:rPr>
+          <w:t>1 Wathesalonike 5:19–21</w:t>
+        </w:r>
+      </w:hyperlink>
+      <w:r>
+        <w:rPr>
+          <w:lang w:val="sw_KE" w:bidi="sw_KE"/>
+        </w:rPr>
+        <w:t>). Kanisa linapewa onyo kali kuhusu manabii wa uongo (</w:t>
+      </w:r>
+      <w:hyperlink r:id="rId159">
+        <w:r>
+          <w:rPr>
+            <w:lang w:val="sw_KE" w:bidi="sw_KE"/>
+          </w:rPr>
+          <w:rPr>
+            <w:color w:val="0000EE"/>
+            <w:u w:val="single"/>
+          </w:rPr>
+          <w:t>1 Yohana 4:1</w:t>
+        </w:r>
+      </w:hyperlink>
+      <w:r>
+        <w:rPr>
+          <w:lang w:val="sw_KE" w:bidi="sw_KE"/>
+        </w:rPr>
+        <w:t xml:space="preserve">; tazama pia </w:t>
+      </w:r>
+      <w:hyperlink r:id="rId160">
+        <w:r>
+          <w:rPr>
+            <w:lang w:val="sw_KE" w:bidi="sw_KE"/>
+          </w:rPr>
+          <w:rPr>
+            <w:color w:val="0000EE"/>
+            <w:u w:val="single"/>
+          </w:rPr>
+          <w:t>Ufunuo 2:20–23</w:t>
+        </w:r>
+      </w:hyperlink>
+      <w:r>
+        <w:rPr>
+          <w:lang w:val="sw_KE" w:bidi="sw_KE"/>
+        </w:rPr>
+        <w:t>). Wakristo wanapaswa kutumia kipawa hiki kwa uaminifu, kama Maandiko na Roho wa Mungu vinavyoelekeza. Kushiriki kwa ujasiri ukweli wa Mungu husaidia kanisa kuelewa mapenzi ya Mungu na kuwahamasisha watu kutii.</w:t>
+      </w:r>
+    </w:p>
+    <w:p>
+      <w:pPr/>
+      <w:r>
+        <w:rPr>
+          <w:lang w:val="sw_KE" w:bidi="sw_KE"/>
+        </w:rPr>
+      </w:r>
+      <w:r>
+        <w:rPr>
+          <w:u w:val="single"/>
+          <w:lang w:val="sw_KE" w:bidi="sw_KE"/>
+        </w:rPr>
+        <w:t>Sehemu za Kujifunza Zaidi</w:t>
+      </w:r>
+    </w:p>
+    <w:p>
+      <w:pPr/>
+      <w:r>
+        <w:rPr>
+          <w:lang w:val="sw_KE" w:bidi="sw_KE"/>
+        </w:rPr>
+      </w:r>
+      <w:hyperlink r:id="rId141">
+        <w:r>
+          <w:rPr>
+            <w:lang w:val="sw_KE" w:bidi="sw_KE"/>
+          </w:rPr>
+          <w:rPr>
+            <w:color w:val="0000EE"/>
+            <w:u w:val="single"/>
+          </w:rPr>
+          <w:t>Kutoka 15:20</w:t>
+        </w:r>
+      </w:hyperlink>
+      <w:r>
+        <w:rPr>
+          <w:lang w:val="sw_KE" w:bidi="sw_KE"/>
+        </w:rPr>
+        <w:t xml:space="preserve">; </w:t>
+      </w:r>
+      <w:hyperlink r:id="rId161">
+        <w:r>
+          <w:rPr>
+            <w:lang w:val="sw_KE" w:bidi="sw_KE"/>
+          </w:rPr>
+          <w:rPr>
+            <w:color w:val="0000EE"/>
+            <w:u w:val="single"/>
+          </w:rPr>
+          <w:t>Kumbukumbu la Torati 13:1–5</w:t>
+        </w:r>
+      </w:hyperlink>
+      <w:r>
+        <w:rPr>
+          <w:lang w:val="sw_KE" w:bidi="sw_KE"/>
+        </w:rPr>
+        <w:t xml:space="preserve">; </w:t>
+      </w:r>
+      <w:hyperlink r:id="rId142">
+        <w:r>
+          <w:rPr>
+            <w:lang w:val="sw_KE" w:bidi="sw_KE"/>
+          </w:rPr>
+          <w:rPr>
+            <w:color w:val="0000EE"/>
+            <w:u w:val="single"/>
+          </w:rPr>
+          <w:t>Waamuzi 4:4</w:t>
+        </w:r>
+      </w:hyperlink>
+      <w:r>
+        <w:rPr>
+          <w:lang w:val="sw_KE" w:bidi="sw_KE"/>
+        </w:rPr>
+        <w:t xml:space="preserve">; </w:t>
+      </w:r>
+      <w:hyperlink r:id="rId134">
+        <w:r>
+          <w:rPr>
+            <w:lang w:val="sw_KE" w:bidi="sw_KE"/>
+          </w:rPr>
+          <w:rPr>
+            <w:color w:val="0000EE"/>
+            <w:u w:val="single"/>
+          </w:rPr>
+          <w:t>1 Wafalme 11:29–32</w:t>
+        </w:r>
+      </w:hyperlink>
+      <w:r>
+        <w:rPr>
+          <w:lang w:val="sw_KE" w:bidi="sw_KE"/>
+        </w:rPr>
+        <w:t xml:space="preserve">; </w:t>
+      </w:r>
+      <w:hyperlink r:id="rId143">
+        <w:r>
+          <w:rPr>
+            <w:lang w:val="sw_KE" w:bidi="sw_KE"/>
+          </w:rPr>
+          <w:rPr>
+            <w:color w:val="0000EE"/>
+            <w:u w:val="single"/>
+          </w:rPr>
+          <w:t>2 Wafalme 22:14–20</w:t>
+        </w:r>
+      </w:hyperlink>
+      <w:r>
+        <w:rPr>
+          <w:lang w:val="sw_KE" w:bidi="sw_KE"/>
+        </w:rPr>
+        <w:t xml:space="preserve">; </w:t>
+      </w:r>
+      <w:hyperlink r:id="rId135">
+        <w:r>
+          <w:rPr>
+            <w:lang w:val="sw_KE" w:bidi="sw_KE"/>
+          </w:rPr>
+          <w:rPr>
+            <w:color w:val="0000EE"/>
+            <w:u w:val="single"/>
+          </w:rPr>
+          <w:t>Isaya 20:2–6</w:t>
+        </w:r>
+      </w:hyperlink>
+      <w:r>
+        <w:rPr>
+          <w:lang w:val="sw_KE" w:bidi="sw_KE"/>
+        </w:rPr>
+        <w:t xml:space="preserve">; </w:t>
+      </w:r>
+      <w:hyperlink r:id="rId162">
+        <w:r>
+          <w:rPr>
+            <w:lang w:val="sw_KE" w:bidi="sw_KE"/>
+          </w:rPr>
+          <w:rPr>
+            <w:color w:val="0000EE"/>
+            <w:u w:val="single"/>
+          </w:rPr>
+          <w:t>44:25</w:t>
+        </w:r>
+      </w:hyperlink>
+      <w:r>
+        <w:rPr>
+          <w:lang w:val="sw_KE" w:bidi="sw_KE"/>
+        </w:rPr>
+        <w:t xml:space="preserve">; </w:t>
+      </w:r>
+      <w:hyperlink r:id="rId136">
+        <w:r>
+          <w:rPr>
+            <w:lang w:val="sw_KE" w:bidi="sw_KE"/>
+          </w:rPr>
+          <w:rPr>
+            <w:color w:val="0000EE"/>
+            <w:u w:val="single"/>
+          </w:rPr>
+          <w:t>Yeremia 13:1–11</w:t>
+        </w:r>
+      </w:hyperlink>
+      <w:r>
+        <w:rPr>
+          <w:lang w:val="sw_KE" w:bidi="sw_KE"/>
+        </w:rPr>
+        <w:t xml:space="preserve">; </w:t>
+      </w:r>
+      <w:hyperlink r:id="rId163">
+        <w:r>
+          <w:rPr>
+            <w:lang w:val="sw_KE" w:bidi="sw_KE"/>
+          </w:rPr>
+          <w:rPr>
+            <w:color w:val="0000EE"/>
+            <w:u w:val="single"/>
+          </w:rPr>
+          <w:t>23:25–32</w:t>
+        </w:r>
+      </w:hyperlink>
+      <w:r>
+        <w:rPr>
+          <w:lang w:val="sw_KE" w:bidi="sw_KE"/>
+        </w:rPr>
+        <w:t xml:space="preserve">; </w:t>
+      </w:r>
+      <w:hyperlink r:id="rId164">
+        <w:r>
+          <w:rPr>
+            <w:lang w:val="sw_KE" w:bidi="sw_KE"/>
+          </w:rPr>
+          <w:rPr>
+            <w:color w:val="0000EE"/>
+            <w:u w:val="single"/>
+          </w:rPr>
+          <w:t>Ezekieli 4:1–17</w:t>
+        </w:r>
+      </w:hyperlink>
+      <w:r>
+        <w:rPr>
+          <w:lang w:val="sw_KE" w:bidi="sw_KE"/>
+        </w:rPr>
+        <w:t xml:space="preserve">; </w:t>
+      </w:r>
+      <w:hyperlink r:id="rId165">
+        <w:r>
+          <w:rPr>
+            <w:lang w:val="sw_KE" w:bidi="sw_KE"/>
+          </w:rPr>
+          <w:rPr>
+            <w:color w:val="0000EE"/>
+            <w:u w:val="single"/>
+          </w:rPr>
+          <w:t>13:2–9</w:t>
+        </w:r>
+      </w:hyperlink>
+      <w:r>
+        <w:rPr>
+          <w:lang w:val="sw_KE" w:bidi="sw_KE"/>
+        </w:rPr>
+        <w:t xml:space="preserve">; </w:t>
+      </w:r>
+      <w:hyperlink r:id="rId128">
+        <w:r>
+          <w:rPr>
+            <w:lang w:val="sw_KE" w:bidi="sw_KE"/>
+          </w:rPr>
+          <w:rPr>
+            <w:color w:val="0000EE"/>
+            <w:u w:val="single"/>
+          </w:rPr>
+          <w:t>Yoeli 2:28–32</w:t>
+        </w:r>
+      </w:hyperlink>
+      <w:r>
+        <w:rPr>
+          <w:lang w:val="sw_KE" w:bidi="sw_KE"/>
+        </w:rPr>
+        <w:t xml:space="preserve">; </w:t>
+      </w:r>
+      <w:hyperlink r:id="rId166">
+        <w:r>
+          <w:rPr>
+            <w:lang w:val="sw_KE" w:bidi="sw_KE"/>
+          </w:rPr>
+          <w:rPr>
+            <w:color w:val="0000EE"/>
+            <w:u w:val="single"/>
+          </w:rPr>
+          <w:t>Mathayo 7:15</w:t>
+        </w:r>
+      </w:hyperlink>
+      <w:r>
+        <w:rPr>
+          <w:lang w:val="sw_KE" w:bidi="sw_KE"/>
+        </w:rPr>
+        <w:t xml:space="preserve">; </w:t>
+      </w:r>
+      <w:hyperlink r:id="rId167">
+        <w:r>
+          <w:rPr>
+            <w:lang w:val="sw_KE" w:bidi="sw_KE"/>
+          </w:rPr>
+          <w:rPr>
+            <w:color w:val="0000EE"/>
+            <w:u w:val="single"/>
+          </w:rPr>
+          <w:t>24:24</w:t>
+        </w:r>
+      </w:hyperlink>
+      <w:r>
+        <w:rPr>
+          <w:lang w:val="sw_KE" w:bidi="sw_KE"/>
+        </w:rPr>
+        <w:t xml:space="preserve">; </w:t>
+      </w:r>
+      <w:hyperlink r:id="rId127">
+        <w:r>
+          <w:rPr>
+            <w:lang w:val="sw_KE" w:bidi="sw_KE"/>
+          </w:rPr>
+          <w:rPr>
+            <w:color w:val="0000EE"/>
+            <w:u w:val="single"/>
+          </w:rPr>
+          <w:t>Matendo 2:17–21</w:t>
+        </w:r>
+      </w:hyperlink>
+      <w:r>
+        <w:rPr>
+          <w:lang w:val="sw_KE" w:bidi="sw_KE"/>
+        </w:rPr>
+        <w:t xml:space="preserve">; </w:t>
+      </w:r>
+      <w:hyperlink r:id="rId129">
+        <w:r>
+          <w:rPr>
+            <w:lang w:val="sw_KE" w:bidi="sw_KE"/>
+          </w:rPr>
+          <w:rPr>
+            <w:color w:val="0000EE"/>
+            <w:u w:val="single"/>
+          </w:rPr>
+          <w:t>11:27–28</w:t>
+        </w:r>
+      </w:hyperlink>
+      <w:r>
+        <w:rPr>
+          <w:lang w:val="sw_KE" w:bidi="sw_KE"/>
+        </w:rPr>
+        <w:t xml:space="preserve">; </w:t>
+      </w:r>
+      <w:hyperlink r:id="rId130">
+        <w:r>
+          <w:rPr>
+            <w:lang w:val="sw_KE" w:bidi="sw_KE"/>
+          </w:rPr>
+          <w:rPr>
+            <w:color w:val="0000EE"/>
+            <w:u w:val="single"/>
+          </w:rPr>
+          <w:t>13:1</w:t>
+        </w:r>
+      </w:hyperlink>
+      <w:r>
+        <w:rPr>
+          <w:lang w:val="sw_KE" w:bidi="sw_KE"/>
+        </w:rPr>
+        <w:t xml:space="preserve">; </w:t>
+      </w:r>
+      <w:hyperlink r:id="rId131">
+        <w:r>
+          <w:rPr>
+            <w:lang w:val="sw_KE" w:bidi="sw_KE"/>
+          </w:rPr>
+          <w:rPr>
+            <w:color w:val="0000EE"/>
+            <w:u w:val="single"/>
+          </w:rPr>
+          <w:t>15:32</w:t>
+        </w:r>
+      </w:hyperlink>
+      <w:r>
+        <w:rPr>
+          <w:lang w:val="sw_KE" w:bidi="sw_KE"/>
+        </w:rPr>
+        <w:t xml:space="preserve">; </w:t>
+      </w:r>
+      <w:hyperlink r:id="rId150">
+        <w:r>
+          <w:rPr>
+            <w:lang w:val="sw_KE" w:bidi="sw_KE"/>
+          </w:rPr>
+          <w:rPr>
+            <w:color w:val="0000EE"/>
+            <w:u w:val="single"/>
+          </w:rPr>
+          <w:t>19:6</w:t>
+        </w:r>
+      </w:hyperlink>
+      <w:r>
+        <w:rPr>
+          <w:lang w:val="sw_KE" w:bidi="sw_KE"/>
+        </w:rPr>
+        <w:t xml:space="preserve">; </w:t>
+      </w:r>
+      <w:hyperlink r:id="rId168">
+        <w:r>
+          <w:rPr>
+            <w:lang w:val="sw_KE" w:bidi="sw_KE"/>
+          </w:rPr>
+          <w:rPr>
+            <w:color w:val="0000EE"/>
+            <w:u w:val="single"/>
+          </w:rPr>
+          <w:t>20:23</w:t>
+        </w:r>
+      </w:hyperlink>
+      <w:r>
+        <w:rPr>
+          <w:lang w:val="sw_KE" w:bidi="sw_KE"/>
+        </w:rPr>
+        <w:t xml:space="preserve">; </w:t>
+      </w:r>
+      <w:hyperlink r:id="rId132">
+        <w:r>
+          <w:rPr>
+            <w:lang w:val="sw_KE" w:bidi="sw_KE"/>
+          </w:rPr>
+          <w:rPr>
+            <w:color w:val="0000EE"/>
+            <w:u w:val="single"/>
+          </w:rPr>
+          <w:t>Matendo 21:9–11</w:t>
+        </w:r>
+      </w:hyperlink>
+      <w:r>
+        <w:rPr>
+          <w:lang w:val="sw_KE" w:bidi="sw_KE"/>
+        </w:rPr>
+        <w:t xml:space="preserve">; </w:t>
+      </w:r>
+      <w:hyperlink r:id="rId151">
+        <w:r>
+          <w:rPr>
+            <w:lang w:val="sw_KE" w:bidi="sw_KE"/>
+          </w:rPr>
+          <w:rPr>
+            <w:color w:val="0000EE"/>
+            <w:u w:val="single"/>
+          </w:rPr>
+          <w:t>Warumi 12:6</w:t>
+        </w:r>
+      </w:hyperlink>
+      <w:r>
+        <w:rPr>
+          <w:lang w:val="sw_KE" w:bidi="sw_KE"/>
+        </w:rPr>
+        <w:t xml:space="preserve">; </w:t>
+      </w:r>
+      <w:hyperlink r:id="rId140">
+        <w:r>
+          <w:rPr>
+            <w:lang w:val="sw_KE" w:bidi="sw_KE"/>
+          </w:rPr>
+          <w:rPr>
+            <w:color w:val="0000EE"/>
+            <w:u w:val="single"/>
+          </w:rPr>
+          <w:t>1 Wakorintho 11:5</w:t>
+        </w:r>
+      </w:hyperlink>
+      <w:r>
+        <w:rPr>
+          <w:lang w:val="sw_KE" w:bidi="sw_KE"/>
+        </w:rPr>
+        <w:t xml:space="preserve">; </w:t>
+      </w:r>
+      <w:hyperlink r:id="rId155">
+        <w:r>
+          <w:rPr>
+            <w:lang w:val="sw_KE" w:bidi="sw_KE"/>
+          </w:rPr>
+          <w:rPr>
+            <w:color w:val="0000EE"/>
+            <w:u w:val="single"/>
+          </w:rPr>
+          <w:t>12:4–11</w:t>
+        </w:r>
+      </w:hyperlink>
+      <w:r>
+        <w:rPr>
+          <w:lang w:val="sw_KE" w:bidi="sw_KE"/>
+        </w:rPr>
+        <w:t xml:space="preserve">; </w:t>
+      </w:r>
+      <w:hyperlink r:id="rId169">
+        <w:r>
+          <w:rPr>
+            <w:lang w:val="sw_KE" w:bidi="sw_KE"/>
+          </w:rPr>
+          <w:rPr>
+            <w:color w:val="0000EE"/>
+            <w:u w:val="single"/>
+          </w:rPr>
+          <w:t>14:1–40</w:t>
+        </w:r>
+      </w:hyperlink>
+      <w:r>
+        <w:rPr>
+          <w:lang w:val="sw_KE" w:bidi="sw_KE"/>
+        </w:rPr>
+        <w:t xml:space="preserve">; </w:t>
+      </w:r>
+      <w:hyperlink r:id="rId170">
+        <w:r>
+          <w:rPr>
+            <w:lang w:val="sw_KE" w:bidi="sw_KE"/>
+          </w:rPr>
+          <w:rPr>
+            <w:color w:val="0000EE"/>
+            <w:u w:val="single"/>
+          </w:rPr>
+          <w:t>Waefeso 4:11–13</w:t>
+        </w:r>
+      </w:hyperlink>
+      <w:r>
+        <w:rPr>
+          <w:lang w:val="sw_KE" w:bidi="sw_KE"/>
+        </w:rPr>
+        <w:t xml:space="preserve">; </w:t>
+      </w:r>
+      <w:hyperlink r:id="rId158">
+        <w:r>
+          <w:rPr>
+            <w:lang w:val="sw_KE" w:bidi="sw_KE"/>
+          </w:rPr>
+          <w:rPr>
+            <w:color w:val="0000EE"/>
+            <w:u w:val="single"/>
+          </w:rPr>
+          <w:t>1 Wathesalonike 5:19–21</w:t>
+        </w:r>
+      </w:hyperlink>
+      <w:r>
+        <w:rPr>
+          <w:lang w:val="sw_KE" w:bidi="sw_KE"/>
+        </w:rPr>
+        <w:t xml:space="preserve">; </w:t>
+      </w:r>
+      <w:hyperlink r:id="rId171">
+        <w:r>
+          <w:rPr>
+            <w:lang w:val="sw_KE" w:bidi="sw_KE"/>
+          </w:rPr>
+          <w:rPr>
+            <w:color w:val="0000EE"/>
+            <w:u w:val="single"/>
+          </w:rPr>
+          <w:t>2 Petro 2:1</w:t>
+        </w:r>
+      </w:hyperlink>
+      <w:r>
+        <w:rPr>
+          <w:lang w:val="sw_KE" w:bidi="sw_KE"/>
+        </w:rPr>
+        <w:t xml:space="preserve">; </w:t>
+      </w:r>
+      <w:hyperlink r:id="rId172">
+        <w:r>
+          <w:rPr>
+            <w:lang w:val="sw_KE" w:bidi="sw_KE"/>
+          </w:rPr>
+          <w:rPr>
+            <w:color w:val="0000EE"/>
+            <w:u w:val="single"/>
+          </w:rPr>
+          <w:t>1 Yohana 4:1–3</w:t>
+        </w:r>
+      </w:hyperlink>
+      <w:r>
+        <w:rPr>
+          <w:lang w:val="sw_KE" w:bidi="sw_KE"/>
+        </w:rPr>
+        <w:t xml:space="preserve">; </w:t>
+      </w:r>
+      <w:hyperlink r:id="rId160">
+        <w:r>
+          <w:rPr>
+            <w:lang w:val="sw_KE" w:bidi="sw_KE"/>
+          </w:rPr>
+          <w:rPr>
+            <w:color w:val="0000EE"/>
+            <w:u w:val="single"/>
+          </w:rPr>
+          <w:t>Ufunuo 2:20–23</w:t>
+        </w:r>
+      </w:hyperlink>
+      <w:r>
+        <w:rPr>
+          <w:lang w:val="sw_KE" w:bidi="sw_KE"/>
+        </w:rPr>
+        <w:t xml:space="preserve">; </w:t>
+      </w:r>
+      <w:hyperlink r:id="rId154">
+        <w:r>
+          <w:rPr>
+            <w:lang w:val="sw_KE" w:bidi="sw_KE"/>
+          </w:rPr>
+          <w:rPr>
+            <w:color w:val="0000EE"/>
+            <w:u w:val="single"/>
+          </w:rPr>
+          <w:t>19:10</w:t>
+        </w:r>
+      </w:hyperlink>
+      <w:r>
+        <w:rPr>
+          <w:lang w:val="sw_KE" w:bidi="sw_KE"/>
+        </w:rPr>
+      </w:r>
+      <w:r>
+        <w:rPr>
+          <w:lang w:val="sw_KE" w:bidi="sw_KE"/>
+        </w:rPr>
+      </w:r>
+    </w:p>
+    <w:p>
+      <w:pPr/>
+      <w:r>
+        <w:rPr>
+          <w:lang w:val="sw_KE" w:bidi="sw_KE"/>
+        </w:rPr>
+      </w:r>
+    </w:p>
+    <w:p>
+      <w:pPr>
+        <w:pStyle w:val="Heading2"/>
+      </w:pPr>
+      <w:r>
+        <w:rPr>
+          <w:lang w:val="sw_KE" w:bidi="sw_KE"/>
+        </w:rPr>
+        <w:t>Zawadi ya Vifaa</w:t>
+      </w:r>
+      <w:r>
+        <w:rPr>
+          <w:lang w:val="sw_KE" w:bidi="sw_KE"/>
+        </w:rPr>
+      </w:r>
+    </w:p>
+    <w:p>
+      <w:pPr/>
+      <w:r>
+        <w:rPr>
+          <w:lang w:val="sw_KE" w:bidi="sw_KE"/>
+        </w:rPr>
+      </w:r>
+      <w:r>
+        <w:rPr>
+          <w:lang w:val="sw_KE" w:bidi="sw_KE"/>
+        </w:rPr>
+        <w:t>Kwenye Agano la Kale, watu mara nyingi waliamini kwamba watu wema daima wangekuwa matajiri. Waliona hekima kutoka kwa vitabu kama Mithali kama kanuni ya ulimwengu. Watu wengine bado wanaamini hivi leo. Tatizo moja na imani hii ni kwamba inaweza kusababisha watu kuhisi hatia au kulaumu wengine wanaposhindwa kufanikiwa. Inaweza pia kusababisha uvivu kwa wale wanaofanikiwa.</w:t>
+      </w:r>
+    </w:p>
+    <w:p>
+      <w:pPr/>
+      <w:r>
+        <w:rPr>
+          <w:lang w:val="sw_KE" w:bidi="sw_KE"/>
+        </w:rPr>
+      </w:r>
+      <w:r>
+        <w:rPr>
+          <w:lang w:val="sw_KE" w:bidi="sw_KE"/>
+        </w:rPr>
+        <w:t>Mateso ya mzee Ayubu yanatoa mfano. Marafiki zake walikubali mtazamo wa kitheolojia wa jadi uliosema matatizo ya Ayubu yalikuwa ushahidi dhidi yake (</w:t>
+      </w:r>
+      <w:hyperlink r:id="rId173">
+        <w:r>
+          <w:rPr>
+            <w:lang w:val="sw_KE" w:bidi="sw_KE"/>
+          </w:rPr>
+          <w:rPr>
+            <w:color w:val="0000EE"/>
+            <w:u w:val="single"/>
+          </w:rPr>
+          <w:t>19:5</w:t>
+        </w:r>
+      </w:hyperlink>
+      <w:r>
+        <w:rPr>
+          <w:lang w:val="sw_KE" w:bidi="sw_KE"/>
+        </w:rPr>
+        <w:t>). Walidai mateso yake yalikuwa adhabu kwa dhambi zake (</w:t>
+      </w:r>
+      <w:hyperlink r:id="rId174">
+        <w:r>
+          <w:rPr>
+            <w:lang w:val="sw_KE" w:bidi="sw_KE"/>
+          </w:rPr>
+          <w:rPr>
+            <w:color w:val="0000EE"/>
+            <w:u w:val="single"/>
+          </w:rPr>
+          <w:t>4:7–9</w:t>
+        </w:r>
+      </w:hyperlink>
+      <w:r>
+        <w:rPr>
+          <w:lang w:val="sw_KE" w:bidi="sw_KE"/>
+        </w:rPr>
+        <w:t>). Waliamini adhabu ya Ayubu ilikuwa pengine chini ya alivyostahili (</w:t>
+      </w:r>
+      <w:hyperlink r:id="rId175">
+        <w:r>
+          <w:rPr>
+            <w:lang w:val="sw_KE" w:bidi="sw_KE"/>
+          </w:rPr>
+          <w:rPr>
+            <w:color w:val="0000EE"/>
+            <w:u w:val="single"/>
+          </w:rPr>
+          <w:t>11:6</w:t>
+        </w:r>
+      </w:hyperlink>
+      <w:r>
+        <w:rPr>
+          <w:lang w:val="sw_KE" w:bidi="sw_KE"/>
+        </w:rPr>
+        <w:t>). Hata hivyo, uchambuzi wa Mungu wa maisha ya Ayubu ulithibitisha kuwa wazo hili halikuwa sahihi (</w:t>
+      </w:r>
+      <w:hyperlink r:id="rId176">
+        <w:r>
+          <w:rPr>
+            <w:lang w:val="sw_KE" w:bidi="sw_KE"/>
+          </w:rPr>
+          <w:rPr>
+            <w:color w:val="0000EE"/>
+            <w:u w:val="single"/>
+          </w:rPr>
+          <w:t>42:7–8</w:t>
+        </w:r>
+      </w:hyperlink>
+      <w:r>
+        <w:rPr>
+          <w:lang w:val="sw_KE" w:bidi="sw_KE"/>
+        </w:rPr>
+        <w:t>). Mungu alithibitisha uhusiano wake maalum na Ayubu na kurejesha sifa njema ya Ayubu kama mtumishi wake.</w:t>
+      </w:r>
+    </w:p>
+    <w:p>
+      <w:pPr/>
+      <w:r>
+        <w:rPr>
+          <w:lang w:val="sw_KE" w:bidi="sw_KE"/>
+        </w:rPr>
+      </w:r>
+      <w:r>
+        <w:rPr>
+          <w:lang w:val="sw_KE" w:bidi="sw_KE"/>
+        </w:rPr>
+        <w:t>Ustawi wa kimwili haupingani kila mara na baraka za kiroho. Hata hivyo, tunapoona baraka kama faida ya kimwili, "shida za maisha haya, udanganyifu wa mali, na tamaa ya vitu vingine" mara nyingi hutukatisha tamaa kutoka kwa baraka za kiroho (</w:t>
+      </w:r>
+      <w:hyperlink r:id="rId177">
+        <w:r>
+          <w:rPr>
+            <w:lang w:val="sw_KE" w:bidi="sw_KE"/>
+          </w:rPr>
+          <w:rPr>
+            <w:color w:val="0000EE"/>
+            <w:u w:val="single"/>
+          </w:rPr>
+          <w:t>Marko 4:19</w:t>
+        </w:r>
+      </w:hyperlink>
+      <w:r>
+        <w:rPr>
+          <w:lang w:val="sw_KE" w:bidi="sw_KE"/>
+        </w:rPr>
+        <w:t xml:space="preserve">; tazama pia </w:t>
+      </w:r>
+      <w:hyperlink r:id="rId178">
+        <w:r>
+          <w:rPr>
+            <w:lang w:val="sw_KE" w:bidi="sw_KE"/>
+          </w:rPr>
+          <w:rPr>
+            <w:color w:val="0000EE"/>
+            <w:u w:val="single"/>
+          </w:rPr>
+          <w:t>Luka 6:25</w:t>
+        </w:r>
+      </w:hyperlink>
+      <w:r>
+        <w:rPr>
+          <w:lang w:val="sw_KE" w:bidi="sw_KE"/>
+        </w:rPr>
+        <w:t>). Tunaweza kwa urahisi kuwa na tamaa, wivu, na tamaa mbaya. Thamani yetu binafsi inaweza kutegemea kile tunachomiliki, hata kama bado tunadaiwa pesa juu yake. Mtazamo huu si wa Kikristo bali unaakisi njia ya kufikiri ya kidunia (</w:t>
+      </w:r>
+      <w:hyperlink r:id="rId179">
+        <w:r>
+          <w:rPr>
+            <w:lang w:val="sw_KE" w:bidi="sw_KE"/>
+          </w:rPr>
+          <w:rPr>
+            <w:color w:val="0000EE"/>
+            <w:u w:val="single"/>
+          </w:rPr>
+          <w:t>1 Yohana 2:15–17</w:t>
+        </w:r>
+      </w:hyperlink>
+      <w:r>
+        <w:rPr>
+          <w:lang w:val="sw_KE" w:bidi="sw_KE"/>
+        </w:rPr>
+        <w:t>).</w:t>
+      </w:r>
+    </w:p>
+    <w:p>
+      <w:pPr/>
+      <w:r>
+        <w:rPr>
+          <w:lang w:val="sw_KE" w:bidi="sw_KE"/>
+        </w:rPr>
+      </w:r>
+      <w:r>
+        <w:rPr>
+          <w:lang w:val="sw_KE" w:bidi="sw_KE"/>
+        </w:rPr>
+        <w:t>Katika mateso yake, Ayubu alibadilika kutoka kulalamika hadi kuonyesha unyenyekevu. Alitambua nguvu na haki za Mungu (</w:t>
+      </w:r>
+      <w:hyperlink r:id="rId180">
+        <w:r>
+          <w:rPr>
+            <w:lang w:val="sw_KE" w:bidi="sw_KE"/>
+          </w:rPr>
+          <w:rPr>
+            <w:color w:val="0000EE"/>
+            <w:u w:val="single"/>
+          </w:rPr>
+          <w:t>Ayubu 40:4–5</w:t>
+        </w:r>
+      </w:hyperlink>
+      <w:r>
+        <w:rPr>
+          <w:lang w:val="sw_KE" w:bidi="sw_KE"/>
+        </w:rPr>
+        <w:t xml:space="preserve">; </w:t>
+      </w:r>
+      <w:hyperlink r:id="rId181">
+        <w:r>
+          <w:rPr>
+            <w:lang w:val="sw_KE" w:bidi="sw_KE"/>
+          </w:rPr>
+          <w:rPr>
+            <w:color w:val="0000EE"/>
+            <w:u w:val="single"/>
+          </w:rPr>
+          <w:t>42:2–6</w:t>
+        </w:r>
+      </w:hyperlink>
+      <w:r>
+        <w:rPr>
+          <w:lang w:val="sw_KE" w:bidi="sw_KE"/>
+        </w:rPr>
+        <w:t>). Sisi pia tunaweza kuona matatizo kama fursa za kukua kiroho (</w:t>
+      </w:r>
+      <w:hyperlink r:id="rId182">
+        <w:r>
+          <w:rPr>
+            <w:lang w:val="sw_KE" w:bidi="sw_KE"/>
+          </w:rPr>
+          <w:rPr>
+            <w:color w:val="0000EE"/>
+            <w:u w:val="single"/>
+          </w:rPr>
+          <w:t>Yakobo 1:2–4</w:t>
+        </w:r>
+      </w:hyperlink>
+      <w:r>
+        <w:rPr>
+          <w:lang w:val="sw_KE" w:bidi="sw_KE"/>
+        </w:rPr>
+        <w:t>).</w:t>
+      </w:r>
+    </w:p>
+    <w:p>
+      <w:pPr/>
+      <w:r>
+        <w:rPr>
+          <w:lang w:val="sw_KE" w:bidi="sw_KE"/>
+        </w:rPr>
+      </w:r>
+      <w:r>
+        <w:rPr>
+          <w:u w:val="single"/>
+          <w:lang w:val="sw_KE" w:bidi="sw_KE"/>
+        </w:rPr>
+        <w:t>Sehemu za Kujifunza Zaidi</w:t>
+      </w:r>
+    </w:p>
+    <w:p>
+      <w:pPr/>
+      <w:r>
+        <w:rPr>
+          <w:lang w:val="sw_KE" w:bidi="sw_KE"/>
+        </w:rPr>
+      </w:r>
+      <w:hyperlink r:id="rId183">
+        <w:r>
+          <w:rPr>
+            <w:lang w:val="sw_KE" w:bidi="sw_KE"/>
+          </w:rPr>
+          <w:rPr>
+            <w:color w:val="0000EE"/>
+            <w:u w:val="single"/>
+          </w:rPr>
+          <w:t>Mwanzo 13:2</w:t>
+        </w:r>
+      </w:hyperlink>
+      <w:r>
+        <w:rPr>
+          <w:lang w:val="sw_KE" w:bidi="sw_KE"/>
+        </w:rPr>
+        <w:t xml:space="preserve">; </w:t>
+      </w:r>
+      <w:hyperlink r:id="rId184">
+        <w:r>
+          <w:rPr>
+            <w:lang w:val="sw_KE" w:bidi="sw_KE"/>
+          </w:rPr>
+          <w:rPr>
+            <w:color w:val="0000EE"/>
+            <w:u w:val="single"/>
+          </w:rPr>
+          <w:t>1 Wafalme 10:23</w:t>
+        </w:r>
+      </w:hyperlink>
+      <w:r>
+        <w:rPr>
+          <w:lang w:val="sw_KE" w:bidi="sw_KE"/>
+        </w:rPr>
+        <w:t xml:space="preserve">; </w:t>
+      </w:r>
+      <w:hyperlink r:id="rId174">
+        <w:r>
+          <w:rPr>
+            <w:lang w:val="sw_KE" w:bidi="sw_KE"/>
+          </w:rPr>
+          <w:rPr>
+            <w:color w:val="0000EE"/>
+            <w:u w:val="single"/>
+          </w:rPr>
+          <w:t>Ayubu 4:7–9</w:t>
+        </w:r>
+      </w:hyperlink>
+      <w:r>
+        <w:rPr>
+          <w:lang w:val="sw_KE" w:bidi="sw_KE"/>
+        </w:rPr>
+        <w:t xml:space="preserve">; </w:t>
+      </w:r>
+      <w:hyperlink r:id="rId175">
+        <w:r>
+          <w:rPr>
+            <w:lang w:val="sw_KE" w:bidi="sw_KE"/>
+          </w:rPr>
+          <w:rPr>
+            <w:color w:val="0000EE"/>
+            <w:u w:val="single"/>
+          </w:rPr>
+          <w:t>11:6</w:t>
+        </w:r>
+      </w:hyperlink>
+      <w:r>
+        <w:rPr>
+          <w:lang w:val="sw_KE" w:bidi="sw_KE"/>
+        </w:rPr>
+        <w:t xml:space="preserve">; </w:t>
+      </w:r>
+      <w:hyperlink r:id="rId173">
+        <w:r>
+          <w:rPr>
+            <w:lang w:val="sw_KE" w:bidi="sw_KE"/>
+          </w:rPr>
+          <w:rPr>
+            <w:color w:val="0000EE"/>
+            <w:u w:val="single"/>
+          </w:rPr>
+          <w:t>19:5</w:t>
+        </w:r>
+      </w:hyperlink>
+      <w:r>
+        <w:rPr>
+          <w:lang w:val="sw_KE" w:bidi="sw_KE"/>
+        </w:rPr>
+        <w:t xml:space="preserve">; </w:t>
+      </w:r>
+      <w:hyperlink r:id="rId185">
+        <w:r>
+          <w:rPr>
+            <w:lang w:val="sw_KE" w:bidi="sw_KE"/>
+          </w:rPr>
+          <w:rPr>
+            <w:color w:val="0000EE"/>
+            <w:u w:val="single"/>
+          </w:rPr>
+          <w:t>Zaburi 49:16–20</w:t>
+        </w:r>
+      </w:hyperlink>
+      <w:r>
+        <w:rPr>
+          <w:lang w:val="sw_KE" w:bidi="sw_KE"/>
+        </w:rPr>
+        <w:t xml:space="preserve">; </w:t>
+      </w:r>
+      <w:hyperlink r:id="rId43">
+        <w:r>
+          <w:rPr>
+            <w:lang w:val="sw_KE" w:bidi="sw_KE"/>
+          </w:rPr>
+          <w:rPr>
+            <w:color w:val="0000EE"/>
+            <w:u w:val="single"/>
+          </w:rPr>
+          <w:t>73:1–28</w:t>
+        </w:r>
+      </w:hyperlink>
+      <w:r>
+        <w:rPr>
+          <w:lang w:val="sw_KE" w:bidi="sw_KE"/>
+        </w:rPr>
+        <w:t xml:space="preserve">; </w:t>
+      </w:r>
+      <w:hyperlink r:id="rId186">
+        <w:r>
+          <w:rPr>
+            <w:lang w:val="sw_KE" w:bidi="sw_KE"/>
+          </w:rPr>
+          <w:rPr>
+            <w:color w:val="0000EE"/>
+            <w:u w:val="single"/>
+          </w:rPr>
+          <w:t>Mithali 14:20</w:t>
+        </w:r>
+      </w:hyperlink>
+      <w:r>
+        <w:rPr>
+          <w:lang w:val="sw_KE" w:bidi="sw_KE"/>
+        </w:rPr>
+        <w:t xml:space="preserve">; </w:t>
+      </w:r>
+      <w:hyperlink r:id="rId187">
+        <w:r>
+          <w:rPr>
+            <w:lang w:val="sw_KE" w:bidi="sw_KE"/>
+          </w:rPr>
+          <w:rPr>
+            <w:color w:val="0000EE"/>
+            <w:u w:val="single"/>
+          </w:rPr>
+          <w:t>18:11</w:t>
+        </w:r>
+      </w:hyperlink>
+      <w:r>
+        <w:rPr>
+          <w:lang w:val="sw_KE" w:bidi="sw_KE"/>
+        </w:rPr>
+        <w:t xml:space="preserve">; </w:t>
+      </w:r>
+      <w:hyperlink r:id="rId188">
+        <w:r>
+          <w:rPr>
+            <w:lang w:val="sw_KE" w:bidi="sw_KE"/>
+          </w:rPr>
+          <w:rPr>
+            <w:color w:val="0000EE"/>
+            <w:u w:val="single"/>
+          </w:rPr>
+          <w:t>28:11</w:t>
+        </w:r>
+      </w:hyperlink>
+      <w:r>
+        <w:rPr>
+          <w:lang w:val="sw_KE" w:bidi="sw_KE"/>
+        </w:rPr>
+        <w:t xml:space="preserve">; </w:t>
+      </w:r>
+      <w:hyperlink r:id="rId189">
+        <w:r>
+          <w:rPr>
+            <w:lang w:val="sw_KE" w:bidi="sw_KE"/>
+          </w:rPr>
+          <w:rPr>
+            <w:color w:val="0000EE"/>
+            <w:u w:val="single"/>
+          </w:rPr>
+          <w:t>Mhubiri 5:10–20</w:t>
+        </w:r>
+      </w:hyperlink>
+      <w:r>
+        <w:rPr>
+          <w:lang w:val="sw_KE" w:bidi="sw_KE"/>
+        </w:rPr>
+        <w:t xml:space="preserve">; </w:t>
+      </w:r>
+      <w:hyperlink r:id="rId190">
+        <w:r>
+          <w:rPr>
+            <w:lang w:val="sw_KE" w:bidi="sw_KE"/>
+          </w:rPr>
+          <w:rPr>
+            <w:color w:val="0000EE"/>
+            <w:u w:val="single"/>
+          </w:rPr>
+          <w:t>Yeremia 17:11</w:t>
+        </w:r>
+      </w:hyperlink>
+      <w:r>
+        <w:rPr>
+          <w:lang w:val="sw_KE" w:bidi="sw_KE"/>
+        </w:rPr>
+        <w:t xml:space="preserve">; </w:t>
+      </w:r>
+      <w:hyperlink r:id="rId191">
+        <w:r>
+          <w:rPr>
+            <w:lang w:val="sw_KE" w:bidi="sw_KE"/>
+          </w:rPr>
+          <w:rPr>
+            <w:color w:val="0000EE"/>
+            <w:u w:val="single"/>
+          </w:rPr>
+          <w:t>Sefania 1:18</w:t>
+        </w:r>
+      </w:hyperlink>
+      <w:r>
+        <w:rPr>
+          <w:lang w:val="sw_KE" w:bidi="sw_KE"/>
+        </w:rPr>
+        <w:t xml:space="preserve">; </w:t>
+      </w:r>
+      <w:hyperlink r:id="rId192">
+        <w:r>
+          <w:rPr>
+            <w:lang w:val="sw_KE" w:bidi="sw_KE"/>
+          </w:rPr>
+          <w:rPr>
+            <w:color w:val="0000EE"/>
+            <w:u w:val="single"/>
+          </w:rPr>
+          <w:t>Mathayo 27:57</w:t>
+        </w:r>
+      </w:hyperlink>
+      <w:r>
+        <w:rPr>
+          <w:lang w:val="sw_KE" w:bidi="sw_KE"/>
+        </w:rPr>
+        <w:t xml:space="preserve">; </w:t>
+      </w:r>
+      <w:hyperlink r:id="rId177">
+        <w:r>
+          <w:rPr>
+            <w:lang w:val="sw_KE" w:bidi="sw_KE"/>
+          </w:rPr>
+          <w:rPr>
+            <w:color w:val="0000EE"/>
+            <w:u w:val="single"/>
+          </w:rPr>
+          <w:t>Marko 4:19</w:t>
+        </w:r>
+      </w:hyperlink>
+      <w:r>
+        <w:rPr>
+          <w:lang w:val="sw_KE" w:bidi="sw_KE"/>
+        </w:rPr>
+        <w:t xml:space="preserve">; </w:t>
+      </w:r>
+      <w:hyperlink r:id="rId193">
+        <w:r>
+          <w:rPr>
+            <w:lang w:val="sw_KE" w:bidi="sw_KE"/>
+          </w:rPr>
+          <w:rPr>
+            <w:color w:val="0000EE"/>
+            <w:u w:val="single"/>
+          </w:rPr>
+          <w:t>10:17–25</w:t>
+        </w:r>
+      </w:hyperlink>
+      <w:r>
+        <w:rPr>
+          <w:lang w:val="sw_KE" w:bidi="sw_KE"/>
+        </w:rPr>
+        <w:t xml:space="preserve">; </w:t>
+      </w:r>
+      <w:hyperlink r:id="rId194">
+        <w:r>
+          <w:rPr>
+            <w:lang w:val="sw_KE" w:bidi="sw_KE"/>
+          </w:rPr>
+          <w:rPr>
+            <w:color w:val="0000EE"/>
+            <w:u w:val="single"/>
+          </w:rPr>
+          <w:t>Luka 6:24–25</w:t>
+        </w:r>
+      </w:hyperlink>
+      <w:r>
+        <w:rPr>
+          <w:lang w:val="sw_KE" w:bidi="sw_KE"/>
+        </w:rPr>
+        <w:t xml:space="preserve">; </w:t>
+      </w:r>
+      <w:hyperlink r:id="rId195">
+        <w:r>
+          <w:rPr>
+            <w:lang w:val="sw_KE" w:bidi="sw_KE"/>
+          </w:rPr>
+          <w:rPr>
+            <w:color w:val="0000EE"/>
+            <w:u w:val="single"/>
+          </w:rPr>
+          <w:t>16:10–31</w:t>
+        </w:r>
+      </w:hyperlink>
+      <w:r>
+        <w:rPr>
+          <w:lang w:val="sw_KE" w:bidi="sw_KE"/>
+        </w:rPr>
+        <w:t xml:space="preserve">; </w:t>
+      </w:r>
+      <w:hyperlink r:id="rId196">
+        <w:r>
+          <w:rPr>
+            <w:lang w:val="sw_KE" w:bidi="sw_KE"/>
+          </w:rPr>
+          <w:rPr>
+            <w:color w:val="0000EE"/>
+            <w:u w:val="single"/>
+          </w:rPr>
+          <w:t>1 Timotheo 6:17</w:t>
+        </w:r>
+      </w:hyperlink>
+      <w:r>
+        <w:rPr>
+          <w:lang w:val="sw_KE" w:bidi="sw_KE"/>
+        </w:rPr>
+        <w:t xml:space="preserve">; </w:t>
+      </w:r>
+      <w:hyperlink r:id="rId182">
+        <w:r>
+          <w:rPr>
+            <w:lang w:val="sw_KE" w:bidi="sw_KE"/>
+          </w:rPr>
+          <w:rPr>
+            <w:color w:val="0000EE"/>
+            <w:u w:val="single"/>
+          </w:rPr>
+          <w:t>Yakobo 1:2–4</w:t>
+        </w:r>
+      </w:hyperlink>
+      <w:r>
+        <w:rPr>
+          <w:lang w:val="sw_KE" w:bidi="sw_KE"/>
+        </w:rPr>
+        <w:t xml:space="preserve">, </w:t>
+      </w:r>
+      <w:hyperlink r:id="rId197">
+        <w:r>
+          <w:rPr>
+            <w:lang w:val="sw_KE" w:bidi="sw_KE"/>
+          </w:rPr>
+          <w:rPr>
+            <w:color w:val="0000EE"/>
+            <w:u w:val="single"/>
+          </w:rPr>
+          <w:t>9</w:t>
+        </w:r>
+      </w:hyperlink>
+      <w:r>
+        <w:rPr>
+          <w:lang w:val="sw_KE" w:bidi="sw_KE"/>
+        </w:rPr>
+        <w:t xml:space="preserve">; </w:t>
+      </w:r>
+      <w:hyperlink r:id="rId198">
+        <w:r>
+          <w:rPr>
+            <w:lang w:val="sw_KE" w:bidi="sw_KE"/>
+          </w:rPr>
+          <w:rPr>
+            <w:color w:val="0000EE"/>
+            <w:u w:val="single"/>
+          </w:rPr>
+          <w:t>5:1</w:t>
+        </w:r>
+      </w:hyperlink>
+      <w:r>
+        <w:rPr>
+          <w:lang w:val="sw_KE" w:bidi="sw_KE"/>
+        </w:rPr>
+        <w:t xml:space="preserve">; </w:t>
+      </w:r>
+      <w:hyperlink r:id="rId199">
+        <w:r>
+          <w:rPr>
+            <w:lang w:val="sw_KE" w:bidi="sw_KE"/>
+          </w:rPr>
+          <w:rPr>
+            <w:color w:val="0000EE"/>
+            <w:u w:val="single"/>
+          </w:rPr>
+          <w:t>1 Yohana 2:16</w:t>
+        </w:r>
+      </w:hyperlink>
+      <w:r>
+        <w:rPr>
+          <w:lang w:val="sw_KE" w:bidi="sw_KE"/>
+        </w:rPr>
+        <w:t xml:space="preserve">; </w:t>
+      </w:r>
+      <w:hyperlink r:id="rId200">
+        <w:r>
+          <w:rPr>
+            <w:lang w:val="sw_KE" w:bidi="sw_KE"/>
+          </w:rPr>
+          <w:rPr>
+            <w:color w:val="0000EE"/>
+            <w:u w:val="single"/>
+          </w:rPr>
+          <w:t>3 Yohana 1:2</w:t>
         </w:r>
       </w:hyperlink>
       <w:r>

--- a/swh/docx/025.content.docx
+++ b/swh/docx/025.content.docx
@@ -19,7 +19,7 @@
         <w:rPr>
           <w:lang w:val="sw_KE" w:bidi="sw_KE"/>
         </w:rPr>
-        <w:t>Resource: Tyndale Open Study Notes</w:t>
+        <w:t>Resource: Aquifer Open Study Notes (Themes)</w:t>
       </w:r>
       <w:r>
         <w:rPr>
@@ -112,7 +112,7 @@
         <w:rPr>
           <w:lang w:val="sw_KE" w:bidi="sw_KE"/>
         </w:rPr>
-        <w:t>Tyndale Open Study Notes</w:t>
+        <w:t>Aquifer Open Study Notes (Themes)</w:t>
       </w:r>
     </w:p>
     <w:p>

--- a/swh/docx/025.content.docx
+++ b/swh/docx/025.content.docx
@@ -241,36 +241,24 @@
           <w:lang w:val="sw_KE" w:bidi="sw_KE"/>
         </w:rPr>
       </w:r>
-      <w:hyperlink r:id="rId13">
-        <w:r>
-          <w:rPr>
-            <w:lang w:val="sw_KE" w:bidi="sw_KE"/>
-          </w:rPr>
-          <w:rPr>
-            <w:color w:val="0000EE"/>
-            <w:u w:val="single"/>
-          </w:rPr>
-          <w:t>Zaburi 22</w:t>
-        </w:r>
-      </w:hyperlink>
+      <w:r>
+        <w:rPr>
+          <w:lang w:val="sw_KE" w:bidi="sw_KE"/>
+        </w:rPr>
+        <w:t>Zaburi 22</w:t>
+      </w:r>
       <w:r>
         <w:rPr>
           <w:lang w:val="sw_KE" w:bidi="sw_KE"/>
         </w:rPr>
         <w:t xml:space="preserve"> inatumia lugha yenye nguvu sana kuhusu mateso katika Zaburi. Katika zaburi hii, mtumishi wa Mungu anateseka ingawa yeye ni mwenye haki. Hakuna kutajwa kwa dhambi yoyote, hivyo mateso ya mwandishi wa zaburi yanaonekana kuwa hayana haki kabisa. Licha ya kutendewa vibaya sana, hakuna sala ya kulipiza kisasi (tazama </w:t>
       </w:r>
-      <w:hyperlink r:id="rId14">
-        <w:r>
-          <w:rPr>
-            <w:lang w:val="sw_KE" w:bidi="sw_KE"/>
-          </w:rPr>
-          <w:rPr>
-            <w:color w:val="0000EE"/>
-            <w:u w:val="single"/>
-          </w:rPr>
-          <w:t>Zaburi 137</w:t>
-        </w:r>
-      </w:hyperlink>
+      <w:r>
+        <w:rPr>
+          <w:lang w:val="sw_KE" w:bidi="sw_KE"/>
+        </w:rPr>
+        <w:t>Zaburi 137</w:t>
+      </w:r>
       <w:r>
         <w:rPr>
           <w:lang w:val="sw_KE" w:bidi="sw_KE"/>
@@ -291,108 +279,72 @@
         </w:rPr>
         <w:t xml:space="preserve">Zaburi hii ina uhusiano muhimu na kifo cha Yesu msalabani (kwa mfano, </w:t>
       </w:r>
-      <w:hyperlink r:id="rId15">
-        <w:r>
-          <w:rPr>
-            <w:lang w:val="sw_KE" w:bidi="sw_KE"/>
-          </w:rPr>
-          <w:rPr>
-            <w:color w:val="0000EE"/>
-            <w:u w:val="single"/>
-          </w:rPr>
-          <w:t>Zaburi 22:6–8</w:t>
-        </w:r>
-      </w:hyperlink>
+      <w:r>
+        <w:rPr>
+          <w:lang w:val="sw_KE" w:bidi="sw_KE"/>
+        </w:rPr>
+        <w:t>Zaburi 22:6–8</w:t>
+      </w:r>
       <w:r>
         <w:rPr>
           <w:lang w:val="sw_KE" w:bidi="sw_KE"/>
         </w:rPr>
         <w:t xml:space="preserve">, </w:t>
       </w:r>
-      <w:hyperlink r:id="rId16">
-        <w:r>
-          <w:rPr>
-            <w:lang w:val="sw_KE" w:bidi="sw_KE"/>
-          </w:rPr>
-          <w:rPr>
-            <w:color w:val="0000EE"/>
-            <w:u w:val="single"/>
-          </w:rPr>
-          <w:t>14–18</w:t>
-        </w:r>
-      </w:hyperlink>
+      <w:r>
+        <w:rPr>
+          <w:lang w:val="sw_KE" w:bidi="sw_KE"/>
+        </w:rPr>
+        <w:t>14–18</w:t>
+      </w:r>
       <w:r>
         <w:rPr>
           <w:lang w:val="sw_KE" w:bidi="sw_KE"/>
         </w:rPr>
         <w:t xml:space="preserve">). Kwa kweli, Yesu alinukuu sehemu ya </w:t>
       </w:r>
-      <w:hyperlink r:id="rId13">
-        <w:r>
-          <w:rPr>
-            <w:lang w:val="sw_KE" w:bidi="sw_KE"/>
-          </w:rPr>
-          <w:rPr>
-            <w:color w:val="0000EE"/>
-            <w:u w:val="single"/>
-          </w:rPr>
-          <w:t>Zaburi 22</w:t>
-        </w:r>
-      </w:hyperlink>
+      <w:r>
+        <w:rPr>
+          <w:lang w:val="sw_KE" w:bidi="sw_KE"/>
+        </w:rPr>
+        <w:t>Zaburi 22</w:t>
+      </w:r>
       <w:r>
         <w:rPr>
           <w:lang w:val="sw_KE" w:bidi="sw_KE"/>
         </w:rPr>
         <w:t xml:space="preserve"> alipokuwa akining'inia msalabani (</w:t>
       </w:r>
-      <w:hyperlink r:id="rId17">
-        <w:r>
-          <w:rPr>
-            <w:lang w:val="sw_KE" w:bidi="sw_KE"/>
-          </w:rPr>
-          <w:rPr>
-            <w:color w:val="0000EE"/>
-            <w:u w:val="single"/>
-          </w:rPr>
-          <w:t>22:1</w:t>
-        </w:r>
-      </w:hyperlink>
+      <w:r>
+        <w:rPr>
+          <w:lang w:val="sw_KE" w:bidi="sw_KE"/>
+        </w:rPr>
+        <w:t>22:1</w:t>
+      </w:r>
       <w:r>
         <w:rPr>
           <w:lang w:val="sw_KE" w:bidi="sw_KE"/>
         </w:rPr>
         <w:t xml:space="preserve">; tazama </w:t>
       </w:r>
-      <w:hyperlink r:id="rId18">
-        <w:r>
-          <w:rPr>
-            <w:lang w:val="sw_KE" w:bidi="sw_KE"/>
-          </w:rPr>
-          <w:rPr>
-            <w:color w:val="0000EE"/>
-            <w:u w:val="single"/>
-          </w:rPr>
-          <w:t>Mathayo 27:46</w:t>
-        </w:r>
-      </w:hyperlink>
+      <w:r>
+        <w:rPr>
+          <w:lang w:val="sw_KE" w:bidi="sw_KE"/>
+        </w:rPr>
+        <w:t>Mathayo 27:46</w:t>
+      </w:r>
       <w:r>
         <w:rPr>
           <w:lang w:val="sw_KE" w:bidi="sw_KE"/>
         </w:rPr>
         <w:t>). Kristo asiye na dhambi hata aliwaombea wale waliomuua (</w:t>
       </w:r>
-      <w:hyperlink r:id="rId19">
-        <w:r>
-          <w:rPr>
-            <w:lang w:val="sw_KE" w:bidi="sw_KE"/>
-          </w:rPr>
-          <w:rPr>
-            <w:color w:val="0000EE"/>
-            <w:u w:val="single"/>
-          </w:rPr>
-          <w:t>Luka 23:34</w:t>
-        </w:r>
-      </w:hyperlink>
+      <w:r>
+        <w:rPr>
+          <w:lang w:val="sw_KE" w:bidi="sw_KE"/>
+        </w:rPr>
+        <w:t>Luka 23:34</w:t>
+      </w:r>
       <w:r>
         <w:rPr>
           <w:lang w:val="sw_KE" w:bidi="sw_KE"/>
@@ -413,180 +365,120 @@
         </w:rPr>
         <w:t xml:space="preserve">Zaburi nyingine za mateso pia zilihusishwa na Yesu. </w:t>
       </w:r>
-      <w:hyperlink r:id="rId20">
-        <w:r>
-          <w:rPr>
-            <w:lang w:val="sw_KE" w:bidi="sw_KE"/>
-          </w:rPr>
-          <w:rPr>
-            <w:color w:val="0000EE"/>
-            <w:u w:val="single"/>
-          </w:rPr>
-          <w:t>Zaburi 16:10</w:t>
-        </w:r>
-      </w:hyperlink>
+      <w:r>
+        <w:rPr>
+          <w:lang w:val="sw_KE" w:bidi="sw_KE"/>
+        </w:rPr>
+        <w:t>Zaburi 16:10</w:t>
+      </w:r>
       <w:r>
         <w:rPr>
           <w:lang w:val="sw_KE" w:bidi="sw_KE"/>
         </w:rPr>
         <w:t xml:space="preserve"> inatabiri ushindi wa Yesu dhidi ya kifo (tazama </w:t>
       </w:r>
-      <w:hyperlink r:id="rId21">
-        <w:r>
-          <w:rPr>
-            <w:lang w:val="sw_KE" w:bidi="sw_KE"/>
-          </w:rPr>
-          <w:rPr>
-            <w:color w:val="0000EE"/>
-            <w:u w:val="single"/>
-          </w:rPr>
-          <w:t>Matendo 2:24–31</w:t>
-        </w:r>
-      </w:hyperlink>
+      <w:r>
+        <w:rPr>
+          <w:lang w:val="sw_KE" w:bidi="sw_KE"/>
+        </w:rPr>
+        <w:t>Matendo 2:24–31</w:t>
+      </w:r>
       <w:r>
         <w:rPr>
           <w:lang w:val="sw_KE" w:bidi="sw_KE"/>
         </w:rPr>
         <w:t xml:space="preserve">). </w:t>
       </w:r>
-      <w:hyperlink r:id="rId22">
-        <w:r>
-          <w:rPr>
-            <w:lang w:val="sw_KE" w:bidi="sw_KE"/>
-          </w:rPr>
-          <w:rPr>
-            <w:color w:val="0000EE"/>
-            <w:u w:val="single"/>
-          </w:rPr>
-          <w:t>Zaburi 40:6–8</w:t>
-        </w:r>
-      </w:hyperlink>
+      <w:r>
+        <w:rPr>
+          <w:lang w:val="sw_KE" w:bidi="sw_KE"/>
+        </w:rPr>
+        <w:t>Zaburi 40:6–8</w:t>
+      </w:r>
       <w:r>
         <w:rPr>
           <w:lang w:val="sw_KE" w:bidi="sw_KE"/>
         </w:rPr>
         <w:t xml:space="preserve"> inapendekeza kazi isiyo na ubinafsi ya Yesu ya ukombozi (</w:t>
       </w:r>
-      <w:hyperlink r:id="rId23">
-        <w:r>
-          <w:rPr>
-            <w:lang w:val="sw_KE" w:bidi="sw_KE"/>
-          </w:rPr>
-          <w:rPr>
-            <w:color w:val="0000EE"/>
-            <w:u w:val="single"/>
-          </w:rPr>
-          <w:t>Waebrania 10:5–10</w:t>
-        </w:r>
-      </w:hyperlink>
+      <w:r>
+        <w:rPr>
+          <w:lang w:val="sw_KE" w:bidi="sw_KE"/>
+        </w:rPr>
+        <w:t>Waebrania 10:5–10</w:t>
+      </w:r>
       <w:r>
         <w:rPr>
           <w:lang w:val="sw_KE" w:bidi="sw_KE"/>
         </w:rPr>
         <w:t xml:space="preserve">). </w:t>
       </w:r>
-      <w:hyperlink r:id="rId24">
-        <w:r>
-          <w:rPr>
-            <w:lang w:val="sw_KE" w:bidi="sw_KE"/>
-          </w:rPr>
-          <w:rPr>
-            <w:color w:val="0000EE"/>
-            <w:u w:val="single"/>
-          </w:rPr>
-          <w:t>Zaburi 69</w:t>
-        </w:r>
-      </w:hyperlink>
+      <w:r>
+        <w:rPr>
+          <w:lang w:val="sw_KE" w:bidi="sw_KE"/>
+        </w:rPr>
+        <w:t>Zaburi 69</w:t>
+      </w:r>
       <w:r>
         <w:rPr>
           <w:lang w:val="sw_KE" w:bidi="sw_KE"/>
         </w:rPr>
         <w:t xml:space="preserve"> inazungumzia upweke unaotokana na kujitolea kwa ajili ya Mungu (</w:t>
       </w:r>
-      <w:hyperlink r:id="rId25">
-        <w:r>
-          <w:rPr>
-            <w:lang w:val="sw_KE" w:bidi="sw_KE"/>
-          </w:rPr>
-          <w:rPr>
-            <w:color w:val="0000EE"/>
-            <w:u w:val="single"/>
-          </w:rPr>
-          <w:t>69:8–9</w:t>
-        </w:r>
-      </w:hyperlink>
+      <w:r>
+        <w:rPr>
+          <w:lang w:val="sw_KE" w:bidi="sw_KE"/>
+        </w:rPr>
+        <w:t>69:8–9</w:t>
+      </w:r>
       <w:r>
         <w:rPr>
           <w:lang w:val="sw_KE" w:bidi="sw_KE"/>
         </w:rPr>
         <w:t>). Pia inatabiri jukumu la mwanafunzi Yuda katika kazi ya Mungu kupitia Kristo (</w:t>
       </w:r>
-      <w:hyperlink r:id="rId26">
-        <w:r>
-          <w:rPr>
-            <w:lang w:val="sw_KE" w:bidi="sw_KE"/>
-          </w:rPr>
-          <w:rPr>
-            <w:color w:val="0000EE"/>
-            <w:u w:val="single"/>
-          </w:rPr>
-          <w:t>69:25–26</w:t>
-        </w:r>
-      </w:hyperlink>
+      <w:r>
+        <w:rPr>
+          <w:lang w:val="sw_KE" w:bidi="sw_KE"/>
+        </w:rPr>
+        <w:t>69:25–26</w:t>
+      </w:r>
       <w:r>
         <w:rPr>
           <w:lang w:val="sw_KE" w:bidi="sw_KE"/>
         </w:rPr>
         <w:t xml:space="preserve">; tazama </w:t>
       </w:r>
-      <w:hyperlink r:id="rId27">
-        <w:r>
-          <w:rPr>
-            <w:lang w:val="sw_KE" w:bidi="sw_KE"/>
-          </w:rPr>
-          <w:rPr>
-            <w:color w:val="0000EE"/>
-            <w:u w:val="single"/>
-          </w:rPr>
-          <w:t>Zaburi 109:8</w:t>
-        </w:r>
-      </w:hyperlink>
-      <w:r>
-        <w:rPr>
-          <w:lang w:val="sw_KE" w:bidi="sw_KE"/>
-        </w:rPr>
-        <w:t xml:space="preserve">; </w:t>
-      </w:r>
-      <w:hyperlink r:id="rId28">
-        <w:r>
-          <w:rPr>
-            <w:lang w:val="sw_KE" w:bidi="sw_KE"/>
-          </w:rPr>
-          <w:rPr>
-            <w:color w:val="0000EE"/>
-            <w:u w:val="single"/>
-          </w:rPr>
-          <w:t>Isaya 53:10</w:t>
-        </w:r>
-      </w:hyperlink>
-      <w:r>
-        <w:rPr>
-          <w:lang w:val="sw_KE" w:bidi="sw_KE"/>
-        </w:rPr>
-        <w:t xml:space="preserve">; </w:t>
-      </w:r>
-      <w:hyperlink r:id="rId29">
-        <w:r>
-          <w:rPr>
-            <w:lang w:val="sw_KE" w:bidi="sw_KE"/>
-          </w:rPr>
-          <w:rPr>
-            <w:color w:val="0000EE"/>
-            <w:u w:val="single"/>
-          </w:rPr>
-          <w:t>Matendo 1:20</w:t>
-        </w:r>
-      </w:hyperlink>
+      <w:r>
+        <w:rPr>
+          <w:lang w:val="sw_KE" w:bidi="sw_KE"/>
+        </w:rPr>
+        <w:t>Zaburi 109:8</w:t>
+      </w:r>
+      <w:r>
+        <w:rPr>
+          <w:lang w:val="sw_KE" w:bidi="sw_KE"/>
+        </w:rPr>
+        <w:t xml:space="preserve">; </w:t>
+      </w:r>
+      <w:r>
+        <w:rPr>
+          <w:lang w:val="sw_KE" w:bidi="sw_KE"/>
+        </w:rPr>
+        <w:t>Isaya 53:10</w:t>
+      </w:r>
+      <w:r>
+        <w:rPr>
+          <w:lang w:val="sw_KE" w:bidi="sw_KE"/>
+        </w:rPr>
+        <w:t xml:space="preserve">; </w:t>
+      </w:r>
+      <w:r>
+        <w:rPr>
+          <w:lang w:val="sw_KE" w:bidi="sw_KE"/>
+        </w:rPr>
+        <w:t>Matendo 1:20</w:t>
+      </w:r>
       <w:r>
         <w:rPr>
           <w:lang w:val="sw_KE" w:bidi="sw_KE"/>
@@ -616,198 +508,132 @@
           <w:lang w:val="sw_KE" w:bidi="sw_KE"/>
         </w:rPr>
       </w:r>
-      <w:hyperlink r:id="rId30">
-        <w:r>
-          <w:rPr>
-            <w:lang w:val="sw_KE" w:bidi="sw_KE"/>
-          </w:rPr>
-          <w:rPr>
-            <w:color w:val="0000EE"/>
-            <w:u w:val="single"/>
-          </w:rPr>
-          <w:t>Zaburi 16</w:t>
-        </w:r>
-      </w:hyperlink>
-      <w:r>
-        <w:rPr>
-          <w:lang w:val="sw_KE" w:bidi="sw_KE"/>
-        </w:rPr>
-        <w:t xml:space="preserve">; </w:t>
-      </w:r>
-      <w:hyperlink r:id="rId13">
-        <w:r>
-          <w:rPr>
-            <w:lang w:val="sw_KE" w:bidi="sw_KE"/>
-          </w:rPr>
-          <w:rPr>
-            <w:color w:val="0000EE"/>
-            <w:u w:val="single"/>
-          </w:rPr>
-          <w:t>22</w:t>
-        </w:r>
-      </w:hyperlink>
-      <w:r>
-        <w:rPr>
-          <w:lang w:val="sw_KE" w:bidi="sw_KE"/>
-        </w:rPr>
-        <w:t xml:space="preserve">; </w:t>
-      </w:r>
-      <w:hyperlink r:id="rId31">
-        <w:r>
-          <w:rPr>
-            <w:lang w:val="sw_KE" w:bidi="sw_KE"/>
-          </w:rPr>
-          <w:rPr>
-            <w:color w:val="0000EE"/>
-            <w:u w:val="single"/>
-          </w:rPr>
-          <w:t>40</w:t>
-        </w:r>
-      </w:hyperlink>
-      <w:r>
-        <w:rPr>
-          <w:lang w:val="sw_KE" w:bidi="sw_KE"/>
-        </w:rPr>
-        <w:t xml:space="preserve">; </w:t>
-      </w:r>
-      <w:hyperlink r:id="rId24">
-        <w:r>
-          <w:rPr>
-            <w:lang w:val="sw_KE" w:bidi="sw_KE"/>
-          </w:rPr>
-          <w:rPr>
-            <w:color w:val="0000EE"/>
-            <w:u w:val="single"/>
-          </w:rPr>
-          <w:t>69</w:t>
-        </w:r>
-      </w:hyperlink>
-      <w:r>
-        <w:rPr>
-          <w:lang w:val="sw_KE" w:bidi="sw_KE"/>
-        </w:rPr>
-        <w:t xml:space="preserve">; </w:t>
-      </w:r>
-      <w:hyperlink r:id="rId32">
-        <w:r>
-          <w:rPr>
-            <w:lang w:val="sw_KE" w:bidi="sw_KE"/>
-          </w:rPr>
-          <w:rPr>
-            <w:color w:val="0000EE"/>
-            <w:u w:val="single"/>
-          </w:rPr>
-          <w:t>102</w:t>
-        </w:r>
-      </w:hyperlink>
-      <w:r>
-        <w:rPr>
-          <w:lang w:val="sw_KE" w:bidi="sw_KE"/>
-        </w:rPr>
-        <w:t xml:space="preserve">; </w:t>
-      </w:r>
-      <w:hyperlink r:id="rId33">
-        <w:r>
-          <w:rPr>
-            <w:lang w:val="sw_KE" w:bidi="sw_KE"/>
-          </w:rPr>
-          <w:rPr>
-            <w:color w:val="0000EE"/>
-            <w:u w:val="single"/>
-          </w:rPr>
-          <w:t>109</w:t>
-        </w:r>
-      </w:hyperlink>
-      <w:r>
-        <w:rPr>
-          <w:lang w:val="sw_KE" w:bidi="sw_KE"/>
-        </w:rPr>
-        <w:t xml:space="preserve">; </w:t>
-      </w:r>
-      <w:hyperlink r:id="rId34">
-        <w:r>
-          <w:rPr>
-            <w:lang w:val="sw_KE" w:bidi="sw_KE"/>
-          </w:rPr>
-          <w:rPr>
-            <w:color w:val="0000EE"/>
-            <w:u w:val="single"/>
-          </w:rPr>
-          <w:t>Isaya 42:1–9</w:t>
-        </w:r>
-      </w:hyperlink>
-      <w:r>
-        <w:rPr>
-          <w:lang w:val="sw_KE" w:bidi="sw_KE"/>
-        </w:rPr>
-        <w:t xml:space="preserve">; </w:t>
-      </w:r>
-      <w:hyperlink r:id="rId35">
-        <w:r>
-          <w:rPr>
-            <w:lang w:val="sw_KE" w:bidi="sw_KE"/>
-          </w:rPr>
-          <w:rPr>
-            <w:color w:val="0000EE"/>
-            <w:u w:val="single"/>
-          </w:rPr>
-          <w:t>52:13–53:12</w:t>
-        </w:r>
-      </w:hyperlink>
-      <w:r>
-        <w:rPr>
-          <w:lang w:val="sw_KE" w:bidi="sw_KE"/>
-        </w:rPr>
-        <w:t xml:space="preserve">; </w:t>
-      </w:r>
-      <w:hyperlink r:id="rId18">
-        <w:r>
-          <w:rPr>
-            <w:lang w:val="sw_KE" w:bidi="sw_KE"/>
-          </w:rPr>
-          <w:rPr>
-            <w:color w:val="0000EE"/>
-            <w:u w:val="single"/>
-          </w:rPr>
-          <w:t>Mathayo 27:46</w:t>
-        </w:r>
-      </w:hyperlink>
-      <w:r>
-        <w:rPr>
-          <w:lang w:val="sw_KE" w:bidi="sw_KE"/>
-        </w:rPr>
-        <w:t xml:space="preserve">; </w:t>
-      </w:r>
-      <w:hyperlink r:id="rId19">
-        <w:r>
-          <w:rPr>
-            <w:lang w:val="sw_KE" w:bidi="sw_KE"/>
-          </w:rPr>
-          <w:rPr>
-            <w:color w:val="0000EE"/>
-            <w:u w:val="single"/>
-          </w:rPr>
-          <w:t>Luka 23:34</w:t>
-        </w:r>
-      </w:hyperlink>
-      <w:r>
-        <w:rPr>
-          <w:lang w:val="sw_KE" w:bidi="sw_KE"/>
-        </w:rPr>
-        <w:t xml:space="preserve">; </w:t>
-      </w:r>
-      <w:hyperlink r:id="rId23">
-        <w:r>
-          <w:rPr>
-            <w:lang w:val="sw_KE" w:bidi="sw_KE"/>
-          </w:rPr>
-          <w:rPr>
-            <w:color w:val="0000EE"/>
-            <w:u w:val="single"/>
-          </w:rPr>
-          <w:t>Waebrania 10:5–10</w:t>
-        </w:r>
-      </w:hyperlink>
+      <w:r>
+        <w:rPr>
+          <w:lang w:val="sw_KE" w:bidi="sw_KE"/>
+        </w:rPr>
+        <w:t>Zaburi 16</w:t>
+      </w:r>
+      <w:r>
+        <w:rPr>
+          <w:lang w:val="sw_KE" w:bidi="sw_KE"/>
+        </w:rPr>
+        <w:t xml:space="preserve">; </w:t>
+      </w:r>
+      <w:r>
+        <w:rPr>
+          <w:lang w:val="sw_KE" w:bidi="sw_KE"/>
+        </w:rPr>
+        <w:t>22</w:t>
+      </w:r>
+      <w:r>
+        <w:rPr>
+          <w:lang w:val="sw_KE" w:bidi="sw_KE"/>
+        </w:rPr>
+        <w:t xml:space="preserve">; </w:t>
+      </w:r>
+      <w:r>
+        <w:rPr>
+          <w:lang w:val="sw_KE" w:bidi="sw_KE"/>
+        </w:rPr>
+        <w:t>40</w:t>
+      </w:r>
+      <w:r>
+        <w:rPr>
+          <w:lang w:val="sw_KE" w:bidi="sw_KE"/>
+        </w:rPr>
+        <w:t xml:space="preserve">; </w:t>
+      </w:r>
+      <w:r>
+        <w:rPr>
+          <w:lang w:val="sw_KE" w:bidi="sw_KE"/>
+        </w:rPr>
+        <w:t>69</w:t>
+      </w:r>
+      <w:r>
+        <w:rPr>
+          <w:lang w:val="sw_KE" w:bidi="sw_KE"/>
+        </w:rPr>
+        <w:t xml:space="preserve">; </w:t>
+      </w:r>
+      <w:r>
+        <w:rPr>
+          <w:lang w:val="sw_KE" w:bidi="sw_KE"/>
+        </w:rPr>
+        <w:t>102</w:t>
+      </w:r>
+      <w:r>
+        <w:rPr>
+          <w:lang w:val="sw_KE" w:bidi="sw_KE"/>
+        </w:rPr>
+        <w:t xml:space="preserve">; </w:t>
+      </w:r>
+      <w:r>
+        <w:rPr>
+          <w:lang w:val="sw_KE" w:bidi="sw_KE"/>
+        </w:rPr>
+        <w:t>109</w:t>
+      </w:r>
+      <w:r>
+        <w:rPr>
+          <w:lang w:val="sw_KE" w:bidi="sw_KE"/>
+        </w:rPr>
+        <w:t xml:space="preserve">; </w:t>
+      </w:r>
+      <w:r>
+        <w:rPr>
+          <w:lang w:val="sw_KE" w:bidi="sw_KE"/>
+        </w:rPr>
+        <w:t>Isaya 42:1–9</w:t>
+      </w:r>
+      <w:r>
+        <w:rPr>
+          <w:lang w:val="sw_KE" w:bidi="sw_KE"/>
+        </w:rPr>
+        <w:t xml:space="preserve">; </w:t>
+      </w:r>
+      <w:r>
+        <w:rPr>
+          <w:lang w:val="sw_KE" w:bidi="sw_KE"/>
+        </w:rPr>
+        <w:t>52:13–53:12</w:t>
+      </w:r>
+      <w:r>
+        <w:rPr>
+          <w:lang w:val="sw_KE" w:bidi="sw_KE"/>
+        </w:rPr>
+        <w:t xml:space="preserve">; </w:t>
+      </w:r>
+      <w:r>
+        <w:rPr>
+          <w:lang w:val="sw_KE" w:bidi="sw_KE"/>
+        </w:rPr>
+        <w:t>Mathayo 27:46</w:t>
+      </w:r>
+      <w:r>
+        <w:rPr>
+          <w:lang w:val="sw_KE" w:bidi="sw_KE"/>
+        </w:rPr>
+        <w:t xml:space="preserve">; </w:t>
+      </w:r>
+      <w:r>
+        <w:rPr>
+          <w:lang w:val="sw_KE" w:bidi="sw_KE"/>
+        </w:rPr>
+        <w:t>Luka 23:34</w:t>
+      </w:r>
+      <w:r>
+        <w:rPr>
+          <w:lang w:val="sw_KE" w:bidi="sw_KE"/>
+        </w:rPr>
+        <w:t xml:space="preserve">; </w:t>
+      </w:r>
+      <w:r>
+        <w:rPr>
+          <w:lang w:val="sw_KE" w:bidi="sw_KE"/>
+        </w:rPr>
+        <w:t>Waebrania 10:5–10</w:t>
+      </w:r>
       <w:r>
         <w:rPr>
           <w:lang w:val="sw_KE" w:bidi="sw_KE"/>
@@ -856,522 +682,348 @@
         </w:rPr>
         <w:t xml:space="preserve">Watu wengine huita Zaburi fulani "Zaburi za hekima" kwa sababu zinasisitiza umuhimu wa hekima. Zinawaongoza wasomaji jinsi ya kushughulikia maswali, masuala, na mashaka ya maisha (tazama </w:t>
       </w:r>
-      <w:hyperlink r:id="rId36">
-        <w:r>
-          <w:rPr>
-            <w:lang w:val="sw_KE" w:bidi="sw_KE"/>
-          </w:rPr>
-          <w:rPr>
-            <w:color w:val="0000EE"/>
-            <w:u w:val="single"/>
-          </w:rPr>
-          <w:t>Zaburi 1</w:t>
-        </w:r>
-      </w:hyperlink>
-      <w:r>
-        <w:rPr>
-          <w:lang w:val="sw_KE" w:bidi="sw_KE"/>
-        </w:rPr>
-        <w:t xml:space="preserve">; </w:t>
-      </w:r>
-      <w:hyperlink r:id="rId37">
-        <w:r>
-          <w:rPr>
-            <w:lang w:val="sw_KE" w:bidi="sw_KE"/>
-          </w:rPr>
-          <w:rPr>
-            <w:color w:val="0000EE"/>
-            <w:u w:val="single"/>
-          </w:rPr>
-          <w:t>14</w:t>
-        </w:r>
-      </w:hyperlink>
-      <w:r>
-        <w:rPr>
-          <w:lang w:val="sw_KE" w:bidi="sw_KE"/>
-        </w:rPr>
-        <w:t xml:space="preserve">; </w:t>
-      </w:r>
-      <w:hyperlink r:id="rId38">
-        <w:r>
-          <w:rPr>
-            <w:lang w:val="sw_KE" w:bidi="sw_KE"/>
-          </w:rPr>
-          <w:rPr>
-            <w:color w:val="0000EE"/>
-            <w:u w:val="single"/>
-          </w:rPr>
-          <w:t>25</w:t>
-        </w:r>
-      </w:hyperlink>
-      <w:r>
-        <w:rPr>
-          <w:lang w:val="sw_KE" w:bidi="sw_KE"/>
-        </w:rPr>
-        <w:t xml:space="preserve">; </w:t>
-      </w:r>
-      <w:hyperlink r:id="rId39">
-        <w:r>
-          <w:rPr>
-            <w:lang w:val="sw_KE" w:bidi="sw_KE"/>
-          </w:rPr>
-          <w:rPr>
-            <w:color w:val="0000EE"/>
-            <w:u w:val="single"/>
-          </w:rPr>
-          <w:t>34</w:t>
-        </w:r>
-      </w:hyperlink>
-      <w:r>
-        <w:rPr>
-          <w:lang w:val="sw_KE" w:bidi="sw_KE"/>
-        </w:rPr>
-        <w:t xml:space="preserve">; </w:t>
-      </w:r>
-      <w:hyperlink r:id="rId40">
-        <w:r>
-          <w:rPr>
-            <w:lang w:val="sw_KE" w:bidi="sw_KE"/>
-          </w:rPr>
-          <w:rPr>
-            <w:color w:val="0000EE"/>
-            <w:u w:val="single"/>
-          </w:rPr>
-          <w:t>37</w:t>
-        </w:r>
-      </w:hyperlink>
-      <w:r>
-        <w:rPr>
-          <w:lang w:val="sw_KE" w:bidi="sw_KE"/>
-        </w:rPr>
-        <w:t xml:space="preserve">; </w:t>
-      </w:r>
-      <w:hyperlink r:id="rId41">
-        <w:r>
-          <w:rPr>
-            <w:lang w:val="sw_KE" w:bidi="sw_KE"/>
-          </w:rPr>
-          <w:rPr>
-            <w:color w:val="0000EE"/>
-            <w:u w:val="single"/>
-          </w:rPr>
-          <w:t>39</w:t>
-        </w:r>
-      </w:hyperlink>
-      <w:r>
-        <w:rPr>
-          <w:lang w:val="sw_KE" w:bidi="sw_KE"/>
-        </w:rPr>
-        <w:t xml:space="preserve">; </w:t>
-      </w:r>
-      <w:hyperlink r:id="rId42">
-        <w:r>
-          <w:rPr>
-            <w:lang w:val="sw_KE" w:bidi="sw_KE"/>
-          </w:rPr>
-          <w:rPr>
-            <w:color w:val="0000EE"/>
-            <w:u w:val="single"/>
-          </w:rPr>
-          <w:t>49</w:t>
-        </w:r>
-      </w:hyperlink>
-      <w:r>
-        <w:rPr>
-          <w:lang w:val="sw_KE" w:bidi="sw_KE"/>
-        </w:rPr>
-        <w:t xml:space="preserve">; </w:t>
-      </w:r>
-      <w:hyperlink r:id="rId43">
-        <w:r>
-          <w:rPr>
-            <w:lang w:val="sw_KE" w:bidi="sw_KE"/>
-          </w:rPr>
-          <w:rPr>
-            <w:color w:val="0000EE"/>
-            <w:u w:val="single"/>
-          </w:rPr>
-          <w:t>73</w:t>
-        </w:r>
-      </w:hyperlink>
-      <w:r>
-        <w:rPr>
-          <w:lang w:val="sw_KE" w:bidi="sw_KE"/>
-        </w:rPr>
-        <w:t xml:space="preserve">; </w:t>
-      </w:r>
-      <w:hyperlink r:id="rId44">
-        <w:r>
-          <w:rPr>
-            <w:lang w:val="sw_KE" w:bidi="sw_KE"/>
-          </w:rPr>
-          <w:rPr>
-            <w:color w:val="0000EE"/>
-            <w:u w:val="single"/>
-          </w:rPr>
-          <w:t>78</w:t>
-        </w:r>
-      </w:hyperlink>
-      <w:r>
-        <w:rPr>
-          <w:lang w:val="sw_KE" w:bidi="sw_KE"/>
-        </w:rPr>
-        <w:t xml:space="preserve">; </w:t>
-      </w:r>
-      <w:hyperlink r:id="rId45">
-        <w:r>
-          <w:rPr>
-            <w:lang w:val="sw_KE" w:bidi="sw_KE"/>
-          </w:rPr>
-          <w:rPr>
-            <w:color w:val="0000EE"/>
-            <w:u w:val="single"/>
-          </w:rPr>
-          <w:t>90</w:t>
-        </w:r>
-      </w:hyperlink>
-      <w:r>
-        <w:rPr>
-          <w:lang w:val="sw_KE" w:bidi="sw_KE"/>
-        </w:rPr>
-        <w:t xml:space="preserve">; </w:t>
-      </w:r>
-      <w:hyperlink r:id="rId46">
-        <w:r>
-          <w:rPr>
-            <w:lang w:val="sw_KE" w:bidi="sw_KE"/>
-          </w:rPr>
-          <w:rPr>
-            <w:color w:val="0000EE"/>
-            <w:u w:val="single"/>
-          </w:rPr>
-          <w:t>91</w:t>
-        </w:r>
-      </w:hyperlink>
-      <w:r>
-        <w:rPr>
-          <w:lang w:val="sw_KE" w:bidi="sw_KE"/>
-        </w:rPr>
-        <w:t xml:space="preserve">; </w:t>
-      </w:r>
-      <w:hyperlink r:id="rId47">
-        <w:r>
-          <w:rPr>
-            <w:lang w:val="sw_KE" w:bidi="sw_KE"/>
-          </w:rPr>
-          <w:rPr>
-            <w:color w:val="0000EE"/>
-            <w:u w:val="single"/>
-          </w:rPr>
-          <w:t>111</w:t>
-        </w:r>
-      </w:hyperlink>
-      <w:r>
-        <w:rPr>
-          <w:lang w:val="sw_KE" w:bidi="sw_KE"/>
-        </w:rPr>
-        <w:t xml:space="preserve">; </w:t>
-      </w:r>
-      <w:hyperlink r:id="rId48">
-        <w:r>
-          <w:rPr>
-            <w:lang w:val="sw_KE" w:bidi="sw_KE"/>
-          </w:rPr>
-          <w:rPr>
-            <w:color w:val="0000EE"/>
-            <w:u w:val="single"/>
-          </w:rPr>
-          <w:t>112</w:t>
-        </w:r>
-      </w:hyperlink>
-      <w:r>
-        <w:rPr>
-          <w:lang w:val="sw_KE" w:bidi="sw_KE"/>
-        </w:rPr>
-        <w:t xml:space="preserve">; </w:t>
-      </w:r>
-      <w:hyperlink r:id="rId49">
-        <w:r>
-          <w:rPr>
-            <w:lang w:val="sw_KE" w:bidi="sw_KE"/>
-          </w:rPr>
-          <w:rPr>
-            <w:color w:val="0000EE"/>
-            <w:u w:val="single"/>
-          </w:rPr>
-          <w:t>127</w:t>
-        </w:r>
-      </w:hyperlink>
-      <w:r>
-        <w:rPr>
-          <w:lang w:val="sw_KE" w:bidi="sw_KE"/>
-        </w:rPr>
-        <w:t xml:space="preserve">; </w:t>
-      </w:r>
-      <w:hyperlink r:id="rId50">
-        <w:r>
-          <w:rPr>
-            <w:lang w:val="sw_KE" w:bidi="sw_KE"/>
-          </w:rPr>
-          <w:rPr>
-            <w:color w:val="0000EE"/>
-            <w:u w:val="single"/>
-          </w:rPr>
-          <w:t>128</w:t>
-        </w:r>
-      </w:hyperlink>
-      <w:r>
-        <w:rPr>
-          <w:lang w:val="sw_KE" w:bidi="sw_KE"/>
-        </w:rPr>
-        <w:t xml:space="preserve">; </w:t>
-      </w:r>
-      <w:hyperlink r:id="rId51">
-        <w:r>
-          <w:rPr>
-            <w:lang w:val="sw_KE" w:bidi="sw_KE"/>
-          </w:rPr>
-          <w:rPr>
-            <w:color w:val="0000EE"/>
-            <w:u w:val="single"/>
-          </w:rPr>
-          <w:t>131</w:t>
-        </w:r>
-      </w:hyperlink>
-      <w:r>
-        <w:rPr>
-          <w:lang w:val="sw_KE" w:bidi="sw_KE"/>
-        </w:rPr>
-        <w:t xml:space="preserve">; </w:t>
-      </w:r>
-      <w:hyperlink r:id="rId52">
-        <w:r>
-          <w:rPr>
-            <w:lang w:val="sw_KE" w:bidi="sw_KE"/>
-          </w:rPr>
-          <w:rPr>
-            <w:color w:val="0000EE"/>
-            <w:u w:val="single"/>
-          </w:rPr>
-          <w:t>133</w:t>
-        </w:r>
-      </w:hyperlink>
-      <w:r>
-        <w:rPr>
-          <w:lang w:val="sw_KE" w:bidi="sw_KE"/>
-        </w:rPr>
-        <w:t xml:space="preserve">; </w:t>
-      </w:r>
-      <w:hyperlink r:id="rId53">
-        <w:r>
-          <w:rPr>
-            <w:lang w:val="sw_KE" w:bidi="sw_KE"/>
-          </w:rPr>
-          <w:rPr>
-            <w:color w:val="0000EE"/>
-            <w:u w:val="single"/>
-          </w:rPr>
-          <w:t>139</w:t>
-        </w:r>
-      </w:hyperlink>
+      <w:r>
+        <w:rPr>
+          <w:lang w:val="sw_KE" w:bidi="sw_KE"/>
+        </w:rPr>
+        <w:t>Zaburi 1</w:t>
+      </w:r>
+      <w:r>
+        <w:rPr>
+          <w:lang w:val="sw_KE" w:bidi="sw_KE"/>
+        </w:rPr>
+        <w:t xml:space="preserve">; </w:t>
+      </w:r>
+      <w:r>
+        <w:rPr>
+          <w:lang w:val="sw_KE" w:bidi="sw_KE"/>
+        </w:rPr>
+        <w:t>14</w:t>
+      </w:r>
+      <w:r>
+        <w:rPr>
+          <w:lang w:val="sw_KE" w:bidi="sw_KE"/>
+        </w:rPr>
+        <w:t xml:space="preserve">; </w:t>
+      </w:r>
+      <w:r>
+        <w:rPr>
+          <w:lang w:val="sw_KE" w:bidi="sw_KE"/>
+        </w:rPr>
+        <w:t>25</w:t>
+      </w:r>
+      <w:r>
+        <w:rPr>
+          <w:lang w:val="sw_KE" w:bidi="sw_KE"/>
+        </w:rPr>
+        <w:t xml:space="preserve">; </w:t>
+      </w:r>
+      <w:r>
+        <w:rPr>
+          <w:lang w:val="sw_KE" w:bidi="sw_KE"/>
+        </w:rPr>
+        <w:t>34</w:t>
+      </w:r>
+      <w:r>
+        <w:rPr>
+          <w:lang w:val="sw_KE" w:bidi="sw_KE"/>
+        </w:rPr>
+        <w:t xml:space="preserve">; </w:t>
+      </w:r>
+      <w:r>
+        <w:rPr>
+          <w:lang w:val="sw_KE" w:bidi="sw_KE"/>
+        </w:rPr>
+        <w:t>37</w:t>
+      </w:r>
+      <w:r>
+        <w:rPr>
+          <w:lang w:val="sw_KE" w:bidi="sw_KE"/>
+        </w:rPr>
+        <w:t xml:space="preserve">; </w:t>
+      </w:r>
+      <w:r>
+        <w:rPr>
+          <w:lang w:val="sw_KE" w:bidi="sw_KE"/>
+        </w:rPr>
+        <w:t>39</w:t>
+      </w:r>
+      <w:r>
+        <w:rPr>
+          <w:lang w:val="sw_KE" w:bidi="sw_KE"/>
+        </w:rPr>
+        <w:t xml:space="preserve">; </w:t>
+      </w:r>
+      <w:r>
+        <w:rPr>
+          <w:lang w:val="sw_KE" w:bidi="sw_KE"/>
+        </w:rPr>
+        <w:t>49</w:t>
+      </w:r>
+      <w:r>
+        <w:rPr>
+          <w:lang w:val="sw_KE" w:bidi="sw_KE"/>
+        </w:rPr>
+        <w:t xml:space="preserve">; </w:t>
+      </w:r>
+      <w:r>
+        <w:rPr>
+          <w:lang w:val="sw_KE" w:bidi="sw_KE"/>
+        </w:rPr>
+        <w:t>73</w:t>
+      </w:r>
+      <w:r>
+        <w:rPr>
+          <w:lang w:val="sw_KE" w:bidi="sw_KE"/>
+        </w:rPr>
+        <w:t xml:space="preserve">; </w:t>
+      </w:r>
+      <w:r>
+        <w:rPr>
+          <w:lang w:val="sw_KE" w:bidi="sw_KE"/>
+        </w:rPr>
+        <w:t>78</w:t>
+      </w:r>
+      <w:r>
+        <w:rPr>
+          <w:lang w:val="sw_KE" w:bidi="sw_KE"/>
+        </w:rPr>
+        <w:t xml:space="preserve">; </w:t>
+      </w:r>
+      <w:r>
+        <w:rPr>
+          <w:lang w:val="sw_KE" w:bidi="sw_KE"/>
+        </w:rPr>
+        <w:t>90</w:t>
+      </w:r>
+      <w:r>
+        <w:rPr>
+          <w:lang w:val="sw_KE" w:bidi="sw_KE"/>
+        </w:rPr>
+        <w:t xml:space="preserve">; </w:t>
+      </w:r>
+      <w:r>
+        <w:rPr>
+          <w:lang w:val="sw_KE" w:bidi="sw_KE"/>
+        </w:rPr>
+        <w:t>91</w:t>
+      </w:r>
+      <w:r>
+        <w:rPr>
+          <w:lang w:val="sw_KE" w:bidi="sw_KE"/>
+        </w:rPr>
+        <w:t xml:space="preserve">; </w:t>
+      </w:r>
+      <w:r>
+        <w:rPr>
+          <w:lang w:val="sw_KE" w:bidi="sw_KE"/>
+        </w:rPr>
+        <w:t>111</w:t>
+      </w:r>
+      <w:r>
+        <w:rPr>
+          <w:lang w:val="sw_KE" w:bidi="sw_KE"/>
+        </w:rPr>
+        <w:t xml:space="preserve">; </w:t>
+      </w:r>
+      <w:r>
+        <w:rPr>
+          <w:lang w:val="sw_KE" w:bidi="sw_KE"/>
+        </w:rPr>
+        <w:t>112</w:t>
+      </w:r>
+      <w:r>
+        <w:rPr>
+          <w:lang w:val="sw_KE" w:bidi="sw_KE"/>
+        </w:rPr>
+        <w:t xml:space="preserve">; </w:t>
+      </w:r>
+      <w:r>
+        <w:rPr>
+          <w:lang w:val="sw_KE" w:bidi="sw_KE"/>
+        </w:rPr>
+        <w:t>127</w:t>
+      </w:r>
+      <w:r>
+        <w:rPr>
+          <w:lang w:val="sw_KE" w:bidi="sw_KE"/>
+        </w:rPr>
+        <w:t xml:space="preserve">; </w:t>
+      </w:r>
+      <w:r>
+        <w:rPr>
+          <w:lang w:val="sw_KE" w:bidi="sw_KE"/>
+        </w:rPr>
+        <w:t>128</w:t>
+      </w:r>
+      <w:r>
+        <w:rPr>
+          <w:lang w:val="sw_KE" w:bidi="sw_KE"/>
+        </w:rPr>
+        <w:t xml:space="preserve">; </w:t>
+      </w:r>
+      <w:r>
+        <w:rPr>
+          <w:lang w:val="sw_KE" w:bidi="sw_KE"/>
+        </w:rPr>
+        <w:t>131</w:t>
+      </w:r>
+      <w:r>
+        <w:rPr>
+          <w:lang w:val="sw_KE" w:bidi="sw_KE"/>
+        </w:rPr>
+        <w:t xml:space="preserve">; </w:t>
+      </w:r>
+      <w:r>
+        <w:rPr>
+          <w:lang w:val="sw_KE" w:bidi="sw_KE"/>
+        </w:rPr>
+        <w:t>133</w:t>
+      </w:r>
+      <w:r>
+        <w:rPr>
+          <w:lang w:val="sw_KE" w:bidi="sw_KE"/>
+        </w:rPr>
+        <w:t xml:space="preserve">; </w:t>
+      </w:r>
+      <w:r>
+        <w:rPr>
+          <w:lang w:val="sw_KE" w:bidi="sw_KE"/>
+        </w:rPr>
+        <w:t>139</w:t>
+      </w:r>
       <w:r>
         <w:rPr>
           <w:lang w:val="sw_KE" w:bidi="sw_KE"/>
         </w:rPr>
         <w:t xml:space="preserve">). Zaburi nyingine nyingi zinajumuisha mafundisho ya hekima (tazama </w:t>
       </w:r>
-      <w:hyperlink r:id="rId54">
-        <w:r>
-          <w:rPr>
-            <w:lang w:val="sw_KE" w:bidi="sw_KE"/>
-          </w:rPr>
-          <w:rPr>
-            <w:color w:val="0000EE"/>
-            <w:u w:val="single"/>
-          </w:rPr>
-          <w:t>18</w:t>
-        </w:r>
-      </w:hyperlink>
-      <w:r>
-        <w:rPr>
-          <w:lang w:val="sw_KE" w:bidi="sw_KE"/>
-        </w:rPr>
-        <w:t xml:space="preserve">; </w:t>
-      </w:r>
-      <w:hyperlink r:id="rId55">
-        <w:r>
-          <w:rPr>
-            <w:lang w:val="sw_KE" w:bidi="sw_KE"/>
-          </w:rPr>
-          <w:rPr>
-            <w:color w:val="0000EE"/>
-            <w:u w:val="single"/>
-          </w:rPr>
-          <w:t>27</w:t>
-        </w:r>
-      </w:hyperlink>
-      <w:r>
-        <w:rPr>
-          <w:lang w:val="sw_KE" w:bidi="sw_KE"/>
-        </w:rPr>
-        <w:t xml:space="preserve">; </w:t>
-      </w:r>
-      <w:hyperlink r:id="rId56">
-        <w:r>
-          <w:rPr>
-            <w:lang w:val="sw_KE" w:bidi="sw_KE"/>
-          </w:rPr>
-          <w:rPr>
-            <w:color w:val="0000EE"/>
-            <w:u w:val="single"/>
-          </w:rPr>
-          <w:t>31</w:t>
-        </w:r>
-      </w:hyperlink>
-      <w:r>
-        <w:rPr>
-          <w:lang w:val="sw_KE" w:bidi="sw_KE"/>
-        </w:rPr>
-        <w:t xml:space="preserve">; </w:t>
-      </w:r>
-      <w:hyperlink r:id="rId57">
-        <w:r>
-          <w:rPr>
-            <w:lang w:val="sw_KE" w:bidi="sw_KE"/>
-          </w:rPr>
-          <w:rPr>
-            <w:color w:val="0000EE"/>
-            <w:u w:val="single"/>
-          </w:rPr>
-          <w:t>32</w:t>
-        </w:r>
-      </w:hyperlink>
-      <w:r>
-        <w:rPr>
-          <w:lang w:val="sw_KE" w:bidi="sw_KE"/>
-        </w:rPr>
-        <w:t xml:space="preserve">; </w:t>
-      </w:r>
-      <w:hyperlink r:id="rId31">
-        <w:r>
-          <w:rPr>
-            <w:lang w:val="sw_KE" w:bidi="sw_KE"/>
-          </w:rPr>
-          <w:rPr>
-            <w:color w:val="0000EE"/>
-            <w:u w:val="single"/>
-          </w:rPr>
-          <w:t>40</w:t>
-        </w:r>
-      </w:hyperlink>
-      <w:r>
-        <w:rPr>
-          <w:lang w:val="sw_KE" w:bidi="sw_KE"/>
-        </w:rPr>
-        <w:t xml:space="preserve">; </w:t>
-      </w:r>
-      <w:hyperlink r:id="rId58">
-        <w:r>
-          <w:rPr>
-            <w:lang w:val="sw_KE" w:bidi="sw_KE"/>
-          </w:rPr>
-          <w:rPr>
-            <w:color w:val="0000EE"/>
-            <w:u w:val="single"/>
-          </w:rPr>
-          <w:t>62</w:t>
-        </w:r>
-      </w:hyperlink>
-      <w:r>
-        <w:rPr>
-          <w:lang w:val="sw_KE" w:bidi="sw_KE"/>
-        </w:rPr>
-        <w:t xml:space="preserve">; </w:t>
-      </w:r>
-      <w:hyperlink r:id="rId59">
-        <w:r>
-          <w:rPr>
-            <w:lang w:val="sw_KE" w:bidi="sw_KE"/>
-          </w:rPr>
-          <w:rPr>
-            <w:color w:val="0000EE"/>
-            <w:u w:val="single"/>
-          </w:rPr>
-          <w:t>92</w:t>
-        </w:r>
-      </w:hyperlink>
-      <w:r>
-        <w:rPr>
-          <w:lang w:val="sw_KE" w:bidi="sw_KE"/>
-        </w:rPr>
-        <w:t xml:space="preserve">; </w:t>
-      </w:r>
-      <w:hyperlink r:id="rId60">
-        <w:r>
-          <w:rPr>
-            <w:lang w:val="sw_KE" w:bidi="sw_KE"/>
-          </w:rPr>
-          <w:rPr>
-            <w:color w:val="0000EE"/>
-            <w:u w:val="single"/>
-          </w:rPr>
-          <w:t>94</w:t>
-        </w:r>
-      </w:hyperlink>
-      <w:r>
-        <w:rPr>
-          <w:lang w:val="sw_KE" w:bidi="sw_KE"/>
-        </w:rPr>
-        <w:t xml:space="preserve">; </w:t>
-      </w:r>
-      <w:hyperlink r:id="rId61">
-        <w:r>
-          <w:rPr>
-            <w:lang w:val="sw_KE" w:bidi="sw_KE"/>
-          </w:rPr>
-          <w:rPr>
-            <w:color w:val="0000EE"/>
-            <w:u w:val="single"/>
-          </w:rPr>
-          <w:t>107</w:t>
-        </w:r>
-      </w:hyperlink>
-      <w:r>
-        <w:rPr>
-          <w:lang w:val="sw_KE" w:bidi="sw_KE"/>
-        </w:rPr>
-        <w:t xml:space="preserve">; </w:t>
-      </w:r>
-      <w:hyperlink r:id="rId62">
-        <w:r>
-          <w:rPr>
-            <w:lang w:val="sw_KE" w:bidi="sw_KE"/>
-          </w:rPr>
-          <w:rPr>
-            <w:color w:val="0000EE"/>
-            <w:u w:val="single"/>
-          </w:rPr>
-          <w:t>144</w:t>
-        </w:r>
-      </w:hyperlink>
-      <w:r>
-        <w:rPr>
-          <w:lang w:val="sw_KE" w:bidi="sw_KE"/>
-        </w:rPr>
-        <w:t xml:space="preserve">; </w:t>
-      </w:r>
-      <w:hyperlink r:id="rId63">
-        <w:r>
-          <w:rPr>
-            <w:lang w:val="sw_KE" w:bidi="sw_KE"/>
-          </w:rPr>
-          <w:rPr>
-            <w:color w:val="0000EE"/>
-            <w:u w:val="single"/>
-          </w:rPr>
-          <w:t>146</w:t>
-        </w:r>
-      </w:hyperlink>
+      <w:r>
+        <w:rPr>
+          <w:lang w:val="sw_KE" w:bidi="sw_KE"/>
+        </w:rPr>
+        <w:t>18</w:t>
+      </w:r>
+      <w:r>
+        <w:rPr>
+          <w:lang w:val="sw_KE" w:bidi="sw_KE"/>
+        </w:rPr>
+        <w:t xml:space="preserve">; </w:t>
+      </w:r>
+      <w:r>
+        <w:rPr>
+          <w:lang w:val="sw_KE" w:bidi="sw_KE"/>
+        </w:rPr>
+        <w:t>27</w:t>
+      </w:r>
+      <w:r>
+        <w:rPr>
+          <w:lang w:val="sw_KE" w:bidi="sw_KE"/>
+        </w:rPr>
+        <w:t xml:space="preserve">; </w:t>
+      </w:r>
+      <w:r>
+        <w:rPr>
+          <w:lang w:val="sw_KE" w:bidi="sw_KE"/>
+        </w:rPr>
+        <w:t>31</w:t>
+      </w:r>
+      <w:r>
+        <w:rPr>
+          <w:lang w:val="sw_KE" w:bidi="sw_KE"/>
+        </w:rPr>
+        <w:t xml:space="preserve">; </w:t>
+      </w:r>
+      <w:r>
+        <w:rPr>
+          <w:lang w:val="sw_KE" w:bidi="sw_KE"/>
+        </w:rPr>
+        <w:t>32</w:t>
+      </w:r>
+      <w:r>
+        <w:rPr>
+          <w:lang w:val="sw_KE" w:bidi="sw_KE"/>
+        </w:rPr>
+        <w:t xml:space="preserve">; </w:t>
+      </w:r>
+      <w:r>
+        <w:rPr>
+          <w:lang w:val="sw_KE" w:bidi="sw_KE"/>
+        </w:rPr>
+        <w:t>40</w:t>
+      </w:r>
+      <w:r>
+        <w:rPr>
+          <w:lang w:val="sw_KE" w:bidi="sw_KE"/>
+        </w:rPr>
+        <w:t xml:space="preserve">; </w:t>
+      </w:r>
+      <w:r>
+        <w:rPr>
+          <w:lang w:val="sw_KE" w:bidi="sw_KE"/>
+        </w:rPr>
+        <w:t>62</w:t>
+      </w:r>
+      <w:r>
+        <w:rPr>
+          <w:lang w:val="sw_KE" w:bidi="sw_KE"/>
+        </w:rPr>
+        <w:t xml:space="preserve">; </w:t>
+      </w:r>
+      <w:r>
+        <w:rPr>
+          <w:lang w:val="sw_KE" w:bidi="sw_KE"/>
+        </w:rPr>
+        <w:t>92</w:t>
+      </w:r>
+      <w:r>
+        <w:rPr>
+          <w:lang w:val="sw_KE" w:bidi="sw_KE"/>
+        </w:rPr>
+        <w:t xml:space="preserve">; </w:t>
+      </w:r>
+      <w:r>
+        <w:rPr>
+          <w:lang w:val="sw_KE" w:bidi="sw_KE"/>
+        </w:rPr>
+        <w:t>94</w:t>
+      </w:r>
+      <w:r>
+        <w:rPr>
+          <w:lang w:val="sw_KE" w:bidi="sw_KE"/>
+        </w:rPr>
+        <w:t xml:space="preserve">; </w:t>
+      </w:r>
+      <w:r>
+        <w:rPr>
+          <w:lang w:val="sw_KE" w:bidi="sw_KE"/>
+        </w:rPr>
+        <w:t>107</w:t>
+      </w:r>
+      <w:r>
+        <w:rPr>
+          <w:lang w:val="sw_KE" w:bidi="sw_KE"/>
+        </w:rPr>
+        <w:t xml:space="preserve">; </w:t>
+      </w:r>
+      <w:r>
+        <w:rPr>
+          <w:lang w:val="sw_KE" w:bidi="sw_KE"/>
+        </w:rPr>
+        <w:t>144</w:t>
+      </w:r>
+      <w:r>
+        <w:rPr>
+          <w:lang w:val="sw_KE" w:bidi="sw_KE"/>
+        </w:rPr>
+        <w:t xml:space="preserve">; </w:t>
+      </w:r>
+      <w:r>
+        <w:rPr>
+          <w:lang w:val="sw_KE" w:bidi="sw_KE"/>
+        </w:rPr>
+        <w:t>146</w:t>
+      </w:r>
       <w:r>
         <w:rPr>
           <w:lang w:val="sw_KE" w:bidi="sw_KE"/>
@@ -1460,108 +1112,72 @@
         </w:rPr>
         <w:t>Katika Israeli, hekima ililenga maeneo haya lakini ilisisitiza "hofu ya BWANA." Mungu ni kitovu cha maisha, na kumwogopa kunaleta hekima (</w:t>
       </w:r>
-      <w:hyperlink r:id="rId64">
-        <w:r>
-          <w:rPr>
-            <w:lang w:val="sw_KE" w:bidi="sw_KE"/>
-          </w:rPr>
-          <w:rPr>
-            <w:color w:val="0000EE"/>
-            <w:u w:val="single"/>
-          </w:rPr>
-          <w:t>111:10</w:t>
-        </w:r>
-      </w:hyperlink>
+      <w:r>
+        <w:rPr>
+          <w:lang w:val="sw_KE" w:bidi="sw_KE"/>
+        </w:rPr>
+        <w:t>111:10</w:t>
+      </w:r>
       <w:r>
         <w:rPr>
           <w:lang w:val="sw_KE" w:bidi="sw_KE"/>
         </w:rPr>
         <w:t>). "Hofu ya BWANA" inamaanisha kujisalimisha kikamilifu na kumtumaini yeye (</w:t>
       </w:r>
-      <w:hyperlink r:id="rId65">
-        <w:r>
-          <w:rPr>
-            <w:lang w:val="sw_KE" w:bidi="sw_KE"/>
-          </w:rPr>
-          <w:rPr>
-            <w:color w:val="0000EE"/>
-            <w:u w:val="single"/>
-          </w:rPr>
-          <w:t>115:11</w:t>
-        </w:r>
-      </w:hyperlink>
+      <w:r>
+        <w:rPr>
+          <w:lang w:val="sw_KE" w:bidi="sw_KE"/>
+        </w:rPr>
+        <w:t>115:11</w:t>
+      </w:r>
       <w:r>
         <w:rPr>
           <w:lang w:val="sw_KE" w:bidi="sw_KE"/>
         </w:rPr>
         <w:t xml:space="preserve">; tazama pia </w:t>
       </w:r>
-      <w:hyperlink r:id="rId66">
-        <w:r>
-          <w:rPr>
-            <w:lang w:val="sw_KE" w:bidi="sw_KE"/>
-          </w:rPr>
-          <w:rPr>
-            <w:color w:val="0000EE"/>
-            <w:u w:val="single"/>
-          </w:rPr>
-          <w:t>40:3</w:t>
-        </w:r>
-      </w:hyperlink>
-      <w:r>
-        <w:rPr>
-          <w:lang w:val="sw_KE" w:bidi="sw_KE"/>
-        </w:rPr>
-        <w:t xml:space="preserve">; </w:t>
-      </w:r>
-      <w:hyperlink r:id="rId67">
-        <w:r>
-          <w:rPr>
-            <w:lang w:val="sw_KE" w:bidi="sw_KE"/>
-          </w:rPr>
-          <w:rPr>
-            <w:color w:val="0000EE"/>
-            <w:u w:val="single"/>
-          </w:rPr>
-          <w:t>112:7</w:t>
-        </w:r>
-      </w:hyperlink>
+      <w:r>
+        <w:rPr>
+          <w:lang w:val="sw_KE" w:bidi="sw_KE"/>
+        </w:rPr>
+        <w:t>40:3</w:t>
+      </w:r>
+      <w:r>
+        <w:rPr>
+          <w:lang w:val="sw_KE" w:bidi="sw_KE"/>
+        </w:rPr>
+        <w:t xml:space="preserve">; </w:t>
+      </w:r>
+      <w:r>
+        <w:rPr>
+          <w:lang w:val="sw_KE" w:bidi="sw_KE"/>
+        </w:rPr>
+        <w:t>112:7</w:t>
+      </w:r>
       <w:r>
         <w:rPr>
           <w:lang w:val="sw_KE" w:bidi="sw_KE"/>
         </w:rPr>
         <w:t>). Hii inasababisha maisha safi (</w:t>
       </w:r>
-      <w:hyperlink r:id="rId68">
-        <w:r>
-          <w:rPr>
-            <w:lang w:val="sw_KE" w:bidi="sw_KE"/>
-          </w:rPr>
-          <w:rPr>
-            <w:color w:val="0000EE"/>
-            <w:u w:val="single"/>
-          </w:rPr>
-          <w:t>19:9</w:t>
-        </w:r>
-      </w:hyperlink>
+      <w:r>
+        <w:rPr>
+          <w:lang w:val="sw_KE" w:bidi="sw_KE"/>
+        </w:rPr>
+        <w:t>19:9</w:t>
+      </w:r>
       <w:r>
         <w:rPr>
           <w:lang w:val="sw_KE" w:bidi="sw_KE"/>
         </w:rPr>
         <w:t xml:space="preserve">). </w:t>
       </w:r>
-      <w:hyperlink r:id="rId39">
-        <w:r>
-          <w:rPr>
-            <w:lang w:val="sw_KE" w:bidi="sw_KE"/>
-          </w:rPr>
-          <w:rPr>
-            <w:color w:val="0000EE"/>
-            <w:u w:val="single"/>
-          </w:rPr>
-          <w:t>Zaburi 34</w:t>
-        </w:r>
-      </w:hyperlink>
+      <w:r>
+        <w:rPr>
+          <w:lang w:val="sw_KE" w:bidi="sw_KE"/>
+        </w:rPr>
+        <w:t>Zaburi 34</w:t>
+      </w:r>
       <w:r>
         <w:rPr>
           <w:lang w:val="sw_KE" w:bidi="sw_KE"/>
@@ -1582,18 +1198,12 @@
         </w:rPr>
         <w:t xml:space="preserve">Maisha ya hekima yanamaanisha kuishi kwa njia inayompendeza Mungu. </w:t>
       </w:r>
-      <w:hyperlink r:id="rId36">
-        <w:r>
-          <w:rPr>
-            <w:lang w:val="sw_KE" w:bidi="sw_KE"/>
-          </w:rPr>
-          <w:rPr>
-            <w:color w:val="0000EE"/>
-            <w:u w:val="single"/>
-          </w:rPr>
-          <w:t>Zaburi 1</w:t>
-        </w:r>
-      </w:hyperlink>
+      <w:r>
+        <w:rPr>
+          <w:lang w:val="sw_KE" w:bidi="sw_KE"/>
+        </w:rPr>
+        <w:t>Zaburi 1</w:t>
+      </w:r>
       <w:r>
         <w:rPr>
           <w:lang w:val="sw_KE" w:bidi="sw_KE"/>
@@ -1614,90 +1224,60 @@
         </w:rPr>
         <w:t>Hekima huongeza mtazamo wa mtu kuhusu maisha. Mtu mwenye hekima anataka kuona maisha kutoka kwa mtazamo wa Mungu. Utafutaji huu unahusisha kuishi kwa unyenyekevu na uaminifu chini ya mfalme mkuu ambaye anaweka uumbaji katika mpangilio na maelewano. Kumtafuta Mungu kunakuza maisha yenye mpangilio na amani na kunahimiza utiifu (</w:t>
       </w:r>
-      <w:hyperlink r:id="rId69">
-        <w:r>
-          <w:rPr>
-            <w:lang w:val="sw_KE" w:bidi="sw_KE"/>
-          </w:rPr>
-          <w:rPr>
-            <w:color w:val="0000EE"/>
-            <w:u w:val="single"/>
-          </w:rPr>
-          <w:t>19:7</w:t>
-        </w:r>
-      </w:hyperlink>
-      <w:r>
-        <w:rPr>
-          <w:lang w:val="sw_KE" w:bidi="sw_KE"/>
-        </w:rPr>
-        <w:t xml:space="preserve">; </w:t>
-      </w:r>
-      <w:hyperlink r:id="rId70">
-        <w:r>
-          <w:rPr>
-            <w:lang w:val="sw_KE" w:bidi="sw_KE"/>
-          </w:rPr>
-          <w:rPr>
-            <w:color w:val="0000EE"/>
-            <w:u w:val="single"/>
-          </w:rPr>
-          <w:t>25:12</w:t>
-        </w:r>
-      </w:hyperlink>
-      <w:r>
-        <w:rPr>
-          <w:lang w:val="sw_KE" w:bidi="sw_KE"/>
-        </w:rPr>
-        <w:t xml:space="preserve">; </w:t>
-      </w:r>
-      <w:hyperlink r:id="rId71">
-        <w:r>
-          <w:rPr>
-            <w:lang w:val="sw_KE" w:bidi="sw_KE"/>
-          </w:rPr>
-          <w:rPr>
-            <w:color w:val="0000EE"/>
-            <w:u w:val="single"/>
-          </w:rPr>
-          <w:t>51:6</w:t>
-        </w:r>
-      </w:hyperlink>
-      <w:r>
-        <w:rPr>
-          <w:lang w:val="sw_KE" w:bidi="sw_KE"/>
-        </w:rPr>
-        <w:t xml:space="preserve">; </w:t>
-      </w:r>
-      <w:hyperlink r:id="rId72">
-        <w:r>
-          <w:rPr>
-            <w:lang w:val="sw_KE" w:bidi="sw_KE"/>
-          </w:rPr>
-          <w:rPr>
-            <w:color w:val="0000EE"/>
-            <w:u w:val="single"/>
-          </w:rPr>
-          <w:t>112:1</w:t>
-        </w:r>
-      </w:hyperlink>
-      <w:r>
-        <w:rPr>
-          <w:lang w:val="sw_KE" w:bidi="sw_KE"/>
-        </w:rPr>
-        <w:t xml:space="preserve">; </w:t>
-      </w:r>
-      <w:hyperlink r:id="rId73">
-        <w:r>
-          <w:rPr>
-            <w:lang w:val="sw_KE" w:bidi="sw_KE"/>
-          </w:rPr>
-          <w:rPr>
-            <w:color w:val="0000EE"/>
-            <w:u w:val="single"/>
-          </w:rPr>
-          <w:t>119:98–100</w:t>
-        </w:r>
-      </w:hyperlink>
+      <w:r>
+        <w:rPr>
+          <w:lang w:val="sw_KE" w:bidi="sw_KE"/>
+        </w:rPr>
+        <w:t>19:7</w:t>
+      </w:r>
+      <w:r>
+        <w:rPr>
+          <w:lang w:val="sw_KE" w:bidi="sw_KE"/>
+        </w:rPr>
+        <w:t xml:space="preserve">; </w:t>
+      </w:r>
+      <w:r>
+        <w:rPr>
+          <w:lang w:val="sw_KE" w:bidi="sw_KE"/>
+        </w:rPr>
+        <w:t>25:12</w:t>
+      </w:r>
+      <w:r>
+        <w:rPr>
+          <w:lang w:val="sw_KE" w:bidi="sw_KE"/>
+        </w:rPr>
+        <w:t xml:space="preserve">; </w:t>
+      </w:r>
+      <w:r>
+        <w:rPr>
+          <w:lang w:val="sw_KE" w:bidi="sw_KE"/>
+        </w:rPr>
+        <w:t>51:6</w:t>
+      </w:r>
+      <w:r>
+        <w:rPr>
+          <w:lang w:val="sw_KE" w:bidi="sw_KE"/>
+        </w:rPr>
+        <w:t xml:space="preserve">; </w:t>
+      </w:r>
+      <w:r>
+        <w:rPr>
+          <w:lang w:val="sw_KE" w:bidi="sw_KE"/>
+        </w:rPr>
+        <w:t>112:1</w:t>
+      </w:r>
+      <w:r>
+        <w:rPr>
+          <w:lang w:val="sw_KE" w:bidi="sw_KE"/>
+        </w:rPr>
+        <w:t xml:space="preserve">; </w:t>
+      </w:r>
+      <w:r>
+        <w:rPr>
+          <w:lang w:val="sw_KE" w:bidi="sw_KE"/>
+        </w:rPr>
+        <w:t>119:98–100</w:t>
+      </w:r>
       <w:r>
         <w:rPr>
           <w:lang w:val="sw_KE" w:bidi="sw_KE"/>
@@ -1718,126 +1298,84 @@
         </w:rPr>
         <w:t xml:space="preserve">Wenye hekima wanaiga Mungu, na maisha yao yana furaha hata wakati wa matatizo. Wanamsifu Bwana katika hali zote za maisha (tazama </w:t>
       </w:r>
-      <w:hyperlink r:id="rId74">
-        <w:r>
-          <w:rPr>
-            <w:lang w:val="sw_KE" w:bidi="sw_KE"/>
-          </w:rPr>
-          <w:rPr>
-            <w:color w:val="0000EE"/>
-            <w:u w:val="single"/>
-          </w:rPr>
-          <w:t>22:23</w:t>
-        </w:r>
-      </w:hyperlink>
+      <w:r>
+        <w:rPr>
+          <w:lang w:val="sw_KE" w:bidi="sw_KE"/>
+        </w:rPr>
+        <w:t>22:23</w:t>
+      </w:r>
       <w:r>
         <w:rPr>
           <w:lang w:val="sw_KE" w:bidi="sw_KE"/>
         </w:rPr>
         <w:t xml:space="preserve">, </w:t>
       </w:r>
-      <w:hyperlink r:id="rId75">
-        <w:r>
-          <w:rPr>
-            <w:lang w:val="sw_KE" w:bidi="sw_KE"/>
-          </w:rPr>
-          <w:rPr>
-            <w:color w:val="0000EE"/>
-            <w:u w:val="single"/>
-          </w:rPr>
-          <w:t>25</w:t>
-        </w:r>
-      </w:hyperlink>
+      <w:r>
+        <w:rPr>
+          <w:lang w:val="sw_KE" w:bidi="sw_KE"/>
+        </w:rPr>
+        <w:t>25</w:t>
+      </w:r>
       <w:r>
         <w:rPr>
           <w:lang w:val="sw_KE" w:bidi="sw_KE"/>
         </w:rPr>
         <w:t>). Wanapitia maisha kwa ujasiri kwa sababu Bwana yuko pamoja nao (</w:t>
       </w:r>
-      <w:hyperlink r:id="rId76">
-        <w:r>
-          <w:rPr>
-            <w:lang w:val="sw_KE" w:bidi="sw_KE"/>
-          </w:rPr>
-          <w:rPr>
-            <w:color w:val="0000EE"/>
-            <w:u w:val="single"/>
-          </w:rPr>
-          <w:t>23:4</w:t>
-        </w:r>
-      </w:hyperlink>
-      <w:r>
-        <w:rPr>
-          <w:lang w:val="sw_KE" w:bidi="sw_KE"/>
-        </w:rPr>
-        <w:t xml:space="preserve">; </w:t>
-      </w:r>
-      <w:hyperlink r:id="rId77">
-        <w:r>
-          <w:rPr>
-            <w:lang w:val="sw_KE" w:bidi="sw_KE"/>
-          </w:rPr>
-          <w:rPr>
-            <w:color w:val="0000EE"/>
-            <w:u w:val="single"/>
-          </w:rPr>
-          <w:t>27:1</w:t>
-        </w:r>
-      </w:hyperlink>
+      <w:r>
+        <w:rPr>
+          <w:lang w:val="sw_KE" w:bidi="sw_KE"/>
+        </w:rPr>
+        <w:t>23:4</w:t>
+      </w:r>
+      <w:r>
+        <w:rPr>
+          <w:lang w:val="sw_KE" w:bidi="sw_KE"/>
+        </w:rPr>
+        <w:t xml:space="preserve">; </w:t>
+      </w:r>
+      <w:r>
+        <w:rPr>
+          <w:lang w:val="sw_KE" w:bidi="sw_KE"/>
+        </w:rPr>
+        <w:t>27:1</w:t>
+      </w:r>
       <w:r>
         <w:rPr>
           <w:lang w:val="sw_KE" w:bidi="sw_KE"/>
         </w:rPr>
         <w:t xml:space="preserve">, </w:t>
       </w:r>
-      <w:hyperlink r:id="rId78">
-        <w:r>
-          <w:rPr>
-            <w:lang w:val="sw_KE" w:bidi="sw_KE"/>
-          </w:rPr>
-          <w:rPr>
-            <w:color w:val="0000EE"/>
-            <w:u w:val="single"/>
-          </w:rPr>
-          <w:t>3</w:t>
-        </w:r>
-      </w:hyperlink>
-      <w:r>
-        <w:rPr>
-          <w:lang w:val="sw_KE" w:bidi="sw_KE"/>
-        </w:rPr>
-        <w:t xml:space="preserve">; </w:t>
-      </w:r>
-      <w:hyperlink r:id="rId79">
-        <w:r>
-          <w:rPr>
-            <w:lang w:val="sw_KE" w:bidi="sw_KE"/>
-          </w:rPr>
-          <w:rPr>
-            <w:color w:val="0000EE"/>
-            <w:u w:val="single"/>
-          </w:rPr>
-          <w:t>33:18</w:t>
-        </w:r>
-      </w:hyperlink>
-      <w:r>
-        <w:rPr>
-          <w:lang w:val="sw_KE" w:bidi="sw_KE"/>
-        </w:rPr>
-        <w:t xml:space="preserve">; </w:t>
-      </w:r>
-      <w:hyperlink r:id="rId46">
-        <w:r>
-          <w:rPr>
-            <w:lang w:val="sw_KE" w:bidi="sw_KE"/>
-          </w:rPr>
-          <w:rPr>
-            <w:color w:val="0000EE"/>
-            <w:u w:val="single"/>
-          </w:rPr>
-          <w:t>91:1–16</w:t>
-        </w:r>
-      </w:hyperlink>
+      <w:r>
+        <w:rPr>
+          <w:lang w:val="sw_KE" w:bidi="sw_KE"/>
+        </w:rPr>
+        <w:t>3</w:t>
+      </w:r>
+      <w:r>
+        <w:rPr>
+          <w:lang w:val="sw_KE" w:bidi="sw_KE"/>
+        </w:rPr>
+        <w:t xml:space="preserve">; </w:t>
+      </w:r>
+      <w:r>
+        <w:rPr>
+          <w:lang w:val="sw_KE" w:bidi="sw_KE"/>
+        </w:rPr>
+        <w:t>33:18</w:t>
+      </w:r>
+      <w:r>
+        <w:rPr>
+          <w:lang w:val="sw_KE" w:bidi="sw_KE"/>
+        </w:rPr>
+        <w:t xml:space="preserve">; </w:t>
+      </w:r>
+      <w:r>
+        <w:rPr>
+          <w:lang w:val="sw_KE" w:bidi="sw_KE"/>
+        </w:rPr>
+        <w:t>91:1–16</w:t>
+      </w:r>
       <w:r>
         <w:rPr>
           <w:lang w:val="sw_KE" w:bidi="sw_KE"/>
@@ -1858,72 +1396,48 @@
         </w:rPr>
         <w:t>Maisha ya mpumbavu au mtu mwovu ni kinyume na maisha ya mwenye hekima. Watu hawa hujiona kuwa na nguvu na mara nyingi hujigamba kuhusu mafanikio yao. Hawakubali mipaka. Wanajigamba, wanakandamiza, wanaiba, na wanajaribu kuiba furaha ya wengine. Hawamwogopi Bwana (</w:t>
       </w:r>
-      <w:hyperlink r:id="rId80">
-        <w:r>
-          <w:rPr>
-            <w:lang w:val="sw_KE" w:bidi="sw_KE"/>
-          </w:rPr>
-          <w:rPr>
-            <w:color w:val="0000EE"/>
-            <w:u w:val="single"/>
-          </w:rPr>
-          <w:t>36:1</w:t>
-        </w:r>
-      </w:hyperlink>
-      <w:r>
-        <w:rPr>
-          <w:lang w:val="sw_KE" w:bidi="sw_KE"/>
-        </w:rPr>
-        <w:t xml:space="preserve">; </w:t>
-      </w:r>
-      <w:hyperlink r:id="rId81">
-        <w:r>
-          <w:rPr>
-            <w:lang w:val="sw_KE" w:bidi="sw_KE"/>
-          </w:rPr>
-          <w:rPr>
-            <w:color w:val="0000EE"/>
-            <w:u w:val="single"/>
-          </w:rPr>
-          <w:t>55:19</w:t>
-        </w:r>
-      </w:hyperlink>
+      <w:r>
+        <w:rPr>
+          <w:lang w:val="sw_KE" w:bidi="sw_KE"/>
+        </w:rPr>
+        <w:t>36:1</w:t>
+      </w:r>
+      <w:r>
+        <w:rPr>
+          <w:lang w:val="sw_KE" w:bidi="sw_KE"/>
+        </w:rPr>
+        <w:t xml:space="preserve">; </w:t>
+      </w:r>
+      <w:r>
+        <w:rPr>
+          <w:lang w:val="sw_KE" w:bidi="sw_KE"/>
+        </w:rPr>
+        <w:t>55:19</w:t>
+      </w:r>
       <w:r>
         <w:rPr>
           <w:lang w:val="sw_KE" w:bidi="sw_KE"/>
         </w:rPr>
         <w:t>). Washairi wa Israeli mara nyingi waliwaonya watu kuepuka maisha ya "mpumbavu," vinginevyo hukumu ya Mungu inaweza kuja kwao (</w:t>
       </w:r>
-      <w:hyperlink r:id="rId82">
-        <w:r>
-          <w:rPr>
-            <w:lang w:val="sw_KE" w:bidi="sw_KE"/>
-          </w:rPr>
-          <w:rPr>
-            <w:color w:val="0000EE"/>
-            <w:u w:val="single"/>
-          </w:rPr>
-          <w:t>2:10–11</w:t>
-        </w:r>
-      </w:hyperlink>
-      <w:r>
-        <w:rPr>
-          <w:lang w:val="sw_KE" w:bidi="sw_KE"/>
-        </w:rPr>
-        <w:t xml:space="preserve">; </w:t>
-      </w:r>
-      <w:hyperlink r:id="rId83">
-        <w:r>
-          <w:rPr>
-            <w:lang w:val="sw_KE" w:bidi="sw_KE"/>
-          </w:rPr>
-          <w:rPr>
-            <w:color w:val="0000EE"/>
-            <w:u w:val="single"/>
-          </w:rPr>
-          <w:t>94:8–10</w:t>
-        </w:r>
-      </w:hyperlink>
+      <w:r>
+        <w:rPr>
+          <w:lang w:val="sw_KE" w:bidi="sw_KE"/>
+        </w:rPr>
+        <w:t>2:10–11</w:t>
+      </w:r>
+      <w:r>
+        <w:rPr>
+          <w:lang w:val="sw_KE" w:bidi="sw_KE"/>
+        </w:rPr>
+        <w:t xml:space="preserve">; </w:t>
+      </w:r>
+      <w:r>
+        <w:rPr>
+          <w:lang w:val="sw_KE" w:bidi="sw_KE"/>
+        </w:rPr>
+        <w:t>94:8–10</w:t>
+      </w:r>
       <w:r>
         <w:rPr>
           <w:lang w:val="sw_KE" w:bidi="sw_KE"/>
@@ -1944,18 +1458,12 @@
         </w:rPr>
         <w:t>Yesu Kristo aliingia ulimwenguni kama Mungu katika mwili (yeye ni Mungu kamili na mwanadamu kamili kwa wakati mmoja). Anamiliki sifa zote za hekima. Kupitia yeye, tunaweza kuishi maisha yenye hekima (</w:t>
       </w:r>
-      <w:hyperlink r:id="rId84">
-        <w:r>
-          <w:rPr>
-            <w:lang w:val="sw_KE" w:bidi="sw_KE"/>
-          </w:rPr>
-          <w:rPr>
-            <w:color w:val="0000EE"/>
-            <w:u w:val="single"/>
-          </w:rPr>
-          <w:t>Wakolosai 2:2–3</w:t>
-        </w:r>
-      </w:hyperlink>
+      <w:r>
+        <w:rPr>
+          <w:lang w:val="sw_KE" w:bidi="sw_KE"/>
+        </w:rPr>
+        <w:t>Wakolosai 2:2–3</w:t>
+      </w:r>
       <w:r>
         <w:rPr>
           <w:lang w:val="sw_KE" w:bidi="sw_KE"/>
@@ -1985,324 +1493,216 @@
           <w:lang w:val="sw_KE" w:bidi="sw_KE"/>
         </w:rPr>
       </w:r>
-      <w:hyperlink r:id="rId36">
-        <w:r>
-          <w:rPr>
-            <w:lang w:val="sw_KE" w:bidi="sw_KE"/>
-          </w:rPr>
-          <w:rPr>
-            <w:color w:val="0000EE"/>
-            <w:u w:val="single"/>
-          </w:rPr>
-          <w:t>Zaburi 1</w:t>
-        </w:r>
-      </w:hyperlink>
-      <w:r>
-        <w:rPr>
-          <w:lang w:val="sw_KE" w:bidi="sw_KE"/>
-        </w:rPr>
-        <w:t xml:space="preserve">; </w:t>
-      </w:r>
-      <w:hyperlink r:id="rId37">
-        <w:r>
-          <w:rPr>
-            <w:lang w:val="sw_KE" w:bidi="sw_KE"/>
-          </w:rPr>
-          <w:rPr>
-            <w:color w:val="0000EE"/>
-            <w:u w:val="single"/>
-          </w:rPr>
-          <w:t>14</w:t>
-        </w:r>
-      </w:hyperlink>
-      <w:r>
-        <w:rPr>
-          <w:lang w:val="sw_KE" w:bidi="sw_KE"/>
-        </w:rPr>
-        <w:t xml:space="preserve">; </w:t>
-      </w:r>
-      <w:hyperlink r:id="rId38">
-        <w:r>
-          <w:rPr>
-            <w:lang w:val="sw_KE" w:bidi="sw_KE"/>
-          </w:rPr>
-          <w:rPr>
-            <w:color w:val="0000EE"/>
-            <w:u w:val="single"/>
-          </w:rPr>
-          <w:t>25</w:t>
-        </w:r>
-      </w:hyperlink>
-      <w:r>
-        <w:rPr>
-          <w:lang w:val="sw_KE" w:bidi="sw_KE"/>
-        </w:rPr>
-        <w:t xml:space="preserve">; </w:t>
-      </w:r>
-      <w:hyperlink r:id="rId39">
-        <w:r>
-          <w:rPr>
-            <w:lang w:val="sw_KE" w:bidi="sw_KE"/>
-          </w:rPr>
-          <w:rPr>
-            <w:color w:val="0000EE"/>
-            <w:u w:val="single"/>
-          </w:rPr>
-          <w:t>34</w:t>
-        </w:r>
-      </w:hyperlink>
-      <w:r>
-        <w:rPr>
-          <w:lang w:val="sw_KE" w:bidi="sw_KE"/>
-        </w:rPr>
-        <w:t xml:space="preserve">; </w:t>
-      </w:r>
-      <w:hyperlink r:id="rId40">
-        <w:r>
-          <w:rPr>
-            <w:lang w:val="sw_KE" w:bidi="sw_KE"/>
-          </w:rPr>
-          <w:rPr>
-            <w:color w:val="0000EE"/>
-            <w:u w:val="single"/>
-          </w:rPr>
-          <w:t>37</w:t>
-        </w:r>
-      </w:hyperlink>
-      <w:r>
-        <w:rPr>
-          <w:lang w:val="sw_KE" w:bidi="sw_KE"/>
-        </w:rPr>
-        <w:t xml:space="preserve">; </w:t>
-      </w:r>
-      <w:hyperlink r:id="rId41">
-        <w:r>
-          <w:rPr>
-            <w:lang w:val="sw_KE" w:bidi="sw_KE"/>
-          </w:rPr>
-          <w:rPr>
-            <w:color w:val="0000EE"/>
-            <w:u w:val="single"/>
-          </w:rPr>
-          <w:t>39</w:t>
-        </w:r>
-      </w:hyperlink>
-      <w:r>
-        <w:rPr>
-          <w:lang w:val="sw_KE" w:bidi="sw_KE"/>
-        </w:rPr>
-        <w:t xml:space="preserve">; </w:t>
-      </w:r>
-      <w:hyperlink r:id="rId42">
-        <w:r>
-          <w:rPr>
-            <w:lang w:val="sw_KE" w:bidi="sw_KE"/>
-          </w:rPr>
-          <w:rPr>
-            <w:color w:val="0000EE"/>
-            <w:u w:val="single"/>
-          </w:rPr>
-          <w:t>49</w:t>
-        </w:r>
-      </w:hyperlink>
-      <w:r>
-        <w:rPr>
-          <w:lang w:val="sw_KE" w:bidi="sw_KE"/>
-        </w:rPr>
-        <w:t xml:space="preserve">; </w:t>
-      </w:r>
-      <w:hyperlink r:id="rId43">
-        <w:r>
-          <w:rPr>
-            <w:lang w:val="sw_KE" w:bidi="sw_KE"/>
-          </w:rPr>
-          <w:rPr>
-            <w:color w:val="0000EE"/>
-            <w:u w:val="single"/>
-          </w:rPr>
-          <w:t>73</w:t>
-        </w:r>
-      </w:hyperlink>
-      <w:r>
-        <w:rPr>
-          <w:lang w:val="sw_KE" w:bidi="sw_KE"/>
-        </w:rPr>
-        <w:t xml:space="preserve">; </w:t>
-      </w:r>
-      <w:hyperlink r:id="rId44">
-        <w:r>
-          <w:rPr>
-            <w:lang w:val="sw_KE" w:bidi="sw_KE"/>
-          </w:rPr>
-          <w:rPr>
-            <w:color w:val="0000EE"/>
-            <w:u w:val="single"/>
-          </w:rPr>
-          <w:t>78</w:t>
-        </w:r>
-      </w:hyperlink>
-      <w:r>
-        <w:rPr>
-          <w:lang w:val="sw_KE" w:bidi="sw_KE"/>
-        </w:rPr>
-        <w:t xml:space="preserve">; </w:t>
-      </w:r>
-      <w:hyperlink r:id="rId45">
-        <w:r>
-          <w:rPr>
-            <w:lang w:val="sw_KE" w:bidi="sw_KE"/>
-          </w:rPr>
-          <w:rPr>
-            <w:color w:val="0000EE"/>
-            <w:u w:val="single"/>
-          </w:rPr>
-          <w:t>90</w:t>
-        </w:r>
-      </w:hyperlink>
-      <w:r>
-        <w:rPr>
-          <w:lang w:val="sw_KE" w:bidi="sw_KE"/>
-        </w:rPr>
-        <w:t xml:space="preserve">; </w:t>
-      </w:r>
-      <w:hyperlink r:id="rId46">
-        <w:r>
-          <w:rPr>
-            <w:lang w:val="sw_KE" w:bidi="sw_KE"/>
-          </w:rPr>
-          <w:rPr>
-            <w:color w:val="0000EE"/>
-            <w:u w:val="single"/>
-          </w:rPr>
-          <w:t>91</w:t>
-        </w:r>
-      </w:hyperlink>
-      <w:r>
-        <w:rPr>
-          <w:lang w:val="sw_KE" w:bidi="sw_KE"/>
-        </w:rPr>
-        <w:t xml:space="preserve">; </w:t>
-      </w:r>
-      <w:hyperlink r:id="rId47">
-        <w:r>
-          <w:rPr>
-            <w:lang w:val="sw_KE" w:bidi="sw_KE"/>
-          </w:rPr>
-          <w:rPr>
-            <w:color w:val="0000EE"/>
-            <w:u w:val="single"/>
-          </w:rPr>
-          <w:t>111</w:t>
-        </w:r>
-      </w:hyperlink>
-      <w:r>
-        <w:rPr>
-          <w:lang w:val="sw_KE" w:bidi="sw_KE"/>
-        </w:rPr>
-        <w:t xml:space="preserve">; </w:t>
-      </w:r>
-      <w:hyperlink r:id="rId48">
-        <w:r>
-          <w:rPr>
-            <w:lang w:val="sw_KE" w:bidi="sw_KE"/>
-          </w:rPr>
-          <w:rPr>
-            <w:color w:val="0000EE"/>
-            <w:u w:val="single"/>
-          </w:rPr>
-          <w:t>112</w:t>
-        </w:r>
-      </w:hyperlink>
-      <w:r>
-        <w:rPr>
-          <w:lang w:val="sw_KE" w:bidi="sw_KE"/>
-        </w:rPr>
-        <w:t xml:space="preserve">; </w:t>
-      </w:r>
-      <w:hyperlink r:id="rId49">
-        <w:r>
-          <w:rPr>
-            <w:lang w:val="sw_KE" w:bidi="sw_KE"/>
-          </w:rPr>
-          <w:rPr>
-            <w:color w:val="0000EE"/>
-            <w:u w:val="single"/>
-          </w:rPr>
-          <w:t>127</w:t>
-        </w:r>
-      </w:hyperlink>
-      <w:r>
-        <w:rPr>
-          <w:lang w:val="sw_KE" w:bidi="sw_KE"/>
-        </w:rPr>
-        <w:t xml:space="preserve">; </w:t>
-      </w:r>
-      <w:hyperlink r:id="rId50">
-        <w:r>
-          <w:rPr>
-            <w:lang w:val="sw_KE" w:bidi="sw_KE"/>
-          </w:rPr>
-          <w:rPr>
-            <w:color w:val="0000EE"/>
-            <w:u w:val="single"/>
-          </w:rPr>
-          <w:t>128</w:t>
-        </w:r>
-      </w:hyperlink>
-      <w:r>
-        <w:rPr>
-          <w:lang w:val="sw_KE" w:bidi="sw_KE"/>
-        </w:rPr>
-        <w:t xml:space="preserve">; </w:t>
-      </w:r>
-      <w:hyperlink r:id="rId51">
-        <w:r>
-          <w:rPr>
-            <w:lang w:val="sw_KE" w:bidi="sw_KE"/>
-          </w:rPr>
-          <w:rPr>
-            <w:color w:val="0000EE"/>
-            <w:u w:val="single"/>
-          </w:rPr>
-          <w:t>131</w:t>
-        </w:r>
-      </w:hyperlink>
-      <w:r>
-        <w:rPr>
-          <w:lang w:val="sw_KE" w:bidi="sw_KE"/>
-        </w:rPr>
-        <w:t xml:space="preserve">; </w:t>
-      </w:r>
-      <w:hyperlink r:id="rId52">
-        <w:r>
-          <w:rPr>
-            <w:lang w:val="sw_KE" w:bidi="sw_KE"/>
-          </w:rPr>
-          <w:rPr>
-            <w:color w:val="0000EE"/>
-            <w:u w:val="single"/>
-          </w:rPr>
-          <w:t>133</w:t>
-        </w:r>
-      </w:hyperlink>
-      <w:r>
-        <w:rPr>
-          <w:lang w:val="sw_KE" w:bidi="sw_KE"/>
-        </w:rPr>
-        <w:t xml:space="preserve">; </w:t>
-      </w:r>
-      <w:hyperlink r:id="rId53">
-        <w:r>
-          <w:rPr>
-            <w:lang w:val="sw_KE" w:bidi="sw_KE"/>
-          </w:rPr>
-          <w:rPr>
-            <w:color w:val="0000EE"/>
-            <w:u w:val="single"/>
-          </w:rPr>
-          <w:t>139</w:t>
-        </w:r>
-      </w:hyperlink>
+      <w:r>
+        <w:rPr>
+          <w:lang w:val="sw_KE" w:bidi="sw_KE"/>
+        </w:rPr>
+        <w:t>Zaburi 1</w:t>
+      </w:r>
+      <w:r>
+        <w:rPr>
+          <w:lang w:val="sw_KE" w:bidi="sw_KE"/>
+        </w:rPr>
+        <w:t xml:space="preserve">; </w:t>
+      </w:r>
+      <w:r>
+        <w:rPr>
+          <w:lang w:val="sw_KE" w:bidi="sw_KE"/>
+        </w:rPr>
+        <w:t>14</w:t>
+      </w:r>
+      <w:r>
+        <w:rPr>
+          <w:lang w:val="sw_KE" w:bidi="sw_KE"/>
+        </w:rPr>
+        <w:t xml:space="preserve">; </w:t>
+      </w:r>
+      <w:r>
+        <w:rPr>
+          <w:lang w:val="sw_KE" w:bidi="sw_KE"/>
+        </w:rPr>
+        <w:t>25</w:t>
+      </w:r>
+      <w:r>
+        <w:rPr>
+          <w:lang w:val="sw_KE" w:bidi="sw_KE"/>
+        </w:rPr>
+        <w:t xml:space="preserve">; </w:t>
+      </w:r>
+      <w:r>
+        <w:rPr>
+          <w:lang w:val="sw_KE" w:bidi="sw_KE"/>
+        </w:rPr>
+        <w:t>34</w:t>
+      </w:r>
+      <w:r>
+        <w:rPr>
+          <w:lang w:val="sw_KE" w:bidi="sw_KE"/>
+        </w:rPr>
+        <w:t xml:space="preserve">; </w:t>
+      </w:r>
+      <w:r>
+        <w:rPr>
+          <w:lang w:val="sw_KE" w:bidi="sw_KE"/>
+        </w:rPr>
+        <w:t>37</w:t>
+      </w:r>
+      <w:r>
+        <w:rPr>
+          <w:lang w:val="sw_KE" w:bidi="sw_KE"/>
+        </w:rPr>
+        <w:t xml:space="preserve">; </w:t>
+      </w:r>
+      <w:r>
+        <w:rPr>
+          <w:lang w:val="sw_KE" w:bidi="sw_KE"/>
+        </w:rPr>
+        <w:t>39</w:t>
+      </w:r>
+      <w:r>
+        <w:rPr>
+          <w:lang w:val="sw_KE" w:bidi="sw_KE"/>
+        </w:rPr>
+        <w:t xml:space="preserve">; </w:t>
+      </w:r>
+      <w:r>
+        <w:rPr>
+          <w:lang w:val="sw_KE" w:bidi="sw_KE"/>
+        </w:rPr>
+        <w:t>49</w:t>
+      </w:r>
+      <w:r>
+        <w:rPr>
+          <w:lang w:val="sw_KE" w:bidi="sw_KE"/>
+        </w:rPr>
+        <w:t xml:space="preserve">; </w:t>
+      </w:r>
+      <w:r>
+        <w:rPr>
+          <w:lang w:val="sw_KE" w:bidi="sw_KE"/>
+        </w:rPr>
+        <w:t>73</w:t>
+      </w:r>
+      <w:r>
+        <w:rPr>
+          <w:lang w:val="sw_KE" w:bidi="sw_KE"/>
+        </w:rPr>
+        <w:t xml:space="preserve">; </w:t>
+      </w:r>
+      <w:r>
+        <w:rPr>
+          <w:lang w:val="sw_KE" w:bidi="sw_KE"/>
+        </w:rPr>
+        <w:t>78</w:t>
+      </w:r>
+      <w:r>
+        <w:rPr>
+          <w:lang w:val="sw_KE" w:bidi="sw_KE"/>
+        </w:rPr>
+        <w:t xml:space="preserve">; </w:t>
+      </w:r>
+      <w:r>
+        <w:rPr>
+          <w:lang w:val="sw_KE" w:bidi="sw_KE"/>
+        </w:rPr>
+        <w:t>90</w:t>
+      </w:r>
+      <w:r>
+        <w:rPr>
+          <w:lang w:val="sw_KE" w:bidi="sw_KE"/>
+        </w:rPr>
+        <w:t xml:space="preserve">; </w:t>
+      </w:r>
+      <w:r>
+        <w:rPr>
+          <w:lang w:val="sw_KE" w:bidi="sw_KE"/>
+        </w:rPr>
+        <w:t>91</w:t>
+      </w:r>
+      <w:r>
+        <w:rPr>
+          <w:lang w:val="sw_KE" w:bidi="sw_KE"/>
+        </w:rPr>
+        <w:t xml:space="preserve">; </w:t>
+      </w:r>
+      <w:r>
+        <w:rPr>
+          <w:lang w:val="sw_KE" w:bidi="sw_KE"/>
+        </w:rPr>
+        <w:t>111</w:t>
+      </w:r>
+      <w:r>
+        <w:rPr>
+          <w:lang w:val="sw_KE" w:bidi="sw_KE"/>
+        </w:rPr>
+        <w:t xml:space="preserve">; </w:t>
+      </w:r>
+      <w:r>
+        <w:rPr>
+          <w:lang w:val="sw_KE" w:bidi="sw_KE"/>
+        </w:rPr>
+        <w:t>112</w:t>
+      </w:r>
+      <w:r>
+        <w:rPr>
+          <w:lang w:val="sw_KE" w:bidi="sw_KE"/>
+        </w:rPr>
+        <w:t xml:space="preserve">; </w:t>
+      </w:r>
+      <w:r>
+        <w:rPr>
+          <w:lang w:val="sw_KE" w:bidi="sw_KE"/>
+        </w:rPr>
+        <w:t>127</w:t>
+      </w:r>
+      <w:r>
+        <w:rPr>
+          <w:lang w:val="sw_KE" w:bidi="sw_KE"/>
+        </w:rPr>
+        <w:t xml:space="preserve">; </w:t>
+      </w:r>
+      <w:r>
+        <w:rPr>
+          <w:lang w:val="sw_KE" w:bidi="sw_KE"/>
+        </w:rPr>
+        <w:t>128</w:t>
+      </w:r>
+      <w:r>
+        <w:rPr>
+          <w:lang w:val="sw_KE" w:bidi="sw_KE"/>
+        </w:rPr>
+        <w:t xml:space="preserve">; </w:t>
+      </w:r>
+      <w:r>
+        <w:rPr>
+          <w:lang w:val="sw_KE" w:bidi="sw_KE"/>
+        </w:rPr>
+        <w:t>131</w:t>
+      </w:r>
+      <w:r>
+        <w:rPr>
+          <w:lang w:val="sw_KE" w:bidi="sw_KE"/>
+        </w:rPr>
+        <w:t xml:space="preserve">; </w:t>
+      </w:r>
+      <w:r>
+        <w:rPr>
+          <w:lang w:val="sw_KE" w:bidi="sw_KE"/>
+        </w:rPr>
+        <w:t>133</w:t>
+      </w:r>
+      <w:r>
+        <w:rPr>
+          <w:lang w:val="sw_KE" w:bidi="sw_KE"/>
+        </w:rPr>
+        <w:t xml:space="preserve">; </w:t>
+      </w:r>
+      <w:r>
+        <w:rPr>
+          <w:lang w:val="sw_KE" w:bidi="sw_KE"/>
+        </w:rPr>
+        <w:t>139</w:t>
+      </w:r>
       <w:r>
         <w:rPr>
           <w:lang w:val="sw_KE" w:bidi="sw_KE"/>
@@ -2358,216 +1758,144 @@
         </w:rPr>
         <w:t xml:space="preserve"> zote zinamtaja mfalme, utawala wake, na uhusiano wake na Mungu. Wasomi wengi wanachukulia </w:t>
       </w:r>
-      <w:hyperlink r:id="rId85">
-        <w:r>
-          <w:rPr>
-            <w:lang w:val="sw_KE" w:bidi="sw_KE"/>
-          </w:rPr>
-          <w:rPr>
-            <w:color w:val="0000EE"/>
-            <w:u w:val="single"/>
-          </w:rPr>
-          <w:t>Zaburi 2</w:t>
-        </w:r>
-      </w:hyperlink>
+      <w:r>
+        <w:rPr>
+          <w:lang w:val="sw_KE" w:bidi="sw_KE"/>
+        </w:rPr>
+        <w:t>Zaburi 2</w:t>
+      </w:r>
       <w:r>
         <w:rPr>
           <w:lang w:val="sw_KE" w:bidi="sw_KE"/>
         </w:rPr>
         <w:t xml:space="preserve">, </w:t>
       </w:r>
-      <w:hyperlink r:id="rId54">
-        <w:r>
-          <w:rPr>
-            <w:lang w:val="sw_KE" w:bidi="sw_KE"/>
-          </w:rPr>
-          <w:rPr>
-            <w:color w:val="0000EE"/>
-            <w:u w:val="single"/>
-          </w:rPr>
-          <w:t>18</w:t>
-        </w:r>
-      </w:hyperlink>
+      <w:r>
+        <w:rPr>
+          <w:lang w:val="sw_KE" w:bidi="sw_KE"/>
+        </w:rPr>
+        <w:t>18</w:t>
+      </w:r>
       <w:r>
         <w:rPr>
           <w:lang w:val="sw_KE" w:bidi="sw_KE"/>
         </w:rPr>
         <w:t xml:space="preserve">, </w:t>
       </w:r>
-      <w:hyperlink r:id="rId86">
-        <w:r>
-          <w:rPr>
-            <w:lang w:val="sw_KE" w:bidi="sw_KE"/>
-          </w:rPr>
-          <w:rPr>
-            <w:color w:val="0000EE"/>
-            <w:u w:val="single"/>
-          </w:rPr>
-          <w:t>20</w:t>
-        </w:r>
-      </w:hyperlink>
+      <w:r>
+        <w:rPr>
+          <w:lang w:val="sw_KE" w:bidi="sw_KE"/>
+        </w:rPr>
+        <w:t>20</w:t>
+      </w:r>
       <w:r>
         <w:rPr>
           <w:lang w:val="sw_KE" w:bidi="sw_KE"/>
         </w:rPr>
         <w:t xml:space="preserve">, </w:t>
       </w:r>
-      <w:hyperlink r:id="rId87">
-        <w:r>
-          <w:rPr>
-            <w:lang w:val="sw_KE" w:bidi="sw_KE"/>
-          </w:rPr>
-          <w:rPr>
-            <w:color w:val="0000EE"/>
-            <w:u w:val="single"/>
-          </w:rPr>
-          <w:t>21</w:t>
-        </w:r>
-      </w:hyperlink>
+      <w:r>
+        <w:rPr>
+          <w:lang w:val="sw_KE" w:bidi="sw_KE"/>
+        </w:rPr>
+        <w:t>21</w:t>
+      </w:r>
       <w:r>
         <w:rPr>
           <w:lang w:val="sw_KE" w:bidi="sw_KE"/>
         </w:rPr>
         <w:t xml:space="preserve">, </w:t>
       </w:r>
-      <w:hyperlink r:id="rId88">
-        <w:r>
-          <w:rPr>
-            <w:lang w:val="sw_KE" w:bidi="sw_KE"/>
-          </w:rPr>
-          <w:rPr>
-            <w:color w:val="0000EE"/>
-            <w:u w:val="single"/>
-          </w:rPr>
-          <w:t>45</w:t>
-        </w:r>
-      </w:hyperlink>
+      <w:r>
+        <w:rPr>
+          <w:lang w:val="sw_KE" w:bidi="sw_KE"/>
+        </w:rPr>
+        <w:t>45</w:t>
+      </w:r>
       <w:r>
         <w:rPr>
           <w:lang w:val="sw_KE" w:bidi="sw_KE"/>
         </w:rPr>
         <w:t xml:space="preserve">, </w:t>
       </w:r>
-      <w:hyperlink r:id="rId89">
-        <w:r>
-          <w:rPr>
-            <w:lang w:val="sw_KE" w:bidi="sw_KE"/>
-          </w:rPr>
-          <w:rPr>
-            <w:color w:val="0000EE"/>
-            <w:u w:val="single"/>
-          </w:rPr>
-          <w:t>61</w:t>
-        </w:r>
-      </w:hyperlink>
+      <w:r>
+        <w:rPr>
+          <w:lang w:val="sw_KE" w:bidi="sw_KE"/>
+        </w:rPr>
+        <w:t>61</w:t>
+      </w:r>
       <w:r>
         <w:rPr>
           <w:lang w:val="sw_KE" w:bidi="sw_KE"/>
         </w:rPr>
         <w:t xml:space="preserve">, </w:t>
       </w:r>
-      <w:hyperlink r:id="rId90">
-        <w:r>
-          <w:rPr>
-            <w:lang w:val="sw_KE" w:bidi="sw_KE"/>
-          </w:rPr>
-          <w:rPr>
-            <w:color w:val="0000EE"/>
-            <w:u w:val="single"/>
-          </w:rPr>
-          <w:t>72</w:t>
-        </w:r>
-      </w:hyperlink>
+      <w:r>
+        <w:rPr>
+          <w:lang w:val="sw_KE" w:bidi="sw_KE"/>
+        </w:rPr>
+        <w:t>72</w:t>
+      </w:r>
       <w:r>
         <w:rPr>
           <w:lang w:val="sw_KE" w:bidi="sw_KE"/>
         </w:rPr>
         <w:t xml:space="preserve">, </w:t>
       </w:r>
-      <w:hyperlink r:id="rId91">
-        <w:r>
-          <w:rPr>
-            <w:lang w:val="sw_KE" w:bidi="sw_KE"/>
-          </w:rPr>
-          <w:rPr>
-            <w:color w:val="0000EE"/>
-            <w:u w:val="single"/>
-          </w:rPr>
-          <w:t>89</w:t>
-        </w:r>
-      </w:hyperlink>
+      <w:r>
+        <w:rPr>
+          <w:lang w:val="sw_KE" w:bidi="sw_KE"/>
+        </w:rPr>
+        <w:t>89</w:t>
+      </w:r>
       <w:r>
         <w:rPr>
           <w:lang w:val="sw_KE" w:bidi="sw_KE"/>
         </w:rPr>
         <w:t xml:space="preserve">, </w:t>
       </w:r>
-      <w:hyperlink r:id="rId92">
-        <w:r>
-          <w:rPr>
-            <w:lang w:val="sw_KE" w:bidi="sw_KE"/>
-          </w:rPr>
-          <w:rPr>
-            <w:color w:val="0000EE"/>
-            <w:u w:val="single"/>
-          </w:rPr>
-          <w:t>101</w:t>
-        </w:r>
-      </w:hyperlink>
+      <w:r>
+        <w:rPr>
+          <w:lang w:val="sw_KE" w:bidi="sw_KE"/>
+        </w:rPr>
+        <w:t>101</w:t>
+      </w:r>
       <w:r>
         <w:rPr>
           <w:lang w:val="sw_KE" w:bidi="sw_KE"/>
         </w:rPr>
         <w:t xml:space="preserve">, </w:t>
       </w:r>
-      <w:hyperlink r:id="rId93">
-        <w:r>
-          <w:rPr>
-            <w:lang w:val="sw_KE" w:bidi="sw_KE"/>
-          </w:rPr>
-          <w:rPr>
-            <w:color w:val="0000EE"/>
-            <w:u w:val="single"/>
-          </w:rPr>
-          <w:t>110</w:t>
-        </w:r>
-      </w:hyperlink>
+      <w:r>
+        <w:rPr>
+          <w:lang w:val="sw_KE" w:bidi="sw_KE"/>
+        </w:rPr>
+        <w:t>110</w:t>
+      </w:r>
       <w:r>
         <w:rPr>
           <w:lang w:val="sw_KE" w:bidi="sw_KE"/>
         </w:rPr>
         <w:t xml:space="preserve">, </w:t>
       </w:r>
-      <w:hyperlink r:id="rId94">
-        <w:r>
-          <w:rPr>
-            <w:lang w:val="sw_KE" w:bidi="sw_KE"/>
-          </w:rPr>
-          <w:rPr>
-            <w:color w:val="0000EE"/>
-            <w:u w:val="single"/>
-          </w:rPr>
-          <w:t>132</w:t>
-        </w:r>
-      </w:hyperlink>
+      <w:r>
+        <w:rPr>
+          <w:lang w:val="sw_KE" w:bidi="sw_KE"/>
+        </w:rPr>
+        <w:t>132</w:t>
+      </w:r>
       <w:r>
         <w:rPr>
           <w:lang w:val="sw_KE" w:bidi="sw_KE"/>
         </w:rPr>
         <w:t xml:space="preserve">, </w:t>
       </w:r>
-      <w:hyperlink r:id="rId62">
-        <w:r>
-          <w:rPr>
-            <w:lang w:val="sw_KE" w:bidi="sw_KE"/>
-          </w:rPr>
-          <w:rPr>
-            <w:color w:val="0000EE"/>
-            <w:u w:val="single"/>
-          </w:rPr>
-          <w:t>na 144</w:t>
-        </w:r>
-      </w:hyperlink>
+      <w:r>
+        <w:rPr>
+          <w:lang w:val="sw_KE" w:bidi="sw_KE"/>
+        </w:rPr>
+        <w:t>na 144</w:t>
+      </w:r>
       <w:r>
         <w:rPr>
           <w:lang w:val="sw_KE" w:bidi="sw_KE"/>
@@ -2588,36 +1916,24 @@
         </w:rPr>
         <w:t xml:space="preserve">Imani katika utawala wa Mungu ni msingi wa Zaburi za kifalme (tazama </w:t>
       </w:r>
-      <w:hyperlink r:id="rId85">
-        <w:r>
-          <w:rPr>
-            <w:lang w:val="sw_KE" w:bidi="sw_KE"/>
-          </w:rPr>
-          <w:rPr>
-            <w:color w:val="0000EE"/>
-            <w:u w:val="single"/>
-          </w:rPr>
-          <w:t>Zaburi 2</w:t>
-        </w:r>
-      </w:hyperlink>
+      <w:r>
+        <w:rPr>
+          <w:lang w:val="sw_KE" w:bidi="sw_KE"/>
+        </w:rPr>
+        <w:t>Zaburi 2</w:t>
+      </w:r>
       <w:r>
         <w:rPr>
           <w:lang w:val="sw_KE" w:bidi="sw_KE"/>
         </w:rPr>
         <w:t>). Kila mfalme katika ukoo wa Daudi (nasaba ya Mfalme Daudi) alitenda kama wakala wa kimasihi. Hii inamaanisha walikuwa wawakilishi wa utawala wa Mungu. Kama wawakilishi wa Mungu, wafalme waliotokana na Daudi walikuwa na wajibu wa kutenda haki, uadilifu, uaminifu, na amani (</w:t>
       </w:r>
-      <w:hyperlink r:id="rId95">
-        <w:r>
-          <w:rPr>
-            <w:lang w:val="sw_KE" w:bidi="sw_KE"/>
-          </w:rPr>
-          <w:rPr>
-            <w:color w:val="0000EE"/>
-            <w:u w:val="single"/>
-          </w:rPr>
-          <w:t>Zaburi 72:1–3</w:t>
-        </w:r>
-      </w:hyperlink>
+      <w:r>
+        <w:rPr>
+          <w:lang w:val="sw_KE" w:bidi="sw_KE"/>
+        </w:rPr>
+        <w:t>Zaburi 72:1–3</w:t>
+      </w:r>
       <w:r>
         <w:rPr>
           <w:lang w:val="sw_KE" w:bidi="sw_KE"/>
@@ -2638,18 +1954,12 @@
         </w:rPr>
         <w:t>Zaburi za kifalme zinaonyesha matumaini na ndoto za nasaba ya Mfalme Daudi. Ingawa ufisadi na kushindwa kwake kulionekana kuleta mwisho wa nasaba hiyo (</w:t>
       </w:r>
-      <w:hyperlink r:id="rId96">
-        <w:r>
-          <w:rPr>
-            <w:lang w:val="sw_KE" w:bidi="sw_KE"/>
-          </w:rPr>
-          <w:rPr>
-            <w:color w:val="0000EE"/>
-            <w:u w:val="single"/>
-          </w:rPr>
-          <w:t>Zaburi 89:38–45</w:t>
-        </w:r>
-      </w:hyperlink>
+      <w:r>
+        <w:rPr>
+          <w:lang w:val="sw_KE" w:bidi="sw_KE"/>
+        </w:rPr>
+        <w:t>Zaburi 89:38–45</w:t>
+      </w:r>
       <w:r>
         <w:rPr>
           <w:lang w:val="sw_KE" w:bidi="sw_KE"/>
@@ -2683,18 +1993,12 @@
         </w:rPr>
         <w:t xml:space="preserve"> Hii ni kwa sababu zinaonyesha tumaini katika Kristo, mfalme bora aliye mzawa wa Daudi. Yesu alisema kwamba waandishi wa Zaburi waliandika kumhusu yeye (</w:t>
       </w:r>
-      <w:hyperlink r:id="rId97">
-        <w:r>
-          <w:rPr>
-            <w:lang w:val="sw_KE" w:bidi="sw_KE"/>
-          </w:rPr>
-          <w:rPr>
-            <w:color w:val="0000EE"/>
-            <w:u w:val="single"/>
-          </w:rPr>
-          <w:t>Luka 24:44</w:t>
-        </w:r>
-      </w:hyperlink>
+      <w:r>
+        <w:rPr>
+          <w:lang w:val="sw_KE" w:bidi="sw_KE"/>
+        </w:rPr>
+        <w:t>Luka 24:44</w:t>
+      </w:r>
       <w:r>
         <w:rPr>
           <w:lang w:val="sw_KE" w:bidi="sw_KE"/>
@@ -2727,72 +2031,48 @@
           <w:lang w:val="sw_KE" w:bidi="sw_KE"/>
         </w:rPr>
       </w:r>
-      <w:hyperlink r:id="rId85">
-        <w:r>
-          <w:rPr>
-            <w:lang w:val="sw_KE" w:bidi="sw_KE"/>
-          </w:rPr>
-          <w:rPr>
-            <w:color w:val="0000EE"/>
-            <w:u w:val="single"/>
-          </w:rPr>
-          <w:t>Zaburi 2</w:t>
-        </w:r>
-      </w:hyperlink>
+      <w:r>
+        <w:rPr>
+          <w:lang w:val="sw_KE" w:bidi="sw_KE"/>
+        </w:rPr>
+        <w:t>Zaburi 2</w:t>
+      </w:r>
       <w:r>
         <w:rPr>
           <w:lang w:val="sw_KE" w:bidi="sw_KE"/>
         </w:rPr>
         <w:t xml:space="preserve"> inahusishwa na mfalme wa Israeli, mzao wa Daudi. Hata hivyo, inaelezea ushindi wa kimataifa na utawala unaozidi wakati wa utawala wa Daudi au Solomoni (tazama </w:t>
       </w:r>
-      <w:hyperlink r:id="rId98">
-        <w:r>
-          <w:rPr>
-            <w:lang w:val="sw_KE" w:bidi="sw_KE"/>
-          </w:rPr>
-          <w:rPr>
-            <w:color w:val="0000EE"/>
-            <w:u w:val="single"/>
-          </w:rPr>
-          <w:t>Matendo 13:33</w:t>
-        </w:r>
-      </w:hyperlink>
-      <w:r>
-        <w:rPr>
-          <w:lang w:val="sw_KE" w:bidi="sw_KE"/>
-        </w:rPr>
-        <w:t xml:space="preserve">; </w:t>
-      </w:r>
-      <w:hyperlink r:id="rId99">
-        <w:r>
-          <w:rPr>
-            <w:lang w:val="sw_KE" w:bidi="sw_KE"/>
-          </w:rPr>
-          <w:rPr>
-            <w:color w:val="0000EE"/>
-            <w:u w:val="single"/>
-          </w:rPr>
-          <w:t>Waebrania 1:5</w:t>
-        </w:r>
-      </w:hyperlink>
-      <w:r>
-        <w:rPr>
-          <w:lang w:val="sw_KE" w:bidi="sw_KE"/>
-        </w:rPr>
-        <w:t xml:space="preserve">; </w:t>
-      </w:r>
-      <w:hyperlink r:id="rId100">
-        <w:r>
-          <w:rPr>
-            <w:lang w:val="sw_KE" w:bidi="sw_KE"/>
-          </w:rPr>
-          <w:rPr>
-            <w:color w:val="0000EE"/>
-            <w:u w:val="single"/>
-          </w:rPr>
-          <w:t>5:5</w:t>
-        </w:r>
-      </w:hyperlink>
+      <w:r>
+        <w:rPr>
+          <w:lang w:val="sw_KE" w:bidi="sw_KE"/>
+        </w:rPr>
+        <w:t>Matendo 13:33</w:t>
+      </w:r>
+      <w:r>
+        <w:rPr>
+          <w:lang w:val="sw_KE" w:bidi="sw_KE"/>
+        </w:rPr>
+        <w:t xml:space="preserve">; </w:t>
+      </w:r>
+      <w:r>
+        <w:rPr>
+          <w:lang w:val="sw_KE" w:bidi="sw_KE"/>
+        </w:rPr>
+        <w:t>Waebrania 1:5</w:t>
+      </w:r>
+      <w:r>
+        <w:rPr>
+          <w:lang w:val="sw_KE" w:bidi="sw_KE"/>
+        </w:rPr>
+        <w:t xml:space="preserve">; </w:t>
+      </w:r>
+      <w:r>
+        <w:rPr>
+          <w:lang w:val="sw_KE" w:bidi="sw_KE"/>
+        </w:rPr>
+        <w:t>5:5</w:t>
+      </w:r>
       <w:r>
         <w:rPr>
           <w:lang w:val="sw_KE" w:bidi="sw_KE"/>
@@ -2811,36 +2091,24 @@
           <w:lang w:val="sw_KE" w:bidi="sw_KE"/>
         </w:rPr>
       </w:r>
-      <w:hyperlink r:id="rId88">
-        <w:r>
-          <w:rPr>
-            <w:lang w:val="sw_KE" w:bidi="sw_KE"/>
-          </w:rPr>
-          <w:rPr>
-            <w:color w:val="0000EE"/>
-            <w:u w:val="single"/>
-          </w:rPr>
-          <w:t>Zaburi 45</w:t>
-        </w:r>
-      </w:hyperlink>
+      <w:r>
+        <w:rPr>
+          <w:lang w:val="sw_KE" w:bidi="sw_KE"/>
+        </w:rPr>
+        <w:t>Zaburi 45</w:t>
+      </w:r>
       <w:r>
         <w:rPr>
           <w:lang w:val="sw_KE" w:bidi="sw_KE"/>
         </w:rPr>
         <w:t xml:space="preserve"> ni wimbo wa harusi kwa mfalme kutoka ukoo wa Daudi, huenda ni Solomoni. Pia inazungumzia utawala wa milele (</w:t>
       </w:r>
-      <w:hyperlink r:id="rId101">
-        <w:r>
-          <w:rPr>
-            <w:lang w:val="sw_KE" w:bidi="sw_KE"/>
-          </w:rPr>
-          <w:rPr>
-            <w:color w:val="0000EE"/>
-            <w:u w:val="single"/>
-          </w:rPr>
-          <w:t>45:6</w:t>
-        </w:r>
-      </w:hyperlink>
+      <w:r>
+        <w:rPr>
+          <w:lang w:val="sw_KE" w:bidi="sw_KE"/>
+        </w:rPr>
+        <w:t>45:6</w:t>
+      </w:r>
       <w:r>
         <w:rPr>
           <w:lang w:val="sw_KE" w:bidi="sw_KE"/>
@@ -2859,126 +2127,84 @@
           <w:lang w:val="sw_KE" w:bidi="sw_KE"/>
         </w:rPr>
       </w:r>
-      <w:hyperlink r:id="rId93">
-        <w:r>
-          <w:rPr>
-            <w:lang w:val="sw_KE" w:bidi="sw_KE"/>
-          </w:rPr>
-          <w:rPr>
-            <w:color w:val="0000EE"/>
-            <w:u w:val="single"/>
-          </w:rPr>
-          <w:t>Zaburi 110</w:t>
-        </w:r>
-      </w:hyperlink>
+      <w:r>
+        <w:rPr>
+          <w:lang w:val="sw_KE" w:bidi="sw_KE"/>
+        </w:rPr>
+        <w:t>Zaburi 110</w:t>
+      </w:r>
       <w:r>
         <w:rPr>
           <w:lang w:val="sw_KE" w:bidi="sw_KE"/>
         </w:rPr>
         <w:t xml:space="preserve"> ni zaburi ya kimasihi inayotajwa sana katika Agano Jipya kuhusu Kristo (tazama </w:t>
       </w:r>
-      <w:hyperlink r:id="rId102">
-        <w:r>
-          <w:rPr>
-            <w:lang w:val="sw_KE" w:bidi="sw_KE"/>
-          </w:rPr>
-          <w:rPr>
-            <w:color w:val="0000EE"/>
-            <w:u w:val="single"/>
-          </w:rPr>
-          <w:t>Mathayo 22:43–45</w:t>
-        </w:r>
-      </w:hyperlink>
-      <w:r>
-        <w:rPr>
-          <w:lang w:val="sw_KE" w:bidi="sw_KE"/>
-        </w:rPr>
-        <w:t xml:space="preserve">; </w:t>
-      </w:r>
-      <w:hyperlink r:id="rId103">
-        <w:r>
-          <w:rPr>
-            <w:lang w:val="sw_KE" w:bidi="sw_KE"/>
-          </w:rPr>
-          <w:rPr>
-            <w:color w:val="0000EE"/>
-            <w:u w:val="single"/>
-          </w:rPr>
-          <w:t>Matendo 2:34–35</w:t>
-        </w:r>
-      </w:hyperlink>
-      <w:r>
-        <w:rPr>
-          <w:lang w:val="sw_KE" w:bidi="sw_KE"/>
-        </w:rPr>
-        <w:t xml:space="preserve">; </w:t>
-      </w:r>
-      <w:hyperlink r:id="rId104">
-        <w:r>
-          <w:rPr>
-            <w:lang w:val="sw_KE" w:bidi="sw_KE"/>
-          </w:rPr>
-          <w:rPr>
-            <w:color w:val="0000EE"/>
-            <w:u w:val="single"/>
-          </w:rPr>
-          <w:t>Waebrania 1:13</w:t>
-        </w:r>
-      </w:hyperlink>
-      <w:r>
-        <w:rPr>
-          <w:lang w:val="sw_KE" w:bidi="sw_KE"/>
-        </w:rPr>
-        <w:t xml:space="preserve">; </w:t>
-      </w:r>
-      <w:hyperlink r:id="rId105">
-        <w:r>
-          <w:rPr>
-            <w:lang w:val="sw_KE" w:bidi="sw_KE"/>
-          </w:rPr>
-          <w:rPr>
-            <w:color w:val="0000EE"/>
-            <w:u w:val="single"/>
-          </w:rPr>
-          <w:t>5:5–10</w:t>
-        </w:r>
-      </w:hyperlink>
-      <w:r>
-        <w:rPr>
-          <w:lang w:val="sw_KE" w:bidi="sw_KE"/>
-        </w:rPr>
-        <w:t xml:space="preserve">; </w:t>
-      </w:r>
-      <w:hyperlink r:id="rId106">
-        <w:r>
-          <w:rPr>
-            <w:lang w:val="sw_KE" w:bidi="sw_KE"/>
-          </w:rPr>
-          <w:rPr>
-            <w:color w:val="0000EE"/>
-            <w:u w:val="single"/>
-          </w:rPr>
-          <w:t>6:20</w:t>
-        </w:r>
-      </w:hyperlink>
-      <w:r>
-        <w:rPr>
-          <w:lang w:val="sw_KE" w:bidi="sw_KE"/>
-        </w:rPr>
-        <w:t xml:space="preserve">; </w:t>
-      </w:r>
-      <w:hyperlink r:id="rId107">
-        <w:r>
-          <w:rPr>
-            <w:lang w:val="sw_KE" w:bidi="sw_KE"/>
-          </w:rPr>
-          <w:rPr>
-            <w:color w:val="0000EE"/>
-            <w:u w:val="single"/>
-          </w:rPr>
-          <w:t>7:21</w:t>
-        </w:r>
-      </w:hyperlink>
+      <w:r>
+        <w:rPr>
+          <w:lang w:val="sw_KE" w:bidi="sw_KE"/>
+        </w:rPr>
+        <w:t>Mathayo 22:43–45</w:t>
+      </w:r>
+      <w:r>
+        <w:rPr>
+          <w:lang w:val="sw_KE" w:bidi="sw_KE"/>
+        </w:rPr>
+        <w:t xml:space="preserve">; </w:t>
+      </w:r>
+      <w:r>
+        <w:rPr>
+          <w:lang w:val="sw_KE" w:bidi="sw_KE"/>
+        </w:rPr>
+        <w:t>Matendo 2:34–35</w:t>
+      </w:r>
+      <w:r>
+        <w:rPr>
+          <w:lang w:val="sw_KE" w:bidi="sw_KE"/>
+        </w:rPr>
+        <w:t xml:space="preserve">; </w:t>
+      </w:r>
+      <w:r>
+        <w:rPr>
+          <w:lang w:val="sw_KE" w:bidi="sw_KE"/>
+        </w:rPr>
+        <w:t>Waebrania 1:13</w:t>
+      </w:r>
+      <w:r>
+        <w:rPr>
+          <w:lang w:val="sw_KE" w:bidi="sw_KE"/>
+        </w:rPr>
+        <w:t xml:space="preserve">; </w:t>
+      </w:r>
+      <w:r>
+        <w:rPr>
+          <w:lang w:val="sw_KE" w:bidi="sw_KE"/>
+        </w:rPr>
+        <w:t>5:5–10</w:t>
+      </w:r>
+      <w:r>
+        <w:rPr>
+          <w:lang w:val="sw_KE" w:bidi="sw_KE"/>
+        </w:rPr>
+        <w:t xml:space="preserve">; </w:t>
+      </w:r>
+      <w:r>
+        <w:rPr>
+          <w:lang w:val="sw_KE" w:bidi="sw_KE"/>
+        </w:rPr>
+        <w:t>6:20</w:t>
+      </w:r>
+      <w:r>
+        <w:rPr>
+          <w:lang w:val="sw_KE" w:bidi="sw_KE"/>
+        </w:rPr>
+        <w:t xml:space="preserve">; </w:t>
+      </w:r>
+      <w:r>
+        <w:rPr>
+          <w:lang w:val="sw_KE" w:bidi="sw_KE"/>
+        </w:rPr>
+        <w:t>7:21</w:t>
+      </w:r>
       <w:r>
         <w:rPr>
           <w:lang w:val="sw_KE" w:bidi="sw_KE"/>
@@ -2999,36 +2225,24 @@
         </w:rPr>
         <w:t xml:space="preserve">Lugha hii inaweza kuonekana kuwa ya kupindukia au ya kupotosha, lakini inapata utimilifu katika Yesu. Malaika wanasimama mbele ya Mungu (tazama </w:t>
       </w:r>
-      <w:hyperlink r:id="rId108">
-        <w:r>
-          <w:rPr>
-            <w:lang w:val="sw_KE" w:bidi="sw_KE"/>
-          </w:rPr>
-          <w:rPr>
-            <w:color w:val="0000EE"/>
-            <w:u w:val="single"/>
-          </w:rPr>
-          <w:t>Luka 1:19</w:t>
-        </w:r>
-      </w:hyperlink>
+      <w:r>
+        <w:rPr>
+          <w:lang w:val="sw_KE" w:bidi="sw_KE"/>
+        </w:rPr>
+        <w:t>Luka 1:19</w:t>
+      </w:r>
       <w:r>
         <w:rPr>
           <w:lang w:val="sw_KE" w:bidi="sw_KE"/>
         </w:rPr>
         <w:t>). Hata hivyo, Kristo Mwana anakaa katika nafasi ya nguvu na mamlaka juu ya kila kitu katika "mkono wa kulia" wa Mungu (</w:t>
       </w:r>
-      <w:hyperlink r:id="rId104">
-        <w:r>
-          <w:rPr>
-            <w:lang w:val="sw_KE" w:bidi="sw_KE"/>
-          </w:rPr>
-          <w:rPr>
-            <w:color w:val="0000EE"/>
-            <w:u w:val="single"/>
-          </w:rPr>
-          <w:t>Waebrania 1:13</w:t>
-        </w:r>
-      </w:hyperlink>
+      <w:r>
+        <w:rPr>
+          <w:lang w:val="sw_KE" w:bidi="sw_KE"/>
+        </w:rPr>
+        <w:t>Waebrania 1:13</w:t>
+      </w:r>
       <w:r>
         <w:rPr>
           <w:lang w:val="sw_KE" w:bidi="sw_KE"/>
@@ -3058,306 +2272,204 @@
           <w:lang w:val="sw_KE" w:bidi="sw_KE"/>
         </w:rPr>
       </w:r>
-      <w:hyperlink r:id="rId85">
-        <w:r>
-          <w:rPr>
-            <w:lang w:val="sw_KE" w:bidi="sw_KE"/>
-          </w:rPr>
-          <w:rPr>
-            <w:color w:val="0000EE"/>
-            <w:u w:val="single"/>
-          </w:rPr>
-          <w:t>Zaburi 2</w:t>
-        </w:r>
-      </w:hyperlink>
-      <w:r>
-        <w:rPr>
-          <w:lang w:val="sw_KE" w:bidi="sw_KE"/>
-        </w:rPr>
-        <w:t xml:space="preserve">; </w:t>
-      </w:r>
-      <w:hyperlink r:id="rId54">
-        <w:r>
-          <w:rPr>
-            <w:lang w:val="sw_KE" w:bidi="sw_KE"/>
-          </w:rPr>
-          <w:rPr>
-            <w:color w:val="0000EE"/>
-            <w:u w:val="single"/>
-          </w:rPr>
-          <w:t>18</w:t>
-        </w:r>
-      </w:hyperlink>
-      <w:r>
-        <w:rPr>
-          <w:lang w:val="sw_KE" w:bidi="sw_KE"/>
-        </w:rPr>
-        <w:t xml:space="preserve">; </w:t>
-      </w:r>
-      <w:hyperlink r:id="rId86">
-        <w:r>
-          <w:rPr>
-            <w:lang w:val="sw_KE" w:bidi="sw_KE"/>
-          </w:rPr>
-          <w:rPr>
-            <w:color w:val="0000EE"/>
-            <w:u w:val="single"/>
-          </w:rPr>
-          <w:t>20</w:t>
-        </w:r>
-      </w:hyperlink>
-      <w:r>
-        <w:rPr>
-          <w:lang w:val="sw_KE" w:bidi="sw_KE"/>
-        </w:rPr>
-        <w:t xml:space="preserve">; </w:t>
-      </w:r>
-      <w:hyperlink r:id="rId87">
-        <w:r>
-          <w:rPr>
-            <w:lang w:val="sw_KE" w:bidi="sw_KE"/>
-          </w:rPr>
-          <w:rPr>
-            <w:color w:val="0000EE"/>
-            <w:u w:val="single"/>
-          </w:rPr>
-          <w:t>21</w:t>
-        </w:r>
-      </w:hyperlink>
-      <w:r>
-        <w:rPr>
-          <w:lang w:val="sw_KE" w:bidi="sw_KE"/>
-        </w:rPr>
-        <w:t xml:space="preserve">; </w:t>
-      </w:r>
-      <w:hyperlink r:id="rId88">
-        <w:r>
-          <w:rPr>
-            <w:lang w:val="sw_KE" w:bidi="sw_KE"/>
-          </w:rPr>
-          <w:rPr>
-            <w:color w:val="0000EE"/>
-            <w:u w:val="single"/>
-          </w:rPr>
-          <w:t>45</w:t>
-        </w:r>
-      </w:hyperlink>
-      <w:r>
-        <w:rPr>
-          <w:lang w:val="sw_KE" w:bidi="sw_KE"/>
-        </w:rPr>
-        <w:t xml:space="preserve">; </w:t>
-      </w:r>
-      <w:hyperlink r:id="rId89">
-        <w:r>
-          <w:rPr>
-            <w:lang w:val="sw_KE" w:bidi="sw_KE"/>
-          </w:rPr>
-          <w:rPr>
-            <w:color w:val="0000EE"/>
-            <w:u w:val="single"/>
-          </w:rPr>
-          <w:t>61</w:t>
-        </w:r>
-      </w:hyperlink>
-      <w:r>
-        <w:rPr>
-          <w:lang w:val="sw_KE" w:bidi="sw_KE"/>
-        </w:rPr>
-        <w:t xml:space="preserve">; </w:t>
-      </w:r>
-      <w:hyperlink r:id="rId90">
-        <w:r>
-          <w:rPr>
-            <w:lang w:val="sw_KE" w:bidi="sw_KE"/>
-          </w:rPr>
-          <w:rPr>
-            <w:color w:val="0000EE"/>
-            <w:u w:val="single"/>
-          </w:rPr>
-          <w:t>72</w:t>
-        </w:r>
-      </w:hyperlink>
-      <w:r>
-        <w:rPr>
-          <w:lang w:val="sw_KE" w:bidi="sw_KE"/>
-        </w:rPr>
-        <w:t xml:space="preserve">; </w:t>
-      </w:r>
-      <w:hyperlink r:id="rId91">
-        <w:r>
-          <w:rPr>
-            <w:lang w:val="sw_KE" w:bidi="sw_KE"/>
-          </w:rPr>
-          <w:rPr>
-            <w:color w:val="0000EE"/>
-            <w:u w:val="single"/>
-          </w:rPr>
-          <w:t>89</w:t>
-        </w:r>
-      </w:hyperlink>
-      <w:r>
-        <w:rPr>
-          <w:lang w:val="sw_KE" w:bidi="sw_KE"/>
-        </w:rPr>
-        <w:t xml:space="preserve">; </w:t>
-      </w:r>
-      <w:hyperlink r:id="rId92">
-        <w:r>
-          <w:rPr>
-            <w:lang w:val="sw_KE" w:bidi="sw_KE"/>
-          </w:rPr>
-          <w:rPr>
-            <w:color w:val="0000EE"/>
-            <w:u w:val="single"/>
-          </w:rPr>
-          <w:t>101</w:t>
-        </w:r>
-      </w:hyperlink>
-      <w:r>
-        <w:rPr>
-          <w:lang w:val="sw_KE" w:bidi="sw_KE"/>
-        </w:rPr>
-        <w:t xml:space="preserve">; </w:t>
-      </w:r>
-      <w:hyperlink r:id="rId93">
-        <w:r>
-          <w:rPr>
-            <w:lang w:val="sw_KE" w:bidi="sw_KE"/>
-          </w:rPr>
-          <w:rPr>
-            <w:color w:val="0000EE"/>
-            <w:u w:val="single"/>
-          </w:rPr>
-          <w:t>110</w:t>
-        </w:r>
-      </w:hyperlink>
-      <w:r>
-        <w:rPr>
-          <w:lang w:val="sw_KE" w:bidi="sw_KE"/>
-        </w:rPr>
-        <w:t xml:space="preserve">; </w:t>
-      </w:r>
-      <w:hyperlink r:id="rId94">
-        <w:r>
-          <w:rPr>
-            <w:lang w:val="sw_KE" w:bidi="sw_KE"/>
-          </w:rPr>
-          <w:rPr>
-            <w:color w:val="0000EE"/>
-            <w:u w:val="single"/>
-          </w:rPr>
-          <w:t>132</w:t>
-        </w:r>
-      </w:hyperlink>
-      <w:r>
-        <w:rPr>
-          <w:lang w:val="sw_KE" w:bidi="sw_KE"/>
-        </w:rPr>
-        <w:t xml:space="preserve">; </w:t>
-      </w:r>
-      <w:hyperlink r:id="rId62">
-        <w:r>
-          <w:rPr>
-            <w:lang w:val="sw_KE" w:bidi="sw_KE"/>
-          </w:rPr>
-          <w:rPr>
-            <w:color w:val="0000EE"/>
-            <w:u w:val="single"/>
-          </w:rPr>
-          <w:t>144</w:t>
-        </w:r>
-      </w:hyperlink>
-      <w:r>
-        <w:rPr>
-          <w:lang w:val="sw_KE" w:bidi="sw_KE"/>
-        </w:rPr>
-        <w:t xml:space="preserve">; </w:t>
-      </w:r>
-      <w:hyperlink r:id="rId103">
-        <w:r>
-          <w:rPr>
-            <w:lang w:val="sw_KE" w:bidi="sw_KE"/>
-          </w:rPr>
-          <w:rPr>
-            <w:color w:val="0000EE"/>
-            <w:u w:val="single"/>
-          </w:rPr>
-          <w:t>Matendo 2:34–35</w:t>
-        </w:r>
-      </w:hyperlink>
-      <w:r>
-        <w:rPr>
-          <w:lang w:val="sw_KE" w:bidi="sw_KE"/>
-        </w:rPr>
-        <w:t xml:space="preserve">; </w:t>
-      </w:r>
-      <w:hyperlink r:id="rId98">
-        <w:r>
-          <w:rPr>
-            <w:lang w:val="sw_KE" w:bidi="sw_KE"/>
-          </w:rPr>
-          <w:rPr>
-            <w:color w:val="0000EE"/>
-            <w:u w:val="single"/>
-          </w:rPr>
-          <w:t>13:33</w:t>
-        </w:r>
-      </w:hyperlink>
-      <w:r>
-        <w:rPr>
-          <w:lang w:val="sw_KE" w:bidi="sw_KE"/>
-        </w:rPr>
-        <w:t xml:space="preserve">; </w:t>
-      </w:r>
-      <w:hyperlink r:id="rId99">
-        <w:r>
-          <w:rPr>
-            <w:lang w:val="sw_KE" w:bidi="sw_KE"/>
-          </w:rPr>
-          <w:rPr>
-            <w:color w:val="0000EE"/>
-            <w:u w:val="single"/>
-          </w:rPr>
-          <w:t>Waebrania 1:5</w:t>
-        </w:r>
-      </w:hyperlink>
+      <w:r>
+        <w:rPr>
+          <w:lang w:val="sw_KE" w:bidi="sw_KE"/>
+        </w:rPr>
+        <w:t>Zaburi 2</w:t>
+      </w:r>
+      <w:r>
+        <w:rPr>
+          <w:lang w:val="sw_KE" w:bidi="sw_KE"/>
+        </w:rPr>
+        <w:t xml:space="preserve">; </w:t>
+      </w:r>
+      <w:r>
+        <w:rPr>
+          <w:lang w:val="sw_KE" w:bidi="sw_KE"/>
+        </w:rPr>
+        <w:t>18</w:t>
+      </w:r>
+      <w:r>
+        <w:rPr>
+          <w:lang w:val="sw_KE" w:bidi="sw_KE"/>
+        </w:rPr>
+        <w:t xml:space="preserve">; </w:t>
+      </w:r>
+      <w:r>
+        <w:rPr>
+          <w:lang w:val="sw_KE" w:bidi="sw_KE"/>
+        </w:rPr>
+        <w:t>20</w:t>
+      </w:r>
+      <w:r>
+        <w:rPr>
+          <w:lang w:val="sw_KE" w:bidi="sw_KE"/>
+        </w:rPr>
+        <w:t xml:space="preserve">; </w:t>
+      </w:r>
+      <w:r>
+        <w:rPr>
+          <w:lang w:val="sw_KE" w:bidi="sw_KE"/>
+        </w:rPr>
+        <w:t>21</w:t>
+      </w:r>
+      <w:r>
+        <w:rPr>
+          <w:lang w:val="sw_KE" w:bidi="sw_KE"/>
+        </w:rPr>
+        <w:t xml:space="preserve">; </w:t>
+      </w:r>
+      <w:r>
+        <w:rPr>
+          <w:lang w:val="sw_KE" w:bidi="sw_KE"/>
+        </w:rPr>
+        <w:t>45</w:t>
+      </w:r>
+      <w:r>
+        <w:rPr>
+          <w:lang w:val="sw_KE" w:bidi="sw_KE"/>
+        </w:rPr>
+        <w:t xml:space="preserve">; </w:t>
+      </w:r>
+      <w:r>
+        <w:rPr>
+          <w:lang w:val="sw_KE" w:bidi="sw_KE"/>
+        </w:rPr>
+        <w:t>61</w:t>
+      </w:r>
+      <w:r>
+        <w:rPr>
+          <w:lang w:val="sw_KE" w:bidi="sw_KE"/>
+        </w:rPr>
+        <w:t xml:space="preserve">; </w:t>
+      </w:r>
+      <w:r>
+        <w:rPr>
+          <w:lang w:val="sw_KE" w:bidi="sw_KE"/>
+        </w:rPr>
+        <w:t>72</w:t>
+      </w:r>
+      <w:r>
+        <w:rPr>
+          <w:lang w:val="sw_KE" w:bidi="sw_KE"/>
+        </w:rPr>
+        <w:t xml:space="preserve">; </w:t>
+      </w:r>
+      <w:r>
+        <w:rPr>
+          <w:lang w:val="sw_KE" w:bidi="sw_KE"/>
+        </w:rPr>
+        <w:t>89</w:t>
+      </w:r>
+      <w:r>
+        <w:rPr>
+          <w:lang w:val="sw_KE" w:bidi="sw_KE"/>
+        </w:rPr>
+        <w:t xml:space="preserve">; </w:t>
+      </w:r>
+      <w:r>
+        <w:rPr>
+          <w:lang w:val="sw_KE" w:bidi="sw_KE"/>
+        </w:rPr>
+        <w:t>101</w:t>
+      </w:r>
+      <w:r>
+        <w:rPr>
+          <w:lang w:val="sw_KE" w:bidi="sw_KE"/>
+        </w:rPr>
+        <w:t xml:space="preserve">; </w:t>
+      </w:r>
+      <w:r>
+        <w:rPr>
+          <w:lang w:val="sw_KE" w:bidi="sw_KE"/>
+        </w:rPr>
+        <w:t>110</w:t>
+      </w:r>
+      <w:r>
+        <w:rPr>
+          <w:lang w:val="sw_KE" w:bidi="sw_KE"/>
+        </w:rPr>
+        <w:t xml:space="preserve">; </w:t>
+      </w:r>
+      <w:r>
+        <w:rPr>
+          <w:lang w:val="sw_KE" w:bidi="sw_KE"/>
+        </w:rPr>
+        <w:t>132</w:t>
+      </w:r>
+      <w:r>
+        <w:rPr>
+          <w:lang w:val="sw_KE" w:bidi="sw_KE"/>
+        </w:rPr>
+        <w:t xml:space="preserve">; </w:t>
+      </w:r>
+      <w:r>
+        <w:rPr>
+          <w:lang w:val="sw_KE" w:bidi="sw_KE"/>
+        </w:rPr>
+        <w:t>144</w:t>
+      </w:r>
+      <w:r>
+        <w:rPr>
+          <w:lang w:val="sw_KE" w:bidi="sw_KE"/>
+        </w:rPr>
+        <w:t xml:space="preserve">; </w:t>
+      </w:r>
+      <w:r>
+        <w:rPr>
+          <w:lang w:val="sw_KE" w:bidi="sw_KE"/>
+        </w:rPr>
+        <w:t>Matendo 2:34–35</w:t>
+      </w:r>
+      <w:r>
+        <w:rPr>
+          <w:lang w:val="sw_KE" w:bidi="sw_KE"/>
+        </w:rPr>
+        <w:t xml:space="preserve">; </w:t>
+      </w:r>
+      <w:r>
+        <w:rPr>
+          <w:lang w:val="sw_KE" w:bidi="sw_KE"/>
+        </w:rPr>
+        <w:t>13:33</w:t>
+      </w:r>
+      <w:r>
+        <w:rPr>
+          <w:lang w:val="sw_KE" w:bidi="sw_KE"/>
+        </w:rPr>
+        <w:t xml:space="preserve">; </w:t>
+      </w:r>
+      <w:r>
+        <w:rPr>
+          <w:lang w:val="sw_KE" w:bidi="sw_KE"/>
+        </w:rPr>
+        <w:t>Waebrania 1:5</w:t>
+      </w:r>
       <w:r>
         <w:rPr>
           <w:lang w:val="sw_KE" w:bidi="sw_KE"/>
         </w:rPr>
         <w:t xml:space="preserve">, </w:t>
       </w:r>
-      <w:hyperlink r:id="rId104">
-        <w:r>
-          <w:rPr>
-            <w:lang w:val="sw_KE" w:bidi="sw_KE"/>
-          </w:rPr>
-          <w:rPr>
-            <w:color w:val="0000EE"/>
-            <w:u w:val="single"/>
-          </w:rPr>
-          <w:t>13</w:t>
-        </w:r>
-      </w:hyperlink>
-      <w:r>
-        <w:rPr>
-          <w:lang w:val="sw_KE" w:bidi="sw_KE"/>
-        </w:rPr>
-        <w:t xml:space="preserve">; </w:t>
-      </w:r>
-      <w:hyperlink r:id="rId105">
-        <w:r>
-          <w:rPr>
-            <w:lang w:val="sw_KE" w:bidi="sw_KE"/>
-          </w:rPr>
-          <w:rPr>
-            <w:color w:val="0000EE"/>
-            <w:u w:val="single"/>
-          </w:rPr>
-          <w:t>5:5–10</w:t>
-        </w:r>
-      </w:hyperlink>
+      <w:r>
+        <w:rPr>
+          <w:lang w:val="sw_KE" w:bidi="sw_KE"/>
+        </w:rPr>
+        <w:t>13</w:t>
+      </w:r>
+      <w:r>
+        <w:rPr>
+          <w:lang w:val="sw_KE" w:bidi="sw_KE"/>
+        </w:rPr>
+        <w:t xml:space="preserve">; </w:t>
+      </w:r>
+      <w:r>
+        <w:rPr>
+          <w:lang w:val="sw_KE" w:bidi="sw_KE"/>
+        </w:rPr>
+        <w:t>5:5–10</w:t>
+      </w:r>
       <w:r>
         <w:rPr>
           <w:lang w:val="sw_KE" w:bidi="sw_KE"/>
@@ -3427,162 +2539,108 @@
         </w:rPr>
         <w:t xml:space="preserve"> (</w:t>
       </w:r>
-      <w:hyperlink r:id="rId109">
-        <w:r>
-          <w:rPr>
-            <w:lang w:val="sw_KE" w:bidi="sw_KE"/>
-          </w:rPr>
-          <w:rPr>
-            <w:color w:val="0000EE"/>
-            <w:u w:val="single"/>
-          </w:rPr>
-          <w:t>Zaburi 9</w:t>
-        </w:r>
-      </w:hyperlink>
-      <w:r>
-        <w:rPr>
-          <w:lang w:val="sw_KE" w:bidi="sw_KE"/>
-        </w:rPr>
-        <w:t xml:space="preserve">; </w:t>
-      </w:r>
-      <w:hyperlink r:id="rId54">
-        <w:r>
-          <w:rPr>
-            <w:lang w:val="sw_KE" w:bidi="sw_KE"/>
-          </w:rPr>
-          <w:rPr>
-            <w:color w:val="0000EE"/>
-            <w:u w:val="single"/>
-          </w:rPr>
-          <w:t>18</w:t>
-        </w:r>
-      </w:hyperlink>
-      <w:r>
-        <w:rPr>
-          <w:lang w:val="sw_KE" w:bidi="sw_KE"/>
-        </w:rPr>
-        <w:t xml:space="preserve">; </w:t>
-      </w:r>
-      <w:hyperlink r:id="rId57">
-        <w:r>
-          <w:rPr>
-            <w:lang w:val="sw_KE" w:bidi="sw_KE"/>
-          </w:rPr>
-          <w:rPr>
-            <w:color w:val="0000EE"/>
-            <w:u w:val="single"/>
-          </w:rPr>
-          <w:t>32</w:t>
-        </w:r>
-      </w:hyperlink>
-      <w:r>
-        <w:rPr>
-          <w:lang w:val="sw_KE" w:bidi="sw_KE"/>
-        </w:rPr>
-        <w:t xml:space="preserve">; </w:t>
-      </w:r>
-      <w:hyperlink r:id="rId39">
-        <w:r>
-          <w:rPr>
-            <w:lang w:val="sw_KE" w:bidi="sw_KE"/>
-          </w:rPr>
-          <w:rPr>
-            <w:color w:val="0000EE"/>
-            <w:u w:val="single"/>
-          </w:rPr>
-          <w:t>34</w:t>
-        </w:r>
-      </w:hyperlink>
-      <w:r>
-        <w:rPr>
-          <w:lang w:val="sw_KE" w:bidi="sw_KE"/>
-        </w:rPr>
-        <w:t xml:space="preserve">; </w:t>
-      </w:r>
-      <w:hyperlink r:id="rId110">
-        <w:r>
-          <w:rPr>
-            <w:lang w:val="sw_KE" w:bidi="sw_KE"/>
-          </w:rPr>
-          <w:rPr>
-            <w:color w:val="0000EE"/>
-            <w:u w:val="single"/>
-          </w:rPr>
-          <w:t>116</w:t>
-        </w:r>
-      </w:hyperlink>
-      <w:r>
-        <w:rPr>
-          <w:lang w:val="sw_KE" w:bidi="sw_KE"/>
-        </w:rPr>
-        <w:t xml:space="preserve">; </w:t>
-      </w:r>
-      <w:hyperlink r:id="rId111">
-        <w:r>
-          <w:rPr>
-            <w:lang w:val="sw_KE" w:bidi="sw_KE"/>
-          </w:rPr>
-          <w:rPr>
-            <w:color w:val="0000EE"/>
-            <w:u w:val="single"/>
-          </w:rPr>
-          <w:t>138</w:t>
-        </w:r>
-      </w:hyperlink>
+      <w:r>
+        <w:rPr>
+          <w:lang w:val="sw_KE" w:bidi="sw_KE"/>
+        </w:rPr>
+        <w:t>Zaburi 9</w:t>
+      </w:r>
+      <w:r>
+        <w:rPr>
+          <w:lang w:val="sw_KE" w:bidi="sw_KE"/>
+        </w:rPr>
+        <w:t xml:space="preserve">; </w:t>
+      </w:r>
+      <w:r>
+        <w:rPr>
+          <w:lang w:val="sw_KE" w:bidi="sw_KE"/>
+        </w:rPr>
+        <w:t>18</w:t>
+      </w:r>
+      <w:r>
+        <w:rPr>
+          <w:lang w:val="sw_KE" w:bidi="sw_KE"/>
+        </w:rPr>
+        <w:t xml:space="preserve">; </w:t>
+      </w:r>
+      <w:r>
+        <w:rPr>
+          <w:lang w:val="sw_KE" w:bidi="sw_KE"/>
+        </w:rPr>
+        <w:t>32</w:t>
+      </w:r>
+      <w:r>
+        <w:rPr>
+          <w:lang w:val="sw_KE" w:bidi="sw_KE"/>
+        </w:rPr>
+        <w:t xml:space="preserve">; </w:t>
+      </w:r>
+      <w:r>
+        <w:rPr>
+          <w:lang w:val="sw_KE" w:bidi="sw_KE"/>
+        </w:rPr>
+        <w:t>34</w:t>
+      </w:r>
+      <w:r>
+        <w:rPr>
+          <w:lang w:val="sw_KE" w:bidi="sw_KE"/>
+        </w:rPr>
+        <w:t xml:space="preserve">; </w:t>
+      </w:r>
+      <w:r>
+        <w:rPr>
+          <w:lang w:val="sw_KE" w:bidi="sw_KE"/>
+        </w:rPr>
+        <w:t>116</w:t>
+      </w:r>
+      <w:r>
+        <w:rPr>
+          <w:lang w:val="sw_KE" w:bidi="sw_KE"/>
+        </w:rPr>
+        <w:t xml:space="preserve">; </w:t>
+      </w:r>
+      <w:r>
+        <w:rPr>
+          <w:lang w:val="sw_KE" w:bidi="sw_KE"/>
+        </w:rPr>
+        <w:t>138</w:t>
+      </w:r>
       <w:r>
         <w:rPr>
           <w:lang w:val="sw_KE" w:bidi="sw_KE"/>
         </w:rPr>
         <w:t xml:space="preserve">): Katika ibada ya hekalu, watu mara nyingi walitoa shukrani kwa sauti mbele ya wote walipotoa nadhiri au sadaka ya shukrani (tazama, kwa mfano, </w:t>
       </w:r>
-      <w:hyperlink r:id="rId112">
-        <w:r>
-          <w:rPr>
-            <w:lang w:val="sw_KE" w:bidi="sw_KE"/>
-          </w:rPr>
-          <w:rPr>
-            <w:color w:val="0000EE"/>
-            <w:u w:val="single"/>
-          </w:rPr>
-          <w:t>22:22–26</w:t>
-        </w:r>
-      </w:hyperlink>
-      <w:r>
-        <w:rPr>
-          <w:lang w:val="sw_KE" w:bidi="sw_KE"/>
-        </w:rPr>
-        <w:t xml:space="preserve">; </w:t>
-      </w:r>
-      <w:hyperlink r:id="rId113">
-        <w:r>
-          <w:rPr>
-            <w:lang w:val="sw_KE" w:bidi="sw_KE"/>
-          </w:rPr>
-          <w:rPr>
-            <w:color w:val="0000EE"/>
-            <w:u w:val="single"/>
-          </w:rPr>
-          <w:t>66:13–20</w:t>
-        </w:r>
-      </w:hyperlink>
-      <w:r>
-        <w:rPr>
-          <w:lang w:val="sw_KE" w:bidi="sw_KE"/>
-        </w:rPr>
-        <w:t xml:space="preserve">; </w:t>
-      </w:r>
-      <w:hyperlink r:id="rId114">
-        <w:r>
-          <w:rPr>
-            <w:lang w:val="sw_KE" w:bidi="sw_KE"/>
-          </w:rPr>
-          <w:rPr>
-            <w:color w:val="0000EE"/>
-            <w:u w:val="single"/>
-          </w:rPr>
-          <w:t>116:17–19</w:t>
-        </w:r>
-      </w:hyperlink>
+      <w:r>
+        <w:rPr>
+          <w:lang w:val="sw_KE" w:bidi="sw_KE"/>
+        </w:rPr>
+        <w:t>22:22–26</w:t>
+      </w:r>
+      <w:r>
+        <w:rPr>
+          <w:lang w:val="sw_KE" w:bidi="sw_KE"/>
+        </w:rPr>
+        <w:t xml:space="preserve">; </w:t>
+      </w:r>
+      <w:r>
+        <w:rPr>
+          <w:lang w:val="sw_KE" w:bidi="sw_KE"/>
+        </w:rPr>
+        <w:t>66:13–20</w:t>
+      </w:r>
+      <w:r>
+        <w:rPr>
+          <w:lang w:val="sw_KE" w:bidi="sw_KE"/>
+        </w:rPr>
+        <w:t xml:space="preserve">; </w:t>
+      </w:r>
+      <w:r>
+        <w:rPr>
+          <w:lang w:val="sw_KE" w:bidi="sw_KE"/>
+        </w:rPr>
+        <w:t>116:17–19</w:t>
+      </w:r>
       <w:r>
         <w:rPr>
           <w:lang w:val="sw_KE" w:bidi="sw_KE"/>
@@ -3610,144 +2668,96 @@
         </w:rPr>
         <w:t xml:space="preserve"> (</w:t>
       </w:r>
-      <w:hyperlink r:id="rId115">
-        <w:r>
-          <w:rPr>
-            <w:lang w:val="sw_KE" w:bidi="sw_KE"/>
-          </w:rPr>
-          <w:rPr>
-            <w:color w:val="0000EE"/>
-            <w:u w:val="single"/>
-          </w:rPr>
-          <w:t>Zaburi 103</w:t>
-        </w:r>
-      </w:hyperlink>
+      <w:r>
+        <w:rPr>
+          <w:lang w:val="sw_KE" w:bidi="sw_KE"/>
+        </w:rPr>
+        <w:t>Zaburi 103</w:t>
+      </w:r>
       <w:r>
         <w:rPr>
           <w:lang w:val="sw_KE" w:bidi="sw_KE"/>
         </w:rPr>
         <w:t xml:space="preserve">, </w:t>
       </w:r>
-      <w:hyperlink r:id="rId116">
-        <w:r>
-          <w:rPr>
-            <w:lang w:val="sw_KE" w:bidi="sw_KE"/>
-          </w:rPr>
-          <w:rPr>
-            <w:color w:val="0000EE"/>
-            <w:u w:val="single"/>
-          </w:rPr>
-          <w:t>113</w:t>
-        </w:r>
-      </w:hyperlink>
+      <w:r>
+        <w:rPr>
+          <w:lang w:val="sw_KE" w:bidi="sw_KE"/>
+        </w:rPr>
+        <w:t>113</w:t>
+      </w:r>
       <w:r>
         <w:rPr>
           <w:lang w:val="sw_KE" w:bidi="sw_KE"/>
         </w:rPr>
         <w:t xml:space="preserve">, </w:t>
       </w:r>
-      <w:hyperlink r:id="rId117">
-        <w:r>
-          <w:rPr>
-            <w:lang w:val="sw_KE" w:bidi="sw_KE"/>
-          </w:rPr>
-          <w:rPr>
-            <w:color w:val="0000EE"/>
-            <w:u w:val="single"/>
-          </w:rPr>
-          <w:t>124</w:t>
-        </w:r>
-      </w:hyperlink>
+      <w:r>
+        <w:rPr>
+          <w:lang w:val="sw_KE" w:bidi="sw_KE"/>
+        </w:rPr>
+        <w:t>124</w:t>
+      </w:r>
       <w:r>
         <w:rPr>
           <w:lang w:val="sw_KE" w:bidi="sw_KE"/>
         </w:rPr>
         <w:t xml:space="preserve">, </w:t>
       </w:r>
-      <w:hyperlink r:id="rId118">
-        <w:r>
-          <w:rPr>
-            <w:lang w:val="sw_KE" w:bidi="sw_KE"/>
-          </w:rPr>
-          <w:rPr>
-            <w:color w:val="0000EE"/>
-            <w:u w:val="single"/>
-          </w:rPr>
-          <w:t>129</w:t>
-        </w:r>
-      </w:hyperlink>
+      <w:r>
+        <w:rPr>
+          <w:lang w:val="sw_KE" w:bidi="sw_KE"/>
+        </w:rPr>
+        <w:t>129</w:t>
+      </w:r>
       <w:r>
         <w:rPr>
           <w:lang w:val="sw_KE" w:bidi="sw_KE"/>
         </w:rPr>
         <w:t xml:space="preserve">, </w:t>
       </w:r>
-      <w:hyperlink r:id="rId119">
-        <w:r>
-          <w:rPr>
-            <w:lang w:val="sw_KE" w:bidi="sw_KE"/>
-          </w:rPr>
-          <w:rPr>
-            <w:color w:val="0000EE"/>
-            <w:u w:val="single"/>
-          </w:rPr>
-          <w:t>136</w:t>
-        </w:r>
-      </w:hyperlink>
+      <w:r>
+        <w:rPr>
+          <w:lang w:val="sw_KE" w:bidi="sw_KE"/>
+        </w:rPr>
+        <w:t>136</w:t>
+      </w:r>
       <w:r>
         <w:rPr>
           <w:lang w:val="sw_KE" w:bidi="sw_KE"/>
         </w:rPr>
         <w:t>): Wakati jamii ilipokusanyika, waliimba kumsifu Bwana kwa matendo yake ya kihistoria (</w:t>
       </w:r>
-      <w:hyperlink r:id="rId115">
-        <w:r>
-          <w:rPr>
-            <w:lang w:val="sw_KE" w:bidi="sw_KE"/>
-          </w:rPr>
-          <w:rPr>
-            <w:color w:val="0000EE"/>
-            <w:u w:val="single"/>
-          </w:rPr>
-          <w:t>Zaburi 103</w:t>
-        </w:r>
-      </w:hyperlink>
+      <w:r>
+        <w:rPr>
+          <w:lang w:val="sw_KE" w:bidi="sw_KE"/>
+        </w:rPr>
+        <w:t>Zaburi 103</w:t>
+      </w:r>
       <w:r>
         <w:rPr>
           <w:lang w:val="sw_KE" w:bidi="sw_KE"/>
         </w:rPr>
         <w:t>). Au wangeweza kumsifu kwa onyesho la hivi karibuni la rehema yake (</w:t>
       </w:r>
-      <w:hyperlink r:id="rId117">
-        <w:r>
-          <w:rPr>
-            <w:lang w:val="sw_KE" w:bidi="sw_KE"/>
-          </w:rPr>
-          <w:rPr>
-            <w:color w:val="0000EE"/>
-            <w:u w:val="single"/>
-          </w:rPr>
-          <w:t>Zaburi 124</w:t>
-        </w:r>
-      </w:hyperlink>
+      <w:r>
+        <w:rPr>
+          <w:lang w:val="sw_KE" w:bidi="sw_KE"/>
+        </w:rPr>
+        <w:t>Zaburi 124</w:t>
+      </w:r>
       <w:r>
         <w:rPr>
           <w:lang w:val="sw_KE" w:bidi="sw_KE"/>
         </w:rPr>
         <w:t xml:space="preserve">, </w:t>
       </w:r>
-      <w:hyperlink r:id="rId118">
-        <w:r>
-          <w:rPr>
-            <w:lang w:val="sw_KE" w:bidi="sw_KE"/>
-          </w:rPr>
-          <w:rPr>
-            <w:color w:val="0000EE"/>
-            <w:u w:val="single"/>
-          </w:rPr>
-          <w:t>129</w:t>
-        </w:r>
-      </w:hyperlink>
+      <w:r>
+        <w:rPr>
+          <w:lang w:val="sw_KE" w:bidi="sw_KE"/>
+        </w:rPr>
+        <w:t>129</w:t>
+      </w:r>
       <w:r>
         <w:rPr>
           <w:lang w:val="sw_KE" w:bidi="sw_KE"/>
@@ -3768,90 +2778,60 @@
         </w:rPr>
         <w:t xml:space="preserve">Kwenye </w:t>
       </w:r>
-      <w:hyperlink r:id="rId115">
-        <w:r>
-          <w:rPr>
-            <w:lang w:val="sw_KE" w:bidi="sw_KE"/>
-          </w:rPr>
-          <w:rPr>
-            <w:color w:val="0000EE"/>
-            <w:u w:val="single"/>
-          </w:rPr>
-          <w:t>Zaburi 103</w:t>
-        </w:r>
-      </w:hyperlink>
+      <w:r>
+        <w:rPr>
+          <w:lang w:val="sw_KE" w:bidi="sw_KE"/>
+        </w:rPr>
+        <w:t>Zaburi 103</w:t>
+      </w:r>
       <w:r>
         <w:rPr>
           <w:lang w:val="sw_KE" w:bidi="sw_KE"/>
         </w:rPr>
         <w:t xml:space="preserve">, mtunga zaburi anamsifu Mungu kwa rehema zake kwa watu binafsi na jamii nzima (mistari </w:t>
       </w:r>
-      <w:hyperlink r:id="rId120">
-        <w:r>
-          <w:rPr>
-            <w:lang w:val="sw_KE" w:bidi="sw_KE"/>
-          </w:rPr>
-          <w:rPr>
-            <w:color w:val="0000EE"/>
-            <w:u w:val="single"/>
-          </w:rPr>
-          <w:t>1–5,</w:t>
-        </w:r>
-      </w:hyperlink>
+      <w:r>
+        <w:rPr>
+          <w:lang w:val="sw_KE" w:bidi="sw_KE"/>
+        </w:rPr>
+        <w:t>1–5,</w:t>
+      </w:r>
       <w:r>
         <w:rPr>
           <w:lang w:val="sw_KE" w:bidi="sw_KE"/>
         </w:rPr>
         <w:t xml:space="preserve"> </w:t>
       </w:r>
-      <w:hyperlink r:id="rId121">
-        <w:r>
-          <w:rPr>
-            <w:lang w:val="sw_KE" w:bidi="sw_KE"/>
-          </w:rPr>
-          <w:rPr>
-            <w:color w:val="0000EE"/>
-            <w:u w:val="single"/>
-          </w:rPr>
-          <w:t>6–14</w:t>
-        </w:r>
-      </w:hyperlink>
+      <w:r>
+        <w:rPr>
+          <w:lang w:val="sw_KE" w:bidi="sw_KE"/>
+        </w:rPr>
+        <w:t>6–14</w:t>
+      </w:r>
       <w:r>
         <w:rPr>
           <w:lang w:val="sw_KE" w:bidi="sw_KE"/>
         </w:rPr>
         <w:t xml:space="preserve">). Udhaifu wa binadamu unalinganishwa na uaminifu wa Mungu (mistari </w:t>
       </w:r>
-      <w:hyperlink r:id="rId122">
-        <w:r>
-          <w:rPr>
-            <w:lang w:val="sw_KE" w:bidi="sw_KE"/>
-          </w:rPr>
-          <w:rPr>
-            <w:color w:val="0000EE"/>
-            <w:u w:val="single"/>
-          </w:rPr>
-          <w:t>15–18</w:t>
-        </w:r>
-      </w:hyperlink>
+      <w:r>
+        <w:rPr>
+          <w:lang w:val="sw_KE" w:bidi="sw_KE"/>
+        </w:rPr>
+        <w:t>15–18</w:t>
+      </w:r>
       <w:r>
         <w:rPr>
           <w:lang w:val="sw_KE" w:bidi="sw_KE"/>
         </w:rPr>
         <w:t xml:space="preserve">). Utawala wake wa kipekee na wa ulimwengu wote unastahili sifa kutoka kwa kila mtu na kila kitu (mistari </w:t>
       </w:r>
-      <w:hyperlink r:id="rId123">
-        <w:r>
-          <w:rPr>
-            <w:lang w:val="sw_KE" w:bidi="sw_KE"/>
-          </w:rPr>
-          <w:rPr>
-            <w:color w:val="0000EE"/>
-            <w:u w:val="single"/>
-          </w:rPr>
-          <w:t>19–22</w:t>
-        </w:r>
-      </w:hyperlink>
+      <w:r>
+        <w:rPr>
+          <w:lang w:val="sw_KE" w:bidi="sw_KE"/>
+        </w:rPr>
+        <w:t>19–22</w:t>
+      </w:r>
       <w:r>
         <w:rPr>
           <w:lang w:val="sw_KE" w:bidi="sw_KE"/>
@@ -3881,252 +2861,168 @@
           <w:lang w:val="sw_KE" w:bidi="sw_KE"/>
         </w:rPr>
       </w:r>
-      <w:hyperlink r:id="rId109">
-        <w:r>
-          <w:rPr>
-            <w:lang w:val="sw_KE" w:bidi="sw_KE"/>
-          </w:rPr>
-          <w:rPr>
-            <w:color w:val="0000EE"/>
-            <w:u w:val="single"/>
-          </w:rPr>
-          <w:t>Zaburi 9</w:t>
-        </w:r>
-      </w:hyperlink>
-      <w:r>
-        <w:rPr>
-          <w:lang w:val="sw_KE" w:bidi="sw_KE"/>
-        </w:rPr>
-        <w:t xml:space="preserve">; </w:t>
-      </w:r>
-      <w:hyperlink r:id="rId54">
-        <w:r>
-          <w:rPr>
-            <w:lang w:val="sw_KE" w:bidi="sw_KE"/>
-          </w:rPr>
-          <w:rPr>
-            <w:color w:val="0000EE"/>
-            <w:u w:val="single"/>
-          </w:rPr>
-          <w:t>18</w:t>
-        </w:r>
-      </w:hyperlink>
-      <w:r>
-        <w:rPr>
-          <w:lang w:val="sw_KE" w:bidi="sw_KE"/>
-        </w:rPr>
-        <w:t xml:space="preserve">; </w:t>
-      </w:r>
-      <w:hyperlink r:id="rId57">
-        <w:r>
-          <w:rPr>
-            <w:lang w:val="sw_KE" w:bidi="sw_KE"/>
-          </w:rPr>
-          <w:rPr>
-            <w:color w:val="0000EE"/>
-            <w:u w:val="single"/>
-          </w:rPr>
-          <w:t>32</w:t>
-        </w:r>
-      </w:hyperlink>
-      <w:r>
-        <w:rPr>
-          <w:lang w:val="sw_KE" w:bidi="sw_KE"/>
-        </w:rPr>
-        <w:t xml:space="preserve">; </w:t>
-      </w:r>
-      <w:hyperlink r:id="rId39">
-        <w:r>
-          <w:rPr>
-            <w:lang w:val="sw_KE" w:bidi="sw_KE"/>
-          </w:rPr>
-          <w:rPr>
-            <w:color w:val="0000EE"/>
-            <w:u w:val="single"/>
-          </w:rPr>
-          <w:t>34</w:t>
-        </w:r>
-      </w:hyperlink>
-      <w:r>
-        <w:rPr>
-          <w:lang w:val="sw_KE" w:bidi="sw_KE"/>
-        </w:rPr>
-        <w:t xml:space="preserve">; </w:t>
-      </w:r>
-      <w:hyperlink r:id="rId124">
-        <w:r>
-          <w:rPr>
-            <w:lang w:val="sw_KE" w:bidi="sw_KE"/>
-          </w:rPr>
-          <w:rPr>
-            <w:color w:val="0000EE"/>
-            <w:u w:val="single"/>
-          </w:rPr>
-          <w:t>46–48</w:t>
-        </w:r>
-      </w:hyperlink>
-      <w:r>
-        <w:rPr>
-          <w:lang w:val="sw_KE" w:bidi="sw_KE"/>
-        </w:rPr>
-        <w:t xml:space="preserve">; </w:t>
-      </w:r>
-      <w:hyperlink r:id="rId125">
-        <w:r>
-          <w:rPr>
-            <w:lang w:val="sw_KE" w:bidi="sw_KE"/>
-          </w:rPr>
-          <w:rPr>
-            <w:color w:val="0000EE"/>
-            <w:u w:val="single"/>
-          </w:rPr>
-          <w:t>93</w:t>
-        </w:r>
-      </w:hyperlink>
-      <w:r>
-        <w:rPr>
-          <w:lang w:val="sw_KE" w:bidi="sw_KE"/>
-        </w:rPr>
-        <w:t xml:space="preserve">; </w:t>
-      </w:r>
-      <w:hyperlink r:id="rId126">
-        <w:r>
-          <w:rPr>
-            <w:lang w:val="sw_KE" w:bidi="sw_KE"/>
-          </w:rPr>
-          <w:rPr>
-            <w:color w:val="0000EE"/>
-            <w:u w:val="single"/>
-          </w:rPr>
-          <w:t>96–99</w:t>
-        </w:r>
-      </w:hyperlink>
-      <w:r>
-        <w:rPr>
-          <w:lang w:val="sw_KE" w:bidi="sw_KE"/>
-        </w:rPr>
-        <w:t xml:space="preserve">; </w:t>
-      </w:r>
-      <w:hyperlink r:id="rId115">
-        <w:r>
-          <w:rPr>
-            <w:lang w:val="sw_KE" w:bidi="sw_KE"/>
-          </w:rPr>
-          <w:rPr>
-            <w:color w:val="0000EE"/>
-            <w:u w:val="single"/>
-          </w:rPr>
-          <w:t>103</w:t>
-        </w:r>
-      </w:hyperlink>
-      <w:r>
-        <w:rPr>
-          <w:lang w:val="sw_KE" w:bidi="sw_KE"/>
-        </w:rPr>
-        <w:t xml:space="preserve">; </w:t>
-      </w:r>
-      <w:hyperlink r:id="rId116">
-        <w:r>
-          <w:rPr>
-            <w:lang w:val="sw_KE" w:bidi="sw_KE"/>
-          </w:rPr>
-          <w:rPr>
-            <w:color w:val="0000EE"/>
-            <w:u w:val="single"/>
-          </w:rPr>
-          <w:t>113</w:t>
-        </w:r>
-      </w:hyperlink>
-      <w:r>
-        <w:rPr>
-          <w:lang w:val="sw_KE" w:bidi="sw_KE"/>
-        </w:rPr>
-        <w:t xml:space="preserve">; </w:t>
-      </w:r>
-      <w:hyperlink r:id="rId110">
-        <w:r>
-          <w:rPr>
-            <w:lang w:val="sw_KE" w:bidi="sw_KE"/>
-          </w:rPr>
-          <w:rPr>
-            <w:color w:val="0000EE"/>
-            <w:u w:val="single"/>
-          </w:rPr>
-          <w:t>116</w:t>
-        </w:r>
-      </w:hyperlink>
-      <w:r>
-        <w:rPr>
-          <w:lang w:val="sw_KE" w:bidi="sw_KE"/>
-        </w:rPr>
-        <w:t xml:space="preserve">; </w:t>
-      </w:r>
-      <w:hyperlink r:id="rId117">
-        <w:r>
-          <w:rPr>
-            <w:lang w:val="sw_KE" w:bidi="sw_KE"/>
-          </w:rPr>
-          <w:rPr>
-            <w:color w:val="0000EE"/>
-            <w:u w:val="single"/>
-          </w:rPr>
-          <w:t>124</w:t>
-        </w:r>
-      </w:hyperlink>
-      <w:r>
-        <w:rPr>
-          <w:lang w:val="sw_KE" w:bidi="sw_KE"/>
-        </w:rPr>
-        <w:t xml:space="preserve">; </w:t>
-      </w:r>
-      <w:hyperlink r:id="rId118">
-        <w:r>
-          <w:rPr>
-            <w:lang w:val="sw_KE" w:bidi="sw_KE"/>
-          </w:rPr>
-          <w:rPr>
-            <w:color w:val="0000EE"/>
-            <w:u w:val="single"/>
-          </w:rPr>
-          <w:t>129</w:t>
-        </w:r>
-      </w:hyperlink>
-      <w:r>
-        <w:rPr>
-          <w:lang w:val="sw_KE" w:bidi="sw_KE"/>
-        </w:rPr>
-        <w:t xml:space="preserve">; </w:t>
-      </w:r>
-      <w:hyperlink r:id="rId119">
-        <w:r>
-          <w:rPr>
-            <w:lang w:val="sw_KE" w:bidi="sw_KE"/>
-          </w:rPr>
-          <w:rPr>
-            <w:color w:val="0000EE"/>
-            <w:u w:val="single"/>
-          </w:rPr>
-          <w:t>136</w:t>
-        </w:r>
-      </w:hyperlink>
-      <w:r>
-        <w:rPr>
-          <w:lang w:val="sw_KE" w:bidi="sw_KE"/>
-        </w:rPr>
-        <w:t xml:space="preserve">; </w:t>
-      </w:r>
-      <w:hyperlink r:id="rId111">
-        <w:r>
-          <w:rPr>
-            <w:lang w:val="sw_KE" w:bidi="sw_KE"/>
-          </w:rPr>
-          <w:rPr>
-            <w:color w:val="0000EE"/>
-            <w:u w:val="single"/>
-          </w:rPr>
-          <w:t>138</w:t>
-        </w:r>
-      </w:hyperlink>
+      <w:r>
+        <w:rPr>
+          <w:lang w:val="sw_KE" w:bidi="sw_KE"/>
+        </w:rPr>
+        <w:t>Zaburi 9</w:t>
+      </w:r>
+      <w:r>
+        <w:rPr>
+          <w:lang w:val="sw_KE" w:bidi="sw_KE"/>
+        </w:rPr>
+        <w:t xml:space="preserve">; </w:t>
+      </w:r>
+      <w:r>
+        <w:rPr>
+          <w:lang w:val="sw_KE" w:bidi="sw_KE"/>
+        </w:rPr>
+        <w:t>18</w:t>
+      </w:r>
+      <w:r>
+        <w:rPr>
+          <w:lang w:val="sw_KE" w:bidi="sw_KE"/>
+        </w:rPr>
+        <w:t xml:space="preserve">; </w:t>
+      </w:r>
+      <w:r>
+        <w:rPr>
+          <w:lang w:val="sw_KE" w:bidi="sw_KE"/>
+        </w:rPr>
+        <w:t>32</w:t>
+      </w:r>
+      <w:r>
+        <w:rPr>
+          <w:lang w:val="sw_KE" w:bidi="sw_KE"/>
+        </w:rPr>
+        <w:t xml:space="preserve">; </w:t>
+      </w:r>
+      <w:r>
+        <w:rPr>
+          <w:lang w:val="sw_KE" w:bidi="sw_KE"/>
+        </w:rPr>
+        <w:t>34</w:t>
+      </w:r>
+      <w:r>
+        <w:rPr>
+          <w:lang w:val="sw_KE" w:bidi="sw_KE"/>
+        </w:rPr>
+        <w:t xml:space="preserve">; </w:t>
+      </w:r>
+      <w:r>
+        <w:rPr>
+          <w:lang w:val="sw_KE" w:bidi="sw_KE"/>
+        </w:rPr>
+        <w:t>46–48</w:t>
+      </w:r>
+      <w:r>
+        <w:rPr>
+          <w:lang w:val="sw_KE" w:bidi="sw_KE"/>
+        </w:rPr>
+        <w:t xml:space="preserve">; </w:t>
+      </w:r>
+      <w:r>
+        <w:rPr>
+          <w:lang w:val="sw_KE" w:bidi="sw_KE"/>
+        </w:rPr>
+        <w:t>93</w:t>
+      </w:r>
+      <w:r>
+        <w:rPr>
+          <w:lang w:val="sw_KE" w:bidi="sw_KE"/>
+        </w:rPr>
+        <w:t xml:space="preserve">; </w:t>
+      </w:r>
+      <w:r>
+        <w:rPr>
+          <w:lang w:val="sw_KE" w:bidi="sw_KE"/>
+        </w:rPr>
+        <w:t>96–99</w:t>
+      </w:r>
+      <w:r>
+        <w:rPr>
+          <w:lang w:val="sw_KE" w:bidi="sw_KE"/>
+        </w:rPr>
+        <w:t xml:space="preserve">; </w:t>
+      </w:r>
+      <w:r>
+        <w:rPr>
+          <w:lang w:val="sw_KE" w:bidi="sw_KE"/>
+        </w:rPr>
+        <w:t>103</w:t>
+      </w:r>
+      <w:r>
+        <w:rPr>
+          <w:lang w:val="sw_KE" w:bidi="sw_KE"/>
+        </w:rPr>
+        <w:t xml:space="preserve">; </w:t>
+      </w:r>
+      <w:r>
+        <w:rPr>
+          <w:lang w:val="sw_KE" w:bidi="sw_KE"/>
+        </w:rPr>
+        <w:t>113</w:t>
+      </w:r>
+      <w:r>
+        <w:rPr>
+          <w:lang w:val="sw_KE" w:bidi="sw_KE"/>
+        </w:rPr>
+        <w:t xml:space="preserve">; </w:t>
+      </w:r>
+      <w:r>
+        <w:rPr>
+          <w:lang w:val="sw_KE" w:bidi="sw_KE"/>
+        </w:rPr>
+        <w:t>116</w:t>
+      </w:r>
+      <w:r>
+        <w:rPr>
+          <w:lang w:val="sw_KE" w:bidi="sw_KE"/>
+        </w:rPr>
+        <w:t xml:space="preserve">; </w:t>
+      </w:r>
+      <w:r>
+        <w:rPr>
+          <w:lang w:val="sw_KE" w:bidi="sw_KE"/>
+        </w:rPr>
+        <w:t>124</w:t>
+      </w:r>
+      <w:r>
+        <w:rPr>
+          <w:lang w:val="sw_KE" w:bidi="sw_KE"/>
+        </w:rPr>
+        <w:t xml:space="preserve">; </w:t>
+      </w:r>
+      <w:r>
+        <w:rPr>
+          <w:lang w:val="sw_KE" w:bidi="sw_KE"/>
+        </w:rPr>
+        <w:t>129</w:t>
+      </w:r>
+      <w:r>
+        <w:rPr>
+          <w:lang w:val="sw_KE" w:bidi="sw_KE"/>
+        </w:rPr>
+        <w:t xml:space="preserve">; </w:t>
+      </w:r>
+      <w:r>
+        <w:rPr>
+          <w:lang w:val="sw_KE" w:bidi="sw_KE"/>
+        </w:rPr>
+        <w:t>136</w:t>
+      </w:r>
+      <w:r>
+        <w:rPr>
+          <w:lang w:val="sw_KE" w:bidi="sw_KE"/>
+        </w:rPr>
+        <w:t xml:space="preserve">; </w:t>
+      </w:r>
+      <w:r>
+        <w:rPr>
+          <w:lang w:val="sw_KE" w:bidi="sw_KE"/>
+        </w:rPr>
+        <w:t>138</w:t>
+      </w:r>
       <w:r>
         <w:rPr>
           <w:lang w:val="sw_KE" w:bidi="sw_KE"/>
@@ -4175,108 +3071,72 @@
         </w:rPr>
         <w:t>Kama mtume Petro alivyosema siku ya Pentekoste, unabii ulikuwa ni matokeo ya Roho Mtakatifu wa Mungu kumwagwa (</w:t>
       </w:r>
-      <w:hyperlink r:id="rId127">
-        <w:r>
-          <w:rPr>
-            <w:lang w:val="sw_KE" w:bidi="sw_KE"/>
-          </w:rPr>
-          <w:rPr>
-            <w:color w:val="0000EE"/>
-            <w:u w:val="single"/>
-          </w:rPr>
-          <w:t>Matendo 2:17–21</w:t>
-        </w:r>
-      </w:hyperlink>
+      <w:r>
+        <w:rPr>
+          <w:lang w:val="sw_KE" w:bidi="sw_KE"/>
+        </w:rPr>
+        <w:t>Matendo 2:17–21</w:t>
+      </w:r>
       <w:r>
         <w:rPr>
           <w:lang w:val="sw_KE" w:bidi="sw_KE"/>
         </w:rPr>
         <w:t xml:space="preserve">; tazama </w:t>
       </w:r>
-      <w:hyperlink r:id="rId128">
-        <w:r>
-          <w:rPr>
-            <w:lang w:val="sw_KE" w:bidi="sw_KE"/>
-          </w:rPr>
-          <w:rPr>
-            <w:color w:val="0000EE"/>
-            <w:u w:val="single"/>
-          </w:rPr>
-          <w:t>Yoeli 2:28–32</w:t>
-        </w:r>
-      </w:hyperlink>
+      <w:r>
+        <w:rPr>
+          <w:lang w:val="sw_KE" w:bidi="sw_KE"/>
+        </w:rPr>
+        <w:t>Yoeli 2:28–32</w:t>
+      </w:r>
       <w:r>
         <w:rPr>
           <w:lang w:val="sw_KE" w:bidi="sw_KE"/>
         </w:rPr>
         <w:t>). Kitabu cha Matendo kinataja manabii wachache Wakristo (</w:t>
       </w:r>
-      <w:hyperlink r:id="rId129">
-        <w:r>
-          <w:rPr>
-            <w:lang w:val="sw_KE" w:bidi="sw_KE"/>
-          </w:rPr>
-          <w:rPr>
-            <w:color w:val="0000EE"/>
-            <w:u w:val="single"/>
-          </w:rPr>
-          <w:t>Matendo 11:27–28</w:t>
-        </w:r>
-      </w:hyperlink>
-      <w:r>
-        <w:rPr>
-          <w:lang w:val="sw_KE" w:bidi="sw_KE"/>
-        </w:rPr>
-        <w:t xml:space="preserve">; </w:t>
-      </w:r>
-      <w:hyperlink r:id="rId130">
-        <w:r>
-          <w:rPr>
-            <w:lang w:val="sw_KE" w:bidi="sw_KE"/>
-          </w:rPr>
-          <w:rPr>
-            <w:color w:val="0000EE"/>
-            <w:u w:val="single"/>
-          </w:rPr>
-          <w:t>13:1</w:t>
-        </w:r>
-      </w:hyperlink>
-      <w:r>
-        <w:rPr>
-          <w:lang w:val="sw_KE" w:bidi="sw_KE"/>
-        </w:rPr>
-        <w:t xml:space="preserve">; </w:t>
-      </w:r>
-      <w:hyperlink r:id="rId131">
-        <w:r>
-          <w:rPr>
-            <w:lang w:val="sw_KE" w:bidi="sw_KE"/>
-          </w:rPr>
-          <w:rPr>
-            <w:color w:val="0000EE"/>
-            <w:u w:val="single"/>
-          </w:rPr>
-          <w:t>15:32</w:t>
-        </w:r>
-      </w:hyperlink>
-      <w:r>
-        <w:rPr>
-          <w:lang w:val="sw_KE" w:bidi="sw_KE"/>
-        </w:rPr>
-        <w:t xml:space="preserve">; </w:t>
-      </w:r>
-      <w:hyperlink r:id="rId132">
-        <w:r>
-          <w:rPr>
-            <w:lang w:val="sw_KE" w:bidi="sw_KE"/>
-          </w:rPr>
-          <w:rPr>
-            <w:color w:val="0000EE"/>
-            <w:u w:val="single"/>
-          </w:rPr>
-          <w:t>21:9–11</w:t>
-        </w:r>
-      </w:hyperlink>
+      <w:r>
+        <w:rPr>
+          <w:lang w:val="sw_KE" w:bidi="sw_KE"/>
+        </w:rPr>
+        <w:t>Matendo 11:27–28</w:t>
+      </w:r>
+      <w:r>
+        <w:rPr>
+          <w:lang w:val="sw_KE" w:bidi="sw_KE"/>
+        </w:rPr>
+        <w:t xml:space="preserve">; </w:t>
+      </w:r>
+      <w:r>
+        <w:rPr>
+          <w:lang w:val="sw_KE" w:bidi="sw_KE"/>
+        </w:rPr>
+        <w:t>13:1</w:t>
+      </w:r>
+      <w:r>
+        <w:rPr>
+          <w:lang w:val="sw_KE" w:bidi="sw_KE"/>
+        </w:rPr>
+        <w:t xml:space="preserve">; </w:t>
+      </w:r>
+      <w:r>
+        <w:rPr>
+          <w:lang w:val="sw_KE" w:bidi="sw_KE"/>
+        </w:rPr>
+        <w:t>15:32</w:t>
+      </w:r>
+      <w:r>
+        <w:rPr>
+          <w:lang w:val="sw_KE" w:bidi="sw_KE"/>
+        </w:rPr>
+        <w:t xml:space="preserve">; </w:t>
+      </w:r>
+      <w:r>
+        <w:rPr>
+          <w:lang w:val="sw_KE" w:bidi="sw_KE"/>
+        </w:rPr>
+        <w:t>21:9–11</w:t>
+      </w:r>
       <w:r>
         <w:rPr>
           <w:lang w:val="sw_KE" w:bidi="sw_KE"/>
@@ -4296,126 +3156,84 @@
         </w:rPr>
         <w:t xml:space="preserve"> 12:3; 16:2). Mmoja wa manabii hawa alikuwa Agabo, ambaye alitenda kama nabii wa Agano la Kale kwa kufanya matendo ya mfano (</w:t>
       </w:r>
-      <w:hyperlink r:id="rId133">
-        <w:r>
-          <w:rPr>
-            <w:lang w:val="sw_KE" w:bidi="sw_KE"/>
-          </w:rPr>
-          <w:rPr>
-            <w:color w:val="0000EE"/>
-            <w:u w:val="single"/>
-          </w:rPr>
-          <w:t>Matendo 21:10–11</w:t>
-        </w:r>
-      </w:hyperlink>
+      <w:r>
+        <w:rPr>
+          <w:lang w:val="sw_KE" w:bidi="sw_KE"/>
+        </w:rPr>
+        <w:t>Matendo 21:10–11</w:t>
+      </w:r>
       <w:r>
         <w:rPr>
           <w:lang w:val="sw_KE" w:bidi="sw_KE"/>
         </w:rPr>
         <w:t xml:space="preserve">; tazama </w:t>
       </w:r>
-      <w:hyperlink r:id="rId134">
-        <w:r>
-          <w:rPr>
-            <w:lang w:val="sw_KE" w:bidi="sw_KE"/>
-          </w:rPr>
-          <w:rPr>
-            <w:color w:val="0000EE"/>
-            <w:u w:val="single"/>
-          </w:rPr>
-          <w:t>1 Wafalme 11:29–32</w:t>
-        </w:r>
-      </w:hyperlink>
-      <w:r>
-        <w:rPr>
-          <w:lang w:val="sw_KE" w:bidi="sw_KE"/>
-        </w:rPr>
-        <w:t xml:space="preserve">; </w:t>
-      </w:r>
-      <w:hyperlink r:id="rId135">
-        <w:r>
-          <w:rPr>
-            <w:lang w:val="sw_KE" w:bidi="sw_KE"/>
-          </w:rPr>
-          <w:rPr>
-            <w:color w:val="0000EE"/>
-            <w:u w:val="single"/>
-          </w:rPr>
-          <w:t>Isaiah 20:2–6</w:t>
-        </w:r>
-      </w:hyperlink>
-      <w:r>
-        <w:rPr>
-          <w:lang w:val="sw_KE" w:bidi="sw_KE"/>
-        </w:rPr>
-        <w:t xml:space="preserve">; </w:t>
-      </w:r>
-      <w:hyperlink r:id="rId136">
-        <w:r>
-          <w:rPr>
-            <w:lang w:val="sw_KE" w:bidi="sw_KE"/>
-          </w:rPr>
-          <w:rPr>
-            <w:color w:val="0000EE"/>
-            <w:u w:val="single"/>
-          </w:rPr>
-          <w:t>Yeremia 13:1–11</w:t>
-        </w:r>
-      </w:hyperlink>
-      <w:r>
-        <w:rPr>
-          <w:lang w:val="sw_KE" w:bidi="sw_KE"/>
-        </w:rPr>
-        <w:t xml:space="preserve">; </w:t>
-      </w:r>
-      <w:hyperlink r:id="rId137">
-        <w:r>
-          <w:rPr>
-            <w:lang w:val="sw_KE" w:bidi="sw_KE"/>
-          </w:rPr>
-          <w:rPr>
-            <w:color w:val="0000EE"/>
-            <w:u w:val="single"/>
-          </w:rPr>
-          <w:t>Ezekieli 4:1–5:17</w:t>
-        </w:r>
-      </w:hyperlink>
+      <w:r>
+        <w:rPr>
+          <w:lang w:val="sw_KE" w:bidi="sw_KE"/>
+        </w:rPr>
+        <w:t>1 Wafalme 11:29–32</w:t>
+      </w:r>
+      <w:r>
+        <w:rPr>
+          <w:lang w:val="sw_KE" w:bidi="sw_KE"/>
+        </w:rPr>
+        <w:t xml:space="preserve">; </w:t>
+      </w:r>
+      <w:r>
+        <w:rPr>
+          <w:lang w:val="sw_KE" w:bidi="sw_KE"/>
+        </w:rPr>
+        <w:t>Isaiah 20:2–6</w:t>
+      </w:r>
+      <w:r>
+        <w:rPr>
+          <w:lang w:val="sw_KE" w:bidi="sw_KE"/>
+        </w:rPr>
+        <w:t xml:space="preserve">; </w:t>
+      </w:r>
+      <w:r>
+        <w:rPr>
+          <w:lang w:val="sw_KE" w:bidi="sw_KE"/>
+        </w:rPr>
+        <w:t>Yeremia 13:1–11</w:t>
+      </w:r>
+      <w:r>
+        <w:rPr>
+          <w:lang w:val="sw_KE" w:bidi="sw_KE"/>
+        </w:rPr>
+        <w:t xml:space="preserve">; </w:t>
+      </w:r>
+      <w:r>
+        <w:rPr>
+          <w:lang w:val="sw_KE" w:bidi="sw_KE"/>
+        </w:rPr>
+        <w:t>Ezekieli 4:1–5:17</w:t>
+      </w:r>
       <w:r>
         <w:rPr>
           <w:lang w:val="sw_KE" w:bidi="sw_KE"/>
         </w:rPr>
         <w:t>). Pia alitabiri matukio ya baadaye (</w:t>
       </w:r>
-      <w:hyperlink r:id="rId138">
-        <w:r>
-          <w:rPr>
-            <w:lang w:val="sw_KE" w:bidi="sw_KE"/>
-          </w:rPr>
-          <w:rPr>
-            <w:color w:val="0000EE"/>
-            <w:u w:val="single"/>
-          </w:rPr>
-          <w:t>Matendo 11:28</w:t>
-        </w:r>
-      </w:hyperlink>
-      <w:r>
-        <w:rPr>
-          <w:lang w:val="sw_KE" w:bidi="sw_KE"/>
-        </w:rPr>
-        <w:t xml:space="preserve">; </w:t>
-      </w:r>
-      <w:hyperlink r:id="rId133">
-        <w:r>
-          <w:rPr>
-            <w:lang w:val="sw_KE" w:bidi="sw_KE"/>
-          </w:rPr>
-          <w:rPr>
-            <w:color w:val="0000EE"/>
-            <w:u w:val="single"/>
-          </w:rPr>
-          <w:t>21:10–11</w:t>
-        </w:r>
-      </w:hyperlink>
+      <w:r>
+        <w:rPr>
+          <w:lang w:val="sw_KE" w:bidi="sw_KE"/>
+        </w:rPr>
+        <w:t>Matendo 11:28</w:t>
+      </w:r>
+      <w:r>
+        <w:rPr>
+          <w:lang w:val="sw_KE" w:bidi="sw_KE"/>
+        </w:rPr>
+        <w:t xml:space="preserve">; </w:t>
+      </w:r>
+      <w:r>
+        <w:rPr>
+          <w:lang w:val="sw_KE" w:bidi="sw_KE"/>
+        </w:rPr>
+        <w:t>21:10–11</w:t>
+      </w:r>
       <w:r>
         <w:rPr>
           <w:lang w:val="sw_KE" w:bidi="sw_KE"/>
@@ -4436,126 +3254,84 @@
         </w:rPr>
         <w:t>Filipo Mwinjilisti alikuwa na binti wanne "walio na kipawa cha unabii" (</w:t>
       </w:r>
-      <w:hyperlink r:id="rId139">
-        <w:r>
-          <w:rPr>
-            <w:lang w:val="sw_KE" w:bidi="sw_KE"/>
-          </w:rPr>
-          <w:rPr>
-            <w:color w:val="0000EE"/>
-            <w:u w:val="single"/>
-          </w:rPr>
-          <w:t>Matendo 21:9</w:t>
-        </w:r>
-      </w:hyperlink>
+      <w:r>
+        <w:rPr>
+          <w:lang w:val="sw_KE" w:bidi="sw_KE"/>
+        </w:rPr>
+        <w:t>Matendo 21:9</w:t>
+      </w:r>
       <w:r>
         <w:rPr>
           <w:lang w:val="sw_KE" w:bidi="sw_KE"/>
         </w:rPr>
         <w:t>). Mtume Paulo pia alitambua kwamba baadhi ya wanawake Wakristo walikuwa na kipawa hiki cha unabii (</w:t>
       </w:r>
-      <w:hyperlink r:id="rId140">
-        <w:r>
-          <w:rPr>
-            <w:lang w:val="sw_KE" w:bidi="sw_KE"/>
-          </w:rPr>
-          <w:rPr>
-            <w:color w:val="0000EE"/>
-            <w:u w:val="single"/>
-          </w:rPr>
-          <w:t>1 Wakorintho 11:5</w:t>
-        </w:r>
-      </w:hyperlink>
+      <w:r>
+        <w:rPr>
+          <w:lang w:val="sw_KE" w:bidi="sw_KE"/>
+        </w:rPr>
+        <w:t>1 Wakorintho 11:5</w:t>
+      </w:r>
       <w:r>
         <w:rPr>
           <w:lang w:val="sw_KE" w:bidi="sw_KE"/>
         </w:rPr>
         <w:t>). Katika Agano la Kale, manabii wengi walikuwa wanaume, lakini baadhi ya wanawake pia walikuwa manabii, kama vile Miriamu, Debora, na Hulda (</w:t>
       </w:r>
-      <w:hyperlink r:id="rId141">
-        <w:r>
-          <w:rPr>
-            <w:lang w:val="sw_KE" w:bidi="sw_KE"/>
-          </w:rPr>
-          <w:rPr>
-            <w:color w:val="0000EE"/>
-            <w:u w:val="single"/>
-          </w:rPr>
-          <w:t>Kutoka 15:20</w:t>
-        </w:r>
-      </w:hyperlink>
-      <w:r>
-        <w:rPr>
-          <w:lang w:val="sw_KE" w:bidi="sw_KE"/>
-        </w:rPr>
-        <w:t xml:space="preserve">; </w:t>
-      </w:r>
-      <w:hyperlink r:id="rId142">
-        <w:r>
-          <w:rPr>
-            <w:lang w:val="sw_KE" w:bidi="sw_KE"/>
-          </w:rPr>
-          <w:rPr>
-            <w:color w:val="0000EE"/>
-            <w:u w:val="single"/>
-          </w:rPr>
-          <w:t>Waamuzi 4:4</w:t>
-        </w:r>
-      </w:hyperlink>
-      <w:r>
-        <w:rPr>
-          <w:lang w:val="sw_KE" w:bidi="sw_KE"/>
-        </w:rPr>
-        <w:t xml:space="preserve">; </w:t>
-      </w:r>
-      <w:hyperlink r:id="rId143">
-        <w:r>
-          <w:rPr>
-            <w:lang w:val="sw_KE" w:bidi="sw_KE"/>
-          </w:rPr>
-          <w:rPr>
-            <w:color w:val="0000EE"/>
-            <w:u w:val="single"/>
-          </w:rPr>
-          <w:t>2 Wafalme 22:14–20</w:t>
-        </w:r>
-      </w:hyperlink>
-      <w:r>
-        <w:rPr>
-          <w:lang w:val="sw_KE" w:bidi="sw_KE"/>
-        </w:rPr>
-        <w:t xml:space="preserve">; </w:t>
-      </w:r>
-      <w:hyperlink r:id="rId144">
-        <w:r>
-          <w:rPr>
-            <w:lang w:val="sw_KE" w:bidi="sw_KE"/>
-          </w:rPr>
-          <w:rPr>
-            <w:color w:val="0000EE"/>
-            <w:u w:val="single"/>
-          </w:rPr>
-          <w:t>2 Mambo ya Nyakati 34:22–28</w:t>
-        </w:r>
-      </w:hyperlink>
+      <w:r>
+        <w:rPr>
+          <w:lang w:val="sw_KE" w:bidi="sw_KE"/>
+        </w:rPr>
+        <w:t>Kutoka 15:20</w:t>
+      </w:r>
+      <w:r>
+        <w:rPr>
+          <w:lang w:val="sw_KE" w:bidi="sw_KE"/>
+        </w:rPr>
+        <w:t xml:space="preserve">; </w:t>
+      </w:r>
+      <w:r>
+        <w:rPr>
+          <w:lang w:val="sw_KE" w:bidi="sw_KE"/>
+        </w:rPr>
+        <w:t>Waamuzi 4:4</w:t>
+      </w:r>
+      <w:r>
+        <w:rPr>
+          <w:lang w:val="sw_KE" w:bidi="sw_KE"/>
+        </w:rPr>
+        <w:t xml:space="preserve">; </w:t>
+      </w:r>
+      <w:r>
+        <w:rPr>
+          <w:lang w:val="sw_KE" w:bidi="sw_KE"/>
+        </w:rPr>
+        <w:t>2 Wafalme 22:14–20</w:t>
+      </w:r>
+      <w:r>
+        <w:rPr>
+          <w:lang w:val="sw_KE" w:bidi="sw_KE"/>
+        </w:rPr>
+        <w:t xml:space="preserve">; </w:t>
+      </w:r>
+      <w:r>
+        <w:rPr>
+          <w:lang w:val="sw_KE" w:bidi="sw_KE"/>
+        </w:rPr>
+        <w:t>2 Mambo ya Nyakati 34:22–28</w:t>
+      </w:r>
       <w:r>
         <w:rPr>
           <w:lang w:val="sw_KE" w:bidi="sw_KE"/>
         </w:rPr>
         <w:t>). Katika Agano Jipya, wanaume na wanawake, vijana na wazee, wanapokea kipawa cha unabii, kama Petro alivyotaja katika mahubiri yake siku ya Pentekoste (</w:t>
       </w:r>
-      <w:hyperlink r:id="rId145">
-        <w:r>
-          <w:rPr>
-            <w:lang w:val="sw_KE" w:bidi="sw_KE"/>
-          </w:rPr>
-          <w:rPr>
-            <w:color w:val="0000EE"/>
-            <w:u w:val="single"/>
-          </w:rPr>
-          <w:t>Matendo 2:17–18</w:t>
-        </w:r>
-      </w:hyperlink>
+      <w:r>
+        <w:rPr>
+          <w:lang w:val="sw_KE" w:bidi="sw_KE"/>
+        </w:rPr>
+        <w:t>Matendo 2:17–18</w:t>
+      </w:r>
       <w:r>
         <w:rPr>
           <w:lang w:val="sw_KE" w:bidi="sw_KE"/>
@@ -4576,252 +3352,168 @@
         </w:rPr>
         <w:t>Unabii wakati mwingine unahusisha kutabiri siku zijazo (</w:t>
       </w:r>
-      <w:hyperlink r:id="rId146">
-        <w:r>
-          <w:rPr>
-            <w:lang w:val="sw_KE" w:bidi="sw_KE"/>
-          </w:rPr>
-          <w:rPr>
-            <w:color w:val="0000EE"/>
-            <w:u w:val="single"/>
-          </w:rPr>
-          <w:t>Matendo 20:22–23</w:t>
-        </w:r>
-      </w:hyperlink>
-      <w:r>
-        <w:rPr>
-          <w:lang w:val="sw_KE" w:bidi="sw_KE"/>
-        </w:rPr>
-        <w:t xml:space="preserve">; </w:t>
-      </w:r>
-      <w:hyperlink r:id="rId133">
-        <w:r>
-          <w:rPr>
-            <w:lang w:val="sw_KE" w:bidi="sw_KE"/>
-          </w:rPr>
-          <w:rPr>
-            <w:color w:val="0000EE"/>
-            <w:u w:val="single"/>
-          </w:rPr>
-          <w:t>21:10–1</w:t>
-        </w:r>
-      </w:hyperlink>
+      <w:r>
+        <w:rPr>
+          <w:lang w:val="sw_KE" w:bidi="sw_KE"/>
+        </w:rPr>
+        <w:t>Matendo 20:22–23</w:t>
+      </w:r>
+      <w:r>
+        <w:rPr>
+          <w:lang w:val="sw_KE" w:bidi="sw_KE"/>
+        </w:rPr>
+        <w:t xml:space="preserve">; </w:t>
+      </w:r>
+      <w:r>
+        <w:rPr>
+          <w:lang w:val="sw_KE" w:bidi="sw_KE"/>
+        </w:rPr>
+        <w:t>21:10–1</w:t>
+      </w:r>
       <w:r>
         <w:rPr>
           <w:lang w:val="sw_KE" w:bidi="sw_KE"/>
         </w:rPr>
         <w:t xml:space="preserve">; tazama </w:t>
       </w:r>
-      <w:hyperlink r:id="rId147">
-        <w:r>
-          <w:rPr>
-            <w:lang w:val="sw_KE" w:bidi="sw_KE"/>
-          </w:rPr>
-          <w:rPr>
-            <w:color w:val="0000EE"/>
-            <w:u w:val="single"/>
-          </w:rPr>
-          <w:t>Warumi 9:24–33</w:t>
-        </w:r>
-      </w:hyperlink>
-      <w:r>
-        <w:rPr>
-          <w:lang w:val="sw_KE" w:bidi="sw_KE"/>
-        </w:rPr>
-        <w:t xml:space="preserve">; </w:t>
-      </w:r>
-      <w:hyperlink r:id="rId148">
-        <w:r>
-          <w:rPr>
-            <w:lang w:val="sw_KE" w:bidi="sw_KE"/>
-          </w:rPr>
-          <w:rPr>
-            <w:color w:val="0000EE"/>
-            <w:u w:val="single"/>
-          </w:rPr>
-          <w:t>1 Wathesalonike 4:13–17</w:t>
-        </w:r>
-      </w:hyperlink>
-      <w:r>
-        <w:rPr>
-          <w:lang w:val="sw_KE" w:bidi="sw_KE"/>
-        </w:rPr>
-        <w:t xml:space="preserve">; </w:t>
-      </w:r>
-      <w:hyperlink r:id="rId149">
-        <w:r>
-          <w:rPr>
-            <w:lang w:val="sw_KE" w:bidi="sw_KE"/>
-          </w:rPr>
-          <w:rPr>
-            <w:color w:val="0000EE"/>
-            <w:u w:val="single"/>
-          </w:rPr>
-          <w:t>2 Wathesalonike 2:3–4</w:t>
-        </w:r>
-      </w:hyperlink>
+      <w:r>
+        <w:rPr>
+          <w:lang w:val="sw_KE" w:bidi="sw_KE"/>
+        </w:rPr>
+        <w:t>Warumi 9:24–33</w:t>
+      </w:r>
+      <w:r>
+        <w:rPr>
+          <w:lang w:val="sw_KE" w:bidi="sw_KE"/>
+        </w:rPr>
+        <w:t xml:space="preserve">; </w:t>
+      </w:r>
+      <w:r>
+        <w:rPr>
+          <w:lang w:val="sw_KE" w:bidi="sw_KE"/>
+        </w:rPr>
+        <w:t>1 Wathesalonike 4:13–17</w:t>
+      </w:r>
+      <w:r>
+        <w:rPr>
+          <w:lang w:val="sw_KE" w:bidi="sw_KE"/>
+        </w:rPr>
+        <w:t xml:space="preserve">; </w:t>
+      </w:r>
+      <w:r>
+        <w:rPr>
+          <w:lang w:val="sw_KE" w:bidi="sw_KE"/>
+        </w:rPr>
+        <w:t>2 Wathesalonike 2:3–4</w:t>
+      </w:r>
       <w:r>
         <w:rPr>
           <w:lang w:val="sw_KE" w:bidi="sw_KE"/>
         </w:rPr>
         <w:t>). Kimsingi, unabii unahusu kushiriki ujumbe wa Mungu kwa kuhubiri, kuhimiza, na kuelezea mapenzi ya Mungu (</w:t>
       </w:r>
-      <w:hyperlink r:id="rId131">
-        <w:r>
-          <w:rPr>
-            <w:lang w:val="sw_KE" w:bidi="sw_KE"/>
-          </w:rPr>
-          <w:rPr>
-            <w:color w:val="0000EE"/>
-            <w:u w:val="single"/>
-          </w:rPr>
-          <w:t>Matendo 15:32</w:t>
-        </w:r>
-      </w:hyperlink>
-      <w:r>
-        <w:rPr>
-          <w:lang w:val="sw_KE" w:bidi="sw_KE"/>
-        </w:rPr>
-        <w:t xml:space="preserve">; </w:t>
-      </w:r>
-      <w:hyperlink r:id="rId150">
-        <w:r>
-          <w:rPr>
-            <w:lang w:val="sw_KE" w:bidi="sw_KE"/>
-          </w:rPr>
-          <w:rPr>
-            <w:color w:val="0000EE"/>
-            <w:u w:val="single"/>
-          </w:rPr>
-          <w:t>19:6</w:t>
-        </w:r>
-      </w:hyperlink>
-      <w:r>
-        <w:rPr>
-          <w:lang w:val="sw_KE" w:bidi="sw_KE"/>
-        </w:rPr>
-        <w:t xml:space="preserve">; </w:t>
-      </w:r>
-      <w:hyperlink r:id="rId151">
-        <w:r>
-          <w:rPr>
-            <w:lang w:val="sw_KE" w:bidi="sw_KE"/>
-          </w:rPr>
-          <w:rPr>
-            <w:color w:val="0000EE"/>
-            <w:u w:val="single"/>
-          </w:rPr>
-          <w:t>Warumi 12:6</w:t>
-        </w:r>
-      </w:hyperlink>
-      <w:r>
-        <w:rPr>
-          <w:lang w:val="sw_KE" w:bidi="sw_KE"/>
-        </w:rPr>
-        <w:t xml:space="preserve">; </w:t>
-      </w:r>
-      <w:hyperlink r:id="rId152">
-        <w:r>
-          <w:rPr>
-            <w:lang w:val="sw_KE" w:bidi="sw_KE"/>
-          </w:rPr>
-          <w:rPr>
-            <w:color w:val="0000EE"/>
-            <w:u w:val="single"/>
-          </w:rPr>
-          <w:t>1 Wakorintho 14:3–4</w:t>
-        </w:r>
-      </w:hyperlink>
+      <w:r>
+        <w:rPr>
+          <w:lang w:val="sw_KE" w:bidi="sw_KE"/>
+        </w:rPr>
+        <w:t>Matendo 15:32</w:t>
+      </w:r>
+      <w:r>
+        <w:rPr>
+          <w:lang w:val="sw_KE" w:bidi="sw_KE"/>
+        </w:rPr>
+        <w:t xml:space="preserve">; </w:t>
+      </w:r>
+      <w:r>
+        <w:rPr>
+          <w:lang w:val="sw_KE" w:bidi="sw_KE"/>
+        </w:rPr>
+        <w:t>19:6</w:t>
+      </w:r>
+      <w:r>
+        <w:rPr>
+          <w:lang w:val="sw_KE" w:bidi="sw_KE"/>
+        </w:rPr>
+        <w:t xml:space="preserve">; </w:t>
+      </w:r>
+      <w:r>
+        <w:rPr>
+          <w:lang w:val="sw_KE" w:bidi="sw_KE"/>
+        </w:rPr>
+        <w:t>Warumi 12:6</w:t>
+      </w:r>
+      <w:r>
+        <w:rPr>
+          <w:lang w:val="sw_KE" w:bidi="sw_KE"/>
+        </w:rPr>
+        <w:t xml:space="preserve">; </w:t>
+      </w:r>
+      <w:r>
+        <w:rPr>
+          <w:lang w:val="sw_KE" w:bidi="sw_KE"/>
+        </w:rPr>
+        <w:t>1 Wakorintho 14:3–4</w:t>
+      </w:r>
       <w:r>
         <w:rPr>
           <w:lang w:val="sw_KE" w:bidi="sw_KE"/>
         </w:rPr>
         <w:t xml:space="preserve">, </w:t>
       </w:r>
-      <w:hyperlink r:id="rId153">
-        <w:r>
-          <w:rPr>
-            <w:lang w:val="sw_KE" w:bidi="sw_KE"/>
-          </w:rPr>
-          <w:rPr>
-            <w:color w:val="0000EE"/>
-            <w:u w:val="single"/>
-          </w:rPr>
-          <w:t>29–33</w:t>
-        </w:r>
-      </w:hyperlink>
-      <w:r>
-        <w:rPr>
-          <w:lang w:val="sw_KE" w:bidi="sw_KE"/>
-        </w:rPr>
-        <w:t xml:space="preserve">; </w:t>
-      </w:r>
-      <w:hyperlink r:id="rId154">
-        <w:r>
-          <w:rPr>
-            <w:lang w:val="sw_KE" w:bidi="sw_KE"/>
-          </w:rPr>
-          <w:rPr>
-            <w:color w:val="0000EE"/>
-            <w:u w:val="single"/>
-          </w:rPr>
-          <w:t>Ufunuo 19:10</w:t>
-        </w:r>
-      </w:hyperlink>
+      <w:r>
+        <w:rPr>
+          <w:lang w:val="sw_KE" w:bidi="sw_KE"/>
+        </w:rPr>
+        <w:t>29–33</w:t>
+      </w:r>
+      <w:r>
+        <w:rPr>
+          <w:lang w:val="sw_KE" w:bidi="sw_KE"/>
+        </w:rPr>
+        <w:t xml:space="preserve">; </w:t>
+      </w:r>
+      <w:r>
+        <w:rPr>
+          <w:lang w:val="sw_KE" w:bidi="sw_KE"/>
+        </w:rPr>
+        <w:t>Ufunuo 19:10</w:t>
+      </w:r>
       <w:r>
         <w:rPr>
           <w:lang w:val="sw_KE" w:bidi="sw_KE"/>
         </w:rPr>
         <w:t>). Kipawa cha unabii kinatajwa waziwazi katika barua za 1 Wakorintho na Waefeso kama moja ya vipawa vya Roho Mtakatifu na Yesu kwa kanisa lake (</w:t>
       </w:r>
-      <w:hyperlink r:id="rId155">
-        <w:r>
-          <w:rPr>
-            <w:lang w:val="sw_KE" w:bidi="sw_KE"/>
-          </w:rPr>
-          <w:rPr>
-            <w:color w:val="0000EE"/>
-            <w:u w:val="single"/>
-          </w:rPr>
-          <w:t>1 Wakorintho 12:4–11</w:t>
-        </w:r>
-      </w:hyperlink>
-      <w:r>
-        <w:rPr>
-          <w:lang w:val="sw_KE" w:bidi="sw_KE"/>
-        </w:rPr>
-        <w:t xml:space="preserve">; </w:t>
-      </w:r>
-      <w:hyperlink r:id="rId156">
-        <w:r>
-          <w:rPr>
-            <w:lang w:val="sw_KE" w:bidi="sw_KE"/>
-          </w:rPr>
-          <w:rPr>
-            <w:color w:val="0000EE"/>
-            <w:u w:val="single"/>
-          </w:rPr>
-          <w:t>Waefeso 4:11–13</w:t>
-        </w:r>
-      </w:hyperlink>
+      <w:r>
+        <w:rPr>
+          <w:lang w:val="sw_KE" w:bidi="sw_KE"/>
+        </w:rPr>
+        <w:t>1 Wakorintho 12:4–11</w:t>
+      </w:r>
+      <w:r>
+        <w:rPr>
+          <w:lang w:val="sw_KE" w:bidi="sw_KE"/>
+        </w:rPr>
+        <w:t xml:space="preserve">; </w:t>
+      </w:r>
+      <w:r>
+        <w:rPr>
+          <w:lang w:val="sw_KE" w:bidi="sw_KE"/>
+        </w:rPr>
+        <w:t>Waefeso 4:11–13</w:t>
+      </w:r>
       <w:r>
         <w:rPr>
           <w:lang w:val="sw_KE" w:bidi="sw_KE"/>
         </w:rPr>
         <w:t>). Kinalenga kufaidisha Wakristo (</w:t>
       </w:r>
-      <w:hyperlink r:id="rId157">
-        <w:r>
-          <w:rPr>
-            <w:lang w:val="sw_KE" w:bidi="sw_KE"/>
-          </w:rPr>
-          <w:rPr>
-            <w:color w:val="0000EE"/>
-            <w:u w:val="single"/>
-          </w:rPr>
-          <w:t>1 Wakorintho 14:22</w:t>
-        </w:r>
-      </w:hyperlink>
+      <w:r>
+        <w:rPr>
+          <w:lang w:val="sw_KE" w:bidi="sw_KE"/>
+        </w:rPr>
+        <w:t>1 Wakorintho 14:22</w:t>
+      </w:r>
       <w:r>
         <w:rPr>
           <w:lang w:val="sw_KE" w:bidi="sw_KE"/>
@@ -4842,54 +3534,36 @@
         </w:rPr>
         <w:t>Unabii unapaswa kupimwa (</w:t>
       </w:r>
-      <w:hyperlink r:id="rId158">
-        <w:r>
-          <w:rPr>
-            <w:lang w:val="sw_KE" w:bidi="sw_KE"/>
-          </w:rPr>
-          <w:rPr>
-            <w:color w:val="0000EE"/>
-            <w:u w:val="single"/>
-          </w:rPr>
-          <w:t>1 Wathesalonike 5:19–21</w:t>
-        </w:r>
-      </w:hyperlink>
+      <w:r>
+        <w:rPr>
+          <w:lang w:val="sw_KE" w:bidi="sw_KE"/>
+        </w:rPr>
+        <w:t>1 Wathesalonike 5:19–21</w:t>
+      </w:r>
       <w:r>
         <w:rPr>
           <w:lang w:val="sw_KE" w:bidi="sw_KE"/>
         </w:rPr>
         <w:t>). Kanisa linapewa onyo kali kuhusu manabii wa uongo (</w:t>
       </w:r>
-      <w:hyperlink r:id="rId159">
-        <w:r>
-          <w:rPr>
-            <w:lang w:val="sw_KE" w:bidi="sw_KE"/>
-          </w:rPr>
-          <w:rPr>
-            <w:color w:val="0000EE"/>
-            <w:u w:val="single"/>
-          </w:rPr>
-          <w:t>1 Yohana 4:1</w:t>
-        </w:r>
-      </w:hyperlink>
+      <w:r>
+        <w:rPr>
+          <w:lang w:val="sw_KE" w:bidi="sw_KE"/>
+        </w:rPr>
+        <w:t>1 Yohana 4:1</w:t>
+      </w:r>
       <w:r>
         <w:rPr>
           <w:lang w:val="sw_KE" w:bidi="sw_KE"/>
         </w:rPr>
         <w:t xml:space="preserve">; tazama pia </w:t>
       </w:r>
-      <w:hyperlink r:id="rId160">
-        <w:r>
-          <w:rPr>
-            <w:lang w:val="sw_KE" w:bidi="sw_KE"/>
-          </w:rPr>
-          <w:rPr>
-            <w:color w:val="0000EE"/>
-            <w:u w:val="single"/>
-          </w:rPr>
-          <w:t>Ufunuo 2:20–23</w:t>
-        </w:r>
-      </w:hyperlink>
+      <w:r>
+        <w:rPr>
+          <w:lang w:val="sw_KE" w:bidi="sw_KE"/>
+        </w:rPr>
+        <w:t>Ufunuo 2:20–23</w:t>
+      </w:r>
       <w:r>
         <w:rPr>
           <w:lang w:val="sw_KE" w:bidi="sw_KE"/>
@@ -4919,558 +3593,372 @@
           <w:lang w:val="sw_KE" w:bidi="sw_KE"/>
         </w:rPr>
       </w:r>
-      <w:hyperlink r:id="rId141">
-        <w:r>
-          <w:rPr>
-            <w:lang w:val="sw_KE" w:bidi="sw_KE"/>
-          </w:rPr>
-          <w:rPr>
-            <w:color w:val="0000EE"/>
-            <w:u w:val="single"/>
-          </w:rPr>
-          <w:t>Kutoka 15:20</w:t>
-        </w:r>
-      </w:hyperlink>
-      <w:r>
-        <w:rPr>
-          <w:lang w:val="sw_KE" w:bidi="sw_KE"/>
-        </w:rPr>
-        <w:t xml:space="preserve">; </w:t>
-      </w:r>
-      <w:hyperlink r:id="rId161">
-        <w:r>
-          <w:rPr>
-            <w:lang w:val="sw_KE" w:bidi="sw_KE"/>
-          </w:rPr>
-          <w:rPr>
-            <w:color w:val="0000EE"/>
-            <w:u w:val="single"/>
-          </w:rPr>
-          <w:t>Kumbukumbu la Torati 13:1–5</w:t>
-        </w:r>
-      </w:hyperlink>
-      <w:r>
-        <w:rPr>
-          <w:lang w:val="sw_KE" w:bidi="sw_KE"/>
-        </w:rPr>
-        <w:t xml:space="preserve">; </w:t>
-      </w:r>
-      <w:hyperlink r:id="rId142">
-        <w:r>
-          <w:rPr>
-            <w:lang w:val="sw_KE" w:bidi="sw_KE"/>
-          </w:rPr>
-          <w:rPr>
-            <w:color w:val="0000EE"/>
-            <w:u w:val="single"/>
-          </w:rPr>
-          <w:t>Waamuzi 4:4</w:t>
-        </w:r>
-      </w:hyperlink>
-      <w:r>
-        <w:rPr>
-          <w:lang w:val="sw_KE" w:bidi="sw_KE"/>
-        </w:rPr>
-        <w:t xml:space="preserve">; </w:t>
-      </w:r>
-      <w:hyperlink r:id="rId134">
-        <w:r>
-          <w:rPr>
-            <w:lang w:val="sw_KE" w:bidi="sw_KE"/>
-          </w:rPr>
-          <w:rPr>
-            <w:color w:val="0000EE"/>
-            <w:u w:val="single"/>
-          </w:rPr>
-          <w:t>1 Wafalme 11:29–32</w:t>
-        </w:r>
-      </w:hyperlink>
-      <w:r>
-        <w:rPr>
-          <w:lang w:val="sw_KE" w:bidi="sw_KE"/>
-        </w:rPr>
-        <w:t xml:space="preserve">; </w:t>
-      </w:r>
-      <w:hyperlink r:id="rId143">
-        <w:r>
-          <w:rPr>
-            <w:lang w:val="sw_KE" w:bidi="sw_KE"/>
-          </w:rPr>
-          <w:rPr>
-            <w:color w:val="0000EE"/>
-            <w:u w:val="single"/>
-          </w:rPr>
-          <w:t>2 Wafalme 22:14–20</w:t>
-        </w:r>
-      </w:hyperlink>
-      <w:r>
-        <w:rPr>
-          <w:lang w:val="sw_KE" w:bidi="sw_KE"/>
-        </w:rPr>
-        <w:t xml:space="preserve">; </w:t>
-      </w:r>
-      <w:hyperlink r:id="rId135">
-        <w:r>
-          <w:rPr>
-            <w:lang w:val="sw_KE" w:bidi="sw_KE"/>
-          </w:rPr>
-          <w:rPr>
-            <w:color w:val="0000EE"/>
-            <w:u w:val="single"/>
-          </w:rPr>
-          <w:t>Isaya 20:2–6</w:t>
-        </w:r>
-      </w:hyperlink>
-      <w:r>
-        <w:rPr>
-          <w:lang w:val="sw_KE" w:bidi="sw_KE"/>
-        </w:rPr>
-        <w:t xml:space="preserve">; </w:t>
-      </w:r>
-      <w:hyperlink r:id="rId162">
-        <w:r>
-          <w:rPr>
-            <w:lang w:val="sw_KE" w:bidi="sw_KE"/>
-          </w:rPr>
-          <w:rPr>
-            <w:color w:val="0000EE"/>
-            <w:u w:val="single"/>
-          </w:rPr>
-          <w:t>44:25</w:t>
-        </w:r>
-      </w:hyperlink>
-      <w:r>
-        <w:rPr>
-          <w:lang w:val="sw_KE" w:bidi="sw_KE"/>
-        </w:rPr>
-        <w:t xml:space="preserve">; </w:t>
-      </w:r>
-      <w:hyperlink r:id="rId136">
-        <w:r>
-          <w:rPr>
-            <w:lang w:val="sw_KE" w:bidi="sw_KE"/>
-          </w:rPr>
-          <w:rPr>
-            <w:color w:val="0000EE"/>
-            <w:u w:val="single"/>
-          </w:rPr>
-          <w:t>Yeremia 13:1–11</w:t>
-        </w:r>
-      </w:hyperlink>
-      <w:r>
-        <w:rPr>
-          <w:lang w:val="sw_KE" w:bidi="sw_KE"/>
-        </w:rPr>
-        <w:t xml:space="preserve">; </w:t>
-      </w:r>
-      <w:hyperlink r:id="rId163">
-        <w:r>
-          <w:rPr>
-            <w:lang w:val="sw_KE" w:bidi="sw_KE"/>
-          </w:rPr>
-          <w:rPr>
-            <w:color w:val="0000EE"/>
-            <w:u w:val="single"/>
-          </w:rPr>
-          <w:t>23:25–32</w:t>
-        </w:r>
-      </w:hyperlink>
-      <w:r>
-        <w:rPr>
-          <w:lang w:val="sw_KE" w:bidi="sw_KE"/>
-        </w:rPr>
-        <w:t xml:space="preserve">; </w:t>
-      </w:r>
-      <w:hyperlink r:id="rId164">
-        <w:r>
-          <w:rPr>
-            <w:lang w:val="sw_KE" w:bidi="sw_KE"/>
-          </w:rPr>
-          <w:rPr>
-            <w:color w:val="0000EE"/>
-            <w:u w:val="single"/>
-          </w:rPr>
-          <w:t>Ezekieli 4:1–17</w:t>
-        </w:r>
-      </w:hyperlink>
-      <w:r>
-        <w:rPr>
-          <w:lang w:val="sw_KE" w:bidi="sw_KE"/>
-        </w:rPr>
-        <w:t xml:space="preserve">; </w:t>
-      </w:r>
-      <w:hyperlink r:id="rId165">
-        <w:r>
-          <w:rPr>
-            <w:lang w:val="sw_KE" w:bidi="sw_KE"/>
-          </w:rPr>
-          <w:rPr>
-            <w:color w:val="0000EE"/>
-            <w:u w:val="single"/>
-          </w:rPr>
-          <w:t>13:2–9</w:t>
-        </w:r>
-      </w:hyperlink>
-      <w:r>
-        <w:rPr>
-          <w:lang w:val="sw_KE" w:bidi="sw_KE"/>
-        </w:rPr>
-        <w:t xml:space="preserve">; </w:t>
-      </w:r>
-      <w:hyperlink r:id="rId128">
-        <w:r>
-          <w:rPr>
-            <w:lang w:val="sw_KE" w:bidi="sw_KE"/>
-          </w:rPr>
-          <w:rPr>
-            <w:color w:val="0000EE"/>
-            <w:u w:val="single"/>
-          </w:rPr>
-          <w:t>Yoeli 2:28–32</w:t>
-        </w:r>
-      </w:hyperlink>
-      <w:r>
-        <w:rPr>
-          <w:lang w:val="sw_KE" w:bidi="sw_KE"/>
-        </w:rPr>
-        <w:t xml:space="preserve">; </w:t>
-      </w:r>
-      <w:hyperlink r:id="rId166">
-        <w:r>
-          <w:rPr>
-            <w:lang w:val="sw_KE" w:bidi="sw_KE"/>
-          </w:rPr>
-          <w:rPr>
-            <w:color w:val="0000EE"/>
-            <w:u w:val="single"/>
-          </w:rPr>
-          <w:t>Mathayo 7:15</w:t>
-        </w:r>
-      </w:hyperlink>
-      <w:r>
-        <w:rPr>
-          <w:lang w:val="sw_KE" w:bidi="sw_KE"/>
-        </w:rPr>
-        <w:t xml:space="preserve">; </w:t>
-      </w:r>
-      <w:hyperlink r:id="rId167">
-        <w:r>
-          <w:rPr>
-            <w:lang w:val="sw_KE" w:bidi="sw_KE"/>
-          </w:rPr>
-          <w:rPr>
-            <w:color w:val="0000EE"/>
-            <w:u w:val="single"/>
-          </w:rPr>
-          <w:t>24:24</w:t>
-        </w:r>
-      </w:hyperlink>
-      <w:r>
-        <w:rPr>
-          <w:lang w:val="sw_KE" w:bidi="sw_KE"/>
-        </w:rPr>
-        <w:t xml:space="preserve">; </w:t>
-      </w:r>
-      <w:hyperlink r:id="rId127">
-        <w:r>
-          <w:rPr>
-            <w:lang w:val="sw_KE" w:bidi="sw_KE"/>
-          </w:rPr>
-          <w:rPr>
-            <w:color w:val="0000EE"/>
-            <w:u w:val="single"/>
-          </w:rPr>
-          <w:t>Matendo 2:17–21</w:t>
-        </w:r>
-      </w:hyperlink>
-      <w:r>
-        <w:rPr>
-          <w:lang w:val="sw_KE" w:bidi="sw_KE"/>
-        </w:rPr>
-        <w:t xml:space="preserve">; </w:t>
-      </w:r>
-      <w:hyperlink r:id="rId129">
-        <w:r>
-          <w:rPr>
-            <w:lang w:val="sw_KE" w:bidi="sw_KE"/>
-          </w:rPr>
-          <w:rPr>
-            <w:color w:val="0000EE"/>
-            <w:u w:val="single"/>
-          </w:rPr>
-          <w:t>11:27–28</w:t>
-        </w:r>
-      </w:hyperlink>
-      <w:r>
-        <w:rPr>
-          <w:lang w:val="sw_KE" w:bidi="sw_KE"/>
-        </w:rPr>
-        <w:t xml:space="preserve">; </w:t>
-      </w:r>
-      <w:hyperlink r:id="rId130">
-        <w:r>
-          <w:rPr>
-            <w:lang w:val="sw_KE" w:bidi="sw_KE"/>
-          </w:rPr>
-          <w:rPr>
-            <w:color w:val="0000EE"/>
-            <w:u w:val="single"/>
-          </w:rPr>
-          <w:t>13:1</w:t>
-        </w:r>
-      </w:hyperlink>
-      <w:r>
-        <w:rPr>
-          <w:lang w:val="sw_KE" w:bidi="sw_KE"/>
-        </w:rPr>
-        <w:t xml:space="preserve">; </w:t>
-      </w:r>
-      <w:hyperlink r:id="rId131">
-        <w:r>
-          <w:rPr>
-            <w:lang w:val="sw_KE" w:bidi="sw_KE"/>
-          </w:rPr>
-          <w:rPr>
-            <w:color w:val="0000EE"/>
-            <w:u w:val="single"/>
-          </w:rPr>
-          <w:t>15:32</w:t>
-        </w:r>
-      </w:hyperlink>
-      <w:r>
-        <w:rPr>
-          <w:lang w:val="sw_KE" w:bidi="sw_KE"/>
-        </w:rPr>
-        <w:t xml:space="preserve">; </w:t>
-      </w:r>
-      <w:hyperlink r:id="rId150">
-        <w:r>
-          <w:rPr>
-            <w:lang w:val="sw_KE" w:bidi="sw_KE"/>
-          </w:rPr>
-          <w:rPr>
-            <w:color w:val="0000EE"/>
-            <w:u w:val="single"/>
-          </w:rPr>
-          <w:t>19:6</w:t>
-        </w:r>
-      </w:hyperlink>
-      <w:r>
-        <w:rPr>
-          <w:lang w:val="sw_KE" w:bidi="sw_KE"/>
-        </w:rPr>
-        <w:t xml:space="preserve">; </w:t>
-      </w:r>
-      <w:hyperlink r:id="rId168">
-        <w:r>
-          <w:rPr>
-            <w:lang w:val="sw_KE" w:bidi="sw_KE"/>
-          </w:rPr>
-          <w:rPr>
-            <w:color w:val="0000EE"/>
-            <w:u w:val="single"/>
-          </w:rPr>
-          <w:t>20:23</w:t>
-        </w:r>
-      </w:hyperlink>
-      <w:r>
-        <w:rPr>
-          <w:lang w:val="sw_KE" w:bidi="sw_KE"/>
-        </w:rPr>
-        <w:t xml:space="preserve">; </w:t>
-      </w:r>
-      <w:hyperlink r:id="rId132">
-        <w:r>
-          <w:rPr>
-            <w:lang w:val="sw_KE" w:bidi="sw_KE"/>
-          </w:rPr>
-          <w:rPr>
-            <w:color w:val="0000EE"/>
-            <w:u w:val="single"/>
-          </w:rPr>
-          <w:t>Matendo 21:9–11</w:t>
-        </w:r>
-      </w:hyperlink>
-      <w:r>
-        <w:rPr>
-          <w:lang w:val="sw_KE" w:bidi="sw_KE"/>
-        </w:rPr>
-        <w:t xml:space="preserve">; </w:t>
-      </w:r>
-      <w:hyperlink r:id="rId151">
-        <w:r>
-          <w:rPr>
-            <w:lang w:val="sw_KE" w:bidi="sw_KE"/>
-          </w:rPr>
-          <w:rPr>
-            <w:color w:val="0000EE"/>
-            <w:u w:val="single"/>
-          </w:rPr>
-          <w:t>Warumi 12:6</w:t>
-        </w:r>
-      </w:hyperlink>
-      <w:r>
-        <w:rPr>
-          <w:lang w:val="sw_KE" w:bidi="sw_KE"/>
-        </w:rPr>
-        <w:t xml:space="preserve">; </w:t>
-      </w:r>
-      <w:hyperlink r:id="rId140">
-        <w:r>
-          <w:rPr>
-            <w:lang w:val="sw_KE" w:bidi="sw_KE"/>
-          </w:rPr>
-          <w:rPr>
-            <w:color w:val="0000EE"/>
-            <w:u w:val="single"/>
-          </w:rPr>
-          <w:t>1 Wakorintho 11:5</w:t>
-        </w:r>
-      </w:hyperlink>
-      <w:r>
-        <w:rPr>
-          <w:lang w:val="sw_KE" w:bidi="sw_KE"/>
-        </w:rPr>
-        <w:t xml:space="preserve">; </w:t>
-      </w:r>
-      <w:hyperlink r:id="rId155">
-        <w:r>
-          <w:rPr>
-            <w:lang w:val="sw_KE" w:bidi="sw_KE"/>
-          </w:rPr>
-          <w:rPr>
-            <w:color w:val="0000EE"/>
-            <w:u w:val="single"/>
-          </w:rPr>
-          <w:t>12:4–11</w:t>
-        </w:r>
-      </w:hyperlink>
-      <w:r>
-        <w:rPr>
-          <w:lang w:val="sw_KE" w:bidi="sw_KE"/>
-        </w:rPr>
-        <w:t xml:space="preserve">; </w:t>
-      </w:r>
-      <w:hyperlink r:id="rId169">
-        <w:r>
-          <w:rPr>
-            <w:lang w:val="sw_KE" w:bidi="sw_KE"/>
-          </w:rPr>
-          <w:rPr>
-            <w:color w:val="0000EE"/>
-            <w:u w:val="single"/>
-          </w:rPr>
-          <w:t>14:1–40</w:t>
-        </w:r>
-      </w:hyperlink>
-      <w:r>
-        <w:rPr>
-          <w:lang w:val="sw_KE" w:bidi="sw_KE"/>
-        </w:rPr>
-        <w:t xml:space="preserve">; </w:t>
-      </w:r>
-      <w:hyperlink r:id="rId170">
-        <w:r>
-          <w:rPr>
-            <w:lang w:val="sw_KE" w:bidi="sw_KE"/>
-          </w:rPr>
-          <w:rPr>
-            <w:color w:val="0000EE"/>
-            <w:u w:val="single"/>
-          </w:rPr>
-          <w:t>Waefeso 4:11–13</w:t>
-        </w:r>
-      </w:hyperlink>
-      <w:r>
-        <w:rPr>
-          <w:lang w:val="sw_KE" w:bidi="sw_KE"/>
-        </w:rPr>
-        <w:t xml:space="preserve">; </w:t>
-      </w:r>
-      <w:hyperlink r:id="rId158">
-        <w:r>
-          <w:rPr>
-            <w:lang w:val="sw_KE" w:bidi="sw_KE"/>
-          </w:rPr>
-          <w:rPr>
-            <w:color w:val="0000EE"/>
-            <w:u w:val="single"/>
-          </w:rPr>
-          <w:t>1 Wathesalonike 5:19–21</w:t>
-        </w:r>
-      </w:hyperlink>
-      <w:r>
-        <w:rPr>
-          <w:lang w:val="sw_KE" w:bidi="sw_KE"/>
-        </w:rPr>
-        <w:t xml:space="preserve">; </w:t>
-      </w:r>
-      <w:hyperlink r:id="rId171">
-        <w:r>
-          <w:rPr>
-            <w:lang w:val="sw_KE" w:bidi="sw_KE"/>
-          </w:rPr>
-          <w:rPr>
-            <w:color w:val="0000EE"/>
-            <w:u w:val="single"/>
-          </w:rPr>
-          <w:t>2 Petro 2:1</w:t>
-        </w:r>
-      </w:hyperlink>
-      <w:r>
-        <w:rPr>
-          <w:lang w:val="sw_KE" w:bidi="sw_KE"/>
-        </w:rPr>
-        <w:t xml:space="preserve">; </w:t>
-      </w:r>
-      <w:hyperlink r:id="rId172">
-        <w:r>
-          <w:rPr>
-            <w:lang w:val="sw_KE" w:bidi="sw_KE"/>
-          </w:rPr>
-          <w:rPr>
-            <w:color w:val="0000EE"/>
-            <w:u w:val="single"/>
-          </w:rPr>
-          <w:t>1 Yohana 4:1–3</w:t>
-        </w:r>
-      </w:hyperlink>
-      <w:r>
-        <w:rPr>
-          <w:lang w:val="sw_KE" w:bidi="sw_KE"/>
-        </w:rPr>
-        <w:t xml:space="preserve">; </w:t>
-      </w:r>
-      <w:hyperlink r:id="rId160">
-        <w:r>
-          <w:rPr>
-            <w:lang w:val="sw_KE" w:bidi="sw_KE"/>
-          </w:rPr>
-          <w:rPr>
-            <w:color w:val="0000EE"/>
-            <w:u w:val="single"/>
-          </w:rPr>
-          <w:t>Ufunuo 2:20–23</w:t>
-        </w:r>
-      </w:hyperlink>
-      <w:r>
-        <w:rPr>
-          <w:lang w:val="sw_KE" w:bidi="sw_KE"/>
-        </w:rPr>
-        <w:t xml:space="preserve">; </w:t>
-      </w:r>
-      <w:hyperlink r:id="rId154">
-        <w:r>
-          <w:rPr>
-            <w:lang w:val="sw_KE" w:bidi="sw_KE"/>
-          </w:rPr>
-          <w:rPr>
-            <w:color w:val="0000EE"/>
-            <w:u w:val="single"/>
-          </w:rPr>
-          <w:t>19:10</w:t>
-        </w:r>
-      </w:hyperlink>
+      <w:r>
+        <w:rPr>
+          <w:lang w:val="sw_KE" w:bidi="sw_KE"/>
+        </w:rPr>
+        <w:t>Kutoka 15:20</w:t>
+      </w:r>
+      <w:r>
+        <w:rPr>
+          <w:lang w:val="sw_KE" w:bidi="sw_KE"/>
+        </w:rPr>
+        <w:t xml:space="preserve">; </w:t>
+      </w:r>
+      <w:r>
+        <w:rPr>
+          <w:lang w:val="sw_KE" w:bidi="sw_KE"/>
+        </w:rPr>
+        <w:t>Kumbukumbu la Torati 13:1–5</w:t>
+      </w:r>
+      <w:r>
+        <w:rPr>
+          <w:lang w:val="sw_KE" w:bidi="sw_KE"/>
+        </w:rPr>
+        <w:t xml:space="preserve">; </w:t>
+      </w:r>
+      <w:r>
+        <w:rPr>
+          <w:lang w:val="sw_KE" w:bidi="sw_KE"/>
+        </w:rPr>
+        <w:t>Waamuzi 4:4</w:t>
+      </w:r>
+      <w:r>
+        <w:rPr>
+          <w:lang w:val="sw_KE" w:bidi="sw_KE"/>
+        </w:rPr>
+        <w:t xml:space="preserve">; </w:t>
+      </w:r>
+      <w:r>
+        <w:rPr>
+          <w:lang w:val="sw_KE" w:bidi="sw_KE"/>
+        </w:rPr>
+        <w:t>1 Wafalme 11:29–32</w:t>
+      </w:r>
+      <w:r>
+        <w:rPr>
+          <w:lang w:val="sw_KE" w:bidi="sw_KE"/>
+        </w:rPr>
+        <w:t xml:space="preserve">; </w:t>
+      </w:r>
+      <w:r>
+        <w:rPr>
+          <w:lang w:val="sw_KE" w:bidi="sw_KE"/>
+        </w:rPr>
+        <w:t>2 Wafalme 22:14–20</w:t>
+      </w:r>
+      <w:r>
+        <w:rPr>
+          <w:lang w:val="sw_KE" w:bidi="sw_KE"/>
+        </w:rPr>
+        <w:t xml:space="preserve">; </w:t>
+      </w:r>
+      <w:r>
+        <w:rPr>
+          <w:lang w:val="sw_KE" w:bidi="sw_KE"/>
+        </w:rPr>
+        <w:t>Isaya 20:2–6</w:t>
+      </w:r>
+      <w:r>
+        <w:rPr>
+          <w:lang w:val="sw_KE" w:bidi="sw_KE"/>
+        </w:rPr>
+        <w:t xml:space="preserve">; </w:t>
+      </w:r>
+      <w:r>
+        <w:rPr>
+          <w:lang w:val="sw_KE" w:bidi="sw_KE"/>
+        </w:rPr>
+        <w:t>44:25</w:t>
+      </w:r>
+      <w:r>
+        <w:rPr>
+          <w:lang w:val="sw_KE" w:bidi="sw_KE"/>
+        </w:rPr>
+        <w:t xml:space="preserve">; </w:t>
+      </w:r>
+      <w:r>
+        <w:rPr>
+          <w:lang w:val="sw_KE" w:bidi="sw_KE"/>
+        </w:rPr>
+        <w:t>Yeremia 13:1–11</w:t>
+      </w:r>
+      <w:r>
+        <w:rPr>
+          <w:lang w:val="sw_KE" w:bidi="sw_KE"/>
+        </w:rPr>
+        <w:t xml:space="preserve">; </w:t>
+      </w:r>
+      <w:r>
+        <w:rPr>
+          <w:lang w:val="sw_KE" w:bidi="sw_KE"/>
+        </w:rPr>
+        <w:t>23:25–32</w:t>
+      </w:r>
+      <w:r>
+        <w:rPr>
+          <w:lang w:val="sw_KE" w:bidi="sw_KE"/>
+        </w:rPr>
+        <w:t xml:space="preserve">; </w:t>
+      </w:r>
+      <w:r>
+        <w:rPr>
+          <w:lang w:val="sw_KE" w:bidi="sw_KE"/>
+        </w:rPr>
+        <w:t>Ezekieli 4:1–17</w:t>
+      </w:r>
+      <w:r>
+        <w:rPr>
+          <w:lang w:val="sw_KE" w:bidi="sw_KE"/>
+        </w:rPr>
+        <w:t xml:space="preserve">; </w:t>
+      </w:r>
+      <w:r>
+        <w:rPr>
+          <w:lang w:val="sw_KE" w:bidi="sw_KE"/>
+        </w:rPr>
+        <w:t>13:2–9</w:t>
+      </w:r>
+      <w:r>
+        <w:rPr>
+          <w:lang w:val="sw_KE" w:bidi="sw_KE"/>
+        </w:rPr>
+        <w:t xml:space="preserve">; </w:t>
+      </w:r>
+      <w:r>
+        <w:rPr>
+          <w:lang w:val="sw_KE" w:bidi="sw_KE"/>
+        </w:rPr>
+        <w:t>Yoeli 2:28–32</w:t>
+      </w:r>
+      <w:r>
+        <w:rPr>
+          <w:lang w:val="sw_KE" w:bidi="sw_KE"/>
+        </w:rPr>
+        <w:t xml:space="preserve">; </w:t>
+      </w:r>
+      <w:r>
+        <w:rPr>
+          <w:lang w:val="sw_KE" w:bidi="sw_KE"/>
+        </w:rPr>
+        <w:t>Mathayo 7:15</w:t>
+      </w:r>
+      <w:r>
+        <w:rPr>
+          <w:lang w:val="sw_KE" w:bidi="sw_KE"/>
+        </w:rPr>
+        <w:t xml:space="preserve">; </w:t>
+      </w:r>
+      <w:r>
+        <w:rPr>
+          <w:lang w:val="sw_KE" w:bidi="sw_KE"/>
+        </w:rPr>
+        <w:t>24:24</w:t>
+      </w:r>
+      <w:r>
+        <w:rPr>
+          <w:lang w:val="sw_KE" w:bidi="sw_KE"/>
+        </w:rPr>
+        <w:t xml:space="preserve">; </w:t>
+      </w:r>
+      <w:r>
+        <w:rPr>
+          <w:lang w:val="sw_KE" w:bidi="sw_KE"/>
+        </w:rPr>
+        <w:t>Matendo 2:17–21</w:t>
+      </w:r>
+      <w:r>
+        <w:rPr>
+          <w:lang w:val="sw_KE" w:bidi="sw_KE"/>
+        </w:rPr>
+        <w:t xml:space="preserve">; </w:t>
+      </w:r>
+      <w:r>
+        <w:rPr>
+          <w:lang w:val="sw_KE" w:bidi="sw_KE"/>
+        </w:rPr>
+        <w:t>11:27–28</w:t>
+      </w:r>
+      <w:r>
+        <w:rPr>
+          <w:lang w:val="sw_KE" w:bidi="sw_KE"/>
+        </w:rPr>
+        <w:t xml:space="preserve">; </w:t>
+      </w:r>
+      <w:r>
+        <w:rPr>
+          <w:lang w:val="sw_KE" w:bidi="sw_KE"/>
+        </w:rPr>
+        <w:t>13:1</w:t>
+      </w:r>
+      <w:r>
+        <w:rPr>
+          <w:lang w:val="sw_KE" w:bidi="sw_KE"/>
+        </w:rPr>
+        <w:t xml:space="preserve">; </w:t>
+      </w:r>
+      <w:r>
+        <w:rPr>
+          <w:lang w:val="sw_KE" w:bidi="sw_KE"/>
+        </w:rPr>
+        <w:t>15:32</w:t>
+      </w:r>
+      <w:r>
+        <w:rPr>
+          <w:lang w:val="sw_KE" w:bidi="sw_KE"/>
+        </w:rPr>
+        <w:t xml:space="preserve">; </w:t>
+      </w:r>
+      <w:r>
+        <w:rPr>
+          <w:lang w:val="sw_KE" w:bidi="sw_KE"/>
+        </w:rPr>
+        <w:t>19:6</w:t>
+      </w:r>
+      <w:r>
+        <w:rPr>
+          <w:lang w:val="sw_KE" w:bidi="sw_KE"/>
+        </w:rPr>
+        <w:t xml:space="preserve">; </w:t>
+      </w:r>
+      <w:r>
+        <w:rPr>
+          <w:lang w:val="sw_KE" w:bidi="sw_KE"/>
+        </w:rPr>
+        <w:t>20:23</w:t>
+      </w:r>
+      <w:r>
+        <w:rPr>
+          <w:lang w:val="sw_KE" w:bidi="sw_KE"/>
+        </w:rPr>
+        <w:t xml:space="preserve">; </w:t>
+      </w:r>
+      <w:r>
+        <w:rPr>
+          <w:lang w:val="sw_KE" w:bidi="sw_KE"/>
+        </w:rPr>
+        <w:t>Matendo 21:9–11</w:t>
+      </w:r>
+      <w:r>
+        <w:rPr>
+          <w:lang w:val="sw_KE" w:bidi="sw_KE"/>
+        </w:rPr>
+        <w:t xml:space="preserve">; </w:t>
+      </w:r>
+      <w:r>
+        <w:rPr>
+          <w:lang w:val="sw_KE" w:bidi="sw_KE"/>
+        </w:rPr>
+        <w:t>Warumi 12:6</w:t>
+      </w:r>
+      <w:r>
+        <w:rPr>
+          <w:lang w:val="sw_KE" w:bidi="sw_KE"/>
+        </w:rPr>
+        <w:t xml:space="preserve">; </w:t>
+      </w:r>
+      <w:r>
+        <w:rPr>
+          <w:lang w:val="sw_KE" w:bidi="sw_KE"/>
+        </w:rPr>
+        <w:t>1 Wakorintho 11:5</w:t>
+      </w:r>
+      <w:r>
+        <w:rPr>
+          <w:lang w:val="sw_KE" w:bidi="sw_KE"/>
+        </w:rPr>
+        <w:t xml:space="preserve">; </w:t>
+      </w:r>
+      <w:r>
+        <w:rPr>
+          <w:lang w:val="sw_KE" w:bidi="sw_KE"/>
+        </w:rPr>
+        <w:t>12:4–11</w:t>
+      </w:r>
+      <w:r>
+        <w:rPr>
+          <w:lang w:val="sw_KE" w:bidi="sw_KE"/>
+        </w:rPr>
+        <w:t xml:space="preserve">; </w:t>
+      </w:r>
+      <w:r>
+        <w:rPr>
+          <w:lang w:val="sw_KE" w:bidi="sw_KE"/>
+        </w:rPr>
+        <w:t>14:1–40</w:t>
+      </w:r>
+      <w:r>
+        <w:rPr>
+          <w:lang w:val="sw_KE" w:bidi="sw_KE"/>
+        </w:rPr>
+        <w:t xml:space="preserve">; </w:t>
+      </w:r>
+      <w:r>
+        <w:rPr>
+          <w:lang w:val="sw_KE" w:bidi="sw_KE"/>
+        </w:rPr>
+        <w:t>Waefeso 4:11–13</w:t>
+      </w:r>
+      <w:r>
+        <w:rPr>
+          <w:lang w:val="sw_KE" w:bidi="sw_KE"/>
+        </w:rPr>
+        <w:t xml:space="preserve">; </w:t>
+      </w:r>
+      <w:r>
+        <w:rPr>
+          <w:lang w:val="sw_KE" w:bidi="sw_KE"/>
+        </w:rPr>
+        <w:t>1 Wathesalonike 5:19–21</w:t>
+      </w:r>
+      <w:r>
+        <w:rPr>
+          <w:lang w:val="sw_KE" w:bidi="sw_KE"/>
+        </w:rPr>
+        <w:t xml:space="preserve">; </w:t>
+      </w:r>
+      <w:r>
+        <w:rPr>
+          <w:lang w:val="sw_KE" w:bidi="sw_KE"/>
+        </w:rPr>
+        <w:t>2 Petro 2:1</w:t>
+      </w:r>
+      <w:r>
+        <w:rPr>
+          <w:lang w:val="sw_KE" w:bidi="sw_KE"/>
+        </w:rPr>
+        <w:t xml:space="preserve">; </w:t>
+      </w:r>
+      <w:r>
+        <w:rPr>
+          <w:lang w:val="sw_KE" w:bidi="sw_KE"/>
+        </w:rPr>
+        <w:t>1 Yohana 4:1–3</w:t>
+      </w:r>
+      <w:r>
+        <w:rPr>
+          <w:lang w:val="sw_KE" w:bidi="sw_KE"/>
+        </w:rPr>
+        <w:t xml:space="preserve">; </w:t>
+      </w:r>
+      <w:r>
+        <w:rPr>
+          <w:lang w:val="sw_KE" w:bidi="sw_KE"/>
+        </w:rPr>
+        <w:t>Ufunuo 2:20–23</w:t>
+      </w:r>
+      <w:r>
+        <w:rPr>
+          <w:lang w:val="sw_KE" w:bidi="sw_KE"/>
+        </w:rPr>
+        <w:t xml:space="preserve">; </w:t>
+      </w:r>
+      <w:r>
+        <w:rPr>
+          <w:lang w:val="sw_KE" w:bidi="sw_KE"/>
+        </w:rPr>
+        <w:t>19:10</w:t>
+      </w:r>
       <w:r>
         <w:rPr>
           <w:lang w:val="sw_KE" w:bidi="sw_KE"/>
@@ -5533,72 +4021,48 @@
         </w:rPr>
         <w:t>Mateso ya mzee Ayubu yanatoa mfano. Marafiki zake walikubali mtazamo wa kitheolojia wa jadi uliosema matatizo ya Ayubu yalikuwa ushahidi dhidi yake (</w:t>
       </w:r>
-      <w:hyperlink r:id="rId173">
-        <w:r>
-          <w:rPr>
-            <w:lang w:val="sw_KE" w:bidi="sw_KE"/>
-          </w:rPr>
-          <w:rPr>
-            <w:color w:val="0000EE"/>
-            <w:u w:val="single"/>
-          </w:rPr>
-          <w:t>19:5</w:t>
-        </w:r>
-      </w:hyperlink>
+      <w:r>
+        <w:rPr>
+          <w:lang w:val="sw_KE" w:bidi="sw_KE"/>
+        </w:rPr>
+        <w:t>19:5</w:t>
+      </w:r>
       <w:r>
         <w:rPr>
           <w:lang w:val="sw_KE" w:bidi="sw_KE"/>
         </w:rPr>
         <w:t>). Walidai mateso yake yalikuwa adhabu kwa dhambi zake (</w:t>
       </w:r>
-      <w:hyperlink r:id="rId174">
-        <w:r>
-          <w:rPr>
-            <w:lang w:val="sw_KE" w:bidi="sw_KE"/>
-          </w:rPr>
-          <w:rPr>
-            <w:color w:val="0000EE"/>
-            <w:u w:val="single"/>
-          </w:rPr>
-          <w:t>4:7–9</w:t>
-        </w:r>
-      </w:hyperlink>
+      <w:r>
+        <w:rPr>
+          <w:lang w:val="sw_KE" w:bidi="sw_KE"/>
+        </w:rPr>
+        <w:t>4:7–9</w:t>
+      </w:r>
       <w:r>
         <w:rPr>
           <w:lang w:val="sw_KE" w:bidi="sw_KE"/>
         </w:rPr>
         <w:t>). Waliamini adhabu ya Ayubu ilikuwa pengine chini ya alivyostahili (</w:t>
       </w:r>
-      <w:hyperlink r:id="rId175">
-        <w:r>
-          <w:rPr>
-            <w:lang w:val="sw_KE" w:bidi="sw_KE"/>
-          </w:rPr>
-          <w:rPr>
-            <w:color w:val="0000EE"/>
-            <w:u w:val="single"/>
-          </w:rPr>
-          <w:t>11:6</w:t>
-        </w:r>
-      </w:hyperlink>
+      <w:r>
+        <w:rPr>
+          <w:lang w:val="sw_KE" w:bidi="sw_KE"/>
+        </w:rPr>
+        <w:t>11:6</w:t>
+      </w:r>
       <w:r>
         <w:rPr>
           <w:lang w:val="sw_KE" w:bidi="sw_KE"/>
         </w:rPr>
         <w:t>). Hata hivyo, uchambuzi wa Mungu wa maisha ya Ayubu ulithibitisha kuwa wazo hili halikuwa sahihi (</w:t>
       </w:r>
-      <w:hyperlink r:id="rId176">
-        <w:r>
-          <w:rPr>
-            <w:lang w:val="sw_KE" w:bidi="sw_KE"/>
-          </w:rPr>
-          <w:rPr>
-            <w:color w:val="0000EE"/>
-            <w:u w:val="single"/>
-          </w:rPr>
-          <w:t>42:7–8</w:t>
-        </w:r>
-      </w:hyperlink>
+      <w:r>
+        <w:rPr>
+          <w:lang w:val="sw_KE" w:bidi="sw_KE"/>
+        </w:rPr>
+        <w:t>42:7–8</w:t>
+      </w:r>
       <w:r>
         <w:rPr>
           <w:lang w:val="sw_KE" w:bidi="sw_KE"/>
@@ -5619,54 +4083,36 @@
         </w:rPr>
         <w:t>Ustawi wa kimwili haupingani kila mara na baraka za kiroho. Hata hivyo, tunapoona baraka kama faida ya kimwili, "shida za maisha haya, udanganyifu wa mali, na tamaa ya vitu vingine" mara nyingi hutukatisha tamaa kutoka kwa baraka za kiroho (</w:t>
       </w:r>
-      <w:hyperlink r:id="rId177">
-        <w:r>
-          <w:rPr>
-            <w:lang w:val="sw_KE" w:bidi="sw_KE"/>
-          </w:rPr>
-          <w:rPr>
-            <w:color w:val="0000EE"/>
-            <w:u w:val="single"/>
-          </w:rPr>
-          <w:t>Marko 4:19</w:t>
-        </w:r>
-      </w:hyperlink>
+      <w:r>
+        <w:rPr>
+          <w:lang w:val="sw_KE" w:bidi="sw_KE"/>
+        </w:rPr>
+        <w:t>Marko 4:19</w:t>
+      </w:r>
       <w:r>
         <w:rPr>
           <w:lang w:val="sw_KE" w:bidi="sw_KE"/>
         </w:rPr>
         <w:t xml:space="preserve">; tazama pia </w:t>
       </w:r>
-      <w:hyperlink r:id="rId178">
-        <w:r>
-          <w:rPr>
-            <w:lang w:val="sw_KE" w:bidi="sw_KE"/>
-          </w:rPr>
-          <w:rPr>
-            <w:color w:val="0000EE"/>
-            <w:u w:val="single"/>
-          </w:rPr>
-          <w:t>Luka 6:25</w:t>
-        </w:r>
-      </w:hyperlink>
+      <w:r>
+        <w:rPr>
+          <w:lang w:val="sw_KE" w:bidi="sw_KE"/>
+        </w:rPr>
+        <w:t>Luka 6:25</w:t>
+      </w:r>
       <w:r>
         <w:rPr>
           <w:lang w:val="sw_KE" w:bidi="sw_KE"/>
         </w:rPr>
         <w:t>). Tunaweza kwa urahisi kuwa na tamaa, wivu, na tamaa mbaya. Thamani yetu binafsi inaweza kutegemea kile tunachomiliki, hata kama bado tunadaiwa pesa juu yake. Mtazamo huu si wa Kikristo bali unaakisi njia ya kufikiri ya kidunia (</w:t>
       </w:r>
-      <w:hyperlink r:id="rId179">
-        <w:r>
-          <w:rPr>
-            <w:lang w:val="sw_KE" w:bidi="sw_KE"/>
-          </w:rPr>
-          <w:rPr>
-            <w:color w:val="0000EE"/>
-            <w:u w:val="single"/>
-          </w:rPr>
-          <w:t>1 Yohana 2:15–17</w:t>
-        </w:r>
-      </w:hyperlink>
+      <w:r>
+        <w:rPr>
+          <w:lang w:val="sw_KE" w:bidi="sw_KE"/>
+        </w:rPr>
+        <w:t>1 Yohana 2:15–17</w:t>
+      </w:r>
       <w:r>
         <w:rPr>
           <w:lang w:val="sw_KE" w:bidi="sw_KE"/>
@@ -5687,54 +4133,36 @@
         </w:rPr>
         <w:t>Katika mateso yake, Ayubu alibadilika kutoka kulalamika hadi kuonyesha unyenyekevu. Alitambua nguvu na haki za Mungu (</w:t>
       </w:r>
-      <w:hyperlink r:id="rId180">
-        <w:r>
-          <w:rPr>
-            <w:lang w:val="sw_KE" w:bidi="sw_KE"/>
-          </w:rPr>
-          <w:rPr>
-            <w:color w:val="0000EE"/>
-            <w:u w:val="single"/>
-          </w:rPr>
-          <w:t>Ayubu 40:4–5</w:t>
-        </w:r>
-      </w:hyperlink>
-      <w:r>
-        <w:rPr>
-          <w:lang w:val="sw_KE" w:bidi="sw_KE"/>
-        </w:rPr>
-        <w:t xml:space="preserve">; </w:t>
-      </w:r>
-      <w:hyperlink r:id="rId181">
-        <w:r>
-          <w:rPr>
-            <w:lang w:val="sw_KE" w:bidi="sw_KE"/>
-          </w:rPr>
-          <w:rPr>
-            <w:color w:val="0000EE"/>
-            <w:u w:val="single"/>
-          </w:rPr>
-          <w:t>42:2–6</w:t>
-        </w:r>
-      </w:hyperlink>
+      <w:r>
+        <w:rPr>
+          <w:lang w:val="sw_KE" w:bidi="sw_KE"/>
+        </w:rPr>
+        <w:t>Ayubu 40:4–5</w:t>
+      </w:r>
+      <w:r>
+        <w:rPr>
+          <w:lang w:val="sw_KE" w:bidi="sw_KE"/>
+        </w:rPr>
+        <w:t xml:space="preserve">; </w:t>
+      </w:r>
+      <w:r>
+        <w:rPr>
+          <w:lang w:val="sw_KE" w:bidi="sw_KE"/>
+        </w:rPr>
+        <w:t>42:2–6</w:t>
+      </w:r>
       <w:r>
         <w:rPr>
           <w:lang w:val="sw_KE" w:bidi="sw_KE"/>
         </w:rPr>
         <w:t>). Sisi pia tunaweza kuona matatizo kama fursa za kukua kiroho (</w:t>
       </w:r>
-      <w:hyperlink r:id="rId182">
-        <w:r>
-          <w:rPr>
-            <w:lang w:val="sw_KE" w:bidi="sw_KE"/>
-          </w:rPr>
-          <w:rPr>
-            <w:color w:val="0000EE"/>
-            <w:u w:val="single"/>
-          </w:rPr>
-          <w:t>Yakobo 1:2–4</w:t>
-        </w:r>
-      </w:hyperlink>
+      <w:r>
+        <w:rPr>
+          <w:lang w:val="sw_KE" w:bidi="sw_KE"/>
+        </w:rPr>
+        <w:t>Yakobo 1:2–4</w:t>
+      </w:r>
       <w:r>
         <w:rPr>
           <w:lang w:val="sw_KE" w:bidi="sw_KE"/>
@@ -5764,432 +4192,288 @@
           <w:lang w:val="sw_KE" w:bidi="sw_KE"/>
         </w:rPr>
       </w:r>
-      <w:hyperlink r:id="rId183">
-        <w:r>
-          <w:rPr>
-            <w:lang w:val="sw_KE" w:bidi="sw_KE"/>
-          </w:rPr>
-          <w:rPr>
-            <w:color w:val="0000EE"/>
-            <w:u w:val="single"/>
-          </w:rPr>
-          <w:t>Mwanzo 13:2</w:t>
-        </w:r>
-      </w:hyperlink>
-      <w:r>
-        <w:rPr>
-          <w:lang w:val="sw_KE" w:bidi="sw_KE"/>
-        </w:rPr>
-        <w:t xml:space="preserve">; </w:t>
-      </w:r>
-      <w:hyperlink r:id="rId184">
-        <w:r>
-          <w:rPr>
-            <w:lang w:val="sw_KE" w:bidi="sw_KE"/>
-          </w:rPr>
-          <w:rPr>
-            <w:color w:val="0000EE"/>
-            <w:u w:val="single"/>
-          </w:rPr>
-          <w:t>1 Wafalme 10:23</w:t>
-        </w:r>
-      </w:hyperlink>
-      <w:r>
-        <w:rPr>
-          <w:lang w:val="sw_KE" w:bidi="sw_KE"/>
-        </w:rPr>
-        <w:t xml:space="preserve">; </w:t>
-      </w:r>
-      <w:hyperlink r:id="rId174">
-        <w:r>
-          <w:rPr>
-            <w:lang w:val="sw_KE" w:bidi="sw_KE"/>
-          </w:rPr>
-          <w:rPr>
-            <w:color w:val="0000EE"/>
-            <w:u w:val="single"/>
-          </w:rPr>
-          <w:t>Ayubu 4:7–9</w:t>
-        </w:r>
-      </w:hyperlink>
-      <w:r>
-        <w:rPr>
-          <w:lang w:val="sw_KE" w:bidi="sw_KE"/>
-        </w:rPr>
-        <w:t xml:space="preserve">; </w:t>
-      </w:r>
-      <w:hyperlink r:id="rId175">
-        <w:r>
-          <w:rPr>
-            <w:lang w:val="sw_KE" w:bidi="sw_KE"/>
-          </w:rPr>
-          <w:rPr>
-            <w:color w:val="0000EE"/>
-            <w:u w:val="single"/>
-          </w:rPr>
-          <w:t>11:6</w:t>
-        </w:r>
-      </w:hyperlink>
-      <w:r>
-        <w:rPr>
-          <w:lang w:val="sw_KE" w:bidi="sw_KE"/>
-        </w:rPr>
-        <w:t xml:space="preserve">; </w:t>
-      </w:r>
-      <w:hyperlink r:id="rId173">
-        <w:r>
-          <w:rPr>
-            <w:lang w:val="sw_KE" w:bidi="sw_KE"/>
-          </w:rPr>
-          <w:rPr>
-            <w:color w:val="0000EE"/>
-            <w:u w:val="single"/>
-          </w:rPr>
-          <w:t>19:5</w:t>
-        </w:r>
-      </w:hyperlink>
-      <w:r>
-        <w:rPr>
-          <w:lang w:val="sw_KE" w:bidi="sw_KE"/>
-        </w:rPr>
-        <w:t xml:space="preserve">; </w:t>
-      </w:r>
-      <w:hyperlink r:id="rId185">
-        <w:r>
-          <w:rPr>
-            <w:lang w:val="sw_KE" w:bidi="sw_KE"/>
-          </w:rPr>
-          <w:rPr>
-            <w:color w:val="0000EE"/>
-            <w:u w:val="single"/>
-          </w:rPr>
-          <w:t>Zaburi 49:16–20</w:t>
-        </w:r>
-      </w:hyperlink>
-      <w:r>
-        <w:rPr>
-          <w:lang w:val="sw_KE" w:bidi="sw_KE"/>
-        </w:rPr>
-        <w:t xml:space="preserve">; </w:t>
-      </w:r>
-      <w:hyperlink r:id="rId43">
-        <w:r>
-          <w:rPr>
-            <w:lang w:val="sw_KE" w:bidi="sw_KE"/>
-          </w:rPr>
-          <w:rPr>
-            <w:color w:val="0000EE"/>
-            <w:u w:val="single"/>
-          </w:rPr>
-          <w:t>73:1–28</w:t>
-        </w:r>
-      </w:hyperlink>
-      <w:r>
-        <w:rPr>
-          <w:lang w:val="sw_KE" w:bidi="sw_KE"/>
-        </w:rPr>
-        <w:t xml:space="preserve">; </w:t>
-      </w:r>
-      <w:hyperlink r:id="rId186">
-        <w:r>
-          <w:rPr>
-            <w:lang w:val="sw_KE" w:bidi="sw_KE"/>
-          </w:rPr>
-          <w:rPr>
-            <w:color w:val="0000EE"/>
-            <w:u w:val="single"/>
-          </w:rPr>
-          <w:t>Mithali 14:20</w:t>
-        </w:r>
-      </w:hyperlink>
-      <w:r>
-        <w:rPr>
-          <w:lang w:val="sw_KE" w:bidi="sw_KE"/>
-        </w:rPr>
-        <w:t xml:space="preserve">; </w:t>
-      </w:r>
-      <w:hyperlink r:id="rId187">
-        <w:r>
-          <w:rPr>
-            <w:lang w:val="sw_KE" w:bidi="sw_KE"/>
-          </w:rPr>
-          <w:rPr>
-            <w:color w:val="0000EE"/>
-            <w:u w:val="single"/>
-          </w:rPr>
-          <w:t>18:11</w:t>
-        </w:r>
-      </w:hyperlink>
-      <w:r>
-        <w:rPr>
-          <w:lang w:val="sw_KE" w:bidi="sw_KE"/>
-        </w:rPr>
-        <w:t xml:space="preserve">; </w:t>
-      </w:r>
-      <w:hyperlink r:id="rId188">
-        <w:r>
-          <w:rPr>
-            <w:lang w:val="sw_KE" w:bidi="sw_KE"/>
-          </w:rPr>
-          <w:rPr>
-            <w:color w:val="0000EE"/>
-            <w:u w:val="single"/>
-          </w:rPr>
-          <w:t>28:11</w:t>
-        </w:r>
-      </w:hyperlink>
-      <w:r>
-        <w:rPr>
-          <w:lang w:val="sw_KE" w:bidi="sw_KE"/>
-        </w:rPr>
-        <w:t xml:space="preserve">; </w:t>
-      </w:r>
-      <w:hyperlink r:id="rId189">
-        <w:r>
-          <w:rPr>
-            <w:lang w:val="sw_KE" w:bidi="sw_KE"/>
-          </w:rPr>
-          <w:rPr>
-            <w:color w:val="0000EE"/>
-            <w:u w:val="single"/>
-          </w:rPr>
-          <w:t>Mhubiri 5:10–20</w:t>
-        </w:r>
-      </w:hyperlink>
-      <w:r>
-        <w:rPr>
-          <w:lang w:val="sw_KE" w:bidi="sw_KE"/>
-        </w:rPr>
-        <w:t xml:space="preserve">; </w:t>
-      </w:r>
-      <w:hyperlink r:id="rId190">
-        <w:r>
-          <w:rPr>
-            <w:lang w:val="sw_KE" w:bidi="sw_KE"/>
-          </w:rPr>
-          <w:rPr>
-            <w:color w:val="0000EE"/>
-            <w:u w:val="single"/>
-          </w:rPr>
-          <w:t>Yeremia 17:11</w:t>
-        </w:r>
-      </w:hyperlink>
-      <w:r>
-        <w:rPr>
-          <w:lang w:val="sw_KE" w:bidi="sw_KE"/>
-        </w:rPr>
-        <w:t xml:space="preserve">; </w:t>
-      </w:r>
-      <w:hyperlink r:id="rId191">
-        <w:r>
-          <w:rPr>
-            <w:lang w:val="sw_KE" w:bidi="sw_KE"/>
-          </w:rPr>
-          <w:rPr>
-            <w:color w:val="0000EE"/>
-            <w:u w:val="single"/>
-          </w:rPr>
-          <w:t>Sefania 1:18</w:t>
-        </w:r>
-      </w:hyperlink>
-      <w:r>
-        <w:rPr>
-          <w:lang w:val="sw_KE" w:bidi="sw_KE"/>
-        </w:rPr>
-        <w:t xml:space="preserve">; </w:t>
-      </w:r>
-      <w:hyperlink r:id="rId192">
-        <w:r>
-          <w:rPr>
-            <w:lang w:val="sw_KE" w:bidi="sw_KE"/>
-          </w:rPr>
-          <w:rPr>
-            <w:color w:val="0000EE"/>
-            <w:u w:val="single"/>
-          </w:rPr>
-          <w:t>Mathayo 27:57</w:t>
-        </w:r>
-      </w:hyperlink>
-      <w:r>
-        <w:rPr>
-          <w:lang w:val="sw_KE" w:bidi="sw_KE"/>
-        </w:rPr>
-        <w:t xml:space="preserve">; </w:t>
-      </w:r>
-      <w:hyperlink r:id="rId177">
-        <w:r>
-          <w:rPr>
-            <w:lang w:val="sw_KE" w:bidi="sw_KE"/>
-          </w:rPr>
-          <w:rPr>
-            <w:color w:val="0000EE"/>
-            <w:u w:val="single"/>
-          </w:rPr>
-          <w:t>Marko 4:19</w:t>
-        </w:r>
-      </w:hyperlink>
-      <w:r>
-        <w:rPr>
-          <w:lang w:val="sw_KE" w:bidi="sw_KE"/>
-        </w:rPr>
-        <w:t xml:space="preserve">; </w:t>
-      </w:r>
-      <w:hyperlink r:id="rId193">
-        <w:r>
-          <w:rPr>
-            <w:lang w:val="sw_KE" w:bidi="sw_KE"/>
-          </w:rPr>
-          <w:rPr>
-            <w:color w:val="0000EE"/>
-            <w:u w:val="single"/>
-          </w:rPr>
-          <w:t>10:17–25</w:t>
-        </w:r>
-      </w:hyperlink>
-      <w:r>
-        <w:rPr>
-          <w:lang w:val="sw_KE" w:bidi="sw_KE"/>
-        </w:rPr>
-        <w:t xml:space="preserve">; </w:t>
-      </w:r>
-      <w:hyperlink r:id="rId194">
-        <w:r>
-          <w:rPr>
-            <w:lang w:val="sw_KE" w:bidi="sw_KE"/>
-          </w:rPr>
-          <w:rPr>
-            <w:color w:val="0000EE"/>
-            <w:u w:val="single"/>
-          </w:rPr>
-          <w:t>Luka 6:24–25</w:t>
-        </w:r>
-      </w:hyperlink>
-      <w:r>
-        <w:rPr>
-          <w:lang w:val="sw_KE" w:bidi="sw_KE"/>
-        </w:rPr>
-        <w:t xml:space="preserve">; </w:t>
-      </w:r>
-      <w:hyperlink r:id="rId195">
-        <w:r>
-          <w:rPr>
-            <w:lang w:val="sw_KE" w:bidi="sw_KE"/>
-          </w:rPr>
-          <w:rPr>
-            <w:color w:val="0000EE"/>
-            <w:u w:val="single"/>
-          </w:rPr>
-          <w:t>16:10–31</w:t>
-        </w:r>
-      </w:hyperlink>
-      <w:r>
-        <w:rPr>
-          <w:lang w:val="sw_KE" w:bidi="sw_KE"/>
-        </w:rPr>
-        <w:t xml:space="preserve">; </w:t>
-      </w:r>
-      <w:hyperlink r:id="rId196">
-        <w:r>
-          <w:rPr>
-            <w:lang w:val="sw_KE" w:bidi="sw_KE"/>
-          </w:rPr>
-          <w:rPr>
-            <w:color w:val="0000EE"/>
-            <w:u w:val="single"/>
-          </w:rPr>
-          <w:t>1 Timotheo 6:17</w:t>
-        </w:r>
-      </w:hyperlink>
-      <w:r>
-        <w:rPr>
-          <w:lang w:val="sw_KE" w:bidi="sw_KE"/>
-        </w:rPr>
-        <w:t xml:space="preserve">; </w:t>
-      </w:r>
-      <w:hyperlink r:id="rId182">
-        <w:r>
-          <w:rPr>
-            <w:lang w:val="sw_KE" w:bidi="sw_KE"/>
-          </w:rPr>
-          <w:rPr>
-            <w:color w:val="0000EE"/>
-            <w:u w:val="single"/>
-          </w:rPr>
-          <w:t>Yakobo 1:2–4</w:t>
-        </w:r>
-      </w:hyperlink>
+      <w:r>
+        <w:rPr>
+          <w:lang w:val="sw_KE" w:bidi="sw_KE"/>
+        </w:rPr>
+        <w:t>Mwanzo 13:2</w:t>
+      </w:r>
+      <w:r>
+        <w:rPr>
+          <w:lang w:val="sw_KE" w:bidi="sw_KE"/>
+        </w:rPr>
+        <w:t xml:space="preserve">; </w:t>
+      </w:r>
+      <w:r>
+        <w:rPr>
+          <w:lang w:val="sw_KE" w:bidi="sw_KE"/>
+        </w:rPr>
+        <w:t>1 Wafalme 10:23</w:t>
+      </w:r>
+      <w:r>
+        <w:rPr>
+          <w:lang w:val="sw_KE" w:bidi="sw_KE"/>
+        </w:rPr>
+        <w:t xml:space="preserve">; </w:t>
+      </w:r>
+      <w:r>
+        <w:rPr>
+          <w:lang w:val="sw_KE" w:bidi="sw_KE"/>
+        </w:rPr>
+        <w:t>Ayubu 4:7–9</w:t>
+      </w:r>
+      <w:r>
+        <w:rPr>
+          <w:lang w:val="sw_KE" w:bidi="sw_KE"/>
+        </w:rPr>
+        <w:t xml:space="preserve">; </w:t>
+      </w:r>
+      <w:r>
+        <w:rPr>
+          <w:lang w:val="sw_KE" w:bidi="sw_KE"/>
+        </w:rPr>
+        <w:t>11:6</w:t>
+      </w:r>
+      <w:r>
+        <w:rPr>
+          <w:lang w:val="sw_KE" w:bidi="sw_KE"/>
+        </w:rPr>
+        <w:t xml:space="preserve">; </w:t>
+      </w:r>
+      <w:r>
+        <w:rPr>
+          <w:lang w:val="sw_KE" w:bidi="sw_KE"/>
+        </w:rPr>
+        <w:t>19:5</w:t>
+      </w:r>
+      <w:r>
+        <w:rPr>
+          <w:lang w:val="sw_KE" w:bidi="sw_KE"/>
+        </w:rPr>
+        <w:t xml:space="preserve">; </w:t>
+      </w:r>
+      <w:r>
+        <w:rPr>
+          <w:lang w:val="sw_KE" w:bidi="sw_KE"/>
+        </w:rPr>
+        <w:t>Zaburi 49:16–20</w:t>
+      </w:r>
+      <w:r>
+        <w:rPr>
+          <w:lang w:val="sw_KE" w:bidi="sw_KE"/>
+        </w:rPr>
+        <w:t xml:space="preserve">; </w:t>
+      </w:r>
+      <w:r>
+        <w:rPr>
+          <w:lang w:val="sw_KE" w:bidi="sw_KE"/>
+        </w:rPr>
+        <w:t>73:1–28</w:t>
+      </w:r>
+      <w:r>
+        <w:rPr>
+          <w:lang w:val="sw_KE" w:bidi="sw_KE"/>
+        </w:rPr>
+        <w:t xml:space="preserve">; </w:t>
+      </w:r>
+      <w:r>
+        <w:rPr>
+          <w:lang w:val="sw_KE" w:bidi="sw_KE"/>
+        </w:rPr>
+        <w:t>Mithali 14:20</w:t>
+      </w:r>
+      <w:r>
+        <w:rPr>
+          <w:lang w:val="sw_KE" w:bidi="sw_KE"/>
+        </w:rPr>
+        <w:t xml:space="preserve">; </w:t>
+      </w:r>
+      <w:r>
+        <w:rPr>
+          <w:lang w:val="sw_KE" w:bidi="sw_KE"/>
+        </w:rPr>
+        <w:t>18:11</w:t>
+      </w:r>
+      <w:r>
+        <w:rPr>
+          <w:lang w:val="sw_KE" w:bidi="sw_KE"/>
+        </w:rPr>
+        <w:t xml:space="preserve">; </w:t>
+      </w:r>
+      <w:r>
+        <w:rPr>
+          <w:lang w:val="sw_KE" w:bidi="sw_KE"/>
+        </w:rPr>
+        <w:t>28:11</w:t>
+      </w:r>
+      <w:r>
+        <w:rPr>
+          <w:lang w:val="sw_KE" w:bidi="sw_KE"/>
+        </w:rPr>
+        <w:t xml:space="preserve">; </w:t>
+      </w:r>
+      <w:r>
+        <w:rPr>
+          <w:lang w:val="sw_KE" w:bidi="sw_KE"/>
+        </w:rPr>
+        <w:t>Mhubiri 5:10–20</w:t>
+      </w:r>
+      <w:r>
+        <w:rPr>
+          <w:lang w:val="sw_KE" w:bidi="sw_KE"/>
+        </w:rPr>
+        <w:t xml:space="preserve">; </w:t>
+      </w:r>
+      <w:r>
+        <w:rPr>
+          <w:lang w:val="sw_KE" w:bidi="sw_KE"/>
+        </w:rPr>
+        <w:t>Yeremia 17:11</w:t>
+      </w:r>
+      <w:r>
+        <w:rPr>
+          <w:lang w:val="sw_KE" w:bidi="sw_KE"/>
+        </w:rPr>
+        <w:t xml:space="preserve">; </w:t>
+      </w:r>
+      <w:r>
+        <w:rPr>
+          <w:lang w:val="sw_KE" w:bidi="sw_KE"/>
+        </w:rPr>
+        <w:t>Sefania 1:18</w:t>
+      </w:r>
+      <w:r>
+        <w:rPr>
+          <w:lang w:val="sw_KE" w:bidi="sw_KE"/>
+        </w:rPr>
+        <w:t xml:space="preserve">; </w:t>
+      </w:r>
+      <w:r>
+        <w:rPr>
+          <w:lang w:val="sw_KE" w:bidi="sw_KE"/>
+        </w:rPr>
+        <w:t>Mathayo 27:57</w:t>
+      </w:r>
+      <w:r>
+        <w:rPr>
+          <w:lang w:val="sw_KE" w:bidi="sw_KE"/>
+        </w:rPr>
+        <w:t xml:space="preserve">; </w:t>
+      </w:r>
+      <w:r>
+        <w:rPr>
+          <w:lang w:val="sw_KE" w:bidi="sw_KE"/>
+        </w:rPr>
+        <w:t>Marko 4:19</w:t>
+      </w:r>
+      <w:r>
+        <w:rPr>
+          <w:lang w:val="sw_KE" w:bidi="sw_KE"/>
+        </w:rPr>
+        <w:t xml:space="preserve">; </w:t>
+      </w:r>
+      <w:r>
+        <w:rPr>
+          <w:lang w:val="sw_KE" w:bidi="sw_KE"/>
+        </w:rPr>
+        <w:t>10:17–25</w:t>
+      </w:r>
+      <w:r>
+        <w:rPr>
+          <w:lang w:val="sw_KE" w:bidi="sw_KE"/>
+        </w:rPr>
+        <w:t xml:space="preserve">; </w:t>
+      </w:r>
+      <w:r>
+        <w:rPr>
+          <w:lang w:val="sw_KE" w:bidi="sw_KE"/>
+        </w:rPr>
+        <w:t>Luka 6:24–25</w:t>
+      </w:r>
+      <w:r>
+        <w:rPr>
+          <w:lang w:val="sw_KE" w:bidi="sw_KE"/>
+        </w:rPr>
+        <w:t xml:space="preserve">; </w:t>
+      </w:r>
+      <w:r>
+        <w:rPr>
+          <w:lang w:val="sw_KE" w:bidi="sw_KE"/>
+        </w:rPr>
+        <w:t>16:10–31</w:t>
+      </w:r>
+      <w:r>
+        <w:rPr>
+          <w:lang w:val="sw_KE" w:bidi="sw_KE"/>
+        </w:rPr>
+        <w:t xml:space="preserve">; </w:t>
+      </w:r>
+      <w:r>
+        <w:rPr>
+          <w:lang w:val="sw_KE" w:bidi="sw_KE"/>
+        </w:rPr>
+        <w:t>1 Timotheo 6:17</w:t>
+      </w:r>
+      <w:r>
+        <w:rPr>
+          <w:lang w:val="sw_KE" w:bidi="sw_KE"/>
+        </w:rPr>
+        <w:t xml:space="preserve">; </w:t>
+      </w:r>
+      <w:r>
+        <w:rPr>
+          <w:lang w:val="sw_KE" w:bidi="sw_KE"/>
+        </w:rPr>
+        <w:t>Yakobo 1:2–4</w:t>
+      </w:r>
       <w:r>
         <w:rPr>
           <w:lang w:val="sw_KE" w:bidi="sw_KE"/>
         </w:rPr>
         <w:t xml:space="preserve">, </w:t>
       </w:r>
-      <w:hyperlink r:id="rId197">
-        <w:r>
-          <w:rPr>
-            <w:lang w:val="sw_KE" w:bidi="sw_KE"/>
-          </w:rPr>
-          <w:rPr>
-            <w:color w:val="0000EE"/>
-            <w:u w:val="single"/>
-          </w:rPr>
-          <w:t>9</w:t>
-        </w:r>
-      </w:hyperlink>
-      <w:r>
-        <w:rPr>
-          <w:lang w:val="sw_KE" w:bidi="sw_KE"/>
-        </w:rPr>
-        <w:t xml:space="preserve">; </w:t>
-      </w:r>
-      <w:hyperlink r:id="rId198">
-        <w:r>
-          <w:rPr>
-            <w:lang w:val="sw_KE" w:bidi="sw_KE"/>
-          </w:rPr>
-          <w:rPr>
-            <w:color w:val="0000EE"/>
-            <w:u w:val="single"/>
-          </w:rPr>
-          <w:t>5:1</w:t>
-        </w:r>
-      </w:hyperlink>
-      <w:r>
-        <w:rPr>
-          <w:lang w:val="sw_KE" w:bidi="sw_KE"/>
-        </w:rPr>
-        <w:t xml:space="preserve">; </w:t>
-      </w:r>
-      <w:hyperlink r:id="rId199">
-        <w:r>
-          <w:rPr>
-            <w:lang w:val="sw_KE" w:bidi="sw_KE"/>
-          </w:rPr>
-          <w:rPr>
-            <w:color w:val="0000EE"/>
-            <w:u w:val="single"/>
-          </w:rPr>
-          <w:t>1 Yohana 2:16</w:t>
-        </w:r>
-      </w:hyperlink>
-      <w:r>
-        <w:rPr>
-          <w:lang w:val="sw_KE" w:bidi="sw_KE"/>
-        </w:rPr>
-        <w:t xml:space="preserve">; </w:t>
-      </w:r>
-      <w:hyperlink r:id="rId200">
-        <w:r>
-          <w:rPr>
-            <w:lang w:val="sw_KE" w:bidi="sw_KE"/>
-          </w:rPr>
-          <w:rPr>
-            <w:color w:val="0000EE"/>
-            <w:u w:val="single"/>
-          </w:rPr>
-          <w:t>3 Yohana 1:2</w:t>
-        </w:r>
-      </w:hyperlink>
+      <w:r>
+        <w:rPr>
+          <w:lang w:val="sw_KE" w:bidi="sw_KE"/>
+        </w:rPr>
+        <w:t>9</w:t>
+      </w:r>
+      <w:r>
+        <w:rPr>
+          <w:lang w:val="sw_KE" w:bidi="sw_KE"/>
+        </w:rPr>
+        <w:t xml:space="preserve">; </w:t>
+      </w:r>
+      <w:r>
+        <w:rPr>
+          <w:lang w:val="sw_KE" w:bidi="sw_KE"/>
+        </w:rPr>
+        <w:t>5:1</w:t>
+      </w:r>
+      <w:r>
+        <w:rPr>
+          <w:lang w:val="sw_KE" w:bidi="sw_KE"/>
+        </w:rPr>
+        <w:t xml:space="preserve">; </w:t>
+      </w:r>
+      <w:r>
+        <w:rPr>
+          <w:lang w:val="sw_KE" w:bidi="sw_KE"/>
+        </w:rPr>
+        <w:t>1 Yohana 2:16</w:t>
+      </w:r>
+      <w:r>
+        <w:rPr>
+          <w:lang w:val="sw_KE" w:bidi="sw_KE"/>
+        </w:rPr>
+        <w:t xml:space="preserve">; </w:t>
+      </w:r>
+      <w:r>
+        <w:rPr>
+          <w:lang w:val="sw_KE" w:bidi="sw_KE"/>
+        </w:rPr>
+        <w:t>3 Yohana 1:2</w:t>
+      </w:r>
       <w:r>
         <w:rPr>
           <w:lang w:val="sw_KE" w:bidi="sw_KE"/>
